--- a/TS Jatai Ghanam Project/TS 2.4/TS 2.4 Jatai Tamil Corrections.docx
+++ b/TS Jatai Ghanam Project/TS 2.4/TS 2.4 Jatai Tamil Corrections.docx
@@ -1,7 +1,2353 @@
 
 <file path=word/document.xml><?xml version="1.0" encoding="utf-8"?>
-<w:document xmlns:wpc="http://schemas.microsoft.com/office/word/2010/wordprocessingCanvas" xmlns:cx="http://schemas.microsoft.com/office/drawing/2014/chartex" xmlns:cx1="http://schemas.microsoft.com/office/drawing/2015/9/8/chartex" xmlns:cx2="http://schemas.microsoft.com/office/drawing/2015/10/21/chartex" xmlns:cx3="http://schemas.microsoft.com/office/drawing/2016/5/9/chartex" xmlns:cx4="http://schemas.microsoft.com/office/drawing/2016/5/10/chartex" xmlns:cx5="http://schemas.microsoft.com/office/drawing/2016/5/11/chartex" xmlns:cx6="http://schemas.microsoft.com/office/drawing/2016/5/12/chartex" xmlns:cx7="http://schemas.microsoft.com/office/drawing/2016/5/13/chartex" xmlns:cx8="http://schemas.microsoft.com/office/drawing/2016/5/14/chartex" xmlns:mc="http://schemas.openxmlformats.org/markup-compatibility/2006" xmlns:aink="http://schemas.microsoft.com/office/drawing/2016/ink" xmlns:am3d="http://schemas.microsoft.com/office/drawing/2017/model3d" xmlns:o="urn:schemas-microsoft-com:office:office" xmlns:oel="http://schemas.microsoft.com/office/2019/extlst" xmlns:r="http://schemas.openxmlformats.org/officeDocument/2006/relationships" xmlns:m="http://schemas.openxmlformats.org/officeDocument/2006/math" xmlns:v="urn:schemas-microsoft-com:vml" xmlns:wp14="http://schemas.microsoft.com/office/word/2010/wordprocessingDrawing" xmlns:wp="http://schemas.openxmlformats.org/drawingml/2006/wordprocessingDrawing" xmlns:w10="urn:schemas-microsoft-com:office:word" xmlns:w="http://schemas.openxmlformats.org/wordprocessingml/2006/main" xmlns:w14="http://schemas.microsoft.com/office/word/2010/wordml" xmlns:w15="http://schemas.microsoft.com/office/word/2012/wordml" xmlns:w16cex="http://schemas.microsoft.com/office/word/2018/wordml/cex" xmlns:w16cid="http://schemas.microsoft.com/office/word/2016/wordml/cid" xmlns:w16="http://schemas.microsoft.com/office/word/2018/wordml" xmlns:w16sdtdh="http://schemas.microsoft.com/office/word/2020/wordml/sdtdatahash" xmlns:w16se="http://schemas.microsoft.com/office/word/2015/wordml/symex" xmlns:wpg="http://schemas.microsoft.com/office/word/2010/wordprocessingGroup" xmlns:wpi="http://schemas.microsoft.com/office/word/2010/wordprocessingInk" xmlns:wne="http://schemas.microsoft.com/office/word/2006/wordml" xmlns:wps="http://schemas.microsoft.com/office/word/2010/wordprocessingShape" mc:Ignorable="w14 w15 w16se w16cid w16 w16cex w16sdtdh wp14">
+<w:document xmlns:wpc="http://schemas.microsoft.com/office/word/2010/wordprocessingCanvas" xmlns:cx="http://schemas.microsoft.com/office/drawing/2014/chartex" xmlns:cx1="http://schemas.microsoft.com/office/drawing/2015/9/8/chartex" xmlns:cx2="http://schemas.microsoft.com/office/drawing/2015/10/21/chartex" xmlns:cx3="http://schemas.microsoft.com/office/drawing/2016/5/9/chartex" xmlns:cx4="http://schemas.microsoft.com/office/drawing/2016/5/10/chartex" xmlns:cx5="http://schemas.microsoft.com/office/drawing/2016/5/11/chartex" xmlns:cx6="http://schemas.microsoft.com/office/drawing/2016/5/12/chartex" xmlns:cx7="http://schemas.microsoft.com/office/drawing/2016/5/13/chartex" xmlns:cx8="http://schemas.microsoft.com/office/drawing/2016/5/14/chartex" xmlns:mc="http://schemas.openxmlformats.org/markup-compatibility/2006" xmlns:aink="http://schemas.microsoft.com/office/drawing/2016/ink" xmlns:am3d="http://schemas.microsoft.com/office/drawing/2017/model3d" xmlns:o="urn:schemas-microsoft-com:office:office" xmlns:oel="http://schemas.microsoft.com/office/2019/extlst" xmlns:r="http://schemas.openxmlformats.org/officeDocument/2006/relationships" xmlns:m="http://schemas.openxmlformats.org/officeDocument/2006/math" xmlns:v="urn:schemas-microsoft-com:vml" xmlns:wp14="http://schemas.microsoft.com/office/word/2010/wordprocessingDrawing" xmlns:wp="http://schemas.openxmlformats.org/drawingml/2006/wordprocessingDrawing" xmlns:w10="urn:schemas-microsoft-com:office:word" xmlns:w="http://schemas.openxmlformats.org/wordprocessingml/2006/main" xmlns:w14="http://schemas.microsoft.com/office/word/2010/wordml" xmlns:w15="http://schemas.microsoft.com/office/word/2012/wordml" xmlns:w16cex="http://schemas.microsoft.com/office/word/2018/wordml/cex" xmlns:w16cid="http://schemas.microsoft.com/office/word/2016/wordml/cid" xmlns:w16="http://schemas.microsoft.com/office/word/2018/wordml" xmlns:w16du="http://schemas.microsoft.com/office/word/2023/wordml/word16du" xmlns:w16sdtdh="http://schemas.microsoft.com/office/word/2020/wordml/sdtdatahash" xmlns:w16sdtfl="http://schemas.microsoft.com/office/word/2024/wordml/sdtformatlock" xmlns:w16se="http://schemas.microsoft.com/office/word/2015/wordml/symex" xmlns:wpg="http://schemas.microsoft.com/office/word/2010/wordprocessingGroup" xmlns:wpi="http://schemas.microsoft.com/office/word/2010/wordprocessingInk" xmlns:wne="http://schemas.microsoft.com/office/word/2006/wordml" xmlns:wps="http://schemas.microsoft.com/office/word/2010/wordprocessingShape" mc:Ignorable="w14 w15 w16se w16cid w16 w16cex w16sdtdh w16sdtfl w16du wp14">
   <w:body>
+    <w:p>
+      <w:pPr>
+        <w:spacing w:before="0" w:line="240" w:lineRule="auto"/>
+        <w:jc w:val="center"/>
+        <w:rPr>
+          <w:b/>
+          <w:bCs/>
+          <w:sz w:val="32"/>
+          <w:szCs w:val="32"/>
+          <w:u w:val="single"/>
+        </w:rPr>
+      </w:pPr>
+      <w:r>
+        <w:rPr>
+          <w:b/>
+          <w:bCs/>
+          <w:sz w:val="32"/>
+          <w:szCs w:val="32"/>
+          <w:u w:val="single"/>
+        </w:rPr>
+        <w:t xml:space="preserve">TS Jatai – TS 2.4 </w:t>
+      </w:r>
+      <w:r>
+        <w:rPr>
+          <w:b/>
+          <w:bCs/>
+          <w:sz w:val="32"/>
+          <w:szCs w:val="32"/>
+          <w:u w:val="single"/>
+        </w:rPr>
+        <w:t>Tamil</w:t>
+      </w:r>
+      <w:r>
+        <w:rPr>
+          <w:b/>
+          <w:bCs/>
+          <w:sz w:val="32"/>
+          <w:szCs w:val="32"/>
+          <w:u w:val="single"/>
+        </w:rPr>
+        <w:t xml:space="preserve"> </w:t>
+      </w:r>
+      <w:r>
+        <w:rPr>
+          <w:b/>
+          <w:bCs/>
+          <w:sz w:val="32"/>
+          <w:szCs w:val="32"/>
+          <w:u w:val="single"/>
+        </w:rPr>
+        <w:t xml:space="preserve">Corrections – Observed till </w:t>
+      </w:r>
+      <w:r>
+        <w:rPr>
+          <w:b/>
+          <w:bCs/>
+          <w:sz w:val="32"/>
+          <w:szCs w:val="32"/>
+          <w:highlight w:val="red"/>
+          <w:u w:val="single"/>
+        </w:rPr>
+        <w:t>??????</w:t>
+      </w:r>
+    </w:p>
+    <w:p>
+      <w:pPr>
+        <w:spacing w:before="0" w:line="240" w:lineRule="auto"/>
+        <w:jc w:val="center"/>
+        <w:rPr>
+          <w:b/>
+          <w:bCs/>
+          <w:sz w:val="28"/>
+          <w:szCs w:val="32"/>
+        </w:rPr>
+      </w:pPr>
+      <w:r>
+        <w:rPr>
+          <w:b/>
+          <w:bCs/>
+          <w:sz w:val="28"/>
+          <w:szCs w:val="32"/>
+        </w:rPr>
+        <w:t>(ignore those which are already incorporated in your book’s version and date)</w:t>
+      </w:r>
+    </w:p>
+    <w:tbl>
+      <w:tblPr>
+        <w:tblW w:w="14821" w:type="dxa"/>
+        <w:tblInd w:w="-792" w:type="dxa"/>
+        <w:tblBorders>
+          <w:top w:val="single" w:sz="4" w:space="0" w:color="000000"/>
+          <w:left w:val="single" w:sz="4" w:space="0" w:color="000000"/>
+          <w:bottom w:val="single" w:sz="4" w:space="0" w:color="000000"/>
+          <w:right w:val="single" w:sz="4" w:space="0" w:color="000000"/>
+          <w:insideH w:val="single" w:sz="4" w:space="0" w:color="000000"/>
+          <w:insideV w:val="single" w:sz="4" w:space="0" w:color="000000"/>
+        </w:tblBorders>
+        <w:tblLook w:val="04A0" w:firstRow="1" w:lastRow="0" w:firstColumn="1" w:lastColumn="0" w:noHBand="0" w:noVBand="1"/>
+      </w:tblPr>
+      <w:tblGrid>
+        <w:gridCol w:w="7308"/>
+        <w:gridCol w:w="7371"/>
+        <w:gridCol w:w="142"/>
+      </w:tblGrid>
+      <w:tr>
+        <w:trPr>
+          <w:gridAfter w:val="1"/>
+          <w:wAfter w:w="142" w:type="dxa"/>
+        </w:trPr>
+        <w:tc>
+          <w:tcPr>
+            <w:tcW w:w="7308" w:type="dxa"/>
+          </w:tcPr>
+          <w:p>
+            <w:pPr>
+              <w:spacing w:before="0" w:line="240" w:lineRule="auto"/>
+              <w:jc w:val="center"/>
+              <w:rPr>
+                <w:b/>
+                <w:sz w:val="32"/>
+                <w:szCs w:val="32"/>
+              </w:rPr>
+            </w:pPr>
+            <w:r>
+              <w:rPr>
+                <w:b/>
+                <w:sz w:val="32"/>
+                <w:szCs w:val="32"/>
+              </w:rPr>
+              <w:t>As Printed</w:t>
+            </w:r>
+          </w:p>
+        </w:tc>
+        <w:tc>
+          <w:tcPr>
+            <w:tcW w:w="7371" w:type="dxa"/>
+          </w:tcPr>
+          <w:p>
+            <w:pPr>
+              <w:spacing w:before="0" w:line="240" w:lineRule="auto"/>
+              <w:ind w:right="-18"/>
+              <w:jc w:val="center"/>
+              <w:rPr>
+                <w:b/>
+                <w:sz w:val="32"/>
+                <w:szCs w:val="32"/>
+              </w:rPr>
+            </w:pPr>
+            <w:r>
+              <w:rPr>
+                <w:b/>
+                <w:sz w:val="32"/>
+                <w:szCs w:val="32"/>
+              </w:rPr>
+              <w:t>To be read as or corrected as</w:t>
+            </w:r>
+            <w:r>
+              <w:rPr>
+                <w:b/>
+                <w:sz w:val="32"/>
+                <w:szCs w:val="32"/>
+              </w:rPr>
+              <w:t xml:space="preserve"> </w:t>
+            </w:r>
+          </w:p>
+        </w:tc>
+      </w:tr>
+      <w:tr>
+        <w:tc>
+          <w:tcPr>
+            <w:tcW w:w="7308" w:type="dxa"/>
+          </w:tcPr>
+          <w:p>
+            <w:pPr>
+              <w:widowControl w:val="0"/>
+              <w:autoSpaceDE w:val="0"/>
+              <w:autoSpaceDN w:val="0"/>
+              <w:adjustRightInd w:val="0"/>
+              <w:spacing w:line="240" w:lineRule="auto"/>
+              <w:rPr>
+                <w:rFonts w:ascii="BRH Devanagari Extra" w:hAnsi="BRH Devanagari Extra" w:cs="BRH Devanagari Extra"/>
+                <w:color w:val="000000"/>
+                <w:sz w:val="32"/>
+                <w:szCs w:val="40"/>
+              </w:rPr>
+            </w:pPr>
+            <w:r>
+              <w:rPr>
+                <w:rFonts w:cs="BRH Devanagari Extra"/>
+                <w:color w:val="000000"/>
+                <w:szCs w:val="40"/>
+              </w:rPr>
+              <w:t>17</w:t>
+            </w:r>
+            <w:r>
+              <w:rPr>
+                <w:rFonts w:ascii="BRH Devanagari Extra" w:hAnsi="BRH Devanagari Extra" w:cs="BRH Devanagari Extra"/>
+                <w:color w:val="000000"/>
+                <w:sz w:val="32"/>
+                <w:szCs w:val="40"/>
+              </w:rPr>
+              <w:t>)</w:t>
+            </w:r>
+            <w:r>
+              <w:rPr>
+                <w:rFonts w:ascii="BRH Devanagari Extra" w:hAnsi="BRH Devanagari Extra" w:cs="BRH Devanagari Extra"/>
+                <w:color w:val="000000"/>
+                <w:sz w:val="32"/>
+                <w:szCs w:val="40"/>
+              </w:rPr>
+              <w:tab/>
+            </w:r>
+            <w:r>
+              <w:rPr>
+                <w:rFonts w:cs="BRH Devanagari Extra"/>
+                <w:color w:val="000000"/>
+                <w:szCs w:val="40"/>
+              </w:rPr>
+              <w:t>2</w:t>
+            </w:r>
+            <w:r>
+              <w:rPr>
+                <w:rFonts w:ascii="BRH Devanagari Extra" w:hAnsi="BRH Devanagari Extra" w:cs="BRH Devanagari Extra"/>
+                <w:color w:val="000000"/>
+                <w:sz w:val="32"/>
+                <w:szCs w:val="40"/>
+              </w:rPr>
+              <w:t>.</w:t>
+            </w:r>
+            <w:r>
+              <w:rPr>
+                <w:rFonts w:cs="BRH Devanagari Extra"/>
+                <w:color w:val="000000"/>
+                <w:szCs w:val="40"/>
+              </w:rPr>
+              <w:t>4</w:t>
+            </w:r>
+            <w:r>
+              <w:rPr>
+                <w:rFonts w:ascii="BRH Devanagari Extra" w:hAnsi="BRH Devanagari Extra" w:cs="BRH Devanagari Extra"/>
+                <w:color w:val="000000"/>
+                <w:sz w:val="32"/>
+                <w:szCs w:val="40"/>
+              </w:rPr>
+              <w:t>.</w:t>
+            </w:r>
+            <w:r>
+              <w:rPr>
+                <w:rFonts w:cs="BRH Devanagari Extra"/>
+                <w:color w:val="000000"/>
+                <w:szCs w:val="40"/>
+              </w:rPr>
+              <w:t>8</w:t>
+            </w:r>
+            <w:r>
+              <w:rPr>
+                <w:rFonts w:ascii="BRH Devanagari Extra" w:hAnsi="BRH Devanagari Extra" w:cs="BRH Devanagari Extra"/>
+                <w:color w:val="000000"/>
+                <w:sz w:val="32"/>
+                <w:szCs w:val="40"/>
+              </w:rPr>
+              <w:t>.</w:t>
+            </w:r>
+            <w:r>
+              <w:rPr>
+                <w:rFonts w:cs="BRH Devanagari Extra"/>
+                <w:color w:val="000000"/>
+                <w:szCs w:val="40"/>
+              </w:rPr>
+              <w:t>1</w:t>
+            </w:r>
+            <w:r>
+              <w:rPr>
+                <w:rFonts w:ascii="BRH Devanagari Extra" w:hAnsi="BRH Devanagari Extra" w:cs="BRH Devanagari Extra"/>
+                <w:color w:val="000000"/>
+                <w:sz w:val="32"/>
+                <w:szCs w:val="40"/>
+              </w:rPr>
+              <w:t>(</w:t>
+            </w:r>
+            <w:r>
+              <w:rPr>
+                <w:rFonts w:cs="BRH Devanagari Extra"/>
+                <w:color w:val="000000"/>
+                <w:szCs w:val="40"/>
+              </w:rPr>
+              <w:t>15</w:t>
+            </w:r>
+            <w:r>
+              <w:rPr>
+                <w:rFonts w:ascii="BRH Devanagari Extra" w:hAnsi="BRH Devanagari Extra" w:cs="BRH Devanagari Extra"/>
+                <w:color w:val="000000"/>
+                <w:sz w:val="32"/>
+                <w:szCs w:val="40"/>
+              </w:rPr>
+              <w:t>)</w:t>
+            </w:r>
+            <w:proofErr w:type="gramStart"/>
+            <w:r>
+              <w:rPr>
+                <w:rFonts w:ascii="BRH Devanagari Extra" w:hAnsi="BRH Devanagari Extra" w:cs="BRH Devanagari Extra"/>
+                <w:color w:val="000000"/>
+                <w:sz w:val="32"/>
+                <w:szCs w:val="40"/>
+              </w:rPr>
+              <w:t>-  E</w:t>
+            </w:r>
+            <w:proofErr w:type="gramEnd"/>
+            <w:r>
+              <w:rPr>
+                <w:rFonts w:ascii="BRH Malayalam Extra" w:hAnsi="BRH Malayalam Extra" w:cs="BRH Devanagari Extra"/>
+                <w:color w:val="000000"/>
+                <w:szCs w:val="40"/>
+              </w:rPr>
+              <w:t>–</w:t>
+            </w:r>
+            <w:r>
+              <w:rPr>
+                <w:rFonts w:ascii="BRH Devanagari Extra" w:hAnsi="BRH Devanagari Extra" w:cs="BRH Devanagari Extra"/>
+                <w:color w:val="000000"/>
+                <w:sz w:val="32"/>
+                <w:szCs w:val="40"/>
+              </w:rPr>
+              <w:t>SèlÉÈ | S</w:t>
+            </w:r>
+            <w:r>
+              <w:rPr>
+                <w:rFonts w:ascii="BRH Malayalam Extra" w:hAnsi="BRH Malayalam Extra" w:cs="BRH Devanagari Extra"/>
+                <w:color w:val="000000"/>
+                <w:szCs w:val="40"/>
+                <w:highlight w:val="yellow"/>
+              </w:rPr>
+              <w:t>–</w:t>
+            </w:r>
+            <w:r>
+              <w:rPr>
+                <w:rFonts w:ascii="BRH Devanagari Extra" w:hAnsi="BRH Devanagari Extra" w:cs="BRH Devanagari Extra"/>
+                <w:color w:val="000000"/>
+                <w:sz w:val="32"/>
+                <w:szCs w:val="40"/>
+                <w:highlight w:val="yellow"/>
+              </w:rPr>
+              <w:t>¨É</w:t>
+            </w:r>
+            <w:r>
+              <w:rPr>
+                <w:rFonts w:ascii="BRH Devanagari Extra" w:hAnsi="BRH Devanagari Extra" w:cs="BRH Devanagari Extra"/>
+                <w:color w:val="000000"/>
+                <w:sz w:val="32"/>
+                <w:szCs w:val="40"/>
+              </w:rPr>
+              <w:t xml:space="preserve"> |</w:t>
+            </w:r>
+          </w:p>
+          <w:p>
+            <w:pPr>
+              <w:widowControl w:val="0"/>
+              <w:autoSpaceDE w:val="0"/>
+              <w:autoSpaceDN w:val="0"/>
+              <w:adjustRightInd w:val="0"/>
+              <w:spacing w:line="240" w:lineRule="auto"/>
+              <w:rPr>
+                <w:rFonts w:ascii="BRH Devanagari Extra" w:hAnsi="BRH Devanagari Extra" w:cs="BRH Devanagari Extra"/>
+                <w:color w:val="000000"/>
+                <w:sz w:val="32"/>
+                <w:szCs w:val="40"/>
+              </w:rPr>
+            </w:pPr>
+            <w:r>
+              <w:rPr>
+                <w:rFonts w:ascii="BRH Devanagari Extra" w:hAnsi="BRH Devanagari Extra" w:cs="BRH Devanagari Extra"/>
+                <w:color w:val="000000"/>
+                <w:sz w:val="32"/>
+                <w:szCs w:val="40"/>
+              </w:rPr>
+              <w:t>E</w:t>
+            </w:r>
+            <w:r>
+              <w:rPr>
+                <w:rFonts w:ascii="BRH Malayalam Extra" w:hAnsi="BRH Malayalam Extra" w:cs="BRH Devanagari Extra"/>
+                <w:color w:val="000000"/>
+                <w:szCs w:val="40"/>
+              </w:rPr>
+              <w:t>–</w:t>
+            </w:r>
+            <w:r>
+              <w:rPr>
+                <w:rFonts w:ascii="BRH Devanagari Extra" w:hAnsi="BRH Devanagari Extra" w:cs="BRH Devanagari Extra"/>
+                <w:color w:val="000000"/>
+                <w:sz w:val="32"/>
+                <w:szCs w:val="40"/>
+              </w:rPr>
+              <w:t xml:space="preserve">SèlÉÉå </w:t>
+            </w:r>
+            <w:r>
+              <w:rPr>
+                <w:rFonts w:ascii="BRH Devanagari Extra" w:hAnsi="BRH Devanagari Extra" w:cs="BRH Devanagari Extra"/>
+                <w:color w:val="000000"/>
+                <w:sz w:val="32"/>
+                <w:szCs w:val="40"/>
+                <w:highlight w:val="yellow"/>
+              </w:rPr>
+              <w:t>S</w:t>
+            </w:r>
+            <w:r>
+              <w:rPr>
+                <w:rFonts w:ascii="BRH Malayalam Extra" w:hAnsi="BRH Malayalam Extra" w:cs="BRH Devanagari Extra"/>
+                <w:color w:val="000000"/>
+                <w:szCs w:val="40"/>
+              </w:rPr>
+              <w:t>–</w:t>
+            </w:r>
+            <w:r>
+              <w:rPr>
+                <w:rFonts w:ascii="BRH Devanagari Extra" w:hAnsi="BRH Devanagari Extra" w:cs="BRH Devanagari Extra"/>
+                <w:color w:val="000000"/>
+                <w:sz w:val="32"/>
+                <w:szCs w:val="40"/>
+              </w:rPr>
+              <w:t xml:space="preserve">¨É </w:t>
+            </w:r>
+            <w:r>
+              <w:rPr>
+                <w:rFonts w:ascii="BRH Devanagari Extra" w:hAnsi="BRH Devanagari Extra" w:cs="BRH Devanagari Extra"/>
+                <w:color w:val="000000"/>
+                <w:sz w:val="32"/>
+                <w:szCs w:val="40"/>
+                <w:highlight w:val="yellow"/>
+              </w:rPr>
+              <w:t>S</w:t>
+            </w:r>
+            <w:r>
+              <w:rPr>
+                <w:rFonts w:ascii="BRH Malayalam Extra" w:hAnsi="BRH Malayalam Extra" w:cs="BRH Devanagari Extra"/>
+                <w:color w:val="000000"/>
+                <w:szCs w:val="40"/>
+                <w:highlight w:val="yellow"/>
+              </w:rPr>
+              <w:t>–</w:t>
+            </w:r>
+            <w:r>
+              <w:rPr>
+                <w:rFonts w:ascii="BRH Devanagari Extra" w:hAnsi="BRH Devanagari Extra" w:cs="BRH Devanagari Extra"/>
+                <w:color w:val="000000"/>
+                <w:sz w:val="32"/>
+                <w:szCs w:val="40"/>
+                <w:highlight w:val="yellow"/>
+              </w:rPr>
+              <w:t>¨É</w:t>
+            </w:r>
+            <w:r>
+              <w:rPr>
+                <w:rFonts w:ascii="BRH Devanagari Extra" w:hAnsi="BRH Devanagari Extra" w:cs="BRH Devanagari Extra"/>
+                <w:color w:val="000000"/>
+                <w:sz w:val="32"/>
+                <w:szCs w:val="40"/>
+              </w:rPr>
+              <w:t>ÉåSèlÉ E</w:t>
+            </w:r>
+            <w:r>
+              <w:rPr>
+                <w:rFonts w:ascii="BRH Malayalam Extra" w:hAnsi="BRH Malayalam Extra" w:cs="BRH Devanagari Extra"/>
+                <w:color w:val="000000"/>
+                <w:szCs w:val="40"/>
+              </w:rPr>
+              <w:t>–</w:t>
+            </w:r>
+            <w:r>
+              <w:rPr>
+                <w:rFonts w:ascii="BRH Devanagari Extra" w:hAnsi="BRH Devanagari Extra" w:cs="BRH Devanagari Extra"/>
+                <w:color w:val="000000"/>
+                <w:sz w:val="32"/>
+                <w:szCs w:val="40"/>
+              </w:rPr>
+              <w:t xml:space="preserve">SèlÉÉå </w:t>
+            </w:r>
+            <w:r>
+              <w:rPr>
+                <w:rFonts w:ascii="BRH Devanagari Extra" w:hAnsi="BRH Devanagari Extra" w:cs="BRH Devanagari Extra"/>
+                <w:color w:val="000000"/>
+                <w:sz w:val="32"/>
+                <w:szCs w:val="40"/>
+                <w:highlight w:val="yellow"/>
+              </w:rPr>
+              <w:t>S</w:t>
+            </w:r>
+            <w:r>
+              <w:rPr>
+                <w:rFonts w:ascii="BRH Malayalam Extra" w:hAnsi="BRH Malayalam Extra" w:cs="BRH Devanagari Extra"/>
+                <w:color w:val="000000"/>
+                <w:szCs w:val="40"/>
+              </w:rPr>
+              <w:t>–</w:t>
+            </w:r>
+            <w:r>
+              <w:rPr>
+                <w:rFonts w:ascii="BRH Devanagari Extra" w:hAnsi="BRH Devanagari Extra" w:cs="BRH Devanagari Extra"/>
+                <w:color w:val="000000"/>
+                <w:sz w:val="32"/>
+                <w:szCs w:val="40"/>
+              </w:rPr>
+              <w:t xml:space="preserve">¨É | </w:t>
+            </w:r>
+          </w:p>
+          <w:p>
+            <w:pPr>
+              <w:widowControl w:val="0"/>
+              <w:autoSpaceDE w:val="0"/>
+              <w:autoSpaceDN w:val="0"/>
+              <w:adjustRightInd w:val="0"/>
+              <w:spacing w:line="240" w:lineRule="auto"/>
+              <w:rPr>
+                <w:rFonts w:ascii="BRH Devanagari Extra" w:hAnsi="BRH Devanagari Extra" w:cs="BRH Devanagari Extra"/>
+                <w:color w:val="000000"/>
+                <w:sz w:val="32"/>
+                <w:szCs w:val="40"/>
+              </w:rPr>
+            </w:pPr>
+            <w:r>
+              <w:rPr>
+                <w:rFonts w:cs="BRH Devanagari Extra"/>
+                <w:color w:val="000000"/>
+                <w:szCs w:val="40"/>
+              </w:rPr>
+              <w:t>18</w:t>
+            </w:r>
+            <w:r>
+              <w:rPr>
+                <w:rFonts w:ascii="BRH Devanagari Extra" w:hAnsi="BRH Devanagari Extra" w:cs="BRH Devanagari Extra"/>
+                <w:color w:val="000000"/>
+                <w:sz w:val="32"/>
+                <w:szCs w:val="40"/>
+              </w:rPr>
+              <w:t>)</w:t>
+            </w:r>
+            <w:r>
+              <w:rPr>
+                <w:rFonts w:ascii="BRH Devanagari Extra" w:hAnsi="BRH Devanagari Extra" w:cs="BRH Devanagari Extra"/>
+                <w:color w:val="000000"/>
+                <w:sz w:val="32"/>
+                <w:szCs w:val="40"/>
+              </w:rPr>
+              <w:tab/>
+            </w:r>
+            <w:r>
+              <w:rPr>
+                <w:rFonts w:cs="BRH Devanagari Extra"/>
+                <w:color w:val="000000"/>
+                <w:szCs w:val="40"/>
+              </w:rPr>
+              <w:t>2</w:t>
+            </w:r>
+            <w:r>
+              <w:rPr>
+                <w:rFonts w:ascii="BRH Devanagari Extra" w:hAnsi="BRH Devanagari Extra" w:cs="BRH Devanagari Extra"/>
+                <w:color w:val="000000"/>
+                <w:sz w:val="32"/>
+                <w:szCs w:val="40"/>
+              </w:rPr>
+              <w:t>.</w:t>
+            </w:r>
+            <w:r>
+              <w:rPr>
+                <w:rFonts w:cs="BRH Devanagari Extra"/>
+                <w:color w:val="000000"/>
+                <w:szCs w:val="40"/>
+              </w:rPr>
+              <w:t>4</w:t>
+            </w:r>
+            <w:r>
+              <w:rPr>
+                <w:rFonts w:ascii="BRH Devanagari Extra" w:hAnsi="BRH Devanagari Extra" w:cs="BRH Devanagari Extra"/>
+                <w:color w:val="000000"/>
+                <w:sz w:val="32"/>
+                <w:szCs w:val="40"/>
+              </w:rPr>
+              <w:t>.</w:t>
+            </w:r>
+            <w:r>
+              <w:rPr>
+                <w:rFonts w:cs="BRH Devanagari Extra"/>
+                <w:color w:val="000000"/>
+                <w:szCs w:val="40"/>
+              </w:rPr>
+              <w:t>8</w:t>
+            </w:r>
+            <w:r>
+              <w:rPr>
+                <w:rFonts w:ascii="BRH Devanagari Extra" w:hAnsi="BRH Devanagari Extra" w:cs="BRH Devanagari Extra"/>
+                <w:color w:val="000000"/>
+                <w:sz w:val="32"/>
+                <w:szCs w:val="40"/>
+              </w:rPr>
+              <w:t>.</w:t>
+            </w:r>
+            <w:r>
+              <w:rPr>
+                <w:rFonts w:cs="BRH Devanagari Extra"/>
+                <w:color w:val="000000"/>
+                <w:szCs w:val="40"/>
+              </w:rPr>
+              <w:t>1</w:t>
+            </w:r>
+            <w:r>
+              <w:rPr>
+                <w:rFonts w:ascii="BRH Devanagari Extra" w:hAnsi="BRH Devanagari Extra" w:cs="BRH Devanagari Extra"/>
+                <w:color w:val="000000"/>
+                <w:sz w:val="32"/>
+                <w:szCs w:val="40"/>
+              </w:rPr>
+              <w:t>(</w:t>
+            </w:r>
+            <w:r>
+              <w:rPr>
+                <w:rFonts w:cs="BRH Devanagari Extra"/>
+                <w:color w:val="000000"/>
+                <w:szCs w:val="40"/>
+              </w:rPr>
+              <w:t>16</w:t>
+            </w:r>
+            <w:r>
+              <w:rPr>
+                <w:rFonts w:ascii="BRH Devanagari Extra" w:hAnsi="BRH Devanagari Extra" w:cs="BRH Devanagari Extra"/>
+                <w:color w:val="000000"/>
+                <w:sz w:val="32"/>
+                <w:szCs w:val="40"/>
+              </w:rPr>
+              <w:t>)</w:t>
+            </w:r>
+            <w:proofErr w:type="gramStart"/>
+            <w:r>
+              <w:rPr>
+                <w:rFonts w:ascii="BRH Devanagari Extra" w:hAnsi="BRH Devanagari Extra" w:cs="BRH Devanagari Extra"/>
+                <w:color w:val="000000"/>
+                <w:sz w:val="32"/>
+                <w:szCs w:val="40"/>
+              </w:rPr>
+              <w:t>-  S</w:t>
+            </w:r>
+            <w:proofErr w:type="gramEnd"/>
+            <w:r>
+              <w:rPr>
+                <w:rFonts w:ascii="BRH Malayalam Extra" w:hAnsi="BRH Malayalam Extra" w:cs="BRH Devanagari Extra"/>
+                <w:color w:val="000000"/>
+                <w:szCs w:val="40"/>
+                <w:highlight w:val="yellow"/>
+              </w:rPr>
+              <w:t>–</w:t>
+            </w:r>
+            <w:r>
+              <w:rPr>
+                <w:rFonts w:ascii="BRH Devanagari Extra" w:hAnsi="BRH Devanagari Extra" w:cs="BRH Devanagari Extra"/>
+                <w:color w:val="000000"/>
+                <w:sz w:val="32"/>
+                <w:szCs w:val="40"/>
+                <w:highlight w:val="yellow"/>
+              </w:rPr>
+              <w:t>¨É</w:t>
+            </w:r>
+            <w:r>
+              <w:rPr>
+                <w:rFonts w:ascii="BRH Devanagari Extra" w:hAnsi="BRH Devanagari Extra" w:cs="BRH Devanagari Extra"/>
+                <w:color w:val="000000"/>
+                <w:sz w:val="32"/>
+                <w:szCs w:val="40"/>
+              </w:rPr>
+              <w:t xml:space="preserve"> | E</w:t>
+            </w:r>
+            <w:r>
+              <w:rPr>
+                <w:rFonts w:ascii="BRH Malayalam Extra" w:hAnsi="BRH Malayalam Extra" w:cs="BRH Devanagari Extra"/>
+                <w:color w:val="000000"/>
+                <w:szCs w:val="40"/>
+              </w:rPr>
+              <w:t>–</w:t>
+            </w:r>
+            <w:r>
+              <w:rPr>
+                <w:rFonts w:ascii="BRH Devanagari Extra" w:hAnsi="BRH Devanagari Extra" w:cs="BRH Devanagari Extra"/>
+                <w:color w:val="000000"/>
+                <w:sz w:val="32"/>
+                <w:szCs w:val="40"/>
+              </w:rPr>
+              <w:t>S</w:t>
+            </w:r>
+            <w:r>
+              <w:rPr>
+                <w:rFonts w:ascii="BRH Malayalam Extra" w:hAnsi="BRH Malayalam Extra" w:cs="BRH Devanagari Extra"/>
+                <w:color w:val="000000"/>
+                <w:szCs w:val="40"/>
+              </w:rPr>
+              <w:t>–</w:t>
+            </w:r>
+            <w:r>
+              <w:rPr>
+                <w:rFonts w:ascii="BRH Devanagari Extra" w:hAnsi="BRH Devanagari Extra" w:cs="BRH Devanagari Extra"/>
+                <w:color w:val="000000"/>
+                <w:sz w:val="32"/>
+                <w:szCs w:val="40"/>
+              </w:rPr>
+              <w:t>ÍkÉqÉç |</w:t>
+            </w:r>
+          </w:p>
+          <w:p>
+            <w:pPr>
+              <w:widowControl w:val="0"/>
+              <w:autoSpaceDE w:val="0"/>
+              <w:autoSpaceDN w:val="0"/>
+              <w:adjustRightInd w:val="0"/>
+              <w:spacing w:line="240" w:lineRule="auto"/>
+              <w:rPr>
+                <w:rFonts w:ascii="BRH Devanagari Extra" w:hAnsi="BRH Devanagari Extra" w:cs="BRH Devanagari Extra"/>
+                <w:color w:val="000000"/>
+                <w:sz w:val="32"/>
+                <w:szCs w:val="40"/>
+              </w:rPr>
+            </w:pPr>
+            <w:r>
+              <w:rPr>
+                <w:rFonts w:ascii="BRH Devanagari Extra" w:hAnsi="BRH Devanagari Extra" w:cs="BRH Devanagari Extra"/>
+                <w:color w:val="000000"/>
+                <w:sz w:val="32"/>
+                <w:szCs w:val="40"/>
+              </w:rPr>
+              <w:t>S</w:t>
+            </w:r>
+            <w:r>
+              <w:rPr>
+                <w:rFonts w:ascii="BRH Malayalam Extra" w:hAnsi="BRH Malayalam Extra" w:cs="BRH Devanagari Extra"/>
+                <w:color w:val="000000"/>
+                <w:szCs w:val="40"/>
+                <w:highlight w:val="yellow"/>
+              </w:rPr>
+              <w:t>–</w:t>
+            </w:r>
+            <w:r>
+              <w:rPr>
+                <w:rFonts w:ascii="BRH Devanagari Extra" w:hAnsi="BRH Devanagari Extra" w:cs="BRH Devanagari Extra"/>
+                <w:color w:val="000000"/>
+                <w:sz w:val="32"/>
+                <w:szCs w:val="40"/>
+                <w:highlight w:val="yellow"/>
+              </w:rPr>
+              <w:t>¨É</w:t>
+            </w:r>
+            <w:r>
+              <w:rPr>
+                <w:rFonts w:ascii="BRH Devanagari Extra" w:hAnsi="BRH Devanagari Extra" w:cs="BRH Devanagari Extra"/>
+                <w:color w:val="000000"/>
+                <w:sz w:val="32"/>
+                <w:szCs w:val="40"/>
+              </w:rPr>
+              <w:t>ÉåS</w:t>
+            </w:r>
+            <w:r>
+              <w:rPr>
+                <w:rFonts w:ascii="BRH Malayalam Extra" w:hAnsi="BRH Malayalam Extra" w:cs="BRH Devanagari Extra"/>
+                <w:color w:val="000000"/>
+                <w:szCs w:val="40"/>
+              </w:rPr>
+              <w:t>–</w:t>
+            </w:r>
+            <w:r>
+              <w:rPr>
+                <w:rFonts w:ascii="BRH Devanagari Extra" w:hAnsi="BRH Devanagari Extra" w:cs="BRH Devanagari Extra"/>
+                <w:color w:val="000000"/>
+                <w:sz w:val="32"/>
+                <w:szCs w:val="40"/>
+              </w:rPr>
+              <w:t>ÍkÉ qÉÑþS</w:t>
+            </w:r>
+            <w:r>
+              <w:rPr>
+                <w:rFonts w:ascii="BRH Malayalam Extra" w:hAnsi="BRH Malayalam Extra" w:cs="BRH Devanagari Extra"/>
+                <w:color w:val="000000"/>
+                <w:szCs w:val="40"/>
+              </w:rPr>
+              <w:t>–</w:t>
+            </w:r>
+            <w:r>
+              <w:rPr>
+                <w:rFonts w:ascii="BRH Devanagari Extra" w:hAnsi="BRH Devanagari Extra" w:cs="BRH Devanagari Extra"/>
+                <w:color w:val="000000"/>
+                <w:sz w:val="32"/>
+                <w:szCs w:val="40"/>
+              </w:rPr>
+              <w:t xml:space="preserve">ÍkÉqÉç </w:t>
+            </w:r>
+            <w:r>
+              <w:rPr>
+                <w:rFonts w:ascii="BRH Devanagari Extra" w:hAnsi="BRH Devanagari Extra" w:cs="BRH Devanagari Extra"/>
+                <w:color w:val="000000"/>
+                <w:sz w:val="32"/>
+                <w:szCs w:val="40"/>
+                <w:highlight w:val="yellow"/>
+              </w:rPr>
+              <w:t>S</w:t>
+            </w:r>
+            <w:r>
+              <w:rPr>
+                <w:rFonts w:ascii="BRH Malayalam Extra" w:hAnsi="BRH Malayalam Extra" w:cs="BRH Devanagari Extra"/>
+                <w:color w:val="000000"/>
+                <w:szCs w:val="40"/>
+              </w:rPr>
+              <w:t>–</w:t>
+            </w:r>
+            <w:r>
+              <w:rPr>
+                <w:rFonts w:ascii="BRH Devanagari Extra" w:hAnsi="BRH Devanagari Extra" w:cs="BRH Devanagari Extra"/>
+                <w:color w:val="000000"/>
+                <w:sz w:val="32"/>
+                <w:szCs w:val="40"/>
+              </w:rPr>
+              <w:t xml:space="preserve">¨É </w:t>
+            </w:r>
+            <w:r>
+              <w:rPr>
+                <w:rFonts w:ascii="BRH Devanagari Extra" w:hAnsi="BRH Devanagari Extra" w:cs="BRH Devanagari Extra"/>
+                <w:color w:val="000000"/>
+                <w:sz w:val="32"/>
+                <w:szCs w:val="40"/>
+                <w:highlight w:val="yellow"/>
+              </w:rPr>
+              <w:t>S</w:t>
+            </w:r>
+            <w:r>
+              <w:rPr>
+                <w:rFonts w:ascii="BRH Malayalam Extra" w:hAnsi="BRH Malayalam Extra" w:cs="BRH Devanagari Extra"/>
+                <w:color w:val="000000"/>
+                <w:szCs w:val="40"/>
+              </w:rPr>
+              <w:t>–</w:t>
+            </w:r>
+            <w:r>
+              <w:rPr>
+                <w:rFonts w:ascii="BRH Devanagari Extra" w:hAnsi="BRH Devanagari Extra" w:cs="BRH Devanagari Extra"/>
+                <w:color w:val="000000"/>
+                <w:sz w:val="32"/>
+                <w:szCs w:val="40"/>
+              </w:rPr>
+              <w:t>¨ÉÉåS</w:t>
+            </w:r>
+            <w:r>
+              <w:rPr>
+                <w:rFonts w:ascii="BRH Malayalam Extra" w:hAnsi="BRH Malayalam Extra" w:cs="BRH Devanagari Extra"/>
+                <w:color w:val="000000"/>
+                <w:szCs w:val="40"/>
+              </w:rPr>
+              <w:t>–</w:t>
+            </w:r>
+            <w:r>
+              <w:rPr>
+                <w:rFonts w:ascii="BRH Devanagari Extra" w:hAnsi="BRH Devanagari Extra" w:cs="BRH Devanagari Extra"/>
+                <w:color w:val="000000"/>
+                <w:sz w:val="32"/>
+                <w:szCs w:val="40"/>
+              </w:rPr>
+              <w:t xml:space="preserve">ÍkÉqÉç | </w:t>
+            </w:r>
+          </w:p>
+          <w:p>
+            <w:pPr>
+              <w:widowControl w:val="0"/>
+              <w:autoSpaceDE w:val="0"/>
+              <w:autoSpaceDN w:val="0"/>
+              <w:adjustRightInd w:val="0"/>
+              <w:spacing w:before="0" w:line="240" w:lineRule="auto"/>
+              <w:rPr>
+                <w:rFonts w:cs="BRH Malayalam Extra"/>
+                <w:color w:val="000000"/>
+                <w:szCs w:val="40"/>
+              </w:rPr>
+            </w:pPr>
+          </w:p>
+        </w:tc>
+        <w:tc>
+          <w:tcPr>
+            <w:tcW w:w="7513" w:type="dxa"/>
+            <w:gridSpan w:val="2"/>
+          </w:tcPr>
+          <w:p>
+            <w:pPr>
+              <w:widowControl w:val="0"/>
+              <w:autoSpaceDE w:val="0"/>
+              <w:autoSpaceDN w:val="0"/>
+              <w:adjustRightInd w:val="0"/>
+              <w:spacing w:line="240" w:lineRule="auto"/>
+              <w:rPr>
+                <w:rFonts w:ascii="BRH Devanagari Extra" w:hAnsi="BRH Devanagari Extra" w:cs="BRH Devanagari Extra"/>
+                <w:color w:val="000000"/>
+                <w:sz w:val="32"/>
+                <w:szCs w:val="40"/>
+              </w:rPr>
+            </w:pPr>
+            <w:r>
+              <w:rPr>
+                <w:rFonts w:cs="BRH Devanagari Extra"/>
+                <w:color w:val="000000"/>
+                <w:szCs w:val="40"/>
+              </w:rPr>
+              <w:t>17</w:t>
+            </w:r>
+            <w:r>
+              <w:rPr>
+                <w:rFonts w:ascii="BRH Devanagari Extra" w:hAnsi="BRH Devanagari Extra" w:cs="BRH Devanagari Extra"/>
+                <w:color w:val="000000"/>
+                <w:sz w:val="32"/>
+                <w:szCs w:val="40"/>
+              </w:rPr>
+              <w:t>)</w:t>
+            </w:r>
+            <w:r>
+              <w:rPr>
+                <w:rFonts w:ascii="BRH Devanagari Extra" w:hAnsi="BRH Devanagari Extra" w:cs="BRH Devanagari Extra"/>
+                <w:color w:val="000000"/>
+                <w:sz w:val="32"/>
+                <w:szCs w:val="40"/>
+              </w:rPr>
+              <w:tab/>
+            </w:r>
+            <w:r>
+              <w:rPr>
+                <w:rFonts w:cs="BRH Devanagari Extra"/>
+                <w:color w:val="000000"/>
+                <w:szCs w:val="40"/>
+              </w:rPr>
+              <w:t>2</w:t>
+            </w:r>
+            <w:r>
+              <w:rPr>
+                <w:rFonts w:ascii="BRH Devanagari Extra" w:hAnsi="BRH Devanagari Extra" w:cs="BRH Devanagari Extra"/>
+                <w:color w:val="000000"/>
+                <w:sz w:val="32"/>
+                <w:szCs w:val="40"/>
+              </w:rPr>
+              <w:t>.</w:t>
+            </w:r>
+            <w:r>
+              <w:rPr>
+                <w:rFonts w:cs="BRH Devanagari Extra"/>
+                <w:color w:val="000000"/>
+                <w:szCs w:val="40"/>
+              </w:rPr>
+              <w:t>4</w:t>
+            </w:r>
+            <w:r>
+              <w:rPr>
+                <w:rFonts w:ascii="BRH Devanagari Extra" w:hAnsi="BRH Devanagari Extra" w:cs="BRH Devanagari Extra"/>
+                <w:color w:val="000000"/>
+                <w:sz w:val="32"/>
+                <w:szCs w:val="40"/>
+              </w:rPr>
+              <w:t>.</w:t>
+            </w:r>
+            <w:r>
+              <w:rPr>
+                <w:rFonts w:cs="BRH Devanagari Extra"/>
+                <w:color w:val="000000"/>
+                <w:szCs w:val="40"/>
+              </w:rPr>
+              <w:t>8</w:t>
+            </w:r>
+            <w:r>
+              <w:rPr>
+                <w:rFonts w:ascii="BRH Devanagari Extra" w:hAnsi="BRH Devanagari Extra" w:cs="BRH Devanagari Extra"/>
+                <w:color w:val="000000"/>
+                <w:sz w:val="32"/>
+                <w:szCs w:val="40"/>
+              </w:rPr>
+              <w:t>.</w:t>
+            </w:r>
+            <w:r>
+              <w:rPr>
+                <w:rFonts w:cs="BRH Devanagari Extra"/>
+                <w:color w:val="000000"/>
+                <w:szCs w:val="40"/>
+              </w:rPr>
+              <w:t>1</w:t>
+            </w:r>
+            <w:r>
+              <w:rPr>
+                <w:rFonts w:ascii="BRH Devanagari Extra" w:hAnsi="BRH Devanagari Extra" w:cs="BRH Devanagari Extra"/>
+                <w:color w:val="000000"/>
+                <w:sz w:val="32"/>
+                <w:szCs w:val="40"/>
+              </w:rPr>
+              <w:t>(</w:t>
+            </w:r>
+            <w:r>
+              <w:rPr>
+                <w:rFonts w:cs="BRH Devanagari Extra"/>
+                <w:color w:val="000000"/>
+                <w:szCs w:val="40"/>
+              </w:rPr>
+              <w:t>15</w:t>
+            </w:r>
+            <w:r>
+              <w:rPr>
+                <w:rFonts w:ascii="BRH Devanagari Extra" w:hAnsi="BRH Devanagari Extra" w:cs="BRH Devanagari Extra"/>
+                <w:color w:val="000000"/>
+                <w:sz w:val="32"/>
+                <w:szCs w:val="40"/>
+              </w:rPr>
+              <w:t>)</w:t>
+            </w:r>
+            <w:proofErr w:type="gramStart"/>
+            <w:r>
+              <w:rPr>
+                <w:rFonts w:ascii="BRH Devanagari Extra" w:hAnsi="BRH Devanagari Extra" w:cs="BRH Devanagari Extra"/>
+                <w:color w:val="000000"/>
+                <w:sz w:val="32"/>
+                <w:szCs w:val="40"/>
+              </w:rPr>
+              <w:t>-  E</w:t>
+            </w:r>
+            <w:proofErr w:type="gramEnd"/>
+            <w:r>
+              <w:rPr>
+                <w:rFonts w:ascii="BRH Malayalam Extra" w:hAnsi="BRH Malayalam Extra" w:cs="BRH Devanagari Extra"/>
+                <w:color w:val="000000"/>
+                <w:szCs w:val="40"/>
+              </w:rPr>
+              <w:t>–</w:t>
+            </w:r>
+            <w:r>
+              <w:rPr>
+                <w:rFonts w:ascii="BRH Devanagari Extra" w:hAnsi="BRH Devanagari Extra" w:cs="BRH Devanagari Extra"/>
+                <w:color w:val="000000"/>
+                <w:sz w:val="32"/>
+                <w:szCs w:val="40"/>
+              </w:rPr>
+              <w:t>SèlÉÈ | S</w:t>
+            </w:r>
+            <w:r>
+              <w:rPr>
+                <w:rFonts w:ascii="BRH Malayalam Extra" w:hAnsi="BRH Malayalam Extra" w:cs="BRH Devanagari Extra"/>
+                <w:color w:val="000000"/>
+                <w:szCs w:val="40"/>
+                <w:highlight w:val="yellow"/>
+              </w:rPr>
+              <w:t>–</w:t>
+            </w:r>
+            <w:r>
+              <w:rPr>
+                <w:rFonts w:ascii="BRH Devanagari Extra" w:hAnsi="BRH Devanagari Extra" w:cs="BRH Devanagari Extra"/>
+                <w:color w:val="000000"/>
+                <w:sz w:val="32"/>
+                <w:szCs w:val="40"/>
+                <w:highlight w:val="green"/>
+              </w:rPr>
+              <w:t>¨É</w:t>
+            </w:r>
+            <w:r>
+              <w:rPr>
+                <w:rFonts w:ascii="BRH Malayalam Extra" w:hAnsi="BRH Malayalam Extra" w:cs="BRH Devanagari Extra"/>
+                <w:color w:val="000000"/>
+                <w:szCs w:val="40"/>
+                <w:highlight w:val="green"/>
+              </w:rPr>
+              <w:t>–</w:t>
+            </w:r>
+            <w:r>
+              <w:rPr>
+                <w:rFonts w:ascii="BRH Devanagari Extra" w:hAnsi="BRH Devanagari Extra" w:cs="BRH Devanagari Extra"/>
+                <w:color w:val="000000"/>
+                <w:sz w:val="32"/>
+                <w:szCs w:val="40"/>
+              </w:rPr>
+              <w:t xml:space="preserve"> |</w:t>
+            </w:r>
+          </w:p>
+          <w:p>
+            <w:pPr>
+              <w:widowControl w:val="0"/>
+              <w:autoSpaceDE w:val="0"/>
+              <w:autoSpaceDN w:val="0"/>
+              <w:adjustRightInd w:val="0"/>
+              <w:spacing w:line="240" w:lineRule="auto"/>
+              <w:rPr>
+                <w:rFonts w:ascii="BRH Devanagari Extra" w:hAnsi="BRH Devanagari Extra" w:cs="BRH Devanagari Extra"/>
+                <w:color w:val="000000"/>
+                <w:sz w:val="32"/>
+                <w:szCs w:val="40"/>
+              </w:rPr>
+            </w:pPr>
+            <w:r>
+              <w:rPr>
+                <w:rFonts w:ascii="BRH Devanagari Extra" w:hAnsi="BRH Devanagari Extra" w:cs="BRH Devanagari Extra"/>
+                <w:color w:val="000000"/>
+                <w:sz w:val="32"/>
+                <w:szCs w:val="40"/>
+              </w:rPr>
+              <w:t>E</w:t>
+            </w:r>
+            <w:r>
+              <w:rPr>
+                <w:rFonts w:ascii="BRH Malayalam Extra" w:hAnsi="BRH Malayalam Extra" w:cs="BRH Devanagari Extra"/>
+                <w:color w:val="000000"/>
+                <w:szCs w:val="40"/>
+              </w:rPr>
+              <w:t>–</w:t>
+            </w:r>
+            <w:r>
+              <w:rPr>
+                <w:rFonts w:ascii="BRH Devanagari Extra" w:hAnsi="BRH Devanagari Extra" w:cs="BRH Devanagari Extra"/>
+                <w:color w:val="000000"/>
+                <w:sz w:val="32"/>
+                <w:szCs w:val="40"/>
+              </w:rPr>
+              <w:t xml:space="preserve">SèlÉÉå </w:t>
+            </w:r>
+            <w:r>
+              <w:rPr>
+                <w:rFonts w:ascii="BRH Devanagari Extra" w:hAnsi="BRH Devanagari Extra" w:cs="BRH Devanagari Extra"/>
+                <w:color w:val="000000"/>
+                <w:sz w:val="32"/>
+                <w:szCs w:val="40"/>
+                <w:highlight w:val="green"/>
+              </w:rPr>
+              <w:t>S</w:t>
+            </w:r>
+            <w:r>
+              <w:rPr>
+                <w:rFonts w:ascii="BRH Devanagari Extra" w:hAnsi="BRH Devanagari Extra" w:cs="BRH Devanagari Extra"/>
+                <w:color w:val="000000"/>
+                <w:sz w:val="32"/>
+                <w:szCs w:val="40"/>
+              </w:rPr>
+              <w:t xml:space="preserve">þ¨É </w:t>
+            </w:r>
+            <w:r>
+              <w:rPr>
+                <w:rFonts w:ascii="BRH Devanagari Extra" w:hAnsi="BRH Devanagari Extra" w:cs="BRH Devanagari Extra"/>
+                <w:color w:val="000000"/>
+                <w:sz w:val="32"/>
+                <w:szCs w:val="40"/>
+                <w:highlight w:val="green"/>
+              </w:rPr>
+              <w:t>S¨ÉÉ</w:t>
+            </w:r>
+            <w:r>
+              <w:rPr>
+                <w:rFonts w:ascii="BRH Malayalam Extra" w:hAnsi="BRH Malayalam Extra" w:cs="BRH Devanagari Extra"/>
+                <w:color w:val="000000"/>
+                <w:szCs w:val="40"/>
+                <w:highlight w:val="yellow"/>
+              </w:rPr>
+              <w:t>–</w:t>
+            </w:r>
+            <w:r>
+              <w:rPr>
+                <w:rFonts w:ascii="BRH Devanagari Extra" w:hAnsi="BRH Devanagari Extra" w:cs="BRH Devanagari Extra"/>
+                <w:color w:val="000000"/>
+                <w:sz w:val="32"/>
+                <w:szCs w:val="40"/>
+              </w:rPr>
+              <w:t>åSèlÉ E</w:t>
+            </w:r>
+            <w:r>
+              <w:rPr>
+                <w:rFonts w:ascii="BRH Malayalam Extra" w:hAnsi="BRH Malayalam Extra" w:cs="BRH Devanagari Extra"/>
+                <w:color w:val="000000"/>
+                <w:szCs w:val="40"/>
+              </w:rPr>
+              <w:t>–</w:t>
+            </w:r>
+            <w:r>
+              <w:rPr>
+                <w:rFonts w:ascii="BRH Devanagari Extra" w:hAnsi="BRH Devanagari Extra" w:cs="BRH Devanagari Extra"/>
+                <w:color w:val="000000"/>
+                <w:sz w:val="32"/>
+                <w:szCs w:val="40"/>
+              </w:rPr>
+              <w:t xml:space="preserve">SèlÉÉå </w:t>
+            </w:r>
+            <w:r>
+              <w:rPr>
+                <w:rFonts w:ascii="BRH Devanagari Extra" w:hAnsi="BRH Devanagari Extra" w:cs="BRH Devanagari Extra"/>
+                <w:color w:val="000000"/>
+                <w:sz w:val="32"/>
+                <w:szCs w:val="40"/>
+                <w:highlight w:val="green"/>
+              </w:rPr>
+              <w:t>S</w:t>
+            </w:r>
+            <w:r>
+              <w:rPr>
+                <w:rFonts w:ascii="BRH Devanagari Extra" w:hAnsi="BRH Devanagari Extra" w:cs="BRH Devanagari Extra"/>
+                <w:color w:val="000000"/>
+                <w:sz w:val="32"/>
+                <w:szCs w:val="40"/>
+              </w:rPr>
+              <w:t xml:space="preserve">þ¨É | </w:t>
+            </w:r>
+          </w:p>
+          <w:p>
+            <w:pPr>
+              <w:widowControl w:val="0"/>
+              <w:autoSpaceDE w:val="0"/>
+              <w:autoSpaceDN w:val="0"/>
+              <w:adjustRightInd w:val="0"/>
+              <w:spacing w:line="240" w:lineRule="auto"/>
+              <w:rPr>
+                <w:rFonts w:ascii="BRH Devanagari Extra" w:hAnsi="BRH Devanagari Extra" w:cs="BRH Devanagari Extra"/>
+                <w:color w:val="000000"/>
+                <w:sz w:val="32"/>
+                <w:szCs w:val="40"/>
+              </w:rPr>
+            </w:pPr>
+            <w:r>
+              <w:rPr>
+                <w:rFonts w:cs="BRH Devanagari Extra"/>
+                <w:color w:val="000000"/>
+                <w:szCs w:val="40"/>
+              </w:rPr>
+              <w:t>18</w:t>
+            </w:r>
+            <w:r>
+              <w:rPr>
+                <w:rFonts w:ascii="BRH Devanagari Extra" w:hAnsi="BRH Devanagari Extra" w:cs="BRH Devanagari Extra"/>
+                <w:color w:val="000000"/>
+                <w:sz w:val="32"/>
+                <w:szCs w:val="40"/>
+              </w:rPr>
+              <w:t>)</w:t>
+            </w:r>
+            <w:r>
+              <w:rPr>
+                <w:rFonts w:ascii="BRH Devanagari Extra" w:hAnsi="BRH Devanagari Extra" w:cs="BRH Devanagari Extra"/>
+                <w:color w:val="000000"/>
+                <w:sz w:val="32"/>
+                <w:szCs w:val="40"/>
+              </w:rPr>
+              <w:tab/>
+            </w:r>
+            <w:r>
+              <w:rPr>
+                <w:rFonts w:cs="BRH Devanagari Extra"/>
+                <w:color w:val="000000"/>
+                <w:szCs w:val="40"/>
+              </w:rPr>
+              <w:t>2</w:t>
+            </w:r>
+            <w:r>
+              <w:rPr>
+                <w:rFonts w:ascii="BRH Devanagari Extra" w:hAnsi="BRH Devanagari Extra" w:cs="BRH Devanagari Extra"/>
+                <w:color w:val="000000"/>
+                <w:sz w:val="32"/>
+                <w:szCs w:val="40"/>
+              </w:rPr>
+              <w:t>.</w:t>
+            </w:r>
+            <w:r>
+              <w:rPr>
+                <w:rFonts w:cs="BRH Devanagari Extra"/>
+                <w:color w:val="000000"/>
+                <w:szCs w:val="40"/>
+              </w:rPr>
+              <w:t>4</w:t>
+            </w:r>
+            <w:r>
+              <w:rPr>
+                <w:rFonts w:ascii="BRH Devanagari Extra" w:hAnsi="BRH Devanagari Extra" w:cs="BRH Devanagari Extra"/>
+                <w:color w:val="000000"/>
+                <w:sz w:val="32"/>
+                <w:szCs w:val="40"/>
+              </w:rPr>
+              <w:t>.</w:t>
+            </w:r>
+            <w:r>
+              <w:rPr>
+                <w:rFonts w:cs="BRH Devanagari Extra"/>
+                <w:color w:val="000000"/>
+                <w:szCs w:val="40"/>
+              </w:rPr>
+              <w:t>8</w:t>
+            </w:r>
+            <w:r>
+              <w:rPr>
+                <w:rFonts w:ascii="BRH Devanagari Extra" w:hAnsi="BRH Devanagari Extra" w:cs="BRH Devanagari Extra"/>
+                <w:color w:val="000000"/>
+                <w:sz w:val="32"/>
+                <w:szCs w:val="40"/>
+              </w:rPr>
+              <w:t>.</w:t>
+            </w:r>
+            <w:r>
+              <w:rPr>
+                <w:rFonts w:cs="BRH Devanagari Extra"/>
+                <w:color w:val="000000"/>
+                <w:szCs w:val="40"/>
+              </w:rPr>
+              <w:t>1</w:t>
+            </w:r>
+            <w:r>
+              <w:rPr>
+                <w:rFonts w:ascii="BRH Devanagari Extra" w:hAnsi="BRH Devanagari Extra" w:cs="BRH Devanagari Extra"/>
+                <w:color w:val="000000"/>
+                <w:sz w:val="32"/>
+                <w:szCs w:val="40"/>
+              </w:rPr>
+              <w:t>(</w:t>
+            </w:r>
+            <w:r>
+              <w:rPr>
+                <w:rFonts w:cs="BRH Devanagari Extra"/>
+                <w:color w:val="000000"/>
+                <w:szCs w:val="40"/>
+              </w:rPr>
+              <w:t>16</w:t>
+            </w:r>
+            <w:r>
+              <w:rPr>
+                <w:rFonts w:ascii="BRH Devanagari Extra" w:hAnsi="BRH Devanagari Extra" w:cs="BRH Devanagari Extra"/>
+                <w:color w:val="000000"/>
+                <w:sz w:val="32"/>
+                <w:szCs w:val="40"/>
+              </w:rPr>
+              <w:t>)</w:t>
+            </w:r>
+            <w:proofErr w:type="gramStart"/>
+            <w:r>
+              <w:rPr>
+                <w:rFonts w:ascii="BRH Devanagari Extra" w:hAnsi="BRH Devanagari Extra" w:cs="BRH Devanagari Extra"/>
+                <w:color w:val="000000"/>
+                <w:sz w:val="32"/>
+                <w:szCs w:val="40"/>
+              </w:rPr>
+              <w:t xml:space="preserve">-  </w:t>
+            </w:r>
+            <w:r>
+              <w:rPr>
+                <w:rFonts w:ascii="BRH Devanagari Extra" w:hAnsi="BRH Devanagari Extra" w:cs="BRH Devanagari Extra"/>
+                <w:color w:val="000000"/>
+                <w:sz w:val="32"/>
+                <w:szCs w:val="40"/>
+                <w:lang w:val="en-IN"/>
+              </w:rPr>
+              <w:t>S</w:t>
+            </w:r>
+            <w:proofErr w:type="gramEnd"/>
+            <w:r>
+              <w:rPr>
+                <w:rFonts w:ascii="BRH Malayalam Extra" w:hAnsi="BRH Malayalam Extra" w:cs="BRH Devanagari Extra"/>
+                <w:color w:val="000000"/>
+                <w:szCs w:val="40"/>
+                <w:highlight w:val="yellow"/>
+                <w:lang w:val="en-IN"/>
+              </w:rPr>
+              <w:t>–</w:t>
+            </w:r>
+            <w:r>
+              <w:rPr>
+                <w:rFonts w:ascii="BRH Devanagari Extra" w:hAnsi="BRH Devanagari Extra" w:cs="BRH Devanagari Extra"/>
+                <w:color w:val="000000"/>
+                <w:sz w:val="32"/>
+                <w:szCs w:val="40"/>
+                <w:highlight w:val="green"/>
+                <w:lang w:val="en-IN"/>
+              </w:rPr>
+              <w:t>¨É</w:t>
+            </w:r>
+            <w:r>
+              <w:rPr>
+                <w:rFonts w:ascii="BRH Malayalam Extra" w:hAnsi="BRH Malayalam Extra" w:cs="BRH Devanagari Extra"/>
+                <w:color w:val="000000"/>
+                <w:szCs w:val="40"/>
+                <w:highlight w:val="green"/>
+              </w:rPr>
+              <w:t>–</w:t>
+            </w:r>
+            <w:r>
+              <w:rPr>
+                <w:rFonts w:ascii="BRH Devanagari Extra" w:hAnsi="BRH Devanagari Extra" w:cs="BRH Devanagari Extra"/>
+                <w:color w:val="000000"/>
+                <w:sz w:val="32"/>
+                <w:szCs w:val="40"/>
+                <w:lang w:val="en-IN"/>
+              </w:rPr>
+              <w:t xml:space="preserve"> </w:t>
+            </w:r>
+            <w:r>
+              <w:rPr>
+                <w:rFonts w:ascii="BRH Devanagari Extra" w:hAnsi="BRH Devanagari Extra" w:cs="BRH Devanagari Extra"/>
+                <w:color w:val="000000"/>
+                <w:sz w:val="32"/>
+                <w:szCs w:val="40"/>
+              </w:rPr>
+              <w:t>| E</w:t>
+            </w:r>
+            <w:r>
+              <w:rPr>
+                <w:rFonts w:ascii="BRH Malayalam Extra" w:hAnsi="BRH Malayalam Extra" w:cs="BRH Devanagari Extra"/>
+                <w:color w:val="000000"/>
+                <w:szCs w:val="40"/>
+              </w:rPr>
+              <w:t>–</w:t>
+            </w:r>
+            <w:r>
+              <w:rPr>
+                <w:rFonts w:ascii="BRH Devanagari Extra" w:hAnsi="BRH Devanagari Extra" w:cs="BRH Devanagari Extra"/>
+                <w:color w:val="000000"/>
+                <w:sz w:val="32"/>
+                <w:szCs w:val="40"/>
+              </w:rPr>
+              <w:t>S</w:t>
+            </w:r>
+            <w:r>
+              <w:rPr>
+                <w:rFonts w:ascii="BRH Malayalam Extra" w:hAnsi="BRH Malayalam Extra" w:cs="BRH Devanagari Extra"/>
+                <w:color w:val="000000"/>
+                <w:szCs w:val="40"/>
+              </w:rPr>
+              <w:t>–</w:t>
+            </w:r>
+            <w:r>
+              <w:rPr>
+                <w:rFonts w:ascii="BRH Devanagari Extra" w:hAnsi="BRH Devanagari Extra" w:cs="BRH Devanagari Extra"/>
+                <w:color w:val="000000"/>
+                <w:sz w:val="32"/>
+                <w:szCs w:val="40"/>
+              </w:rPr>
+              <w:t>ÍkÉqÉç |</w:t>
+            </w:r>
+          </w:p>
+          <w:p>
+            <w:pPr>
+              <w:widowControl w:val="0"/>
+              <w:autoSpaceDE w:val="0"/>
+              <w:autoSpaceDN w:val="0"/>
+              <w:adjustRightInd w:val="0"/>
+              <w:spacing w:line="240" w:lineRule="auto"/>
+              <w:rPr>
+                <w:rFonts w:ascii="BRH Devanagari Extra" w:hAnsi="BRH Devanagari Extra" w:cs="BRH Devanagari Extra"/>
+                <w:color w:val="000000"/>
+                <w:sz w:val="32"/>
+                <w:szCs w:val="40"/>
+              </w:rPr>
+            </w:pPr>
+            <w:r>
+              <w:rPr>
+                <w:rFonts w:ascii="BRH Devanagari Extra" w:hAnsi="BRH Devanagari Extra" w:cs="BRH Devanagari Extra"/>
+                <w:color w:val="000000"/>
+                <w:sz w:val="32"/>
+                <w:szCs w:val="40"/>
+              </w:rPr>
+              <w:t>S</w:t>
+            </w:r>
+            <w:r>
+              <w:rPr>
+                <w:rFonts w:ascii="BRH Malayalam Extra" w:hAnsi="BRH Malayalam Extra" w:cs="BRH Devanagari Extra"/>
+                <w:color w:val="000000"/>
+                <w:szCs w:val="40"/>
+                <w:highlight w:val="green"/>
+              </w:rPr>
+              <w:t>–</w:t>
+            </w:r>
+            <w:r>
+              <w:rPr>
+                <w:rFonts w:ascii="BRH Devanagari Extra" w:hAnsi="BRH Devanagari Extra" w:cs="BRH Devanagari Extra"/>
+                <w:color w:val="000000"/>
+                <w:sz w:val="32"/>
+                <w:szCs w:val="40"/>
+                <w:highlight w:val="green"/>
+              </w:rPr>
+              <w:t>¨ÉÉ</w:t>
+            </w:r>
+            <w:r>
+              <w:rPr>
+                <w:rFonts w:ascii="BRH Malayalam Extra" w:hAnsi="BRH Malayalam Extra" w:cs="BRH Devanagari Extra"/>
+                <w:color w:val="000000"/>
+                <w:szCs w:val="40"/>
+              </w:rPr>
+              <w:t>–</w:t>
+            </w:r>
+            <w:r>
+              <w:rPr>
+                <w:rFonts w:ascii="BRH Devanagari Extra" w:hAnsi="BRH Devanagari Extra" w:cs="BRH Devanagari Extra"/>
+                <w:color w:val="000000"/>
+                <w:sz w:val="32"/>
+                <w:szCs w:val="40"/>
+              </w:rPr>
+              <w:t>åS</w:t>
+            </w:r>
+            <w:r>
+              <w:rPr>
+                <w:rFonts w:ascii="BRH Malayalam Extra" w:hAnsi="BRH Malayalam Extra" w:cs="BRH Devanagari Extra"/>
+                <w:color w:val="000000"/>
+                <w:szCs w:val="40"/>
+              </w:rPr>
+              <w:t>–</w:t>
+            </w:r>
+            <w:r>
+              <w:rPr>
+                <w:rFonts w:ascii="BRH Devanagari Extra" w:hAnsi="BRH Devanagari Extra" w:cs="BRH Devanagari Extra"/>
+                <w:color w:val="000000"/>
+                <w:sz w:val="32"/>
+                <w:szCs w:val="40"/>
+              </w:rPr>
+              <w:t>ÍkÉ qÉÑþS</w:t>
+            </w:r>
+            <w:r>
+              <w:rPr>
+                <w:rFonts w:ascii="BRH Malayalam Extra" w:hAnsi="BRH Malayalam Extra" w:cs="BRH Devanagari Extra"/>
+                <w:color w:val="000000"/>
+                <w:szCs w:val="40"/>
+              </w:rPr>
+              <w:t>–</w:t>
+            </w:r>
+            <w:r>
+              <w:rPr>
+                <w:rFonts w:ascii="BRH Devanagari Extra" w:hAnsi="BRH Devanagari Extra" w:cs="BRH Devanagari Extra"/>
+                <w:color w:val="000000"/>
+                <w:sz w:val="32"/>
+                <w:szCs w:val="40"/>
+              </w:rPr>
+              <w:t xml:space="preserve">ÍkÉqÉç </w:t>
+            </w:r>
+            <w:r>
+              <w:rPr>
+                <w:rFonts w:ascii="BRH Devanagari Extra" w:hAnsi="BRH Devanagari Extra" w:cs="BRH Devanagari Extra"/>
+                <w:color w:val="000000"/>
+                <w:sz w:val="32"/>
+                <w:szCs w:val="40"/>
+                <w:highlight w:val="green"/>
+              </w:rPr>
+              <w:t>S</w:t>
+            </w:r>
+            <w:r>
+              <w:rPr>
+                <w:rFonts w:ascii="BRH Devanagari Extra" w:hAnsi="BRH Devanagari Extra" w:cs="BRH Devanagari Extra"/>
+                <w:color w:val="000000"/>
+                <w:sz w:val="32"/>
+                <w:szCs w:val="40"/>
+              </w:rPr>
+              <w:t xml:space="preserve">þ¨É </w:t>
+            </w:r>
+            <w:r>
+              <w:rPr>
+                <w:rFonts w:ascii="BRH Devanagari Extra" w:hAnsi="BRH Devanagari Extra" w:cs="BRH Devanagari Extra"/>
+                <w:color w:val="000000"/>
+                <w:sz w:val="32"/>
+                <w:szCs w:val="40"/>
+                <w:highlight w:val="green"/>
+              </w:rPr>
+              <w:t>S</w:t>
+            </w:r>
+            <w:r>
+              <w:rPr>
+                <w:rFonts w:ascii="BRH Devanagari Extra" w:hAnsi="BRH Devanagari Extra" w:cs="BRH Devanagari Extra"/>
+                <w:color w:val="000000"/>
+                <w:sz w:val="32"/>
+                <w:szCs w:val="40"/>
+              </w:rPr>
+              <w:t>¨ÉÉåS</w:t>
+            </w:r>
+            <w:r>
+              <w:rPr>
+                <w:rFonts w:ascii="BRH Malayalam Extra" w:hAnsi="BRH Malayalam Extra" w:cs="BRH Devanagari Extra"/>
+                <w:color w:val="000000"/>
+                <w:szCs w:val="40"/>
+              </w:rPr>
+              <w:t>–</w:t>
+            </w:r>
+            <w:r>
+              <w:rPr>
+                <w:rFonts w:ascii="BRH Devanagari Extra" w:hAnsi="BRH Devanagari Extra" w:cs="BRH Devanagari Extra"/>
+                <w:color w:val="000000"/>
+                <w:sz w:val="32"/>
+                <w:szCs w:val="40"/>
+              </w:rPr>
+              <w:t xml:space="preserve">ÍkÉqÉç | </w:t>
+            </w:r>
+          </w:p>
+          <w:p>
+            <w:pPr>
+              <w:widowControl w:val="0"/>
+              <w:autoSpaceDE w:val="0"/>
+              <w:autoSpaceDN w:val="0"/>
+              <w:adjustRightInd w:val="0"/>
+              <w:spacing w:before="0" w:line="240" w:lineRule="auto"/>
+              <w:rPr>
+                <w:rFonts w:cs="BRH Malayalam Extra"/>
+                <w:color w:val="000000"/>
+                <w:szCs w:val="40"/>
+              </w:rPr>
+            </w:pPr>
+          </w:p>
+        </w:tc>
+      </w:tr>
+      <w:tr>
+        <w:trPr>
+          <w:trHeight w:val="1611"/>
+        </w:trPr>
+        <w:tc>
+          <w:tcPr>
+            <w:tcW w:w="7308" w:type="dxa"/>
+          </w:tcPr>
+          <w:p>
+            <w:pPr>
+              <w:widowControl w:val="0"/>
+              <w:autoSpaceDE w:val="0"/>
+              <w:autoSpaceDN w:val="0"/>
+              <w:adjustRightInd w:val="0"/>
+              <w:spacing w:line="240" w:lineRule="auto"/>
+              <w:rPr>
+                <w:rFonts w:ascii="BRH Devanagari Extra" w:hAnsi="BRH Devanagari Extra" w:cs="BRH Devanagari Extra"/>
+                <w:color w:val="000000"/>
+                <w:sz w:val="32"/>
+                <w:szCs w:val="40"/>
+                <w:lang w:val="it-IT"/>
+              </w:rPr>
+            </w:pPr>
+            <w:r>
+              <w:rPr>
+                <w:rFonts w:cs="BRH Devanagari Extra"/>
+                <w:color w:val="000000"/>
+                <w:szCs w:val="40"/>
+                <w:lang w:val="it-IT"/>
+              </w:rPr>
+              <w:t>9</w:t>
+            </w:r>
+            <w:r>
+              <w:rPr>
+                <w:rFonts w:ascii="BRH Devanagari Extra" w:hAnsi="BRH Devanagari Extra" w:cs="BRH Devanagari Extra"/>
+                <w:color w:val="000000"/>
+                <w:sz w:val="32"/>
+                <w:szCs w:val="40"/>
+                <w:lang w:val="it-IT"/>
+              </w:rPr>
+              <w:t>)</w:t>
+            </w:r>
+            <w:r>
+              <w:rPr>
+                <w:rFonts w:ascii="BRH Devanagari Extra" w:hAnsi="BRH Devanagari Extra" w:cs="BRH Devanagari Extra"/>
+                <w:color w:val="000000"/>
+                <w:sz w:val="32"/>
+                <w:szCs w:val="40"/>
+                <w:lang w:val="it-IT"/>
+              </w:rPr>
+              <w:tab/>
+            </w:r>
+            <w:r>
+              <w:rPr>
+                <w:rFonts w:cs="BRH Devanagari Extra"/>
+                <w:color w:val="000000"/>
+                <w:szCs w:val="40"/>
+                <w:lang w:val="it-IT"/>
+              </w:rPr>
+              <w:t>2</w:t>
+            </w:r>
+            <w:r>
+              <w:rPr>
+                <w:rFonts w:ascii="BRH Devanagari Extra" w:hAnsi="BRH Devanagari Extra" w:cs="BRH Devanagari Extra"/>
+                <w:color w:val="000000"/>
+                <w:sz w:val="32"/>
+                <w:szCs w:val="40"/>
+                <w:lang w:val="it-IT"/>
+              </w:rPr>
+              <w:t>.</w:t>
+            </w:r>
+            <w:r>
+              <w:rPr>
+                <w:rFonts w:cs="BRH Devanagari Extra"/>
+                <w:color w:val="000000"/>
+                <w:szCs w:val="40"/>
+                <w:lang w:val="it-IT"/>
+              </w:rPr>
+              <w:t>4</w:t>
+            </w:r>
+            <w:r>
+              <w:rPr>
+                <w:rFonts w:ascii="BRH Devanagari Extra" w:hAnsi="BRH Devanagari Extra" w:cs="BRH Devanagari Extra"/>
+                <w:color w:val="000000"/>
+                <w:sz w:val="32"/>
+                <w:szCs w:val="40"/>
+                <w:lang w:val="it-IT"/>
+              </w:rPr>
+              <w:t>.</w:t>
+            </w:r>
+            <w:r>
+              <w:rPr>
+                <w:rFonts w:cs="BRH Devanagari Extra"/>
+                <w:color w:val="000000"/>
+                <w:szCs w:val="40"/>
+                <w:lang w:val="it-IT"/>
+              </w:rPr>
+              <w:t>8</w:t>
+            </w:r>
+            <w:r>
+              <w:rPr>
+                <w:rFonts w:ascii="BRH Devanagari Extra" w:hAnsi="BRH Devanagari Extra" w:cs="BRH Devanagari Extra"/>
+                <w:color w:val="000000"/>
+                <w:sz w:val="32"/>
+                <w:szCs w:val="40"/>
+                <w:lang w:val="it-IT"/>
+              </w:rPr>
+              <w:t>.</w:t>
+            </w:r>
+            <w:r>
+              <w:rPr>
+                <w:rFonts w:cs="BRH Devanagari Extra"/>
+                <w:color w:val="000000"/>
+                <w:szCs w:val="40"/>
+                <w:lang w:val="it-IT"/>
+              </w:rPr>
+              <w:t>2</w:t>
+            </w:r>
+            <w:r>
+              <w:rPr>
+                <w:rFonts w:ascii="BRH Devanagari Extra" w:hAnsi="BRH Devanagari Extra" w:cs="BRH Devanagari Extra"/>
+                <w:color w:val="000000"/>
+                <w:sz w:val="32"/>
+                <w:szCs w:val="40"/>
+                <w:lang w:val="it-IT"/>
+              </w:rPr>
+              <w:t>(</w:t>
+            </w:r>
+            <w:r>
+              <w:rPr>
+                <w:rFonts w:cs="BRH Devanagari Extra"/>
+                <w:color w:val="000000"/>
+                <w:szCs w:val="40"/>
+                <w:lang w:val="it-IT"/>
+              </w:rPr>
+              <w:t>9</w:t>
+            </w:r>
+            <w:r>
+              <w:rPr>
+                <w:rFonts w:ascii="BRH Devanagari Extra" w:hAnsi="BRH Devanagari Extra" w:cs="BRH Devanagari Extra"/>
+                <w:color w:val="000000"/>
+                <w:sz w:val="32"/>
+                <w:szCs w:val="40"/>
+                <w:lang w:val="it-IT"/>
+              </w:rPr>
+              <w:t>)-  mÉÑ</w:t>
+            </w:r>
+            <w:r>
+              <w:rPr>
+                <w:rFonts w:ascii="BRH Malayalam Extra" w:hAnsi="BRH Malayalam Extra" w:cs="BRH Devanagari Extra"/>
+                <w:color w:val="000000"/>
+                <w:szCs w:val="40"/>
+                <w:lang w:val="it-IT"/>
+              </w:rPr>
+              <w:t>–</w:t>
+            </w:r>
+            <w:r>
+              <w:rPr>
+                <w:rFonts w:ascii="BRH Devanagari Extra" w:hAnsi="BRH Devanagari Extra" w:cs="BRH Devanagari Extra"/>
+                <w:color w:val="000000"/>
+                <w:sz w:val="32"/>
+                <w:szCs w:val="40"/>
+                <w:lang w:val="it-IT"/>
+              </w:rPr>
+              <w:t>UÏ</w:t>
+            </w:r>
+            <w:r>
+              <w:rPr>
+                <w:rFonts w:ascii="BRH Malayalam Extra" w:hAnsi="BRH Malayalam Extra" w:cs="BRH Devanagari Extra"/>
+                <w:color w:val="000000"/>
+                <w:szCs w:val="40"/>
+                <w:lang w:val="it-IT"/>
+              </w:rPr>
+              <w:t>–</w:t>
+            </w:r>
+            <w:r>
+              <w:rPr>
+                <w:rFonts w:ascii="BRH Devanagari Extra" w:hAnsi="BRH Devanagari Extra" w:cs="BRH Devanagari Extra"/>
+                <w:color w:val="000000"/>
+                <w:sz w:val="32"/>
+                <w:szCs w:val="40"/>
+                <w:lang w:val="it-IT"/>
+              </w:rPr>
+              <w:t>ÌwÉ</w:t>
+            </w:r>
+            <w:r>
+              <w:rPr>
+                <w:rFonts w:ascii="BRH Malayalam Extra" w:hAnsi="BRH Malayalam Extra" w:cs="BRH Devanagari Extra"/>
+                <w:color w:val="000000"/>
+                <w:szCs w:val="40"/>
+                <w:lang w:val="it-IT"/>
+              </w:rPr>
+              <w:t>–</w:t>
+            </w:r>
+            <w:r>
+              <w:rPr>
+                <w:rFonts w:ascii="BRH Devanagari Extra" w:hAnsi="BRH Devanagari Extra" w:cs="BRH Devanagari Extra"/>
+                <w:color w:val="000000"/>
+                <w:sz w:val="32"/>
+                <w:szCs w:val="40"/>
+                <w:lang w:val="it-IT"/>
+              </w:rPr>
+              <w:t>hÉ</w:t>
+            </w:r>
+            <w:r>
+              <w:rPr>
+                <w:rFonts w:ascii="BRH Malayalam Extra" w:hAnsi="BRH Malayalam Extra" w:cs="BRH Devanagari Extra"/>
+                <w:color w:val="000000"/>
+                <w:szCs w:val="40"/>
+                <w:lang w:val="it-IT"/>
+              </w:rPr>
+              <w:t>–</w:t>
+            </w:r>
+            <w:r>
+              <w:rPr>
+                <w:rFonts w:ascii="BRH Devanagari Extra" w:hAnsi="BRH Devanagari Extra" w:cs="BRH Devanagari Extra"/>
+                <w:color w:val="000000"/>
+                <w:sz w:val="32"/>
+                <w:szCs w:val="40"/>
+                <w:lang w:val="it-IT"/>
+              </w:rPr>
+              <w:t>È ||</w:t>
+            </w:r>
+          </w:p>
+          <w:p>
+            <w:pPr>
+              <w:widowControl w:val="0"/>
+              <w:autoSpaceDE w:val="0"/>
+              <w:autoSpaceDN w:val="0"/>
+              <w:adjustRightInd w:val="0"/>
+              <w:spacing w:line="240" w:lineRule="auto"/>
+              <w:rPr>
+                <w:rFonts w:cs="BRH Malayalam Extra"/>
+                <w:color w:val="000000"/>
+                <w:szCs w:val="40"/>
+                <w:lang w:val="it-IT"/>
+              </w:rPr>
+            </w:pPr>
+            <w:r>
+              <w:rPr>
+                <w:rFonts w:ascii="BRH Devanagari Extra" w:hAnsi="BRH Devanagari Extra" w:cs="BRH Devanagari Extra"/>
+                <w:color w:val="000000"/>
+                <w:sz w:val="32"/>
+                <w:szCs w:val="40"/>
+                <w:lang w:val="it-IT"/>
+              </w:rPr>
+              <w:t>mÉÑ</w:t>
+            </w:r>
+            <w:r>
+              <w:rPr>
+                <w:rFonts w:ascii="BRH Malayalam Extra" w:hAnsi="BRH Malayalam Extra" w:cs="BRH Devanagari Extra"/>
+                <w:color w:val="000000"/>
+                <w:szCs w:val="40"/>
+                <w:lang w:val="it-IT"/>
+              </w:rPr>
+              <w:t>–</w:t>
+            </w:r>
+            <w:r>
+              <w:rPr>
+                <w:rFonts w:ascii="BRH Devanagari Extra" w:hAnsi="BRH Devanagari Extra" w:cs="BRH Devanagari Extra"/>
+                <w:color w:val="000000"/>
+                <w:sz w:val="32"/>
+                <w:szCs w:val="40"/>
+                <w:lang w:val="it-IT"/>
+              </w:rPr>
+              <w:t>UÏ</w:t>
+            </w:r>
+            <w:r>
+              <w:rPr>
+                <w:rFonts w:ascii="BRH Malayalam Extra" w:hAnsi="BRH Malayalam Extra" w:cs="BRH Devanagari Extra"/>
+                <w:color w:val="000000"/>
+                <w:szCs w:val="40"/>
+                <w:highlight w:val="yellow"/>
+                <w:lang w:val="it-IT"/>
+              </w:rPr>
+              <w:t>–</w:t>
+            </w:r>
+            <w:r>
+              <w:rPr>
+                <w:rFonts w:ascii="BRH Devanagari Extra" w:hAnsi="BRH Devanagari Extra" w:cs="BRH Devanagari Extra"/>
+                <w:color w:val="000000"/>
+                <w:sz w:val="32"/>
+                <w:szCs w:val="40"/>
+                <w:highlight w:val="yellow"/>
+                <w:lang w:val="it-IT"/>
+              </w:rPr>
+              <w:t>wÉ</w:t>
+            </w:r>
+            <w:r>
+              <w:rPr>
+                <w:rFonts w:ascii="BRH Malayalam Extra" w:hAnsi="BRH Malayalam Extra" w:cs="BRH Devanagari Extra"/>
+                <w:color w:val="000000"/>
+                <w:szCs w:val="40"/>
+                <w:highlight w:val="yellow"/>
+                <w:lang w:val="it-IT"/>
+              </w:rPr>
+              <w:t>–</w:t>
+            </w:r>
+            <w:r>
+              <w:rPr>
+                <w:rFonts w:ascii="BRH Devanagari Extra" w:hAnsi="BRH Devanagari Extra" w:cs="BRH Devanagari Extra"/>
+                <w:color w:val="000000"/>
+                <w:sz w:val="32"/>
+                <w:szCs w:val="40"/>
+                <w:lang w:val="it-IT"/>
+              </w:rPr>
+              <w:t>hÉ</w:t>
+            </w:r>
+            <w:r>
+              <w:rPr>
+                <w:rFonts w:ascii="BRH Malayalam Extra" w:hAnsi="BRH Malayalam Extra" w:cs="BRH Devanagari Extra"/>
+                <w:color w:val="000000"/>
+                <w:szCs w:val="40"/>
+                <w:lang w:val="it-IT"/>
+              </w:rPr>
+              <w:t>–</w:t>
+            </w:r>
+            <w:r>
+              <w:rPr>
+                <w:rFonts w:ascii="BRH Devanagari Extra" w:hAnsi="BRH Devanagari Extra" w:cs="BRH Devanagari Extra"/>
+                <w:color w:val="000000"/>
+                <w:sz w:val="32"/>
+                <w:szCs w:val="40"/>
+                <w:lang w:val="it-IT"/>
+              </w:rPr>
+              <w:t xml:space="preserve"> CÌiÉþ mÉÑUÏ</w:t>
+            </w:r>
+            <w:r>
+              <w:rPr>
+                <w:rFonts w:ascii="BRH Devanagari Extra" w:hAnsi="BRH Devanagari Extra" w:cs="BRH Devanagari Extra"/>
+                <w:color w:val="000000"/>
+                <w:sz w:val="32"/>
+                <w:szCs w:val="40"/>
+                <w:highlight w:val="yellow"/>
+                <w:lang w:val="it-IT"/>
+              </w:rPr>
+              <w:t>w</w:t>
+            </w:r>
+            <w:r>
+              <w:rPr>
+                <w:rFonts w:ascii="BRH Devanagari Extra" w:hAnsi="BRH Devanagari Extra" w:cs="BRH Devanagari Extra"/>
+                <w:color w:val="000000"/>
+                <w:sz w:val="32"/>
+                <w:szCs w:val="40"/>
+                <w:lang w:val="it-IT"/>
+              </w:rPr>
+              <w:t xml:space="preserve">ÉhÉÈ | </w:t>
+            </w:r>
+          </w:p>
+        </w:tc>
+        <w:tc>
+          <w:tcPr>
+            <w:tcW w:w="7513" w:type="dxa"/>
+            <w:gridSpan w:val="2"/>
+          </w:tcPr>
+          <w:p>
+            <w:pPr>
+              <w:widowControl w:val="0"/>
+              <w:autoSpaceDE w:val="0"/>
+              <w:autoSpaceDN w:val="0"/>
+              <w:adjustRightInd w:val="0"/>
+              <w:spacing w:line="240" w:lineRule="auto"/>
+              <w:rPr>
+                <w:rFonts w:ascii="BRH Devanagari Extra" w:hAnsi="BRH Devanagari Extra" w:cs="BRH Devanagari Extra"/>
+                <w:color w:val="000000"/>
+                <w:sz w:val="32"/>
+                <w:szCs w:val="40"/>
+                <w:lang w:val="it-IT"/>
+              </w:rPr>
+            </w:pPr>
+            <w:r>
+              <w:rPr>
+                <w:rFonts w:cs="BRH Devanagari Extra"/>
+                <w:color w:val="000000"/>
+                <w:szCs w:val="40"/>
+                <w:lang w:val="it-IT"/>
+              </w:rPr>
+              <w:t>9</w:t>
+            </w:r>
+            <w:r>
+              <w:rPr>
+                <w:rFonts w:ascii="BRH Devanagari Extra" w:hAnsi="BRH Devanagari Extra" w:cs="BRH Devanagari Extra"/>
+                <w:color w:val="000000"/>
+                <w:sz w:val="32"/>
+                <w:szCs w:val="40"/>
+                <w:lang w:val="it-IT"/>
+              </w:rPr>
+              <w:t>)</w:t>
+            </w:r>
+            <w:r>
+              <w:rPr>
+                <w:rFonts w:ascii="BRH Devanagari Extra" w:hAnsi="BRH Devanagari Extra" w:cs="BRH Devanagari Extra"/>
+                <w:color w:val="000000"/>
+                <w:sz w:val="32"/>
+                <w:szCs w:val="40"/>
+                <w:lang w:val="it-IT"/>
+              </w:rPr>
+              <w:tab/>
+            </w:r>
+            <w:r>
+              <w:rPr>
+                <w:rFonts w:cs="BRH Devanagari Extra"/>
+                <w:color w:val="000000"/>
+                <w:szCs w:val="40"/>
+                <w:lang w:val="it-IT"/>
+              </w:rPr>
+              <w:t>2</w:t>
+            </w:r>
+            <w:r>
+              <w:rPr>
+                <w:rFonts w:ascii="BRH Devanagari Extra" w:hAnsi="BRH Devanagari Extra" w:cs="BRH Devanagari Extra"/>
+                <w:color w:val="000000"/>
+                <w:sz w:val="32"/>
+                <w:szCs w:val="40"/>
+                <w:lang w:val="it-IT"/>
+              </w:rPr>
+              <w:t>.</w:t>
+            </w:r>
+            <w:r>
+              <w:rPr>
+                <w:rFonts w:cs="BRH Devanagari Extra"/>
+                <w:color w:val="000000"/>
+                <w:szCs w:val="40"/>
+                <w:lang w:val="it-IT"/>
+              </w:rPr>
+              <w:t>4</w:t>
+            </w:r>
+            <w:r>
+              <w:rPr>
+                <w:rFonts w:ascii="BRH Devanagari Extra" w:hAnsi="BRH Devanagari Extra" w:cs="BRH Devanagari Extra"/>
+                <w:color w:val="000000"/>
+                <w:sz w:val="32"/>
+                <w:szCs w:val="40"/>
+                <w:lang w:val="it-IT"/>
+              </w:rPr>
+              <w:t>.</w:t>
+            </w:r>
+            <w:r>
+              <w:rPr>
+                <w:rFonts w:cs="BRH Devanagari Extra"/>
+                <w:color w:val="000000"/>
+                <w:szCs w:val="40"/>
+                <w:lang w:val="it-IT"/>
+              </w:rPr>
+              <w:t>8</w:t>
+            </w:r>
+            <w:r>
+              <w:rPr>
+                <w:rFonts w:ascii="BRH Devanagari Extra" w:hAnsi="BRH Devanagari Extra" w:cs="BRH Devanagari Extra"/>
+                <w:color w:val="000000"/>
+                <w:sz w:val="32"/>
+                <w:szCs w:val="40"/>
+                <w:lang w:val="it-IT"/>
+              </w:rPr>
+              <w:t>.</w:t>
+            </w:r>
+            <w:r>
+              <w:rPr>
+                <w:rFonts w:cs="BRH Devanagari Extra"/>
+                <w:color w:val="000000"/>
+                <w:szCs w:val="40"/>
+                <w:lang w:val="it-IT"/>
+              </w:rPr>
+              <w:t>2</w:t>
+            </w:r>
+            <w:r>
+              <w:rPr>
+                <w:rFonts w:ascii="BRH Devanagari Extra" w:hAnsi="BRH Devanagari Extra" w:cs="BRH Devanagari Extra"/>
+                <w:color w:val="000000"/>
+                <w:sz w:val="32"/>
+                <w:szCs w:val="40"/>
+                <w:lang w:val="it-IT"/>
+              </w:rPr>
+              <w:t>(</w:t>
+            </w:r>
+            <w:r>
+              <w:rPr>
+                <w:rFonts w:cs="BRH Devanagari Extra"/>
+                <w:color w:val="000000"/>
+                <w:szCs w:val="40"/>
+                <w:lang w:val="it-IT"/>
+              </w:rPr>
+              <w:t>9</w:t>
+            </w:r>
+            <w:r>
+              <w:rPr>
+                <w:rFonts w:ascii="BRH Devanagari Extra" w:hAnsi="BRH Devanagari Extra" w:cs="BRH Devanagari Extra"/>
+                <w:color w:val="000000"/>
+                <w:sz w:val="32"/>
+                <w:szCs w:val="40"/>
+                <w:lang w:val="it-IT"/>
+              </w:rPr>
+              <w:t>)-  mÉÑ</w:t>
+            </w:r>
+            <w:r>
+              <w:rPr>
+                <w:rFonts w:ascii="BRH Malayalam Extra" w:hAnsi="BRH Malayalam Extra" w:cs="BRH Devanagari Extra"/>
+                <w:color w:val="000000"/>
+                <w:szCs w:val="40"/>
+                <w:lang w:val="it-IT"/>
+              </w:rPr>
+              <w:t>–</w:t>
+            </w:r>
+            <w:r>
+              <w:rPr>
+                <w:rFonts w:ascii="BRH Devanagari Extra" w:hAnsi="BRH Devanagari Extra" w:cs="BRH Devanagari Extra"/>
+                <w:color w:val="000000"/>
+                <w:sz w:val="32"/>
+                <w:szCs w:val="40"/>
+                <w:lang w:val="it-IT"/>
+              </w:rPr>
+              <w:t>UÏ</w:t>
+            </w:r>
+            <w:r>
+              <w:rPr>
+                <w:rFonts w:ascii="BRH Malayalam Extra" w:hAnsi="BRH Malayalam Extra" w:cs="BRH Devanagari Extra"/>
+                <w:color w:val="000000"/>
+                <w:szCs w:val="40"/>
+                <w:lang w:val="it-IT"/>
+              </w:rPr>
+              <w:t>–</w:t>
+            </w:r>
+            <w:r>
+              <w:rPr>
+                <w:rFonts w:ascii="BRH Devanagari Extra" w:hAnsi="BRH Devanagari Extra" w:cs="BRH Devanagari Extra"/>
+                <w:color w:val="000000"/>
+                <w:sz w:val="32"/>
+                <w:szCs w:val="40"/>
+                <w:lang w:val="it-IT"/>
+              </w:rPr>
+              <w:t>ÌwÉ</w:t>
+            </w:r>
+            <w:r>
+              <w:rPr>
+                <w:rFonts w:ascii="BRH Malayalam Extra" w:hAnsi="BRH Malayalam Extra" w:cs="BRH Devanagari Extra"/>
+                <w:color w:val="000000"/>
+                <w:szCs w:val="40"/>
+                <w:lang w:val="it-IT"/>
+              </w:rPr>
+              <w:t>–</w:t>
+            </w:r>
+            <w:r>
+              <w:rPr>
+                <w:rFonts w:ascii="BRH Devanagari Extra" w:hAnsi="BRH Devanagari Extra" w:cs="BRH Devanagari Extra"/>
+                <w:color w:val="000000"/>
+                <w:sz w:val="32"/>
+                <w:szCs w:val="40"/>
+                <w:lang w:val="it-IT"/>
+              </w:rPr>
+              <w:t>hÉ</w:t>
+            </w:r>
+            <w:r>
+              <w:rPr>
+                <w:rFonts w:ascii="BRH Malayalam Extra" w:hAnsi="BRH Malayalam Extra" w:cs="BRH Devanagari Extra"/>
+                <w:color w:val="000000"/>
+                <w:szCs w:val="40"/>
+                <w:lang w:val="it-IT"/>
+              </w:rPr>
+              <w:t>–</w:t>
+            </w:r>
+            <w:r>
+              <w:rPr>
+                <w:rFonts w:ascii="BRH Devanagari Extra" w:hAnsi="BRH Devanagari Extra" w:cs="BRH Devanagari Extra"/>
+                <w:color w:val="000000"/>
+                <w:sz w:val="32"/>
+                <w:szCs w:val="40"/>
+                <w:lang w:val="it-IT"/>
+              </w:rPr>
+              <w:t>È ||</w:t>
+            </w:r>
+          </w:p>
+          <w:p>
+            <w:pPr>
+              <w:widowControl w:val="0"/>
+              <w:autoSpaceDE w:val="0"/>
+              <w:autoSpaceDN w:val="0"/>
+              <w:adjustRightInd w:val="0"/>
+              <w:spacing w:line="240" w:lineRule="auto"/>
+              <w:rPr>
+                <w:rFonts w:cs="BRH Malayalam Extra"/>
+                <w:color w:val="000000"/>
+                <w:szCs w:val="40"/>
+                <w:lang w:val="it-IT"/>
+              </w:rPr>
+            </w:pPr>
+            <w:r>
+              <w:rPr>
+                <w:rFonts w:ascii="BRH Devanagari Extra" w:hAnsi="BRH Devanagari Extra" w:cs="BRH Devanagari Extra"/>
+                <w:color w:val="000000"/>
+                <w:sz w:val="32"/>
+                <w:szCs w:val="40"/>
+                <w:lang w:val="it-IT"/>
+              </w:rPr>
+              <w:t>mÉÑ</w:t>
+            </w:r>
+            <w:r>
+              <w:rPr>
+                <w:rFonts w:ascii="BRH Malayalam Extra" w:hAnsi="BRH Malayalam Extra" w:cs="BRH Devanagari Extra"/>
+                <w:color w:val="000000"/>
+                <w:szCs w:val="40"/>
+                <w:lang w:val="it-IT"/>
+              </w:rPr>
+              <w:t>–</w:t>
+            </w:r>
+            <w:r>
+              <w:rPr>
+                <w:rFonts w:ascii="BRH Devanagari Extra" w:hAnsi="BRH Devanagari Extra" w:cs="BRH Devanagari Extra"/>
+                <w:color w:val="000000"/>
+                <w:sz w:val="32"/>
+                <w:szCs w:val="40"/>
+                <w:lang w:val="it-IT"/>
+              </w:rPr>
+              <w:t>UÏ</w:t>
+            </w:r>
+            <w:r>
+              <w:rPr>
+                <w:rFonts w:ascii="BRH Malayalam Extra" w:hAnsi="BRH Malayalam Extra" w:cs="BRH Devanagari Extra"/>
+                <w:color w:val="000000"/>
+                <w:szCs w:val="40"/>
+                <w:highlight w:val="yellow"/>
+                <w:lang w:val="it-IT"/>
+              </w:rPr>
+              <w:t>–</w:t>
+            </w:r>
+            <w:r>
+              <w:rPr>
+                <w:rFonts w:ascii="BRH Devanagari Extra" w:hAnsi="BRH Devanagari Extra" w:cs="BRH Devanagari Extra"/>
+                <w:color w:val="000000"/>
+                <w:sz w:val="32"/>
+                <w:szCs w:val="40"/>
+                <w:highlight w:val="green"/>
+                <w:lang w:val="it-IT"/>
+              </w:rPr>
+              <w:t>ÌwÉ</w:t>
+            </w:r>
+            <w:r>
+              <w:rPr>
+                <w:rFonts w:ascii="BRH Malayalam Extra" w:hAnsi="BRH Malayalam Extra" w:cs="BRH Devanagari Extra"/>
+                <w:color w:val="000000"/>
+                <w:szCs w:val="40"/>
+                <w:highlight w:val="green"/>
+                <w:lang w:val="it-IT"/>
+              </w:rPr>
+              <w:t>–</w:t>
+            </w:r>
+            <w:r>
+              <w:rPr>
+                <w:rFonts w:ascii="BRH Devanagari Extra" w:hAnsi="BRH Devanagari Extra" w:cs="BRH Devanagari Extra"/>
+                <w:color w:val="000000"/>
+                <w:sz w:val="32"/>
+                <w:szCs w:val="40"/>
+                <w:lang w:val="it-IT"/>
+              </w:rPr>
+              <w:t>hÉ</w:t>
+            </w:r>
+            <w:r>
+              <w:rPr>
+                <w:rFonts w:ascii="BRH Malayalam Extra" w:hAnsi="BRH Malayalam Extra" w:cs="BRH Devanagari Extra"/>
+                <w:color w:val="000000"/>
+                <w:szCs w:val="40"/>
+                <w:lang w:val="it-IT"/>
+              </w:rPr>
+              <w:t>–</w:t>
+            </w:r>
+            <w:r>
+              <w:rPr>
+                <w:rFonts w:ascii="BRH Devanagari Extra" w:hAnsi="BRH Devanagari Extra" w:cs="BRH Devanagari Extra"/>
+                <w:color w:val="000000"/>
+                <w:sz w:val="32"/>
+                <w:szCs w:val="40"/>
+                <w:lang w:val="it-IT"/>
+              </w:rPr>
+              <w:t xml:space="preserve"> CÌiÉþ mÉÑUÏ</w:t>
+            </w:r>
+            <w:r>
+              <w:rPr>
+                <w:rFonts w:ascii="BRH Devanagari Extra" w:hAnsi="BRH Devanagari Extra" w:cs="BRH Devanagari Extra"/>
+                <w:color w:val="000000"/>
+                <w:sz w:val="32"/>
+                <w:szCs w:val="40"/>
+                <w:highlight w:val="green"/>
+                <w:lang w:val="it-IT"/>
+              </w:rPr>
+              <w:t>Ìw</w:t>
+            </w:r>
+            <w:r>
+              <w:rPr>
+                <w:rFonts w:ascii="BRH Devanagari Extra" w:hAnsi="BRH Devanagari Extra" w:cs="BRH Devanagari Extra"/>
+                <w:color w:val="000000"/>
+                <w:sz w:val="32"/>
+                <w:szCs w:val="40"/>
+                <w:lang w:val="it-IT"/>
+              </w:rPr>
+              <w:t xml:space="preserve">ÉhÉÈ | </w:t>
+            </w:r>
+          </w:p>
+        </w:tc>
+      </w:tr>
+      <w:tr>
+        <w:tc>
+          <w:tcPr>
+            <w:tcW w:w="7308" w:type="dxa"/>
+          </w:tcPr>
+          <w:p>
+            <w:pPr>
+              <w:widowControl w:val="0"/>
+              <w:autoSpaceDE w:val="0"/>
+              <w:autoSpaceDN w:val="0"/>
+              <w:adjustRightInd w:val="0"/>
+              <w:spacing w:line="240" w:lineRule="auto"/>
+              <w:rPr>
+                <w:rFonts w:cs="BRH Devanagari Extra"/>
+                <w:color w:val="000000"/>
+                <w:szCs w:val="40"/>
+                <w:lang w:val="it-IT"/>
+              </w:rPr>
+            </w:pPr>
+          </w:p>
+        </w:tc>
+        <w:tc>
+          <w:tcPr>
+            <w:tcW w:w="7513" w:type="dxa"/>
+            <w:gridSpan w:val="2"/>
+          </w:tcPr>
+          <w:p>
+            <w:pPr>
+              <w:widowControl w:val="0"/>
+              <w:autoSpaceDE w:val="0"/>
+              <w:autoSpaceDN w:val="0"/>
+              <w:adjustRightInd w:val="0"/>
+              <w:spacing w:line="240" w:lineRule="auto"/>
+              <w:rPr>
+                <w:rFonts w:cs="BRH Devanagari Extra"/>
+                <w:color w:val="000000"/>
+                <w:szCs w:val="40"/>
+                <w:lang w:val="it-IT"/>
+              </w:rPr>
+            </w:pPr>
+          </w:p>
+        </w:tc>
+      </w:tr>
+    </w:tbl>
+    <w:p>
+      <w:pPr>
+        <w:spacing w:before="0" w:line="240" w:lineRule="auto"/>
+        <w:jc w:val="center"/>
+        <w:rPr>
+          <w:b/>
+          <w:bCs/>
+          <w:sz w:val="32"/>
+          <w:szCs w:val="32"/>
+          <w:u w:val="single"/>
+          <w:lang w:val="it-IT"/>
+        </w:rPr>
+      </w:pPr>
+    </w:p>
     <w:p>
       <w:pPr>
         <w:spacing w:before="0" w:line="240" w:lineRule="auto"/>
@@ -1378,6 +3724,7 @@
                 <w:cs/>
                 <w:lang w:bidi="ta-IN"/>
               </w:rPr>
+              <w:lastRenderedPageBreak/>
               <w:t>5</w:t>
             </w:r>
             <w:r>
@@ -5799,7 +8146,6 @@
                 <w:cs/>
                 <w:lang w:bidi="ta-IN"/>
               </w:rPr>
-              <w:lastRenderedPageBreak/>
               <w:t>1</w:t>
             </w:r>
             <w:r>
@@ -6579,7 +8925,6 @@
                 <w:cs/>
                 <w:lang w:bidi="ta-IN"/>
               </w:rPr>
-              <w:lastRenderedPageBreak/>
               <w:t>1</w:t>
             </w:r>
             <w:r>
@@ -7322,7 +9667,6 @@
                 <w:cs/>
                 <w:lang w:bidi="ta-IN"/>
               </w:rPr>
-              <w:lastRenderedPageBreak/>
               <w:t>1</w:t>
             </w:r>
             <w:r>
@@ -8113,7 +10457,6 @@
                 <w:cs/>
                 <w:lang w:bidi="ta-IN"/>
               </w:rPr>
-              <w:lastRenderedPageBreak/>
               <w:t>21</w:t>
             </w:r>
             <w:r>
@@ -8444,6 +10787,7 @@
                 <w:cs/>
                 <w:lang w:bidi="ta-IN"/>
               </w:rPr>
+              <w:lastRenderedPageBreak/>
               <w:t>நி</w:t>
             </w:r>
             <w:r>
@@ -8877,6 +11221,7 @@
                 <w:cs/>
                 <w:lang w:bidi="ta-IN"/>
               </w:rPr>
+              <w:lastRenderedPageBreak/>
               <w:t>21</w:t>
             </w:r>
             <w:r>
@@ -9210,6 +11555,7 @@
                 <w:cs/>
                 <w:lang w:bidi="ta-IN"/>
               </w:rPr>
+              <w:lastRenderedPageBreak/>
               <w:t>நி</w:t>
             </w:r>
             <w:r>
@@ -9632,6 +11978,7 @@
                 <w:cs/>
                 <w:lang w:bidi="ta-IN"/>
               </w:rPr>
+              <w:lastRenderedPageBreak/>
               <w:t>20</w:t>
             </w:r>
             <w:r>
@@ -12620,7 +14967,6 @@
                 <w:cs/>
                 <w:lang w:bidi="ta-IN"/>
               </w:rPr>
-              <w:lastRenderedPageBreak/>
               <w:t>41</w:t>
             </w:r>
             <w:r>
@@ -15383,6 +17729,7 @@
                 <w:cs/>
                 <w:lang w:bidi="ta-IN"/>
               </w:rPr>
+              <w:lastRenderedPageBreak/>
               <w:t>8</w:t>
             </w:r>
             <w:r>
@@ -18803,7 +21150,6 @@
                 <w:cs/>
                 <w:lang w:bidi="ta-IN"/>
               </w:rPr>
-              <w:lastRenderedPageBreak/>
               <w:t>34</w:t>
             </w:r>
             <w:r>
@@ -20041,6 +22387,7 @@
                 <w:cs/>
                 <w:lang w:bidi="ta-IN"/>
               </w:rPr>
+              <w:lastRenderedPageBreak/>
               <w:t>48</w:t>
             </w:r>
             <w:r>
@@ -23318,7 +25665,6 @@
                 <w:cs/>
                 <w:lang w:bidi="ta-IN"/>
               </w:rPr>
-              <w:lastRenderedPageBreak/>
               <w:t>32</w:t>
             </w:r>
             <w:r>
@@ -25741,6 +28087,7 @@
                 <w:cs/>
                 <w:lang w:bidi="ta-IN"/>
               </w:rPr>
+              <w:lastRenderedPageBreak/>
               <w:t>53)</w:t>
             </w:r>
             <w:r>
@@ -28595,7 +30942,6 @@
                 <w:cs/>
                 <w:lang w:bidi="ta-IN"/>
               </w:rPr>
-              <w:lastRenderedPageBreak/>
               <w:t>1</w:t>
             </w:r>
             <w:r>
@@ -29066,7 +31412,6 @@
                 <w:rFonts w:cs="BRH Malayalam Extra"/>
                 <w:color w:val="000000"/>
                 <w:szCs w:val="40"/>
-                <w:lang w:val="it-IT"/>
               </w:rPr>
             </w:pPr>
             <w:r>
@@ -30426,7 +32771,6 @@
                 <w:color w:val="000000"/>
                 <w:sz w:val="32"/>
                 <w:szCs w:val="40"/>
-                <w:lang w:val="it-IT"/>
               </w:rPr>
             </w:pPr>
             <w:r>
@@ -30440,6 +32784,7 @@
                 <w:cs/>
                 <w:lang w:bidi="ta-IN"/>
               </w:rPr>
+              <w:lastRenderedPageBreak/>
               <w:t>ரு</w:t>
             </w:r>
             <w:r>
@@ -30850,7 +33195,6 @@
                 <w:color w:val="000000"/>
                 <w:sz w:val="32"/>
                 <w:szCs w:val="40"/>
-                <w:lang w:val="it-IT"/>
               </w:rPr>
               <w:t xml:space="preserve"> </w:t>
             </w:r>
@@ -30866,7 +33210,6 @@
                 <w:rFonts w:cs="BRH Malayalam Extra"/>
                 <w:color w:val="000000"/>
                 <w:szCs w:val="40"/>
-                <w:lang w:val="it-IT"/>
               </w:rPr>
             </w:pPr>
           </w:p>
@@ -30896,6 +33239,7 @@
                 <w:cs/>
                 <w:lang w:bidi="ta-IN"/>
               </w:rPr>
+              <w:lastRenderedPageBreak/>
               <w:t>4)</w:t>
             </w:r>
             <w:r>
@@ -32106,7 +34450,6 @@
                 <w:color w:val="000000"/>
                 <w:sz w:val="32"/>
                 <w:szCs w:val="40"/>
-                <w:lang w:val="it-IT"/>
               </w:rPr>
             </w:pPr>
             <w:r>
@@ -32120,6 +34463,7 @@
                 <w:cs/>
                 <w:lang w:bidi="ta-IN"/>
               </w:rPr>
+              <w:lastRenderedPageBreak/>
               <w:t>ரு</w:t>
             </w:r>
             <w:r>
@@ -32531,7 +34875,6 @@
                 <w:color w:val="000000"/>
                 <w:sz w:val="32"/>
                 <w:szCs w:val="40"/>
-                <w:lang w:val="it-IT"/>
               </w:rPr>
               <w:t xml:space="preserve"> </w:t>
             </w:r>
@@ -32547,7 +34890,6 @@
                 <w:rFonts w:cs="BRH Malayalam Extra"/>
                 <w:color w:val="000000"/>
                 <w:szCs w:val="40"/>
-                <w:lang w:val="it-IT"/>
               </w:rPr>
             </w:pPr>
           </w:p>
@@ -32566,7 +34908,6 @@
           <w:sz w:val="32"/>
           <w:szCs w:val="32"/>
           <w:u w:val="single"/>
-          <w:lang w:val="it-IT"/>
         </w:rPr>
       </w:pPr>
     </w:p>
@@ -33001,7 +35342,7 @@
 </file>
 
 <file path=word/endnotes.xml><?xml version="1.0" encoding="utf-8"?>
-<w:endnotes xmlns:wpc="http://schemas.microsoft.com/office/word/2010/wordprocessingCanvas" xmlns:cx="http://schemas.microsoft.com/office/drawing/2014/chartex" xmlns:cx1="http://schemas.microsoft.com/office/drawing/2015/9/8/chartex" xmlns:cx2="http://schemas.microsoft.com/office/drawing/2015/10/21/chartex" xmlns:cx3="http://schemas.microsoft.com/office/drawing/2016/5/9/chartex" xmlns:cx4="http://schemas.microsoft.com/office/drawing/2016/5/10/chartex" xmlns:cx5="http://schemas.microsoft.com/office/drawing/2016/5/11/chartex" xmlns:cx6="http://schemas.microsoft.com/office/drawing/2016/5/12/chartex" xmlns:cx7="http://schemas.microsoft.com/office/drawing/2016/5/13/chartex" xmlns:cx8="http://schemas.microsoft.com/office/drawing/2016/5/14/chartex" xmlns:mc="http://schemas.openxmlformats.org/markup-compatibility/2006" xmlns:aink="http://schemas.microsoft.com/office/drawing/2016/ink" xmlns:am3d="http://schemas.microsoft.com/office/drawing/2017/model3d" xmlns:o="urn:schemas-microsoft-com:office:office" xmlns:oel="http://schemas.microsoft.com/office/2019/extlst" xmlns:r="http://schemas.openxmlformats.org/officeDocument/2006/relationships" xmlns:m="http://schemas.openxmlformats.org/officeDocument/2006/math" xmlns:v="urn:schemas-microsoft-com:vml" xmlns:wp14="http://schemas.microsoft.com/office/word/2010/wordprocessingDrawing" xmlns:wp="http://schemas.openxmlformats.org/drawingml/2006/wordprocessingDrawing" xmlns:w10="urn:schemas-microsoft-com:office:word" xmlns:w="http://schemas.openxmlformats.org/wordprocessingml/2006/main" xmlns:w14="http://schemas.microsoft.com/office/word/2010/wordml" xmlns:w15="http://schemas.microsoft.com/office/word/2012/wordml" xmlns:w16cex="http://schemas.microsoft.com/office/word/2018/wordml/cex" xmlns:w16cid="http://schemas.microsoft.com/office/word/2016/wordml/cid" xmlns:w16="http://schemas.microsoft.com/office/word/2018/wordml" xmlns:w16sdtdh="http://schemas.microsoft.com/office/word/2020/wordml/sdtdatahash" xmlns:w16se="http://schemas.microsoft.com/office/word/2015/wordml/symex" xmlns:wpg="http://schemas.microsoft.com/office/word/2010/wordprocessingGroup" xmlns:wpi="http://schemas.microsoft.com/office/word/2010/wordprocessingInk" xmlns:wne="http://schemas.microsoft.com/office/word/2006/wordml" xmlns:wps="http://schemas.microsoft.com/office/word/2010/wordprocessingShape" mc:Ignorable="w14 w15 w16se w16cid w16 w16cex w16sdtdh wp14">
+<w:endnotes xmlns:wpc="http://schemas.microsoft.com/office/word/2010/wordprocessingCanvas" xmlns:cx="http://schemas.microsoft.com/office/drawing/2014/chartex" xmlns:cx1="http://schemas.microsoft.com/office/drawing/2015/9/8/chartex" xmlns:cx2="http://schemas.microsoft.com/office/drawing/2015/10/21/chartex" xmlns:cx3="http://schemas.microsoft.com/office/drawing/2016/5/9/chartex" xmlns:cx4="http://schemas.microsoft.com/office/drawing/2016/5/10/chartex" xmlns:cx5="http://schemas.microsoft.com/office/drawing/2016/5/11/chartex" xmlns:cx6="http://schemas.microsoft.com/office/drawing/2016/5/12/chartex" xmlns:cx7="http://schemas.microsoft.com/office/drawing/2016/5/13/chartex" xmlns:cx8="http://schemas.microsoft.com/office/drawing/2016/5/14/chartex" xmlns:mc="http://schemas.openxmlformats.org/markup-compatibility/2006" xmlns:aink="http://schemas.microsoft.com/office/drawing/2016/ink" xmlns:am3d="http://schemas.microsoft.com/office/drawing/2017/model3d" xmlns:o="urn:schemas-microsoft-com:office:office" xmlns:oel="http://schemas.microsoft.com/office/2019/extlst" xmlns:r="http://schemas.openxmlformats.org/officeDocument/2006/relationships" xmlns:m="http://schemas.openxmlformats.org/officeDocument/2006/math" xmlns:v="urn:schemas-microsoft-com:vml" xmlns:wp14="http://schemas.microsoft.com/office/word/2010/wordprocessingDrawing" xmlns:wp="http://schemas.openxmlformats.org/drawingml/2006/wordprocessingDrawing" xmlns:w10="urn:schemas-microsoft-com:office:word" xmlns:w="http://schemas.openxmlformats.org/wordprocessingml/2006/main" xmlns:w14="http://schemas.microsoft.com/office/word/2010/wordml" xmlns:w15="http://schemas.microsoft.com/office/word/2012/wordml" xmlns:w16cex="http://schemas.microsoft.com/office/word/2018/wordml/cex" xmlns:w16cid="http://schemas.microsoft.com/office/word/2016/wordml/cid" xmlns:w16="http://schemas.microsoft.com/office/word/2018/wordml" xmlns:w16du="http://schemas.microsoft.com/office/word/2023/wordml/word16du" xmlns:w16sdtdh="http://schemas.microsoft.com/office/word/2020/wordml/sdtdatahash" xmlns:w16sdtfl="http://schemas.microsoft.com/office/word/2024/wordml/sdtformatlock" xmlns:w16se="http://schemas.microsoft.com/office/word/2015/wordml/symex" xmlns:wpg="http://schemas.microsoft.com/office/word/2010/wordprocessingGroup" xmlns:wpi="http://schemas.microsoft.com/office/word/2010/wordprocessingInk" xmlns:wne="http://schemas.microsoft.com/office/word/2006/wordml" xmlns:wps="http://schemas.microsoft.com/office/word/2010/wordprocessingShape" mc:Ignorable="w14 w15 w16se w16cid w16 w16cex w16sdtdh w16sdtfl w16du wp14">
   <w:endnote w:type="separator" w:id="-1">
     <w:p>
       <w:pPr>
@@ -33026,7 +35367,7 @@
 </file>
 
 <file path=word/footer1.xml><?xml version="1.0" encoding="utf-8"?>
-<w:ftr xmlns:wpc="http://schemas.microsoft.com/office/word/2010/wordprocessingCanvas" xmlns:cx="http://schemas.microsoft.com/office/drawing/2014/chartex" xmlns:cx1="http://schemas.microsoft.com/office/drawing/2015/9/8/chartex" xmlns:cx2="http://schemas.microsoft.com/office/drawing/2015/10/21/chartex" xmlns:cx3="http://schemas.microsoft.com/office/drawing/2016/5/9/chartex" xmlns:cx4="http://schemas.microsoft.com/office/drawing/2016/5/10/chartex" xmlns:cx5="http://schemas.microsoft.com/office/drawing/2016/5/11/chartex" xmlns:cx6="http://schemas.microsoft.com/office/drawing/2016/5/12/chartex" xmlns:cx7="http://schemas.microsoft.com/office/drawing/2016/5/13/chartex" xmlns:cx8="http://schemas.microsoft.com/office/drawing/2016/5/14/chartex" xmlns:mc="http://schemas.openxmlformats.org/markup-compatibility/2006" xmlns:aink="http://schemas.microsoft.com/office/drawing/2016/ink" xmlns:am3d="http://schemas.microsoft.com/office/drawing/2017/model3d" xmlns:o="urn:schemas-microsoft-com:office:office" xmlns:oel="http://schemas.microsoft.com/office/2019/extlst" xmlns:r="http://schemas.openxmlformats.org/officeDocument/2006/relationships" xmlns:m="http://schemas.openxmlformats.org/officeDocument/2006/math" xmlns:v="urn:schemas-microsoft-com:vml" xmlns:wp14="http://schemas.microsoft.com/office/word/2010/wordprocessingDrawing" xmlns:wp="http://schemas.openxmlformats.org/drawingml/2006/wordprocessingDrawing" xmlns:w10="urn:schemas-microsoft-com:office:word" xmlns:w="http://schemas.openxmlformats.org/wordprocessingml/2006/main" xmlns:w14="http://schemas.microsoft.com/office/word/2010/wordml" xmlns:w15="http://schemas.microsoft.com/office/word/2012/wordml" xmlns:w16cex="http://schemas.microsoft.com/office/word/2018/wordml/cex" xmlns:w16cid="http://schemas.microsoft.com/office/word/2016/wordml/cid" xmlns:w16="http://schemas.microsoft.com/office/word/2018/wordml" xmlns:w16sdtdh="http://schemas.microsoft.com/office/word/2020/wordml/sdtdatahash" xmlns:w16se="http://schemas.microsoft.com/office/word/2015/wordml/symex" xmlns:wpg="http://schemas.microsoft.com/office/word/2010/wordprocessingGroup" xmlns:wpi="http://schemas.microsoft.com/office/word/2010/wordprocessingInk" xmlns:wne="http://schemas.microsoft.com/office/word/2006/wordml" xmlns:wps="http://schemas.microsoft.com/office/word/2010/wordprocessingShape" mc:Ignorable="w14 w15 w16se w16cid w16 w16cex w16sdtdh wp14">
+<w:ftr xmlns:wpc="http://schemas.microsoft.com/office/word/2010/wordprocessingCanvas" xmlns:cx="http://schemas.microsoft.com/office/drawing/2014/chartex" xmlns:cx1="http://schemas.microsoft.com/office/drawing/2015/9/8/chartex" xmlns:cx2="http://schemas.microsoft.com/office/drawing/2015/10/21/chartex" xmlns:cx3="http://schemas.microsoft.com/office/drawing/2016/5/9/chartex" xmlns:cx4="http://schemas.microsoft.com/office/drawing/2016/5/10/chartex" xmlns:cx5="http://schemas.microsoft.com/office/drawing/2016/5/11/chartex" xmlns:cx6="http://schemas.microsoft.com/office/drawing/2016/5/12/chartex" xmlns:cx7="http://schemas.microsoft.com/office/drawing/2016/5/13/chartex" xmlns:cx8="http://schemas.microsoft.com/office/drawing/2016/5/14/chartex" xmlns:mc="http://schemas.openxmlformats.org/markup-compatibility/2006" xmlns:aink="http://schemas.microsoft.com/office/drawing/2016/ink" xmlns:am3d="http://schemas.microsoft.com/office/drawing/2017/model3d" xmlns:o="urn:schemas-microsoft-com:office:office" xmlns:oel="http://schemas.microsoft.com/office/2019/extlst" xmlns:r="http://schemas.openxmlformats.org/officeDocument/2006/relationships" xmlns:m="http://schemas.openxmlformats.org/officeDocument/2006/math" xmlns:v="urn:schemas-microsoft-com:vml" xmlns:wp14="http://schemas.microsoft.com/office/word/2010/wordprocessingDrawing" xmlns:wp="http://schemas.openxmlformats.org/drawingml/2006/wordprocessingDrawing" xmlns:w10="urn:schemas-microsoft-com:office:word" xmlns:w="http://schemas.openxmlformats.org/wordprocessingml/2006/main" xmlns:w14="http://schemas.microsoft.com/office/word/2010/wordml" xmlns:w15="http://schemas.microsoft.com/office/word/2012/wordml" xmlns:w16cex="http://schemas.microsoft.com/office/word/2018/wordml/cex" xmlns:w16cid="http://schemas.microsoft.com/office/word/2016/wordml/cid" xmlns:w16="http://schemas.microsoft.com/office/word/2018/wordml" xmlns:w16du="http://schemas.microsoft.com/office/word/2023/wordml/word16du" xmlns:w16sdtdh="http://schemas.microsoft.com/office/word/2020/wordml/sdtdatahash" xmlns:w16sdtfl="http://schemas.microsoft.com/office/word/2024/wordml/sdtformatlock" xmlns:w16se="http://schemas.microsoft.com/office/word/2015/wordml/symex" xmlns:wpg="http://schemas.microsoft.com/office/word/2010/wordprocessingGroup" xmlns:wpi="http://schemas.microsoft.com/office/word/2010/wordprocessingInk" xmlns:wne="http://schemas.microsoft.com/office/word/2006/wordml" xmlns:wps="http://schemas.microsoft.com/office/word/2010/wordprocessingShape" mc:Ignorable="w14 w15 w16se w16cid w16 w16cex w16sdtdh w16sdtfl w16du wp14">
   <w:p>
     <w:pPr>
       <w:pBdr>
@@ -33208,7 +35549,7 @@
 </file>
 
 <file path=word/footer2.xml><?xml version="1.0" encoding="utf-8"?>
-<w:ftr xmlns:wpc="http://schemas.microsoft.com/office/word/2010/wordprocessingCanvas" xmlns:cx="http://schemas.microsoft.com/office/drawing/2014/chartex" xmlns:cx1="http://schemas.microsoft.com/office/drawing/2015/9/8/chartex" xmlns:cx2="http://schemas.microsoft.com/office/drawing/2015/10/21/chartex" xmlns:cx3="http://schemas.microsoft.com/office/drawing/2016/5/9/chartex" xmlns:cx4="http://schemas.microsoft.com/office/drawing/2016/5/10/chartex" xmlns:cx5="http://schemas.microsoft.com/office/drawing/2016/5/11/chartex" xmlns:cx6="http://schemas.microsoft.com/office/drawing/2016/5/12/chartex" xmlns:cx7="http://schemas.microsoft.com/office/drawing/2016/5/13/chartex" xmlns:cx8="http://schemas.microsoft.com/office/drawing/2016/5/14/chartex" xmlns:mc="http://schemas.openxmlformats.org/markup-compatibility/2006" xmlns:aink="http://schemas.microsoft.com/office/drawing/2016/ink" xmlns:am3d="http://schemas.microsoft.com/office/drawing/2017/model3d" xmlns:o="urn:schemas-microsoft-com:office:office" xmlns:oel="http://schemas.microsoft.com/office/2019/extlst" xmlns:r="http://schemas.openxmlformats.org/officeDocument/2006/relationships" xmlns:m="http://schemas.openxmlformats.org/officeDocument/2006/math" xmlns:v="urn:schemas-microsoft-com:vml" xmlns:wp14="http://schemas.microsoft.com/office/word/2010/wordprocessingDrawing" xmlns:wp="http://schemas.openxmlformats.org/drawingml/2006/wordprocessingDrawing" xmlns:w10="urn:schemas-microsoft-com:office:word" xmlns:w="http://schemas.openxmlformats.org/wordprocessingml/2006/main" xmlns:w14="http://schemas.microsoft.com/office/word/2010/wordml" xmlns:w15="http://schemas.microsoft.com/office/word/2012/wordml" xmlns:w16cex="http://schemas.microsoft.com/office/word/2018/wordml/cex" xmlns:w16cid="http://schemas.microsoft.com/office/word/2016/wordml/cid" xmlns:w16="http://schemas.microsoft.com/office/word/2018/wordml" xmlns:w16sdtdh="http://schemas.microsoft.com/office/word/2020/wordml/sdtdatahash" xmlns:w16se="http://schemas.microsoft.com/office/word/2015/wordml/symex" xmlns:wpg="http://schemas.microsoft.com/office/word/2010/wordprocessingGroup" xmlns:wpi="http://schemas.microsoft.com/office/word/2010/wordprocessingInk" xmlns:wne="http://schemas.microsoft.com/office/word/2006/wordml" xmlns:wps="http://schemas.microsoft.com/office/word/2010/wordprocessingShape" mc:Ignorable="w14 w15 w16se w16cid w16 w16cex w16sdtdh wp14">
+<w:ftr xmlns:wpc="http://schemas.microsoft.com/office/word/2010/wordprocessingCanvas" xmlns:cx="http://schemas.microsoft.com/office/drawing/2014/chartex" xmlns:cx1="http://schemas.microsoft.com/office/drawing/2015/9/8/chartex" xmlns:cx2="http://schemas.microsoft.com/office/drawing/2015/10/21/chartex" xmlns:cx3="http://schemas.microsoft.com/office/drawing/2016/5/9/chartex" xmlns:cx4="http://schemas.microsoft.com/office/drawing/2016/5/10/chartex" xmlns:cx5="http://schemas.microsoft.com/office/drawing/2016/5/11/chartex" xmlns:cx6="http://schemas.microsoft.com/office/drawing/2016/5/12/chartex" xmlns:cx7="http://schemas.microsoft.com/office/drawing/2016/5/13/chartex" xmlns:cx8="http://schemas.microsoft.com/office/drawing/2016/5/14/chartex" xmlns:mc="http://schemas.openxmlformats.org/markup-compatibility/2006" xmlns:aink="http://schemas.microsoft.com/office/drawing/2016/ink" xmlns:am3d="http://schemas.microsoft.com/office/drawing/2017/model3d" xmlns:o="urn:schemas-microsoft-com:office:office" xmlns:oel="http://schemas.microsoft.com/office/2019/extlst" xmlns:r="http://schemas.openxmlformats.org/officeDocument/2006/relationships" xmlns:m="http://schemas.openxmlformats.org/officeDocument/2006/math" xmlns:v="urn:schemas-microsoft-com:vml" xmlns:wp14="http://schemas.microsoft.com/office/word/2010/wordprocessingDrawing" xmlns:wp="http://schemas.openxmlformats.org/drawingml/2006/wordprocessingDrawing" xmlns:w10="urn:schemas-microsoft-com:office:word" xmlns:w="http://schemas.openxmlformats.org/wordprocessingml/2006/main" xmlns:w14="http://schemas.microsoft.com/office/word/2010/wordml" xmlns:w15="http://schemas.microsoft.com/office/word/2012/wordml" xmlns:w16cex="http://schemas.microsoft.com/office/word/2018/wordml/cex" xmlns:w16cid="http://schemas.microsoft.com/office/word/2016/wordml/cid" xmlns:w16="http://schemas.microsoft.com/office/word/2018/wordml" xmlns:w16du="http://schemas.microsoft.com/office/word/2023/wordml/word16du" xmlns:w16sdtdh="http://schemas.microsoft.com/office/word/2020/wordml/sdtdatahash" xmlns:w16sdtfl="http://schemas.microsoft.com/office/word/2024/wordml/sdtformatlock" xmlns:w16se="http://schemas.microsoft.com/office/word/2015/wordml/symex" xmlns:wpg="http://schemas.microsoft.com/office/word/2010/wordprocessingGroup" xmlns:wpi="http://schemas.microsoft.com/office/word/2010/wordprocessingInk" xmlns:wne="http://schemas.microsoft.com/office/word/2006/wordml" xmlns:wps="http://schemas.microsoft.com/office/word/2010/wordprocessingShape" mc:Ignorable="w14 w15 w16se w16cid w16 w16cex w16sdtdh w16sdtfl w16du wp14">
   <w:p>
     <w:pPr>
       <w:pBdr>
@@ -33428,7 +35769,7 @@
 </file>
 
 <file path=word/footnotes.xml><?xml version="1.0" encoding="utf-8"?>
-<w:footnotes xmlns:wpc="http://schemas.microsoft.com/office/word/2010/wordprocessingCanvas" xmlns:cx="http://schemas.microsoft.com/office/drawing/2014/chartex" xmlns:cx1="http://schemas.microsoft.com/office/drawing/2015/9/8/chartex" xmlns:cx2="http://schemas.microsoft.com/office/drawing/2015/10/21/chartex" xmlns:cx3="http://schemas.microsoft.com/office/drawing/2016/5/9/chartex" xmlns:cx4="http://schemas.microsoft.com/office/drawing/2016/5/10/chartex" xmlns:cx5="http://schemas.microsoft.com/office/drawing/2016/5/11/chartex" xmlns:cx6="http://schemas.microsoft.com/office/drawing/2016/5/12/chartex" xmlns:cx7="http://schemas.microsoft.com/office/drawing/2016/5/13/chartex" xmlns:cx8="http://schemas.microsoft.com/office/drawing/2016/5/14/chartex" xmlns:mc="http://schemas.openxmlformats.org/markup-compatibility/2006" xmlns:aink="http://schemas.microsoft.com/office/drawing/2016/ink" xmlns:am3d="http://schemas.microsoft.com/office/drawing/2017/model3d" xmlns:o="urn:schemas-microsoft-com:office:office" xmlns:oel="http://schemas.microsoft.com/office/2019/extlst" xmlns:r="http://schemas.openxmlformats.org/officeDocument/2006/relationships" xmlns:m="http://schemas.openxmlformats.org/officeDocument/2006/math" xmlns:v="urn:schemas-microsoft-com:vml" xmlns:wp14="http://schemas.microsoft.com/office/word/2010/wordprocessingDrawing" xmlns:wp="http://schemas.openxmlformats.org/drawingml/2006/wordprocessingDrawing" xmlns:w10="urn:schemas-microsoft-com:office:word" xmlns:w="http://schemas.openxmlformats.org/wordprocessingml/2006/main" xmlns:w14="http://schemas.microsoft.com/office/word/2010/wordml" xmlns:w15="http://schemas.microsoft.com/office/word/2012/wordml" xmlns:w16cex="http://schemas.microsoft.com/office/word/2018/wordml/cex" xmlns:w16cid="http://schemas.microsoft.com/office/word/2016/wordml/cid" xmlns:w16="http://schemas.microsoft.com/office/word/2018/wordml" xmlns:w16sdtdh="http://schemas.microsoft.com/office/word/2020/wordml/sdtdatahash" xmlns:w16se="http://schemas.microsoft.com/office/word/2015/wordml/symex" xmlns:wpg="http://schemas.microsoft.com/office/word/2010/wordprocessingGroup" xmlns:wpi="http://schemas.microsoft.com/office/word/2010/wordprocessingInk" xmlns:wne="http://schemas.microsoft.com/office/word/2006/wordml" xmlns:wps="http://schemas.microsoft.com/office/word/2010/wordprocessingShape" mc:Ignorable="w14 w15 w16se w16cid w16 w16cex w16sdtdh wp14">
+<w:footnotes xmlns:wpc="http://schemas.microsoft.com/office/word/2010/wordprocessingCanvas" xmlns:cx="http://schemas.microsoft.com/office/drawing/2014/chartex" xmlns:cx1="http://schemas.microsoft.com/office/drawing/2015/9/8/chartex" xmlns:cx2="http://schemas.microsoft.com/office/drawing/2015/10/21/chartex" xmlns:cx3="http://schemas.microsoft.com/office/drawing/2016/5/9/chartex" xmlns:cx4="http://schemas.microsoft.com/office/drawing/2016/5/10/chartex" xmlns:cx5="http://schemas.microsoft.com/office/drawing/2016/5/11/chartex" xmlns:cx6="http://schemas.microsoft.com/office/drawing/2016/5/12/chartex" xmlns:cx7="http://schemas.microsoft.com/office/drawing/2016/5/13/chartex" xmlns:cx8="http://schemas.microsoft.com/office/drawing/2016/5/14/chartex" xmlns:mc="http://schemas.openxmlformats.org/markup-compatibility/2006" xmlns:aink="http://schemas.microsoft.com/office/drawing/2016/ink" xmlns:am3d="http://schemas.microsoft.com/office/drawing/2017/model3d" xmlns:o="urn:schemas-microsoft-com:office:office" xmlns:oel="http://schemas.microsoft.com/office/2019/extlst" xmlns:r="http://schemas.openxmlformats.org/officeDocument/2006/relationships" xmlns:m="http://schemas.openxmlformats.org/officeDocument/2006/math" xmlns:v="urn:schemas-microsoft-com:vml" xmlns:wp14="http://schemas.microsoft.com/office/word/2010/wordprocessingDrawing" xmlns:wp="http://schemas.openxmlformats.org/drawingml/2006/wordprocessingDrawing" xmlns:w10="urn:schemas-microsoft-com:office:word" xmlns:w="http://schemas.openxmlformats.org/wordprocessingml/2006/main" xmlns:w14="http://schemas.microsoft.com/office/word/2010/wordml" xmlns:w15="http://schemas.microsoft.com/office/word/2012/wordml" xmlns:w16cex="http://schemas.microsoft.com/office/word/2018/wordml/cex" xmlns:w16cid="http://schemas.microsoft.com/office/word/2016/wordml/cid" xmlns:w16="http://schemas.microsoft.com/office/word/2018/wordml" xmlns:w16du="http://schemas.microsoft.com/office/word/2023/wordml/word16du" xmlns:w16sdtdh="http://schemas.microsoft.com/office/word/2020/wordml/sdtdatahash" xmlns:w16sdtfl="http://schemas.microsoft.com/office/word/2024/wordml/sdtformatlock" xmlns:w16se="http://schemas.microsoft.com/office/word/2015/wordml/symex" xmlns:wpg="http://schemas.microsoft.com/office/word/2010/wordprocessingGroup" xmlns:wpi="http://schemas.microsoft.com/office/word/2010/wordprocessingInk" xmlns:wne="http://schemas.microsoft.com/office/word/2006/wordml" xmlns:wps="http://schemas.microsoft.com/office/word/2010/wordprocessingShape" mc:Ignorable="w14 w15 w16se w16cid w16 w16cex w16sdtdh w16sdtfl w16du wp14">
   <w:footnote w:type="separator" w:id="-1">
     <w:p>
       <w:pPr>
@@ -33453,7 +35794,7 @@
 </file>
 
 <file path=word/header1.xml><?xml version="1.0" encoding="utf-8"?>
-<w:hdr xmlns:wpc="http://schemas.microsoft.com/office/word/2010/wordprocessingCanvas" xmlns:cx="http://schemas.microsoft.com/office/drawing/2014/chartex" xmlns:cx1="http://schemas.microsoft.com/office/drawing/2015/9/8/chartex" xmlns:cx2="http://schemas.microsoft.com/office/drawing/2015/10/21/chartex" xmlns:cx3="http://schemas.microsoft.com/office/drawing/2016/5/9/chartex" xmlns:cx4="http://schemas.microsoft.com/office/drawing/2016/5/10/chartex" xmlns:cx5="http://schemas.microsoft.com/office/drawing/2016/5/11/chartex" xmlns:cx6="http://schemas.microsoft.com/office/drawing/2016/5/12/chartex" xmlns:cx7="http://schemas.microsoft.com/office/drawing/2016/5/13/chartex" xmlns:cx8="http://schemas.microsoft.com/office/drawing/2016/5/14/chartex" xmlns:mc="http://schemas.openxmlformats.org/markup-compatibility/2006" xmlns:aink="http://schemas.microsoft.com/office/drawing/2016/ink" xmlns:am3d="http://schemas.microsoft.com/office/drawing/2017/model3d" xmlns:o="urn:schemas-microsoft-com:office:office" xmlns:oel="http://schemas.microsoft.com/office/2019/extlst" xmlns:r="http://schemas.openxmlformats.org/officeDocument/2006/relationships" xmlns:m="http://schemas.openxmlformats.org/officeDocument/2006/math" xmlns:v="urn:schemas-microsoft-com:vml" xmlns:wp14="http://schemas.microsoft.com/office/word/2010/wordprocessingDrawing" xmlns:wp="http://schemas.openxmlformats.org/drawingml/2006/wordprocessingDrawing" xmlns:w10="urn:schemas-microsoft-com:office:word" xmlns:w="http://schemas.openxmlformats.org/wordprocessingml/2006/main" xmlns:w14="http://schemas.microsoft.com/office/word/2010/wordml" xmlns:w15="http://schemas.microsoft.com/office/word/2012/wordml" xmlns:w16cex="http://schemas.microsoft.com/office/word/2018/wordml/cex" xmlns:w16cid="http://schemas.microsoft.com/office/word/2016/wordml/cid" xmlns:w16="http://schemas.microsoft.com/office/word/2018/wordml" xmlns:w16sdtdh="http://schemas.microsoft.com/office/word/2020/wordml/sdtdatahash" xmlns:w16se="http://schemas.microsoft.com/office/word/2015/wordml/symex" xmlns:wpg="http://schemas.microsoft.com/office/word/2010/wordprocessingGroup" xmlns:wpi="http://schemas.microsoft.com/office/word/2010/wordprocessingInk" xmlns:wne="http://schemas.microsoft.com/office/word/2006/wordml" xmlns:wps="http://schemas.microsoft.com/office/word/2010/wordprocessingShape" mc:Ignorable="w14 w15 w16se w16cid w16 w16cex w16sdtdh wp14">
+<w:hdr xmlns:wpc="http://schemas.microsoft.com/office/word/2010/wordprocessingCanvas" xmlns:cx="http://schemas.microsoft.com/office/drawing/2014/chartex" xmlns:cx1="http://schemas.microsoft.com/office/drawing/2015/9/8/chartex" xmlns:cx2="http://schemas.microsoft.com/office/drawing/2015/10/21/chartex" xmlns:cx3="http://schemas.microsoft.com/office/drawing/2016/5/9/chartex" xmlns:cx4="http://schemas.microsoft.com/office/drawing/2016/5/10/chartex" xmlns:cx5="http://schemas.microsoft.com/office/drawing/2016/5/11/chartex" xmlns:cx6="http://schemas.microsoft.com/office/drawing/2016/5/12/chartex" xmlns:cx7="http://schemas.microsoft.com/office/drawing/2016/5/13/chartex" xmlns:cx8="http://schemas.microsoft.com/office/drawing/2016/5/14/chartex" xmlns:mc="http://schemas.openxmlformats.org/markup-compatibility/2006" xmlns:aink="http://schemas.microsoft.com/office/drawing/2016/ink" xmlns:am3d="http://schemas.microsoft.com/office/drawing/2017/model3d" xmlns:o="urn:schemas-microsoft-com:office:office" xmlns:oel="http://schemas.microsoft.com/office/2019/extlst" xmlns:r="http://schemas.openxmlformats.org/officeDocument/2006/relationships" xmlns:m="http://schemas.openxmlformats.org/officeDocument/2006/math" xmlns:v="urn:schemas-microsoft-com:vml" xmlns:wp14="http://schemas.microsoft.com/office/word/2010/wordprocessingDrawing" xmlns:wp="http://schemas.openxmlformats.org/drawingml/2006/wordprocessingDrawing" xmlns:w10="urn:schemas-microsoft-com:office:word" xmlns:w="http://schemas.openxmlformats.org/wordprocessingml/2006/main" xmlns:w14="http://schemas.microsoft.com/office/word/2010/wordml" xmlns:w15="http://schemas.microsoft.com/office/word/2012/wordml" xmlns:w16cex="http://schemas.microsoft.com/office/word/2018/wordml/cex" xmlns:w16cid="http://schemas.microsoft.com/office/word/2016/wordml/cid" xmlns:w16="http://schemas.microsoft.com/office/word/2018/wordml" xmlns:w16du="http://schemas.microsoft.com/office/word/2023/wordml/word16du" xmlns:w16sdtdh="http://schemas.microsoft.com/office/word/2020/wordml/sdtdatahash" xmlns:w16sdtfl="http://schemas.microsoft.com/office/word/2024/wordml/sdtformatlock" xmlns:w16se="http://schemas.microsoft.com/office/word/2015/wordml/symex" xmlns:wpg="http://schemas.microsoft.com/office/word/2010/wordprocessingGroup" xmlns:wpi="http://schemas.microsoft.com/office/word/2010/wordprocessingInk" xmlns:wne="http://schemas.microsoft.com/office/word/2006/wordml" xmlns:wps="http://schemas.microsoft.com/office/word/2010/wordprocessingShape" mc:Ignorable="w14 w15 w16se w16cid w16 w16cex w16sdtdh w16sdtfl w16du wp14">
   <w:p>
     <w:pPr>
       <w:pStyle w:val="Header"/>
@@ -33474,7 +35815,7 @@
 </file>
 
 <file path=word/header2.xml><?xml version="1.0" encoding="utf-8"?>
-<w:hdr xmlns:wpc="http://schemas.microsoft.com/office/word/2010/wordprocessingCanvas" xmlns:cx="http://schemas.microsoft.com/office/drawing/2014/chartex" xmlns:cx1="http://schemas.microsoft.com/office/drawing/2015/9/8/chartex" xmlns:cx2="http://schemas.microsoft.com/office/drawing/2015/10/21/chartex" xmlns:cx3="http://schemas.microsoft.com/office/drawing/2016/5/9/chartex" xmlns:cx4="http://schemas.microsoft.com/office/drawing/2016/5/10/chartex" xmlns:cx5="http://schemas.microsoft.com/office/drawing/2016/5/11/chartex" xmlns:cx6="http://schemas.microsoft.com/office/drawing/2016/5/12/chartex" xmlns:cx7="http://schemas.microsoft.com/office/drawing/2016/5/13/chartex" xmlns:cx8="http://schemas.microsoft.com/office/drawing/2016/5/14/chartex" xmlns:mc="http://schemas.openxmlformats.org/markup-compatibility/2006" xmlns:aink="http://schemas.microsoft.com/office/drawing/2016/ink" xmlns:am3d="http://schemas.microsoft.com/office/drawing/2017/model3d" xmlns:o="urn:schemas-microsoft-com:office:office" xmlns:oel="http://schemas.microsoft.com/office/2019/extlst" xmlns:r="http://schemas.openxmlformats.org/officeDocument/2006/relationships" xmlns:m="http://schemas.openxmlformats.org/officeDocument/2006/math" xmlns:v="urn:schemas-microsoft-com:vml" xmlns:wp14="http://schemas.microsoft.com/office/word/2010/wordprocessingDrawing" xmlns:wp="http://schemas.openxmlformats.org/drawingml/2006/wordprocessingDrawing" xmlns:w10="urn:schemas-microsoft-com:office:word" xmlns:w="http://schemas.openxmlformats.org/wordprocessingml/2006/main" xmlns:w14="http://schemas.microsoft.com/office/word/2010/wordml" xmlns:w15="http://schemas.microsoft.com/office/word/2012/wordml" xmlns:w16cex="http://schemas.microsoft.com/office/word/2018/wordml/cex" xmlns:w16cid="http://schemas.microsoft.com/office/word/2016/wordml/cid" xmlns:w16="http://schemas.microsoft.com/office/word/2018/wordml" xmlns:w16sdtdh="http://schemas.microsoft.com/office/word/2020/wordml/sdtdatahash" xmlns:w16se="http://schemas.microsoft.com/office/word/2015/wordml/symex" xmlns:wpg="http://schemas.microsoft.com/office/word/2010/wordprocessingGroup" xmlns:wpi="http://schemas.microsoft.com/office/word/2010/wordprocessingInk" xmlns:wne="http://schemas.microsoft.com/office/word/2006/wordml" xmlns:wps="http://schemas.microsoft.com/office/word/2010/wordprocessingShape" mc:Ignorable="w14 w15 w16se w16cid w16 w16cex w16sdtdh wp14">
+<w:hdr xmlns:wpc="http://schemas.microsoft.com/office/word/2010/wordprocessingCanvas" xmlns:cx="http://schemas.microsoft.com/office/drawing/2014/chartex" xmlns:cx1="http://schemas.microsoft.com/office/drawing/2015/9/8/chartex" xmlns:cx2="http://schemas.microsoft.com/office/drawing/2015/10/21/chartex" xmlns:cx3="http://schemas.microsoft.com/office/drawing/2016/5/9/chartex" xmlns:cx4="http://schemas.microsoft.com/office/drawing/2016/5/10/chartex" xmlns:cx5="http://schemas.microsoft.com/office/drawing/2016/5/11/chartex" xmlns:cx6="http://schemas.microsoft.com/office/drawing/2016/5/12/chartex" xmlns:cx7="http://schemas.microsoft.com/office/drawing/2016/5/13/chartex" xmlns:cx8="http://schemas.microsoft.com/office/drawing/2016/5/14/chartex" xmlns:mc="http://schemas.openxmlformats.org/markup-compatibility/2006" xmlns:aink="http://schemas.microsoft.com/office/drawing/2016/ink" xmlns:am3d="http://schemas.microsoft.com/office/drawing/2017/model3d" xmlns:o="urn:schemas-microsoft-com:office:office" xmlns:oel="http://schemas.microsoft.com/office/2019/extlst" xmlns:r="http://schemas.openxmlformats.org/officeDocument/2006/relationships" xmlns:m="http://schemas.openxmlformats.org/officeDocument/2006/math" xmlns:v="urn:schemas-microsoft-com:vml" xmlns:wp14="http://schemas.microsoft.com/office/word/2010/wordprocessingDrawing" xmlns:wp="http://schemas.openxmlformats.org/drawingml/2006/wordprocessingDrawing" xmlns:w10="urn:schemas-microsoft-com:office:word" xmlns:w="http://schemas.openxmlformats.org/wordprocessingml/2006/main" xmlns:w14="http://schemas.microsoft.com/office/word/2010/wordml" xmlns:w15="http://schemas.microsoft.com/office/word/2012/wordml" xmlns:w16cex="http://schemas.microsoft.com/office/word/2018/wordml/cex" xmlns:w16cid="http://schemas.microsoft.com/office/word/2016/wordml/cid" xmlns:w16="http://schemas.microsoft.com/office/word/2018/wordml" xmlns:w16du="http://schemas.microsoft.com/office/word/2023/wordml/word16du" xmlns:w16sdtdh="http://schemas.microsoft.com/office/word/2020/wordml/sdtdatahash" xmlns:w16sdtfl="http://schemas.microsoft.com/office/word/2024/wordml/sdtformatlock" xmlns:w16se="http://schemas.microsoft.com/office/word/2015/wordml/symex" xmlns:wpg="http://schemas.microsoft.com/office/word/2010/wordprocessingGroup" xmlns:wpi="http://schemas.microsoft.com/office/word/2010/wordprocessingInk" xmlns:wne="http://schemas.microsoft.com/office/word/2006/wordml" xmlns:wps="http://schemas.microsoft.com/office/word/2010/wordprocessingShape" mc:Ignorable="w14 w15 w16se w16cid w16 w16cex w16sdtdh w16sdtfl w16du wp14">
   <w:p>
     <w:pPr>
       <w:pStyle w:val="Header"/>
@@ -33487,7 +35828,7 @@
 </file>
 
 <file path=word/styles.xml><?xml version="1.0" encoding="utf-8"?>
-<w:styles xmlns:mc="http://schemas.openxmlformats.org/markup-compatibility/2006" xmlns:r="http://schemas.openxmlformats.org/officeDocument/2006/relationships" xmlns:w="http://schemas.openxmlformats.org/wordprocessingml/2006/main" xmlns:w14="http://schemas.microsoft.com/office/word/2010/wordml" xmlns:w15="http://schemas.microsoft.com/office/word/2012/wordml" xmlns:w16cex="http://schemas.microsoft.com/office/word/2018/wordml/cex" xmlns:w16cid="http://schemas.microsoft.com/office/word/2016/wordml/cid" xmlns:w16="http://schemas.microsoft.com/office/word/2018/wordml" xmlns:w16sdtdh="http://schemas.microsoft.com/office/word/2020/wordml/sdtdatahash" xmlns:w16se="http://schemas.microsoft.com/office/word/2015/wordml/symex" mc:Ignorable="w14 w15 w16se w16cid w16 w16cex w16sdtdh">
+<w:styles xmlns:mc="http://schemas.openxmlformats.org/markup-compatibility/2006" xmlns:r="http://schemas.openxmlformats.org/officeDocument/2006/relationships" xmlns:w="http://schemas.openxmlformats.org/wordprocessingml/2006/main" xmlns:w14="http://schemas.microsoft.com/office/word/2010/wordml" xmlns:w15="http://schemas.microsoft.com/office/word/2012/wordml" xmlns:w16cex="http://schemas.microsoft.com/office/word/2018/wordml/cex" xmlns:w16cid="http://schemas.microsoft.com/office/word/2016/wordml/cid" xmlns:w16="http://schemas.microsoft.com/office/word/2018/wordml" xmlns:w16du="http://schemas.microsoft.com/office/word/2023/wordml/word16du" xmlns:w16sdtdh="http://schemas.microsoft.com/office/word/2020/wordml/sdtdatahash" xmlns:w16sdtfl="http://schemas.microsoft.com/office/word/2024/wordml/sdtformatlock" xmlns:w16se="http://schemas.microsoft.com/office/word/2015/wordml/symex" mc:Ignorable="w14 w15 w16se w16cid w16 w16cex w16sdtdh w16sdtfl w16du">
   <w:docDefaults>
     <w:rPrDefault>
       <w:rPr>

--- a/TS Jatai Ghanam Project/TS 2.4/TS 2.4 Jatai Tamil Corrections.docx
+++ b/TS Jatai Ghanam Project/TS 2.4/TS 2.4 Jatai Tamil Corrections.docx
@@ -1,6 +1,6 @@
 
 <file path=word/document.xml><?xml version="1.0" encoding="utf-8"?>
-<w:document xmlns:wpc="http://schemas.microsoft.com/office/word/2010/wordprocessingCanvas" xmlns:cx="http://schemas.microsoft.com/office/drawing/2014/chartex" xmlns:cx1="http://schemas.microsoft.com/office/drawing/2015/9/8/chartex" xmlns:cx2="http://schemas.microsoft.com/office/drawing/2015/10/21/chartex" xmlns:cx3="http://schemas.microsoft.com/office/drawing/2016/5/9/chartex" xmlns:cx4="http://schemas.microsoft.com/office/drawing/2016/5/10/chartex" xmlns:cx5="http://schemas.microsoft.com/office/drawing/2016/5/11/chartex" xmlns:cx6="http://schemas.microsoft.com/office/drawing/2016/5/12/chartex" xmlns:cx7="http://schemas.microsoft.com/office/drawing/2016/5/13/chartex" xmlns:cx8="http://schemas.microsoft.com/office/drawing/2016/5/14/chartex" xmlns:mc="http://schemas.openxmlformats.org/markup-compatibility/2006" xmlns:aink="http://schemas.microsoft.com/office/drawing/2016/ink" xmlns:am3d="http://schemas.microsoft.com/office/drawing/2017/model3d" xmlns:o="urn:schemas-microsoft-com:office:office" xmlns:oel="http://schemas.microsoft.com/office/2019/extlst" xmlns:r="http://schemas.openxmlformats.org/officeDocument/2006/relationships" xmlns:m="http://schemas.openxmlformats.org/officeDocument/2006/math" xmlns:v="urn:schemas-microsoft-com:vml" xmlns:wp14="http://schemas.microsoft.com/office/word/2010/wordprocessingDrawing" xmlns:wp="http://schemas.openxmlformats.org/drawingml/2006/wordprocessingDrawing" xmlns:w10="urn:schemas-microsoft-com:office:word" xmlns:w="http://schemas.openxmlformats.org/wordprocessingml/2006/main" xmlns:w14="http://schemas.microsoft.com/office/word/2010/wordml" xmlns:w15="http://schemas.microsoft.com/office/word/2012/wordml" xmlns:w16cex="http://schemas.microsoft.com/office/word/2018/wordml/cex" xmlns:w16cid="http://schemas.microsoft.com/office/word/2016/wordml/cid" xmlns:w16="http://schemas.microsoft.com/office/word/2018/wordml" xmlns:w16du="http://schemas.microsoft.com/office/word/2023/wordml/word16du" xmlns:w16sdtdh="http://schemas.microsoft.com/office/word/2020/wordml/sdtdatahash" xmlns:w16sdtfl="http://schemas.microsoft.com/office/word/2024/wordml/sdtformatlock" xmlns:w16se="http://schemas.microsoft.com/office/word/2015/wordml/symex" xmlns:wpg="http://schemas.microsoft.com/office/word/2010/wordprocessingGroup" xmlns:wpi="http://schemas.microsoft.com/office/word/2010/wordprocessingInk" xmlns:wne="http://schemas.microsoft.com/office/word/2006/wordml" xmlns:wps="http://schemas.microsoft.com/office/word/2010/wordprocessingShape" mc:Ignorable="w14 w15 w16se w16cid w16 w16cex w16sdtdh w16sdtfl w16du wp14">
+<w:document xmlns:wpc="http://schemas.microsoft.com/office/word/2010/wordprocessingCanvas" xmlns:cx="http://schemas.microsoft.com/office/drawing/2014/chartex" xmlns:cx1="http://schemas.microsoft.com/office/drawing/2015/9/8/chartex" xmlns:cx2="http://schemas.microsoft.com/office/drawing/2015/10/21/chartex" xmlns:cx3="http://schemas.microsoft.com/office/drawing/2016/5/9/chartex" xmlns:cx4="http://schemas.microsoft.com/office/drawing/2016/5/10/chartex" xmlns:cx5="http://schemas.microsoft.com/office/drawing/2016/5/11/chartex" xmlns:cx6="http://schemas.microsoft.com/office/drawing/2016/5/12/chartex" xmlns:cx7="http://schemas.microsoft.com/office/drawing/2016/5/13/chartex" xmlns:cx8="http://schemas.microsoft.com/office/drawing/2016/5/14/chartex" xmlns:mc="http://schemas.openxmlformats.org/markup-compatibility/2006" xmlns:aink="http://schemas.microsoft.com/office/drawing/2016/ink" xmlns:am3d="http://schemas.microsoft.com/office/drawing/2017/model3d" xmlns:o="urn:schemas-microsoft-com:office:office" xmlns:oel="http://schemas.microsoft.com/office/2019/extlst" xmlns:r="http://schemas.openxmlformats.org/officeDocument/2006/relationships" xmlns:m="http://schemas.openxmlformats.org/officeDocument/2006/math" xmlns:v="urn:schemas-microsoft-com:vml" xmlns:wp14="http://schemas.microsoft.com/office/word/2010/wordprocessingDrawing" xmlns:wp="http://schemas.openxmlformats.org/drawingml/2006/wordprocessingDrawing" xmlns:w10="urn:schemas-microsoft-com:office:word" xmlns:w="http://schemas.openxmlformats.org/wordprocessingml/2006/main" xmlns:w14="http://schemas.microsoft.com/office/word/2010/wordml" xmlns:w15="http://schemas.microsoft.com/office/word/2012/wordml" xmlns:w16cei="http://schemas.microsoft.com/office/word/2026/wordml/cei" xmlns:w16cex="http://schemas.microsoft.com/office/word/2018/wordml/cex" xmlns:w16cid="http://schemas.microsoft.com/office/word/2016/wordml/cid" xmlns:w16="http://schemas.microsoft.com/office/word/2018/wordml" xmlns:w16du="http://schemas.microsoft.com/office/word/2023/wordml/word16du" xmlns:w16sdtdh="http://schemas.microsoft.com/office/word/2020/wordml/sdtdatahash" xmlns:w16sdtfl="http://schemas.microsoft.com/office/word/2024/wordml/sdtformatlock" xmlns:w16se="http://schemas.microsoft.com/office/word/2015/wordml/symex" xmlns:wpg="http://schemas.microsoft.com/office/word/2010/wordprocessingGroup" xmlns:wpi="http://schemas.microsoft.com/office/word/2010/wordprocessingInk" xmlns:wne="http://schemas.microsoft.com/office/word/2006/wordml" xmlns:wps="http://schemas.microsoft.com/office/word/2010/wordprocessingShape" mc:Ignorable="w14 w15 w16se w16cid w16 w16cex w16sdtdh w16sdtfl w16du wp14">
   <w:body>
     <w:p>
       <w:pPr>
@@ -297,19 +297,8 @@
                 <w:sz w:val="32"/>
                 <w:szCs w:val="40"/>
               </w:rPr>
-              <w:t>)</w:t>
-            </w:r>
-            <w:proofErr w:type="gramStart"/>
-            <w:r>
-              <w:rPr>
-                <w:rFonts w:ascii="BRH Devanagari Extra" w:hAnsi="BRH Devanagari Extra" w:cs="BRH Devanagari Extra"/>
-                <w:color w:val="000000"/>
-                <w:sz w:val="32"/>
-                <w:szCs w:val="40"/>
-              </w:rPr>
-              <w:t>-  E</w:t>
-            </w:r>
-            <w:proofErr w:type="gramEnd"/>
+              <w:t>)-  E</w:t>
+            </w:r>
             <w:r>
               <w:rPr>
                 <w:rFonts w:ascii="BRH Malayalam Extra" w:hAnsi="BRH Malayalam Extra" w:cs="BRH Devanagari Extra"/>
@@ -629,19 +618,8 @@
                 <w:sz w:val="32"/>
                 <w:szCs w:val="40"/>
               </w:rPr>
-              <w:t>)</w:t>
-            </w:r>
-            <w:proofErr w:type="gramStart"/>
-            <w:r>
-              <w:rPr>
-                <w:rFonts w:ascii="BRH Devanagari Extra" w:hAnsi="BRH Devanagari Extra" w:cs="BRH Devanagari Extra"/>
-                <w:color w:val="000000"/>
-                <w:sz w:val="32"/>
-                <w:szCs w:val="40"/>
-              </w:rPr>
-              <w:t>-  S</w:t>
-            </w:r>
-            <w:proofErr w:type="gramEnd"/>
+              <w:t>)-  S</w:t>
+            </w:r>
             <w:r>
               <w:rPr>
                 <w:rFonts w:ascii="BRH Malayalam Extra" w:hAnsi="BRH Malayalam Extra" w:cs="BRH Devanagari Extra"/>
@@ -1005,19 +983,8 @@
                 <w:sz w:val="32"/>
                 <w:szCs w:val="40"/>
               </w:rPr>
-              <w:t>)</w:t>
-            </w:r>
-            <w:proofErr w:type="gramStart"/>
-            <w:r>
-              <w:rPr>
-                <w:rFonts w:ascii="BRH Devanagari Extra" w:hAnsi="BRH Devanagari Extra" w:cs="BRH Devanagari Extra"/>
-                <w:color w:val="000000"/>
-                <w:sz w:val="32"/>
-                <w:szCs w:val="40"/>
-              </w:rPr>
-              <w:t>-  E</w:t>
-            </w:r>
-            <w:proofErr w:type="gramEnd"/>
+              <w:t>)-  E</w:t>
+            </w:r>
             <w:r>
               <w:rPr>
                 <w:rFonts w:ascii="BRH Malayalam Extra" w:hAnsi="BRH Malayalam Extra" w:cs="BRH Devanagari Extra"/>
@@ -1320,17 +1287,7 @@
                 <w:sz w:val="32"/>
                 <w:szCs w:val="40"/>
               </w:rPr>
-              <w:t>)</w:t>
-            </w:r>
-            <w:proofErr w:type="gramStart"/>
-            <w:r>
-              <w:rPr>
-                <w:rFonts w:ascii="BRH Devanagari Extra" w:hAnsi="BRH Devanagari Extra" w:cs="BRH Devanagari Extra"/>
-                <w:color w:val="000000"/>
-                <w:sz w:val="32"/>
-                <w:szCs w:val="40"/>
-              </w:rPr>
-              <w:t xml:space="preserve">-  </w:t>
+              <w:t xml:space="preserve">)-  </w:t>
             </w:r>
             <w:r>
               <w:rPr>
@@ -1342,7 +1299,6 @@
               </w:rPr>
               <w:t>S</w:t>
             </w:r>
-            <w:proofErr w:type="gramEnd"/>
             <w:r>
               <w:rPr>
                 <w:rFonts w:ascii="BRH Malayalam Extra" w:hAnsi="BRH Malayalam Extra" w:cs="BRH Devanagari Extra"/>
@@ -2287,49 +2243,6 @@
               </w:rPr>
               <w:t xml:space="preserve">ÉhÉÈ | </w:t>
             </w:r>
-          </w:p>
-        </w:tc>
-      </w:tr>
-      <w:tr>
-        <w:tc>
-          <w:tcPr>
-            <w:tcW w:w="7308" w:type="dxa"/>
-          </w:tcPr>
-          <w:p>
-            <w:pPr>
-              <w:widowControl w:val="0"/>
-              <w:autoSpaceDE w:val="0"/>
-              <w:autoSpaceDN w:val="0"/>
-              <w:adjustRightInd w:val="0"/>
-              <w:spacing w:line="240" w:lineRule="auto"/>
-              <w:rPr>
-                <w:rFonts w:cs="BRH Devanagari Extra"/>
-                <w:color w:val="000000"/>
-                <w:szCs w:val="40"/>
-                <w:lang w:val="it-IT"/>
-              </w:rPr>
-            </w:pPr>
-          </w:p>
-        </w:tc>
-        <w:tc>
-          <w:tcPr>
-            <w:tcW w:w="7513" w:type="dxa"/>
-            <w:gridSpan w:val="2"/>
-          </w:tcPr>
-          <w:p>
-            <w:pPr>
-              <w:widowControl w:val="0"/>
-              <w:autoSpaceDE w:val="0"/>
-              <w:autoSpaceDN w:val="0"/>
-              <w:adjustRightInd w:val="0"/>
-              <w:spacing w:line="240" w:lineRule="auto"/>
-              <w:rPr>
-                <w:rFonts w:cs="BRH Devanagari Extra"/>
-                <w:color w:val="000000"/>
-                <w:szCs w:val="40"/>
-                <w:lang w:val="it-IT"/>
-              </w:rPr>
-            </w:pPr>
           </w:p>
         </w:tc>
       </w:tr>
@@ -35342,7 +35255,7 @@
 </file>
 
 <file path=word/endnotes.xml><?xml version="1.0" encoding="utf-8"?>
-<w:endnotes xmlns:wpc="http://schemas.microsoft.com/office/word/2010/wordprocessingCanvas" xmlns:cx="http://schemas.microsoft.com/office/drawing/2014/chartex" xmlns:cx1="http://schemas.microsoft.com/office/drawing/2015/9/8/chartex" xmlns:cx2="http://schemas.microsoft.com/office/drawing/2015/10/21/chartex" xmlns:cx3="http://schemas.microsoft.com/office/drawing/2016/5/9/chartex" xmlns:cx4="http://schemas.microsoft.com/office/drawing/2016/5/10/chartex" xmlns:cx5="http://schemas.microsoft.com/office/drawing/2016/5/11/chartex" xmlns:cx6="http://schemas.microsoft.com/office/drawing/2016/5/12/chartex" xmlns:cx7="http://schemas.microsoft.com/office/drawing/2016/5/13/chartex" xmlns:cx8="http://schemas.microsoft.com/office/drawing/2016/5/14/chartex" xmlns:mc="http://schemas.openxmlformats.org/markup-compatibility/2006" xmlns:aink="http://schemas.microsoft.com/office/drawing/2016/ink" xmlns:am3d="http://schemas.microsoft.com/office/drawing/2017/model3d" xmlns:o="urn:schemas-microsoft-com:office:office" xmlns:oel="http://schemas.microsoft.com/office/2019/extlst" xmlns:r="http://schemas.openxmlformats.org/officeDocument/2006/relationships" xmlns:m="http://schemas.openxmlformats.org/officeDocument/2006/math" xmlns:v="urn:schemas-microsoft-com:vml" xmlns:wp14="http://schemas.microsoft.com/office/word/2010/wordprocessingDrawing" xmlns:wp="http://schemas.openxmlformats.org/drawingml/2006/wordprocessingDrawing" xmlns:w10="urn:schemas-microsoft-com:office:word" xmlns:w="http://schemas.openxmlformats.org/wordprocessingml/2006/main" xmlns:w14="http://schemas.microsoft.com/office/word/2010/wordml" xmlns:w15="http://schemas.microsoft.com/office/word/2012/wordml" xmlns:w16cex="http://schemas.microsoft.com/office/word/2018/wordml/cex" xmlns:w16cid="http://schemas.microsoft.com/office/word/2016/wordml/cid" xmlns:w16="http://schemas.microsoft.com/office/word/2018/wordml" xmlns:w16du="http://schemas.microsoft.com/office/word/2023/wordml/word16du" xmlns:w16sdtdh="http://schemas.microsoft.com/office/word/2020/wordml/sdtdatahash" xmlns:w16sdtfl="http://schemas.microsoft.com/office/word/2024/wordml/sdtformatlock" xmlns:w16se="http://schemas.microsoft.com/office/word/2015/wordml/symex" xmlns:wpg="http://schemas.microsoft.com/office/word/2010/wordprocessingGroup" xmlns:wpi="http://schemas.microsoft.com/office/word/2010/wordprocessingInk" xmlns:wne="http://schemas.microsoft.com/office/word/2006/wordml" xmlns:wps="http://schemas.microsoft.com/office/word/2010/wordprocessingShape" mc:Ignorable="w14 w15 w16se w16cid w16 w16cex w16sdtdh w16sdtfl w16du wp14">
+<w:endnotes xmlns:wpc="http://schemas.microsoft.com/office/word/2010/wordprocessingCanvas" xmlns:cx="http://schemas.microsoft.com/office/drawing/2014/chartex" xmlns:cx1="http://schemas.microsoft.com/office/drawing/2015/9/8/chartex" xmlns:cx2="http://schemas.microsoft.com/office/drawing/2015/10/21/chartex" xmlns:cx3="http://schemas.microsoft.com/office/drawing/2016/5/9/chartex" xmlns:cx4="http://schemas.microsoft.com/office/drawing/2016/5/10/chartex" xmlns:cx5="http://schemas.microsoft.com/office/drawing/2016/5/11/chartex" xmlns:cx6="http://schemas.microsoft.com/office/drawing/2016/5/12/chartex" xmlns:cx7="http://schemas.microsoft.com/office/drawing/2016/5/13/chartex" xmlns:cx8="http://schemas.microsoft.com/office/drawing/2016/5/14/chartex" xmlns:mc="http://schemas.openxmlformats.org/markup-compatibility/2006" xmlns:aink="http://schemas.microsoft.com/office/drawing/2016/ink" xmlns:am3d="http://schemas.microsoft.com/office/drawing/2017/model3d" xmlns:o="urn:schemas-microsoft-com:office:office" xmlns:oel="http://schemas.microsoft.com/office/2019/extlst" xmlns:r="http://schemas.openxmlformats.org/officeDocument/2006/relationships" xmlns:m="http://schemas.openxmlformats.org/officeDocument/2006/math" xmlns:v="urn:schemas-microsoft-com:vml" xmlns:wp14="http://schemas.microsoft.com/office/word/2010/wordprocessingDrawing" xmlns:wp="http://schemas.openxmlformats.org/drawingml/2006/wordprocessingDrawing" xmlns:w10="urn:schemas-microsoft-com:office:word" xmlns:w="http://schemas.openxmlformats.org/wordprocessingml/2006/main" xmlns:w14="http://schemas.microsoft.com/office/word/2010/wordml" xmlns:w15="http://schemas.microsoft.com/office/word/2012/wordml" xmlns:w16cei="http://schemas.microsoft.com/office/word/2026/wordml/cei" xmlns:w16cex="http://schemas.microsoft.com/office/word/2018/wordml/cex" xmlns:w16cid="http://schemas.microsoft.com/office/word/2016/wordml/cid" xmlns:w16="http://schemas.microsoft.com/office/word/2018/wordml" xmlns:w16du="http://schemas.microsoft.com/office/word/2023/wordml/word16du" xmlns:w16sdtdh="http://schemas.microsoft.com/office/word/2020/wordml/sdtdatahash" xmlns:w16sdtfl="http://schemas.microsoft.com/office/word/2024/wordml/sdtformatlock" xmlns:w16se="http://schemas.microsoft.com/office/word/2015/wordml/symex" xmlns:wpg="http://schemas.microsoft.com/office/word/2010/wordprocessingGroup" xmlns:wpi="http://schemas.microsoft.com/office/word/2010/wordprocessingInk" xmlns:wne="http://schemas.microsoft.com/office/word/2006/wordml" xmlns:wps="http://schemas.microsoft.com/office/word/2010/wordprocessingShape" mc:Ignorable="w14 w15 w16se w16cid w16 w16cex w16sdtdh w16sdtfl w16du wp14">
   <w:endnote w:type="separator" w:id="-1">
     <w:p>
       <w:pPr>
@@ -35367,7 +35280,7 @@
 </file>
 
 <file path=word/footer1.xml><?xml version="1.0" encoding="utf-8"?>
-<w:ftr xmlns:wpc="http://schemas.microsoft.com/office/word/2010/wordprocessingCanvas" xmlns:cx="http://schemas.microsoft.com/office/drawing/2014/chartex" xmlns:cx1="http://schemas.microsoft.com/office/drawing/2015/9/8/chartex" xmlns:cx2="http://schemas.microsoft.com/office/drawing/2015/10/21/chartex" xmlns:cx3="http://schemas.microsoft.com/office/drawing/2016/5/9/chartex" xmlns:cx4="http://schemas.microsoft.com/office/drawing/2016/5/10/chartex" xmlns:cx5="http://schemas.microsoft.com/office/drawing/2016/5/11/chartex" xmlns:cx6="http://schemas.microsoft.com/office/drawing/2016/5/12/chartex" xmlns:cx7="http://schemas.microsoft.com/office/drawing/2016/5/13/chartex" xmlns:cx8="http://schemas.microsoft.com/office/drawing/2016/5/14/chartex" xmlns:mc="http://schemas.openxmlformats.org/markup-compatibility/2006" xmlns:aink="http://schemas.microsoft.com/office/drawing/2016/ink" xmlns:am3d="http://schemas.microsoft.com/office/drawing/2017/model3d" xmlns:o="urn:schemas-microsoft-com:office:office" xmlns:oel="http://schemas.microsoft.com/office/2019/extlst" xmlns:r="http://schemas.openxmlformats.org/officeDocument/2006/relationships" xmlns:m="http://schemas.openxmlformats.org/officeDocument/2006/math" xmlns:v="urn:schemas-microsoft-com:vml" xmlns:wp14="http://schemas.microsoft.com/office/word/2010/wordprocessingDrawing" xmlns:wp="http://schemas.openxmlformats.org/drawingml/2006/wordprocessingDrawing" xmlns:w10="urn:schemas-microsoft-com:office:word" xmlns:w="http://schemas.openxmlformats.org/wordprocessingml/2006/main" xmlns:w14="http://schemas.microsoft.com/office/word/2010/wordml" xmlns:w15="http://schemas.microsoft.com/office/word/2012/wordml" xmlns:w16cex="http://schemas.microsoft.com/office/word/2018/wordml/cex" xmlns:w16cid="http://schemas.microsoft.com/office/word/2016/wordml/cid" xmlns:w16="http://schemas.microsoft.com/office/word/2018/wordml" xmlns:w16du="http://schemas.microsoft.com/office/word/2023/wordml/word16du" xmlns:w16sdtdh="http://schemas.microsoft.com/office/word/2020/wordml/sdtdatahash" xmlns:w16sdtfl="http://schemas.microsoft.com/office/word/2024/wordml/sdtformatlock" xmlns:w16se="http://schemas.microsoft.com/office/word/2015/wordml/symex" xmlns:wpg="http://schemas.microsoft.com/office/word/2010/wordprocessingGroup" xmlns:wpi="http://schemas.microsoft.com/office/word/2010/wordprocessingInk" xmlns:wne="http://schemas.microsoft.com/office/word/2006/wordml" xmlns:wps="http://schemas.microsoft.com/office/word/2010/wordprocessingShape" mc:Ignorable="w14 w15 w16se w16cid w16 w16cex w16sdtdh w16sdtfl w16du wp14">
+<w:ftr xmlns:wpc="http://schemas.microsoft.com/office/word/2010/wordprocessingCanvas" xmlns:cx="http://schemas.microsoft.com/office/drawing/2014/chartex" xmlns:cx1="http://schemas.microsoft.com/office/drawing/2015/9/8/chartex" xmlns:cx2="http://schemas.microsoft.com/office/drawing/2015/10/21/chartex" xmlns:cx3="http://schemas.microsoft.com/office/drawing/2016/5/9/chartex" xmlns:cx4="http://schemas.microsoft.com/office/drawing/2016/5/10/chartex" xmlns:cx5="http://schemas.microsoft.com/office/drawing/2016/5/11/chartex" xmlns:cx6="http://schemas.microsoft.com/office/drawing/2016/5/12/chartex" xmlns:cx7="http://schemas.microsoft.com/office/drawing/2016/5/13/chartex" xmlns:cx8="http://schemas.microsoft.com/office/drawing/2016/5/14/chartex" xmlns:mc="http://schemas.openxmlformats.org/markup-compatibility/2006" xmlns:aink="http://schemas.microsoft.com/office/drawing/2016/ink" xmlns:am3d="http://schemas.microsoft.com/office/drawing/2017/model3d" xmlns:o="urn:schemas-microsoft-com:office:office" xmlns:oel="http://schemas.microsoft.com/office/2019/extlst" xmlns:r="http://schemas.openxmlformats.org/officeDocument/2006/relationships" xmlns:m="http://schemas.openxmlformats.org/officeDocument/2006/math" xmlns:v="urn:schemas-microsoft-com:vml" xmlns:wp14="http://schemas.microsoft.com/office/word/2010/wordprocessingDrawing" xmlns:wp="http://schemas.openxmlformats.org/drawingml/2006/wordprocessingDrawing" xmlns:w10="urn:schemas-microsoft-com:office:word" xmlns:w="http://schemas.openxmlformats.org/wordprocessingml/2006/main" xmlns:w14="http://schemas.microsoft.com/office/word/2010/wordml" xmlns:w15="http://schemas.microsoft.com/office/word/2012/wordml" xmlns:w16cei="http://schemas.microsoft.com/office/word/2026/wordml/cei" xmlns:w16cex="http://schemas.microsoft.com/office/word/2018/wordml/cex" xmlns:w16cid="http://schemas.microsoft.com/office/word/2016/wordml/cid" xmlns:w16="http://schemas.microsoft.com/office/word/2018/wordml" xmlns:w16du="http://schemas.microsoft.com/office/word/2023/wordml/word16du" xmlns:w16sdtdh="http://schemas.microsoft.com/office/word/2020/wordml/sdtdatahash" xmlns:w16sdtfl="http://schemas.microsoft.com/office/word/2024/wordml/sdtformatlock" xmlns:w16se="http://schemas.microsoft.com/office/word/2015/wordml/symex" xmlns:wpg="http://schemas.microsoft.com/office/word/2010/wordprocessingGroup" xmlns:wpi="http://schemas.microsoft.com/office/word/2010/wordprocessingInk" xmlns:wne="http://schemas.microsoft.com/office/word/2006/wordml" xmlns:wps="http://schemas.microsoft.com/office/word/2010/wordprocessingShape" mc:Ignorable="w14 w15 w16se w16cid w16 w16cex w16sdtdh w16sdtfl w16du wp14">
   <w:p>
     <w:pPr>
       <w:pBdr>
@@ -35549,7 +35462,7 @@
 </file>
 
 <file path=word/footer2.xml><?xml version="1.0" encoding="utf-8"?>
-<w:ftr xmlns:wpc="http://schemas.microsoft.com/office/word/2010/wordprocessingCanvas" xmlns:cx="http://schemas.microsoft.com/office/drawing/2014/chartex" xmlns:cx1="http://schemas.microsoft.com/office/drawing/2015/9/8/chartex" xmlns:cx2="http://schemas.microsoft.com/office/drawing/2015/10/21/chartex" xmlns:cx3="http://schemas.microsoft.com/office/drawing/2016/5/9/chartex" xmlns:cx4="http://schemas.microsoft.com/office/drawing/2016/5/10/chartex" xmlns:cx5="http://schemas.microsoft.com/office/drawing/2016/5/11/chartex" xmlns:cx6="http://schemas.microsoft.com/office/drawing/2016/5/12/chartex" xmlns:cx7="http://schemas.microsoft.com/office/drawing/2016/5/13/chartex" xmlns:cx8="http://schemas.microsoft.com/office/drawing/2016/5/14/chartex" xmlns:mc="http://schemas.openxmlformats.org/markup-compatibility/2006" xmlns:aink="http://schemas.microsoft.com/office/drawing/2016/ink" xmlns:am3d="http://schemas.microsoft.com/office/drawing/2017/model3d" xmlns:o="urn:schemas-microsoft-com:office:office" xmlns:oel="http://schemas.microsoft.com/office/2019/extlst" xmlns:r="http://schemas.openxmlformats.org/officeDocument/2006/relationships" xmlns:m="http://schemas.openxmlformats.org/officeDocument/2006/math" xmlns:v="urn:schemas-microsoft-com:vml" xmlns:wp14="http://schemas.microsoft.com/office/word/2010/wordprocessingDrawing" xmlns:wp="http://schemas.openxmlformats.org/drawingml/2006/wordprocessingDrawing" xmlns:w10="urn:schemas-microsoft-com:office:word" xmlns:w="http://schemas.openxmlformats.org/wordprocessingml/2006/main" xmlns:w14="http://schemas.microsoft.com/office/word/2010/wordml" xmlns:w15="http://schemas.microsoft.com/office/word/2012/wordml" xmlns:w16cex="http://schemas.microsoft.com/office/word/2018/wordml/cex" xmlns:w16cid="http://schemas.microsoft.com/office/word/2016/wordml/cid" xmlns:w16="http://schemas.microsoft.com/office/word/2018/wordml" xmlns:w16du="http://schemas.microsoft.com/office/word/2023/wordml/word16du" xmlns:w16sdtdh="http://schemas.microsoft.com/office/word/2020/wordml/sdtdatahash" xmlns:w16sdtfl="http://schemas.microsoft.com/office/word/2024/wordml/sdtformatlock" xmlns:w16se="http://schemas.microsoft.com/office/word/2015/wordml/symex" xmlns:wpg="http://schemas.microsoft.com/office/word/2010/wordprocessingGroup" xmlns:wpi="http://schemas.microsoft.com/office/word/2010/wordprocessingInk" xmlns:wne="http://schemas.microsoft.com/office/word/2006/wordml" xmlns:wps="http://schemas.microsoft.com/office/word/2010/wordprocessingShape" mc:Ignorable="w14 w15 w16se w16cid w16 w16cex w16sdtdh w16sdtfl w16du wp14">
+<w:ftr xmlns:wpc="http://schemas.microsoft.com/office/word/2010/wordprocessingCanvas" xmlns:cx="http://schemas.microsoft.com/office/drawing/2014/chartex" xmlns:cx1="http://schemas.microsoft.com/office/drawing/2015/9/8/chartex" xmlns:cx2="http://schemas.microsoft.com/office/drawing/2015/10/21/chartex" xmlns:cx3="http://schemas.microsoft.com/office/drawing/2016/5/9/chartex" xmlns:cx4="http://schemas.microsoft.com/office/drawing/2016/5/10/chartex" xmlns:cx5="http://schemas.microsoft.com/office/drawing/2016/5/11/chartex" xmlns:cx6="http://schemas.microsoft.com/office/drawing/2016/5/12/chartex" xmlns:cx7="http://schemas.microsoft.com/office/drawing/2016/5/13/chartex" xmlns:cx8="http://schemas.microsoft.com/office/drawing/2016/5/14/chartex" xmlns:mc="http://schemas.openxmlformats.org/markup-compatibility/2006" xmlns:aink="http://schemas.microsoft.com/office/drawing/2016/ink" xmlns:am3d="http://schemas.microsoft.com/office/drawing/2017/model3d" xmlns:o="urn:schemas-microsoft-com:office:office" xmlns:oel="http://schemas.microsoft.com/office/2019/extlst" xmlns:r="http://schemas.openxmlformats.org/officeDocument/2006/relationships" xmlns:m="http://schemas.openxmlformats.org/officeDocument/2006/math" xmlns:v="urn:schemas-microsoft-com:vml" xmlns:wp14="http://schemas.microsoft.com/office/word/2010/wordprocessingDrawing" xmlns:wp="http://schemas.openxmlformats.org/drawingml/2006/wordprocessingDrawing" xmlns:w10="urn:schemas-microsoft-com:office:word" xmlns:w="http://schemas.openxmlformats.org/wordprocessingml/2006/main" xmlns:w14="http://schemas.microsoft.com/office/word/2010/wordml" xmlns:w15="http://schemas.microsoft.com/office/word/2012/wordml" xmlns:w16cei="http://schemas.microsoft.com/office/word/2026/wordml/cei" xmlns:w16cex="http://schemas.microsoft.com/office/word/2018/wordml/cex" xmlns:w16cid="http://schemas.microsoft.com/office/word/2016/wordml/cid" xmlns:w16="http://schemas.microsoft.com/office/word/2018/wordml" xmlns:w16du="http://schemas.microsoft.com/office/word/2023/wordml/word16du" xmlns:w16sdtdh="http://schemas.microsoft.com/office/word/2020/wordml/sdtdatahash" xmlns:w16sdtfl="http://schemas.microsoft.com/office/word/2024/wordml/sdtformatlock" xmlns:w16se="http://schemas.microsoft.com/office/word/2015/wordml/symex" xmlns:wpg="http://schemas.microsoft.com/office/word/2010/wordprocessingGroup" xmlns:wpi="http://schemas.microsoft.com/office/word/2010/wordprocessingInk" xmlns:wne="http://schemas.microsoft.com/office/word/2006/wordml" xmlns:wps="http://schemas.microsoft.com/office/word/2010/wordprocessingShape" mc:Ignorable="w14 w15 w16se w16cid w16 w16cex w16sdtdh w16sdtfl w16du wp14">
   <w:p>
     <w:pPr>
       <w:pBdr>
@@ -35769,7 +35682,7 @@
 </file>
 
 <file path=word/footnotes.xml><?xml version="1.0" encoding="utf-8"?>
-<w:footnotes xmlns:wpc="http://schemas.microsoft.com/office/word/2010/wordprocessingCanvas" xmlns:cx="http://schemas.microsoft.com/office/drawing/2014/chartex" xmlns:cx1="http://schemas.microsoft.com/office/drawing/2015/9/8/chartex" xmlns:cx2="http://schemas.microsoft.com/office/drawing/2015/10/21/chartex" xmlns:cx3="http://schemas.microsoft.com/office/drawing/2016/5/9/chartex" xmlns:cx4="http://schemas.microsoft.com/office/drawing/2016/5/10/chartex" xmlns:cx5="http://schemas.microsoft.com/office/drawing/2016/5/11/chartex" xmlns:cx6="http://schemas.microsoft.com/office/drawing/2016/5/12/chartex" xmlns:cx7="http://schemas.microsoft.com/office/drawing/2016/5/13/chartex" xmlns:cx8="http://schemas.microsoft.com/office/drawing/2016/5/14/chartex" xmlns:mc="http://schemas.openxmlformats.org/markup-compatibility/2006" xmlns:aink="http://schemas.microsoft.com/office/drawing/2016/ink" xmlns:am3d="http://schemas.microsoft.com/office/drawing/2017/model3d" xmlns:o="urn:schemas-microsoft-com:office:office" xmlns:oel="http://schemas.microsoft.com/office/2019/extlst" xmlns:r="http://schemas.openxmlformats.org/officeDocument/2006/relationships" xmlns:m="http://schemas.openxmlformats.org/officeDocument/2006/math" xmlns:v="urn:schemas-microsoft-com:vml" xmlns:wp14="http://schemas.microsoft.com/office/word/2010/wordprocessingDrawing" xmlns:wp="http://schemas.openxmlformats.org/drawingml/2006/wordprocessingDrawing" xmlns:w10="urn:schemas-microsoft-com:office:word" xmlns:w="http://schemas.openxmlformats.org/wordprocessingml/2006/main" xmlns:w14="http://schemas.microsoft.com/office/word/2010/wordml" xmlns:w15="http://schemas.microsoft.com/office/word/2012/wordml" xmlns:w16cex="http://schemas.microsoft.com/office/word/2018/wordml/cex" xmlns:w16cid="http://schemas.microsoft.com/office/word/2016/wordml/cid" xmlns:w16="http://schemas.microsoft.com/office/word/2018/wordml" xmlns:w16du="http://schemas.microsoft.com/office/word/2023/wordml/word16du" xmlns:w16sdtdh="http://schemas.microsoft.com/office/word/2020/wordml/sdtdatahash" xmlns:w16sdtfl="http://schemas.microsoft.com/office/word/2024/wordml/sdtformatlock" xmlns:w16se="http://schemas.microsoft.com/office/word/2015/wordml/symex" xmlns:wpg="http://schemas.microsoft.com/office/word/2010/wordprocessingGroup" xmlns:wpi="http://schemas.microsoft.com/office/word/2010/wordprocessingInk" xmlns:wne="http://schemas.microsoft.com/office/word/2006/wordml" xmlns:wps="http://schemas.microsoft.com/office/word/2010/wordprocessingShape" mc:Ignorable="w14 w15 w16se w16cid w16 w16cex w16sdtdh w16sdtfl w16du wp14">
+<w:footnotes xmlns:wpc="http://schemas.microsoft.com/office/word/2010/wordprocessingCanvas" xmlns:cx="http://schemas.microsoft.com/office/drawing/2014/chartex" xmlns:cx1="http://schemas.microsoft.com/office/drawing/2015/9/8/chartex" xmlns:cx2="http://schemas.microsoft.com/office/drawing/2015/10/21/chartex" xmlns:cx3="http://schemas.microsoft.com/office/drawing/2016/5/9/chartex" xmlns:cx4="http://schemas.microsoft.com/office/drawing/2016/5/10/chartex" xmlns:cx5="http://schemas.microsoft.com/office/drawing/2016/5/11/chartex" xmlns:cx6="http://schemas.microsoft.com/office/drawing/2016/5/12/chartex" xmlns:cx7="http://schemas.microsoft.com/office/drawing/2016/5/13/chartex" xmlns:cx8="http://schemas.microsoft.com/office/drawing/2016/5/14/chartex" xmlns:mc="http://schemas.openxmlformats.org/markup-compatibility/2006" xmlns:aink="http://schemas.microsoft.com/office/drawing/2016/ink" xmlns:am3d="http://schemas.microsoft.com/office/drawing/2017/model3d" xmlns:o="urn:schemas-microsoft-com:office:office" xmlns:oel="http://schemas.microsoft.com/office/2019/extlst" xmlns:r="http://schemas.openxmlformats.org/officeDocument/2006/relationships" xmlns:m="http://schemas.openxmlformats.org/officeDocument/2006/math" xmlns:v="urn:schemas-microsoft-com:vml" xmlns:wp14="http://schemas.microsoft.com/office/word/2010/wordprocessingDrawing" xmlns:wp="http://schemas.openxmlformats.org/drawingml/2006/wordprocessingDrawing" xmlns:w10="urn:schemas-microsoft-com:office:word" xmlns:w="http://schemas.openxmlformats.org/wordprocessingml/2006/main" xmlns:w14="http://schemas.microsoft.com/office/word/2010/wordml" xmlns:w15="http://schemas.microsoft.com/office/word/2012/wordml" xmlns:w16cei="http://schemas.microsoft.com/office/word/2026/wordml/cei" xmlns:w16cex="http://schemas.microsoft.com/office/word/2018/wordml/cex" xmlns:w16cid="http://schemas.microsoft.com/office/word/2016/wordml/cid" xmlns:w16="http://schemas.microsoft.com/office/word/2018/wordml" xmlns:w16du="http://schemas.microsoft.com/office/word/2023/wordml/word16du" xmlns:w16sdtdh="http://schemas.microsoft.com/office/word/2020/wordml/sdtdatahash" xmlns:w16sdtfl="http://schemas.microsoft.com/office/word/2024/wordml/sdtformatlock" xmlns:w16se="http://schemas.microsoft.com/office/word/2015/wordml/symex" xmlns:wpg="http://schemas.microsoft.com/office/word/2010/wordprocessingGroup" xmlns:wpi="http://schemas.microsoft.com/office/word/2010/wordprocessingInk" xmlns:wne="http://schemas.microsoft.com/office/word/2006/wordml" xmlns:wps="http://schemas.microsoft.com/office/word/2010/wordprocessingShape" mc:Ignorable="w14 w15 w16se w16cid w16 w16cex w16sdtdh w16sdtfl w16du wp14">
   <w:footnote w:type="separator" w:id="-1">
     <w:p>
       <w:pPr>
@@ -35794,7 +35707,7 @@
 </file>
 
 <file path=word/header1.xml><?xml version="1.0" encoding="utf-8"?>
-<w:hdr xmlns:wpc="http://schemas.microsoft.com/office/word/2010/wordprocessingCanvas" xmlns:cx="http://schemas.microsoft.com/office/drawing/2014/chartex" xmlns:cx1="http://schemas.microsoft.com/office/drawing/2015/9/8/chartex" xmlns:cx2="http://schemas.microsoft.com/office/drawing/2015/10/21/chartex" xmlns:cx3="http://schemas.microsoft.com/office/drawing/2016/5/9/chartex" xmlns:cx4="http://schemas.microsoft.com/office/drawing/2016/5/10/chartex" xmlns:cx5="http://schemas.microsoft.com/office/drawing/2016/5/11/chartex" xmlns:cx6="http://schemas.microsoft.com/office/drawing/2016/5/12/chartex" xmlns:cx7="http://schemas.microsoft.com/office/drawing/2016/5/13/chartex" xmlns:cx8="http://schemas.microsoft.com/office/drawing/2016/5/14/chartex" xmlns:mc="http://schemas.openxmlformats.org/markup-compatibility/2006" xmlns:aink="http://schemas.microsoft.com/office/drawing/2016/ink" xmlns:am3d="http://schemas.microsoft.com/office/drawing/2017/model3d" xmlns:o="urn:schemas-microsoft-com:office:office" xmlns:oel="http://schemas.microsoft.com/office/2019/extlst" xmlns:r="http://schemas.openxmlformats.org/officeDocument/2006/relationships" xmlns:m="http://schemas.openxmlformats.org/officeDocument/2006/math" xmlns:v="urn:schemas-microsoft-com:vml" xmlns:wp14="http://schemas.microsoft.com/office/word/2010/wordprocessingDrawing" xmlns:wp="http://schemas.openxmlformats.org/drawingml/2006/wordprocessingDrawing" xmlns:w10="urn:schemas-microsoft-com:office:word" xmlns:w="http://schemas.openxmlformats.org/wordprocessingml/2006/main" xmlns:w14="http://schemas.microsoft.com/office/word/2010/wordml" xmlns:w15="http://schemas.microsoft.com/office/word/2012/wordml" xmlns:w16cex="http://schemas.microsoft.com/office/word/2018/wordml/cex" xmlns:w16cid="http://schemas.microsoft.com/office/word/2016/wordml/cid" xmlns:w16="http://schemas.microsoft.com/office/word/2018/wordml" xmlns:w16du="http://schemas.microsoft.com/office/word/2023/wordml/word16du" xmlns:w16sdtdh="http://schemas.microsoft.com/office/word/2020/wordml/sdtdatahash" xmlns:w16sdtfl="http://schemas.microsoft.com/office/word/2024/wordml/sdtformatlock" xmlns:w16se="http://schemas.microsoft.com/office/word/2015/wordml/symex" xmlns:wpg="http://schemas.microsoft.com/office/word/2010/wordprocessingGroup" xmlns:wpi="http://schemas.microsoft.com/office/word/2010/wordprocessingInk" xmlns:wne="http://schemas.microsoft.com/office/word/2006/wordml" xmlns:wps="http://schemas.microsoft.com/office/word/2010/wordprocessingShape" mc:Ignorable="w14 w15 w16se w16cid w16 w16cex w16sdtdh w16sdtfl w16du wp14">
+<w:hdr xmlns:wpc="http://schemas.microsoft.com/office/word/2010/wordprocessingCanvas" xmlns:cx="http://schemas.microsoft.com/office/drawing/2014/chartex" xmlns:cx1="http://schemas.microsoft.com/office/drawing/2015/9/8/chartex" xmlns:cx2="http://schemas.microsoft.com/office/drawing/2015/10/21/chartex" xmlns:cx3="http://schemas.microsoft.com/office/drawing/2016/5/9/chartex" xmlns:cx4="http://schemas.microsoft.com/office/drawing/2016/5/10/chartex" xmlns:cx5="http://schemas.microsoft.com/office/drawing/2016/5/11/chartex" xmlns:cx6="http://schemas.microsoft.com/office/drawing/2016/5/12/chartex" xmlns:cx7="http://schemas.microsoft.com/office/drawing/2016/5/13/chartex" xmlns:cx8="http://schemas.microsoft.com/office/drawing/2016/5/14/chartex" xmlns:mc="http://schemas.openxmlformats.org/markup-compatibility/2006" xmlns:aink="http://schemas.microsoft.com/office/drawing/2016/ink" xmlns:am3d="http://schemas.microsoft.com/office/drawing/2017/model3d" xmlns:o="urn:schemas-microsoft-com:office:office" xmlns:oel="http://schemas.microsoft.com/office/2019/extlst" xmlns:r="http://schemas.openxmlformats.org/officeDocument/2006/relationships" xmlns:m="http://schemas.openxmlformats.org/officeDocument/2006/math" xmlns:v="urn:schemas-microsoft-com:vml" xmlns:wp14="http://schemas.microsoft.com/office/word/2010/wordprocessingDrawing" xmlns:wp="http://schemas.openxmlformats.org/drawingml/2006/wordprocessingDrawing" xmlns:w10="urn:schemas-microsoft-com:office:word" xmlns:w="http://schemas.openxmlformats.org/wordprocessingml/2006/main" xmlns:w14="http://schemas.microsoft.com/office/word/2010/wordml" xmlns:w15="http://schemas.microsoft.com/office/word/2012/wordml" xmlns:w16cei="http://schemas.microsoft.com/office/word/2026/wordml/cei" xmlns:w16cex="http://schemas.microsoft.com/office/word/2018/wordml/cex" xmlns:w16cid="http://schemas.microsoft.com/office/word/2016/wordml/cid" xmlns:w16="http://schemas.microsoft.com/office/word/2018/wordml" xmlns:w16du="http://schemas.microsoft.com/office/word/2023/wordml/word16du" xmlns:w16sdtdh="http://schemas.microsoft.com/office/word/2020/wordml/sdtdatahash" xmlns:w16sdtfl="http://schemas.microsoft.com/office/word/2024/wordml/sdtformatlock" xmlns:w16se="http://schemas.microsoft.com/office/word/2015/wordml/symex" xmlns:wpg="http://schemas.microsoft.com/office/word/2010/wordprocessingGroup" xmlns:wpi="http://schemas.microsoft.com/office/word/2010/wordprocessingInk" xmlns:wne="http://schemas.microsoft.com/office/word/2006/wordml" xmlns:wps="http://schemas.microsoft.com/office/word/2010/wordprocessingShape" mc:Ignorable="w14 w15 w16se w16cid w16 w16cex w16sdtdh w16sdtfl w16du wp14">
   <w:p>
     <w:pPr>
       <w:pStyle w:val="Header"/>
@@ -35815,7 +35728,7 @@
 </file>
 
 <file path=word/header2.xml><?xml version="1.0" encoding="utf-8"?>
-<w:hdr xmlns:wpc="http://schemas.microsoft.com/office/word/2010/wordprocessingCanvas" xmlns:cx="http://schemas.microsoft.com/office/drawing/2014/chartex" xmlns:cx1="http://schemas.microsoft.com/office/drawing/2015/9/8/chartex" xmlns:cx2="http://schemas.microsoft.com/office/drawing/2015/10/21/chartex" xmlns:cx3="http://schemas.microsoft.com/office/drawing/2016/5/9/chartex" xmlns:cx4="http://schemas.microsoft.com/office/drawing/2016/5/10/chartex" xmlns:cx5="http://schemas.microsoft.com/office/drawing/2016/5/11/chartex" xmlns:cx6="http://schemas.microsoft.com/office/drawing/2016/5/12/chartex" xmlns:cx7="http://schemas.microsoft.com/office/drawing/2016/5/13/chartex" xmlns:cx8="http://schemas.microsoft.com/office/drawing/2016/5/14/chartex" xmlns:mc="http://schemas.openxmlformats.org/markup-compatibility/2006" xmlns:aink="http://schemas.microsoft.com/office/drawing/2016/ink" xmlns:am3d="http://schemas.microsoft.com/office/drawing/2017/model3d" xmlns:o="urn:schemas-microsoft-com:office:office" xmlns:oel="http://schemas.microsoft.com/office/2019/extlst" xmlns:r="http://schemas.openxmlformats.org/officeDocument/2006/relationships" xmlns:m="http://schemas.openxmlformats.org/officeDocument/2006/math" xmlns:v="urn:schemas-microsoft-com:vml" xmlns:wp14="http://schemas.microsoft.com/office/word/2010/wordprocessingDrawing" xmlns:wp="http://schemas.openxmlformats.org/drawingml/2006/wordprocessingDrawing" xmlns:w10="urn:schemas-microsoft-com:office:word" xmlns:w="http://schemas.openxmlformats.org/wordprocessingml/2006/main" xmlns:w14="http://schemas.microsoft.com/office/word/2010/wordml" xmlns:w15="http://schemas.microsoft.com/office/word/2012/wordml" xmlns:w16cex="http://schemas.microsoft.com/office/word/2018/wordml/cex" xmlns:w16cid="http://schemas.microsoft.com/office/word/2016/wordml/cid" xmlns:w16="http://schemas.microsoft.com/office/word/2018/wordml" xmlns:w16du="http://schemas.microsoft.com/office/word/2023/wordml/word16du" xmlns:w16sdtdh="http://schemas.microsoft.com/office/word/2020/wordml/sdtdatahash" xmlns:w16sdtfl="http://schemas.microsoft.com/office/word/2024/wordml/sdtformatlock" xmlns:w16se="http://schemas.microsoft.com/office/word/2015/wordml/symex" xmlns:wpg="http://schemas.microsoft.com/office/word/2010/wordprocessingGroup" xmlns:wpi="http://schemas.microsoft.com/office/word/2010/wordprocessingInk" xmlns:wne="http://schemas.microsoft.com/office/word/2006/wordml" xmlns:wps="http://schemas.microsoft.com/office/word/2010/wordprocessingShape" mc:Ignorable="w14 w15 w16se w16cid w16 w16cex w16sdtdh w16sdtfl w16du wp14">
+<w:hdr xmlns:wpc="http://schemas.microsoft.com/office/word/2010/wordprocessingCanvas" xmlns:cx="http://schemas.microsoft.com/office/drawing/2014/chartex" xmlns:cx1="http://schemas.microsoft.com/office/drawing/2015/9/8/chartex" xmlns:cx2="http://schemas.microsoft.com/office/drawing/2015/10/21/chartex" xmlns:cx3="http://schemas.microsoft.com/office/drawing/2016/5/9/chartex" xmlns:cx4="http://schemas.microsoft.com/office/drawing/2016/5/10/chartex" xmlns:cx5="http://schemas.microsoft.com/office/drawing/2016/5/11/chartex" xmlns:cx6="http://schemas.microsoft.com/office/drawing/2016/5/12/chartex" xmlns:cx7="http://schemas.microsoft.com/office/drawing/2016/5/13/chartex" xmlns:cx8="http://schemas.microsoft.com/office/drawing/2016/5/14/chartex" xmlns:mc="http://schemas.openxmlformats.org/markup-compatibility/2006" xmlns:aink="http://schemas.microsoft.com/office/drawing/2016/ink" xmlns:am3d="http://schemas.microsoft.com/office/drawing/2017/model3d" xmlns:o="urn:schemas-microsoft-com:office:office" xmlns:oel="http://schemas.microsoft.com/office/2019/extlst" xmlns:r="http://schemas.openxmlformats.org/officeDocument/2006/relationships" xmlns:m="http://schemas.openxmlformats.org/officeDocument/2006/math" xmlns:v="urn:schemas-microsoft-com:vml" xmlns:wp14="http://schemas.microsoft.com/office/word/2010/wordprocessingDrawing" xmlns:wp="http://schemas.openxmlformats.org/drawingml/2006/wordprocessingDrawing" xmlns:w10="urn:schemas-microsoft-com:office:word" xmlns:w="http://schemas.openxmlformats.org/wordprocessingml/2006/main" xmlns:w14="http://schemas.microsoft.com/office/word/2010/wordml" xmlns:w15="http://schemas.microsoft.com/office/word/2012/wordml" xmlns:w16cei="http://schemas.microsoft.com/office/word/2026/wordml/cei" xmlns:w16cex="http://schemas.microsoft.com/office/word/2018/wordml/cex" xmlns:w16cid="http://schemas.microsoft.com/office/word/2016/wordml/cid" xmlns:w16="http://schemas.microsoft.com/office/word/2018/wordml" xmlns:w16du="http://schemas.microsoft.com/office/word/2023/wordml/word16du" xmlns:w16sdtdh="http://schemas.microsoft.com/office/word/2020/wordml/sdtdatahash" xmlns:w16sdtfl="http://schemas.microsoft.com/office/word/2024/wordml/sdtformatlock" xmlns:w16se="http://schemas.microsoft.com/office/word/2015/wordml/symex" xmlns:wpg="http://schemas.microsoft.com/office/word/2010/wordprocessingGroup" xmlns:wpi="http://schemas.microsoft.com/office/word/2010/wordprocessingInk" xmlns:wne="http://schemas.microsoft.com/office/word/2006/wordml" xmlns:wps="http://schemas.microsoft.com/office/word/2010/wordprocessingShape" mc:Ignorable="w14 w15 w16se w16cid w16 w16cex w16sdtdh w16sdtfl w16du wp14">
   <w:p>
     <w:pPr>
       <w:pStyle w:val="Header"/>

--- a/TS Jatai Ghanam Project/TS 2.4/TS 2.4 Jatai Tamil Corrections.docx
+++ b/TS Jatai Ghanam Project/TS 2.4/TS 2.4 Jatai Tamil Corrections.docx
@@ -60,10 +60,30 @@
           <w:bCs/>
           <w:sz w:val="32"/>
           <w:szCs w:val="32"/>
-          <w:highlight w:val="red"/>
           <w:u w:val="single"/>
         </w:rPr>
-        <w:t>??????</w:t>
+        <w:t>31</w:t>
+      </w:r>
+      <w:r>
+        <w:rPr>
+          <w:b/>
+          <w:bCs/>
+          <w:sz w:val="32"/>
+          <w:szCs w:val="32"/>
+          <w:u w:val="single"/>
+          <w:vertAlign w:val="superscript"/>
+        </w:rPr>
+        <w:t>st</w:t>
+      </w:r>
+      <w:r>
+        <w:rPr>
+          <w:b/>
+          <w:bCs/>
+          <w:sz w:val="32"/>
+          <w:szCs w:val="32"/>
+          <w:u w:val="single"/>
+        </w:rPr>
+        <w:t xml:space="preserve"> July 2026</w:t>
       </w:r>
     </w:p>
     <w:p>
@@ -176,173 +196,1867 @@
           </w:tcPr>
           <w:p>
             <w:pPr>
-              <w:widowControl w:val="0"/>
               <w:autoSpaceDE w:val="0"/>
               <w:autoSpaceDN w:val="0"/>
               <w:adjustRightInd w:val="0"/>
-              <w:spacing w:line="240" w:lineRule="auto"/>
-              <w:rPr>
-                <w:rFonts w:ascii="BRH Devanagari Extra" w:hAnsi="BRH Devanagari Extra" w:cs="BRH Devanagari Extra"/>
-                <w:color w:val="000000"/>
-                <w:sz w:val="32"/>
-                <w:szCs w:val="40"/>
+              <w:rPr>
+                <w:rFonts w:ascii="Latha" w:hAnsi="Latha" w:cs="Latha"/>
+                <w:szCs w:val="24"/>
+                <w:lang w:bidi="ta-IN"/>
               </w:rPr>
             </w:pPr>
             <w:r>
               <w:rPr>
-                <w:rFonts w:cs="BRH Devanagari Extra"/>
-                <w:color w:val="000000"/>
-                <w:szCs w:val="40"/>
-              </w:rPr>
-              <w:t>17</w:t>
-            </w:r>
-            <w:r>
-              <w:rPr>
-                <w:rFonts w:ascii="BRH Devanagari Extra" w:hAnsi="BRH Devanagari Extra" w:cs="BRH Devanagari Extra"/>
-                <w:color w:val="000000"/>
-                <w:sz w:val="32"/>
-                <w:szCs w:val="40"/>
+                <w:rFonts w:cs="Latha"/>
+                <w:b/>
+                <w:bCs/>
+                <w:szCs w:val="24"/>
+                <w:cs/>
+                <w:lang w:bidi="ta-IN"/>
+              </w:rPr>
+              <w:t>40</w:t>
+            </w:r>
+            <w:r>
+              <w:rPr>
+                <w:rFonts w:cs="Latha"/>
+                <w:b/>
+                <w:bCs/>
+                <w:szCs w:val="24"/>
+                <w:lang w:bidi="ta-IN"/>
               </w:rPr>
               <w:t>)</w:t>
             </w:r>
             <w:r>
               <w:rPr>
-                <w:rFonts w:ascii="BRH Devanagari Extra" w:hAnsi="BRH Devanagari Extra" w:cs="BRH Devanagari Extra"/>
-                <w:color w:val="000000"/>
-                <w:sz w:val="32"/>
-                <w:szCs w:val="40"/>
+                <w:rFonts w:ascii="Latha" w:hAnsi="Latha" w:cs="Latha"/>
+                <w:szCs w:val="24"/>
+                <w:lang w:bidi="ta-IN"/>
               </w:rPr>
               <w:tab/>
             </w:r>
             <w:r>
               <w:rPr>
-                <w:rFonts w:cs="BRH Devanagari Extra"/>
-                <w:color w:val="000000"/>
-                <w:szCs w:val="40"/>
-              </w:rPr>
-              <w:t>2</w:t>
-            </w:r>
-            <w:r>
-              <w:rPr>
-                <w:rFonts w:ascii="BRH Devanagari Extra" w:hAnsi="BRH Devanagari Extra" w:cs="BRH Devanagari Extra"/>
-                <w:color w:val="000000"/>
-                <w:sz w:val="32"/>
-                <w:szCs w:val="40"/>
+                <w:rFonts w:cs="Latha"/>
+                <w:b/>
+                <w:bCs/>
+                <w:szCs w:val="24"/>
+                <w:cs/>
+                <w:lang w:bidi="ta-IN"/>
+              </w:rPr>
+              <w:t>2.4</w:t>
+            </w:r>
+            <w:r>
+              <w:rPr>
+                <w:rFonts w:cs="Latha"/>
+                <w:b/>
+                <w:bCs/>
+                <w:szCs w:val="24"/>
+                <w:lang w:bidi="ta-IN"/>
               </w:rPr>
               <w:t>.</w:t>
             </w:r>
             <w:r>
               <w:rPr>
-                <w:rFonts w:cs="BRH Devanagari Extra"/>
-                <w:color w:val="000000"/>
-                <w:szCs w:val="40"/>
+                <w:rFonts w:cs="Latha"/>
+                <w:b/>
+                <w:bCs/>
+                <w:szCs w:val="24"/>
+                <w:cs/>
+                <w:lang w:bidi="ta-IN"/>
+              </w:rPr>
+              <w:t>1</w:t>
+            </w:r>
+            <w:r>
+              <w:rPr>
+                <w:rFonts w:cs="Latha"/>
+                <w:b/>
+                <w:bCs/>
+                <w:szCs w:val="24"/>
+                <w:lang w:bidi="ta-IN"/>
+              </w:rPr>
+              <w:t>.</w:t>
+            </w:r>
+            <w:r>
+              <w:rPr>
+                <w:rFonts w:cs="Latha"/>
+                <w:b/>
+                <w:bCs/>
+                <w:szCs w:val="24"/>
+                <w:cs/>
+                <w:lang w:bidi="ta-IN"/>
+              </w:rPr>
+              <w:t>1</w:t>
+            </w:r>
+            <w:r>
+              <w:rPr>
+                <w:rFonts w:cs="Latha"/>
+                <w:b/>
+                <w:bCs/>
+                <w:szCs w:val="24"/>
+                <w:lang w:bidi="ta-IN"/>
+              </w:rPr>
+              <w:t>(</w:t>
+            </w:r>
+            <w:r>
+              <w:rPr>
+                <w:rFonts w:cs="Latha"/>
+                <w:b/>
+                <w:bCs/>
+                <w:szCs w:val="24"/>
+                <w:cs/>
+                <w:lang w:bidi="ta-IN"/>
+              </w:rPr>
+              <w:t>39</w:t>
+            </w:r>
+            <w:r>
+              <w:rPr>
+                <w:rFonts w:cs="Latha"/>
+                <w:b/>
+                <w:bCs/>
+                <w:szCs w:val="24"/>
+                <w:lang w:bidi="ta-IN"/>
+              </w:rPr>
+              <w:t>)</w:t>
+            </w:r>
+            <w:r>
+              <w:rPr>
+                <w:rFonts w:ascii="Latha" w:hAnsi="Latha" w:cs="Latha"/>
+                <w:szCs w:val="24"/>
+                <w:lang w:bidi="ta-IN"/>
+              </w:rPr>
+              <w:t xml:space="preserve">-  </w:t>
+            </w:r>
+            <w:r>
+              <w:rPr>
+                <w:rFonts w:ascii="Latha" w:hAnsi="Latha" w:cs="Latha"/>
+                <w:szCs w:val="24"/>
+                <w:cs/>
+                <w:lang w:bidi="ta-IN"/>
+              </w:rPr>
+              <w:t>இ</w:t>
+            </w:r>
+            <w:r>
+              <w:rPr>
+                <w:rFonts w:ascii="BRH Tamil Tab Extra" w:hAnsi="BRH Tamil Tab Extra" w:cs="Latha"/>
+                <w:b/>
+                <w:bCs/>
+                <w:szCs w:val="28"/>
+                <w:lang w:bidi="ta-IN"/>
+              </w:rPr>
+              <w:t>…</w:t>
+            </w:r>
+            <w:r>
+              <w:rPr>
+                <w:rFonts w:ascii="Latha" w:hAnsi="Latha" w:cs="Latha"/>
+                <w:szCs w:val="24"/>
+                <w:cs/>
+                <w:lang w:bidi="ta-IN"/>
+              </w:rPr>
+              <w:t xml:space="preserve">மம் </w:t>
+            </w:r>
+            <w:r>
+              <w:rPr>
+                <w:rFonts w:ascii="Latha" w:hAnsi="Latha" w:cs="Latha"/>
+                <w:szCs w:val="24"/>
+                <w:lang w:bidi="ta-IN"/>
+              </w:rPr>
+              <w:t xml:space="preserve">| </w:t>
+            </w:r>
+            <w:r>
+              <w:rPr>
+                <w:rFonts w:ascii="Latha" w:hAnsi="Latha" w:cs="Latha"/>
+                <w:szCs w:val="24"/>
+                <w:cs/>
+                <w:lang w:bidi="ta-IN"/>
+              </w:rPr>
+              <w:t>க்</w:t>
+            </w:r>
+            <w:r>
+              <w:rPr>
+                <w:rFonts w:ascii="Latha" w:hAnsi="Latha" w:cs="Latha"/>
+                <w:b/>
+                <w:bCs/>
+                <w:position w:val="-12"/>
+                <w:szCs w:val="24"/>
+                <w:cs/>
+                <w:lang w:bidi="ta-IN"/>
               </w:rPr>
               <w:t>4</w:t>
             </w:r>
             <w:r>
               <w:rPr>
-                <w:rFonts w:ascii="BRH Devanagari Extra" w:hAnsi="BRH Devanagari Extra" w:cs="BRH Devanagari Extra"/>
-                <w:color w:val="000000"/>
-                <w:sz w:val="32"/>
-                <w:szCs w:val="40"/>
+                <w:rFonts w:ascii="Latha" w:hAnsi="Latha" w:cs="Latha"/>
+                <w:szCs w:val="24"/>
+                <w:cs/>
+                <w:lang w:bidi="ta-IN"/>
+              </w:rPr>
+              <w:t>ன</w:t>
+            </w:r>
+            <w:r>
+              <w:rPr>
+                <w:rFonts w:ascii="BRH Tamil Tab Extra" w:hAnsi="BRH Tamil Tab Extra" w:cs="Latha"/>
+                <w:b/>
+                <w:bCs/>
+                <w:szCs w:val="28"/>
+                <w:lang w:bidi="ta-IN"/>
+              </w:rPr>
+              <w:t>…</w:t>
+            </w:r>
+            <w:r>
+              <w:rPr>
+                <w:rFonts w:ascii="Latha" w:hAnsi="Latha" w:cs="Latha"/>
+                <w:szCs w:val="24"/>
+                <w:cs/>
+                <w:lang w:bidi="ta-IN"/>
+              </w:rPr>
+              <w:t>ந்தி</w:t>
+            </w:r>
+            <w:r>
+              <w:rPr>
+                <w:rFonts w:ascii="BRH Tamil Tab Extra" w:hAnsi="BRH Tamil Tab Extra" w:cs="Latha"/>
+                <w:b/>
+                <w:bCs/>
+                <w:szCs w:val="28"/>
+                <w:lang w:bidi="ta-IN"/>
+              </w:rPr>
+              <w:t>…</w:t>
+            </w:r>
+            <w:r>
+              <w:rPr>
+                <w:rFonts w:ascii="Latha" w:hAnsi="Latha" w:cs="Latha"/>
+                <w:szCs w:val="24"/>
+                <w:lang w:bidi="ta-IN"/>
+              </w:rPr>
+              <w:t xml:space="preserve"> |</w:t>
+            </w:r>
+          </w:p>
+          <w:p>
+            <w:pPr>
+              <w:autoSpaceDE w:val="0"/>
+              <w:autoSpaceDN w:val="0"/>
+              <w:adjustRightInd w:val="0"/>
+              <w:rPr>
+                <w:rFonts w:cs="Latha"/>
+                <w:b/>
+                <w:bCs/>
+                <w:szCs w:val="24"/>
+                <w:cs/>
+                <w:lang w:bidi="ta-IN"/>
+              </w:rPr>
+            </w:pPr>
+            <w:r>
+              <w:rPr>
+                <w:rFonts w:ascii="Latha" w:hAnsi="Latha" w:cs="Latha"/>
+                <w:szCs w:val="24"/>
+                <w:highlight w:val="yellow"/>
+                <w:cs/>
+                <w:lang w:bidi="ta-IN"/>
+              </w:rPr>
+              <w:t>ஈ</w:t>
+            </w:r>
+            <w:r>
+              <w:rPr>
+                <w:rFonts w:ascii="BRH Tamil Tab Extra" w:hAnsi="BRH Tamil Tab Extra" w:cs="Latha"/>
+                <w:b/>
+                <w:bCs/>
+                <w:szCs w:val="28"/>
+                <w:highlight w:val="yellow"/>
+                <w:lang w:bidi="ta-IN"/>
+              </w:rPr>
+              <w:t>…</w:t>
+            </w:r>
+            <w:r>
+              <w:rPr>
+                <w:rFonts w:ascii="Latha" w:hAnsi="Latha" w:cs="Latha"/>
+                <w:szCs w:val="24"/>
+                <w:cs/>
+                <w:lang w:bidi="ta-IN"/>
+              </w:rPr>
+              <w:t>மம்</w:t>
+            </w:r>
+            <w:r>
+              <w:rPr>
+                <w:rFonts w:cs="Latha"/>
+                <w:b/>
+                <w:bCs/>
+                <w:szCs w:val="24"/>
+                <w:lang w:bidi="ta-IN"/>
+              </w:rPr>
+              <w:t>(</w:t>
+            </w:r>
+            <w:r>
+              <w:rPr>
+                <w:rFonts w:cs="Latha"/>
+                <w:b/>
+                <w:bCs/>
+                <w:szCs w:val="24"/>
+                <w:cs/>
+                <w:lang w:bidi="ta-IN"/>
+              </w:rPr>
+              <w:t>2)</w:t>
+            </w:r>
+            <w:r>
+              <w:rPr>
+                <w:rFonts w:ascii="Latha" w:hAnsi="Latha" w:cs="Latha"/>
+                <w:szCs w:val="24"/>
+                <w:lang w:bidi="ta-IN"/>
+              </w:rPr>
+              <w:t xml:space="preserve"> </w:t>
+            </w:r>
+            <w:r>
+              <w:rPr>
+                <w:rFonts w:ascii="Latha" w:hAnsi="Latha" w:cs="Latha"/>
+                <w:szCs w:val="24"/>
+                <w:cs/>
+                <w:lang w:bidi="ta-IN"/>
+              </w:rPr>
+              <w:t>க்</w:t>
+            </w:r>
+            <w:r>
+              <w:rPr>
+                <w:rFonts w:ascii="Latha" w:hAnsi="Latha" w:cs="Latha"/>
+                <w:b/>
+                <w:bCs/>
+                <w:position w:val="-12"/>
+                <w:szCs w:val="24"/>
+                <w:cs/>
+                <w:lang w:bidi="ta-IN"/>
+              </w:rPr>
+              <w:t>4</w:t>
+            </w:r>
+            <w:r>
+              <w:rPr>
+                <w:rFonts w:ascii="Latha" w:hAnsi="Latha" w:cs="Latha"/>
+                <w:szCs w:val="24"/>
+                <w:cs/>
+                <w:lang w:bidi="ta-IN"/>
+              </w:rPr>
+              <w:t>ன</w:t>
+            </w:r>
+            <w:r>
+              <w:rPr>
+                <w:rFonts w:ascii="BRH Tamil Tab Extra" w:hAnsi="BRH Tamil Tab Extra" w:cs="Latha"/>
+                <w:b/>
+                <w:bCs/>
+                <w:szCs w:val="28"/>
+                <w:lang w:bidi="ta-IN"/>
+              </w:rPr>
+              <w:t>†</w:t>
+            </w:r>
+            <w:r>
+              <w:rPr>
+                <w:rFonts w:ascii="Latha" w:hAnsi="Latha" w:cs="Latha"/>
+                <w:szCs w:val="24"/>
+                <w:cs/>
+                <w:lang w:bidi="ta-IN"/>
+              </w:rPr>
+              <w:t>ந்தி க்</w:t>
+            </w:r>
+            <w:r>
+              <w:rPr>
+                <w:rFonts w:ascii="Latha" w:hAnsi="Latha" w:cs="Latha"/>
+                <w:b/>
+                <w:bCs/>
+                <w:position w:val="-12"/>
+                <w:szCs w:val="24"/>
+                <w:cs/>
+                <w:lang w:bidi="ta-IN"/>
+              </w:rPr>
+              <w:t>4</w:t>
+            </w:r>
+            <w:r>
+              <w:rPr>
+                <w:rFonts w:ascii="Latha" w:hAnsi="Latha" w:cs="Latha"/>
+                <w:szCs w:val="24"/>
+                <w:cs/>
+                <w:lang w:bidi="ta-IN"/>
+              </w:rPr>
+              <w:t>னந்தீ</w:t>
+            </w:r>
+            <w:r>
+              <w:rPr>
+                <w:rFonts w:ascii="BRH Tamil Tab Extra" w:hAnsi="BRH Tamil Tab Extra" w:cs="Latha"/>
+                <w:b/>
+                <w:bCs/>
+                <w:szCs w:val="28"/>
+                <w:lang w:bidi="ta-IN"/>
+              </w:rPr>
+              <w:t>…</w:t>
+            </w:r>
+            <w:r>
+              <w:rPr>
+                <w:rFonts w:ascii="Latha" w:hAnsi="Latha" w:cs="Latha"/>
+                <w:szCs w:val="24"/>
+                <w:cs/>
+                <w:lang w:bidi="ta-IN"/>
+              </w:rPr>
+              <w:t>ம மி</w:t>
+            </w:r>
+            <w:r>
+              <w:rPr>
+                <w:rFonts w:ascii="BRH Tamil Tab Extra" w:hAnsi="BRH Tamil Tab Extra" w:cs="Latha"/>
+                <w:b/>
+                <w:bCs/>
+                <w:szCs w:val="28"/>
+                <w:lang w:bidi="ta-IN"/>
+              </w:rPr>
+              <w:t>…</w:t>
+            </w:r>
+            <w:r>
+              <w:rPr>
+                <w:rFonts w:ascii="Latha" w:hAnsi="Latha" w:cs="Latha"/>
+                <w:szCs w:val="24"/>
+                <w:cs/>
+                <w:lang w:bidi="ta-IN"/>
+              </w:rPr>
+              <w:t>மம்</w:t>
+            </w:r>
+            <w:r>
+              <w:rPr>
+                <w:rFonts w:cs="Latha"/>
+                <w:b/>
+                <w:bCs/>
+                <w:szCs w:val="24"/>
+                <w:lang w:bidi="ta-IN"/>
+              </w:rPr>
+              <w:t>(</w:t>
+            </w:r>
+            <w:r>
+              <w:rPr>
+                <w:rFonts w:cs="Latha"/>
+                <w:b/>
+                <w:bCs/>
+                <w:szCs w:val="24"/>
+                <w:cs/>
+                <w:lang w:bidi="ta-IN"/>
+              </w:rPr>
+              <w:t>2)</w:t>
+            </w:r>
+            <w:r>
+              <w:rPr>
+                <w:rFonts w:ascii="Latha" w:hAnsi="Latha" w:cs="Latha"/>
+                <w:szCs w:val="24"/>
+                <w:lang w:bidi="ta-IN"/>
+              </w:rPr>
+              <w:t xml:space="preserve"> </w:t>
+            </w:r>
+            <w:r>
+              <w:rPr>
+                <w:rFonts w:ascii="Latha" w:hAnsi="Latha" w:cs="Latha"/>
+                <w:szCs w:val="24"/>
+                <w:cs/>
+                <w:lang w:bidi="ta-IN"/>
+              </w:rPr>
+              <w:t>க்</w:t>
+            </w:r>
+            <w:r>
+              <w:rPr>
+                <w:rFonts w:ascii="Latha" w:hAnsi="Latha" w:cs="Latha"/>
+                <w:b/>
+                <w:bCs/>
+                <w:position w:val="-12"/>
+                <w:szCs w:val="24"/>
+                <w:cs/>
+                <w:lang w:bidi="ta-IN"/>
+              </w:rPr>
+              <w:t>4</w:t>
+            </w:r>
+            <w:r>
+              <w:rPr>
+                <w:rFonts w:ascii="Latha" w:hAnsi="Latha" w:cs="Latha"/>
+                <w:szCs w:val="24"/>
+                <w:cs/>
+                <w:lang w:bidi="ta-IN"/>
+              </w:rPr>
+              <w:t>ன</w:t>
+            </w:r>
+            <w:r>
+              <w:rPr>
+                <w:rFonts w:ascii="BRH Tamil Tab Extra" w:hAnsi="BRH Tamil Tab Extra" w:cs="Latha"/>
+                <w:b/>
+                <w:bCs/>
+                <w:szCs w:val="28"/>
+                <w:lang w:bidi="ta-IN"/>
+              </w:rPr>
+              <w:t>†</w:t>
+            </w:r>
+            <w:r>
+              <w:rPr>
+                <w:rFonts w:ascii="Latha" w:hAnsi="Latha" w:cs="Latha"/>
+                <w:szCs w:val="24"/>
+                <w:cs/>
+                <w:lang w:bidi="ta-IN"/>
+              </w:rPr>
+              <w:t xml:space="preserve">ந்தி </w:t>
+            </w:r>
+            <w:r>
+              <w:rPr>
+                <w:rFonts w:ascii="Latha" w:hAnsi="Latha" w:cs="Latha"/>
+                <w:szCs w:val="24"/>
+                <w:lang w:bidi="ta-IN"/>
+              </w:rPr>
+              <w:t>|</w:t>
+            </w:r>
+          </w:p>
+        </w:tc>
+        <w:tc>
+          <w:tcPr>
+            <w:tcW w:w="7513" w:type="dxa"/>
+            <w:gridSpan w:val="2"/>
+          </w:tcPr>
+          <w:p>
+            <w:pPr>
+              <w:autoSpaceDE w:val="0"/>
+              <w:autoSpaceDN w:val="0"/>
+              <w:adjustRightInd w:val="0"/>
+              <w:rPr>
+                <w:rFonts w:ascii="Latha" w:hAnsi="Latha" w:cs="Latha"/>
+                <w:szCs w:val="24"/>
+                <w:lang w:bidi="ta-IN"/>
+              </w:rPr>
+            </w:pPr>
+            <w:r>
+              <w:rPr>
+                <w:rFonts w:cs="Latha"/>
+                <w:b/>
+                <w:bCs/>
+                <w:szCs w:val="24"/>
+                <w:cs/>
+                <w:lang w:bidi="ta-IN"/>
+              </w:rPr>
+              <w:t>40</w:t>
+            </w:r>
+            <w:r>
+              <w:rPr>
+                <w:rFonts w:cs="Latha"/>
+                <w:b/>
+                <w:bCs/>
+                <w:szCs w:val="24"/>
+                <w:lang w:bidi="ta-IN"/>
+              </w:rPr>
+              <w:t>)</w:t>
+            </w:r>
+            <w:r>
+              <w:rPr>
+                <w:rFonts w:ascii="Latha" w:hAnsi="Latha" w:cs="Latha"/>
+                <w:szCs w:val="24"/>
+                <w:lang w:bidi="ta-IN"/>
+              </w:rPr>
+              <w:tab/>
+            </w:r>
+            <w:r>
+              <w:rPr>
+                <w:rFonts w:cs="Latha"/>
+                <w:b/>
+                <w:bCs/>
+                <w:szCs w:val="24"/>
+                <w:cs/>
+                <w:lang w:bidi="ta-IN"/>
+              </w:rPr>
+              <w:t>2.4</w:t>
+            </w:r>
+            <w:r>
+              <w:rPr>
+                <w:rFonts w:cs="Latha"/>
+                <w:b/>
+                <w:bCs/>
+                <w:szCs w:val="24"/>
+                <w:lang w:bidi="ta-IN"/>
               </w:rPr>
               <w:t>.</w:t>
             </w:r>
             <w:r>
               <w:rPr>
-                <w:rFonts w:cs="BRH Devanagari Extra"/>
-                <w:color w:val="000000"/>
-                <w:szCs w:val="40"/>
+                <w:rFonts w:cs="Latha"/>
+                <w:b/>
+                <w:bCs/>
+                <w:szCs w:val="24"/>
+                <w:cs/>
+                <w:lang w:bidi="ta-IN"/>
+              </w:rPr>
+              <w:t>1</w:t>
+            </w:r>
+            <w:r>
+              <w:rPr>
+                <w:rFonts w:cs="Latha"/>
+                <w:b/>
+                <w:bCs/>
+                <w:szCs w:val="24"/>
+                <w:lang w:bidi="ta-IN"/>
+              </w:rPr>
+              <w:t>.</w:t>
+            </w:r>
+            <w:r>
+              <w:rPr>
+                <w:rFonts w:cs="Latha"/>
+                <w:b/>
+                <w:bCs/>
+                <w:szCs w:val="24"/>
+                <w:cs/>
+                <w:lang w:bidi="ta-IN"/>
+              </w:rPr>
+              <w:t>1</w:t>
+            </w:r>
+            <w:r>
+              <w:rPr>
+                <w:rFonts w:cs="Latha"/>
+                <w:b/>
+                <w:bCs/>
+                <w:szCs w:val="24"/>
+                <w:lang w:bidi="ta-IN"/>
+              </w:rPr>
+              <w:t>(</w:t>
+            </w:r>
+            <w:r>
+              <w:rPr>
+                <w:rFonts w:cs="Latha"/>
+                <w:b/>
+                <w:bCs/>
+                <w:szCs w:val="24"/>
+                <w:cs/>
+                <w:lang w:bidi="ta-IN"/>
+              </w:rPr>
+              <w:t>39</w:t>
+            </w:r>
+            <w:r>
+              <w:rPr>
+                <w:rFonts w:cs="Latha"/>
+                <w:b/>
+                <w:bCs/>
+                <w:szCs w:val="24"/>
+                <w:lang w:bidi="ta-IN"/>
+              </w:rPr>
+              <w:t>)</w:t>
+            </w:r>
+            <w:r>
+              <w:rPr>
+                <w:rFonts w:ascii="Latha" w:hAnsi="Latha" w:cs="Latha"/>
+                <w:szCs w:val="24"/>
+                <w:lang w:bidi="ta-IN"/>
+              </w:rPr>
+              <w:t xml:space="preserve">-  </w:t>
+            </w:r>
+            <w:r>
+              <w:rPr>
+                <w:rFonts w:ascii="Latha" w:hAnsi="Latha" w:cs="Latha"/>
+                <w:szCs w:val="24"/>
+                <w:cs/>
+                <w:lang w:bidi="ta-IN"/>
+              </w:rPr>
+              <w:t>இ</w:t>
+            </w:r>
+            <w:r>
+              <w:rPr>
+                <w:rFonts w:ascii="BRH Tamil Tab Extra" w:hAnsi="BRH Tamil Tab Extra" w:cs="Latha"/>
+                <w:b/>
+                <w:bCs/>
+                <w:szCs w:val="28"/>
+                <w:lang w:bidi="ta-IN"/>
+              </w:rPr>
+              <w:t>…</w:t>
+            </w:r>
+            <w:r>
+              <w:rPr>
+                <w:rFonts w:ascii="Latha" w:hAnsi="Latha" w:cs="Latha"/>
+                <w:szCs w:val="24"/>
+                <w:cs/>
+                <w:lang w:bidi="ta-IN"/>
+              </w:rPr>
+              <w:t xml:space="preserve">மம் </w:t>
+            </w:r>
+            <w:r>
+              <w:rPr>
+                <w:rFonts w:ascii="Latha" w:hAnsi="Latha" w:cs="Latha"/>
+                <w:szCs w:val="24"/>
+                <w:lang w:bidi="ta-IN"/>
+              </w:rPr>
+              <w:t xml:space="preserve">| </w:t>
+            </w:r>
+            <w:r>
+              <w:rPr>
+                <w:rFonts w:ascii="Latha" w:hAnsi="Latha" w:cs="Latha"/>
+                <w:szCs w:val="24"/>
+                <w:cs/>
+                <w:lang w:bidi="ta-IN"/>
+              </w:rPr>
+              <w:t>க்</w:t>
+            </w:r>
+            <w:r>
+              <w:rPr>
+                <w:rFonts w:ascii="Latha" w:hAnsi="Latha" w:cs="Latha"/>
+                <w:b/>
+                <w:bCs/>
+                <w:position w:val="-12"/>
+                <w:szCs w:val="24"/>
+                <w:cs/>
+                <w:lang w:bidi="ta-IN"/>
+              </w:rPr>
+              <w:t>4</w:t>
+            </w:r>
+            <w:r>
+              <w:rPr>
+                <w:rFonts w:ascii="Latha" w:hAnsi="Latha" w:cs="Latha"/>
+                <w:szCs w:val="24"/>
+                <w:cs/>
+                <w:lang w:bidi="ta-IN"/>
+              </w:rPr>
+              <w:t>ன</w:t>
+            </w:r>
+            <w:r>
+              <w:rPr>
+                <w:rFonts w:ascii="BRH Tamil Tab Extra" w:hAnsi="BRH Tamil Tab Extra" w:cs="Latha"/>
+                <w:b/>
+                <w:bCs/>
+                <w:szCs w:val="28"/>
+                <w:lang w:bidi="ta-IN"/>
+              </w:rPr>
+              <w:t>…</w:t>
+            </w:r>
+            <w:r>
+              <w:rPr>
+                <w:rFonts w:ascii="Latha" w:hAnsi="Latha" w:cs="Latha"/>
+                <w:szCs w:val="24"/>
+                <w:cs/>
+                <w:lang w:bidi="ta-IN"/>
+              </w:rPr>
+              <w:t>ந்தி</w:t>
+            </w:r>
+            <w:r>
+              <w:rPr>
+                <w:rFonts w:ascii="BRH Tamil Tab Extra" w:hAnsi="BRH Tamil Tab Extra" w:cs="Latha"/>
+                <w:b/>
+                <w:bCs/>
+                <w:szCs w:val="28"/>
+                <w:lang w:bidi="ta-IN"/>
+              </w:rPr>
+              <w:t>…</w:t>
+            </w:r>
+            <w:r>
+              <w:rPr>
+                <w:rFonts w:ascii="Latha" w:hAnsi="Latha" w:cs="Latha"/>
+                <w:szCs w:val="24"/>
+                <w:lang w:bidi="ta-IN"/>
+              </w:rPr>
+              <w:t xml:space="preserve"> |</w:t>
+            </w:r>
+          </w:p>
+          <w:p>
+            <w:pPr>
+              <w:autoSpaceDE w:val="0"/>
+              <w:autoSpaceDN w:val="0"/>
+              <w:adjustRightInd w:val="0"/>
+              <w:rPr>
+                <w:rFonts w:cs="Latha"/>
+                <w:b/>
+                <w:bCs/>
+                <w:szCs w:val="24"/>
+                <w:cs/>
+                <w:lang w:bidi="ta-IN"/>
+              </w:rPr>
+            </w:pPr>
+            <w:r>
+              <w:rPr>
+                <w:rFonts w:ascii="Latha" w:hAnsi="Latha" w:cs="Latha"/>
+                <w:szCs w:val="24"/>
+                <w:highlight w:val="green"/>
+                <w:cs/>
+                <w:lang w:bidi="ta-IN"/>
+              </w:rPr>
+              <w:t>இ</w:t>
+            </w:r>
+            <w:r>
+              <w:rPr>
+                <w:rFonts w:ascii="BRH Tamil Tab Extra" w:hAnsi="BRH Tamil Tab Extra" w:cs="Latha"/>
+                <w:b/>
+                <w:bCs/>
+                <w:szCs w:val="28"/>
+                <w:highlight w:val="green"/>
+                <w:lang w:bidi="ta-IN"/>
+              </w:rPr>
+              <w:t>…</w:t>
+            </w:r>
+            <w:r>
+              <w:rPr>
+                <w:rFonts w:ascii="Latha" w:hAnsi="Latha" w:cs="Latha"/>
+                <w:szCs w:val="24"/>
+                <w:highlight w:val="green"/>
+                <w:cs/>
+                <w:lang w:bidi="ta-IN"/>
+              </w:rPr>
+              <w:t>மம்</w:t>
+            </w:r>
+            <w:r>
+              <w:rPr>
+                <w:rFonts w:cs="Latha"/>
+                <w:b/>
+                <w:bCs/>
+                <w:szCs w:val="24"/>
+                <w:highlight w:val="green"/>
+                <w:lang w:bidi="ta-IN"/>
+              </w:rPr>
+              <w:t>(</w:t>
+            </w:r>
+            <w:r>
+              <w:rPr>
+                <w:rFonts w:cs="Latha"/>
+                <w:b/>
+                <w:bCs/>
+                <w:szCs w:val="24"/>
+                <w:highlight w:val="green"/>
+                <w:cs/>
+                <w:lang w:bidi="ta-IN"/>
+              </w:rPr>
+              <w:t>2)</w:t>
+            </w:r>
+            <w:r>
+              <w:rPr>
+                <w:rFonts w:ascii="Latha" w:hAnsi="Latha" w:cs="Latha"/>
+                <w:szCs w:val="24"/>
+                <w:lang w:bidi="ta-IN"/>
+              </w:rPr>
+              <w:t xml:space="preserve"> </w:t>
+            </w:r>
+            <w:r>
+              <w:rPr>
+                <w:rFonts w:ascii="Latha" w:hAnsi="Latha" w:cs="Latha"/>
+                <w:szCs w:val="24"/>
+                <w:cs/>
+                <w:lang w:bidi="ta-IN"/>
+              </w:rPr>
+              <w:t>க்</w:t>
+            </w:r>
+            <w:r>
+              <w:rPr>
+                <w:rFonts w:ascii="Latha" w:hAnsi="Latha" w:cs="Latha"/>
+                <w:b/>
+                <w:bCs/>
+                <w:position w:val="-12"/>
+                <w:szCs w:val="24"/>
+                <w:cs/>
+                <w:lang w:bidi="ta-IN"/>
+              </w:rPr>
+              <w:t>4</w:t>
+            </w:r>
+            <w:r>
+              <w:rPr>
+                <w:rFonts w:ascii="Latha" w:hAnsi="Latha" w:cs="Latha"/>
+                <w:szCs w:val="24"/>
+                <w:cs/>
+                <w:lang w:bidi="ta-IN"/>
+              </w:rPr>
+              <w:t>ன</w:t>
+            </w:r>
+            <w:r>
+              <w:rPr>
+                <w:rFonts w:ascii="BRH Tamil Tab Extra" w:hAnsi="BRH Tamil Tab Extra" w:cs="Latha"/>
+                <w:b/>
+                <w:bCs/>
+                <w:szCs w:val="28"/>
+                <w:lang w:bidi="ta-IN"/>
+              </w:rPr>
+              <w:t>†</w:t>
+            </w:r>
+            <w:r>
+              <w:rPr>
+                <w:rFonts w:ascii="Latha" w:hAnsi="Latha" w:cs="Latha"/>
+                <w:szCs w:val="24"/>
+                <w:cs/>
+                <w:lang w:bidi="ta-IN"/>
+              </w:rPr>
+              <w:t>ந்தி க்</w:t>
+            </w:r>
+            <w:r>
+              <w:rPr>
+                <w:rFonts w:ascii="Latha" w:hAnsi="Latha" w:cs="Latha"/>
+                <w:b/>
+                <w:bCs/>
+                <w:position w:val="-12"/>
+                <w:szCs w:val="24"/>
+                <w:cs/>
+                <w:lang w:bidi="ta-IN"/>
+              </w:rPr>
+              <w:t>4</w:t>
+            </w:r>
+            <w:r>
+              <w:rPr>
+                <w:rFonts w:ascii="Latha" w:hAnsi="Latha" w:cs="Latha"/>
+                <w:szCs w:val="24"/>
+                <w:cs/>
+                <w:lang w:bidi="ta-IN"/>
+              </w:rPr>
+              <w:t>னந்தீ</w:t>
+            </w:r>
+            <w:r>
+              <w:rPr>
+                <w:rFonts w:ascii="BRH Tamil Tab Extra" w:hAnsi="BRH Tamil Tab Extra" w:cs="Latha"/>
+                <w:b/>
+                <w:bCs/>
+                <w:szCs w:val="28"/>
+                <w:lang w:bidi="ta-IN"/>
+              </w:rPr>
+              <w:t>…</w:t>
+            </w:r>
+            <w:r>
+              <w:rPr>
+                <w:rFonts w:ascii="Latha" w:hAnsi="Latha" w:cs="Latha"/>
+                <w:szCs w:val="24"/>
+                <w:cs/>
+                <w:lang w:bidi="ta-IN"/>
+              </w:rPr>
+              <w:t>ம மி</w:t>
+            </w:r>
+            <w:r>
+              <w:rPr>
+                <w:rFonts w:ascii="BRH Tamil Tab Extra" w:hAnsi="BRH Tamil Tab Extra" w:cs="Latha"/>
+                <w:b/>
+                <w:bCs/>
+                <w:szCs w:val="28"/>
+                <w:lang w:bidi="ta-IN"/>
+              </w:rPr>
+              <w:t>…</w:t>
+            </w:r>
+            <w:r>
+              <w:rPr>
+                <w:rFonts w:ascii="Latha" w:hAnsi="Latha" w:cs="Latha"/>
+                <w:szCs w:val="24"/>
+                <w:cs/>
+                <w:lang w:bidi="ta-IN"/>
+              </w:rPr>
+              <w:t>மம்</w:t>
+            </w:r>
+            <w:r>
+              <w:rPr>
+                <w:rFonts w:cs="Latha"/>
+                <w:b/>
+                <w:bCs/>
+                <w:szCs w:val="24"/>
+                <w:lang w:bidi="ta-IN"/>
+              </w:rPr>
+              <w:t>(</w:t>
+            </w:r>
+            <w:r>
+              <w:rPr>
+                <w:rFonts w:cs="Latha"/>
+                <w:b/>
+                <w:bCs/>
+                <w:szCs w:val="24"/>
+                <w:cs/>
+                <w:lang w:bidi="ta-IN"/>
+              </w:rPr>
+              <w:t>2)</w:t>
+            </w:r>
+            <w:r>
+              <w:rPr>
+                <w:rFonts w:ascii="Latha" w:hAnsi="Latha" w:cs="Latha"/>
+                <w:szCs w:val="24"/>
+                <w:lang w:bidi="ta-IN"/>
+              </w:rPr>
+              <w:t xml:space="preserve"> </w:t>
+            </w:r>
+            <w:r>
+              <w:rPr>
+                <w:rFonts w:ascii="Latha" w:hAnsi="Latha" w:cs="Latha"/>
+                <w:szCs w:val="24"/>
+                <w:cs/>
+                <w:lang w:bidi="ta-IN"/>
+              </w:rPr>
+              <w:t>க்</w:t>
+            </w:r>
+            <w:r>
+              <w:rPr>
+                <w:rFonts w:ascii="Latha" w:hAnsi="Latha" w:cs="Latha"/>
+                <w:b/>
+                <w:bCs/>
+                <w:position w:val="-12"/>
+                <w:szCs w:val="24"/>
+                <w:cs/>
+                <w:lang w:bidi="ta-IN"/>
+              </w:rPr>
+              <w:t>4</w:t>
+            </w:r>
+            <w:r>
+              <w:rPr>
+                <w:rFonts w:ascii="Latha" w:hAnsi="Latha" w:cs="Latha"/>
+                <w:szCs w:val="24"/>
+                <w:cs/>
+                <w:lang w:bidi="ta-IN"/>
+              </w:rPr>
+              <w:t>ன</w:t>
+            </w:r>
+            <w:r>
+              <w:rPr>
+                <w:rFonts w:ascii="BRH Tamil Tab Extra" w:hAnsi="BRH Tamil Tab Extra" w:cs="Latha"/>
+                <w:b/>
+                <w:bCs/>
+                <w:szCs w:val="28"/>
+                <w:lang w:bidi="ta-IN"/>
+              </w:rPr>
+              <w:t>†</w:t>
+            </w:r>
+            <w:r>
+              <w:rPr>
+                <w:rFonts w:ascii="Latha" w:hAnsi="Latha" w:cs="Latha"/>
+                <w:szCs w:val="24"/>
+                <w:cs/>
+                <w:lang w:bidi="ta-IN"/>
+              </w:rPr>
+              <w:t xml:space="preserve">ந்தி </w:t>
+            </w:r>
+            <w:r>
+              <w:rPr>
+                <w:rFonts w:ascii="Latha" w:hAnsi="Latha" w:cs="Latha"/>
+                <w:szCs w:val="24"/>
+                <w:lang w:bidi="ta-IN"/>
+              </w:rPr>
+              <w:t>|</w:t>
+            </w:r>
+          </w:p>
+        </w:tc>
+      </w:tr>
+      <w:tr>
+        <w:tc>
+          <w:tcPr>
+            <w:tcW w:w="7308" w:type="dxa"/>
+          </w:tcPr>
+          <w:p>
+            <w:pPr>
+              <w:autoSpaceDE w:val="0"/>
+              <w:autoSpaceDN w:val="0"/>
+              <w:adjustRightInd w:val="0"/>
+              <w:rPr>
+                <w:rFonts w:ascii="Latha" w:hAnsi="Latha" w:cs="Latha"/>
+                <w:szCs w:val="24"/>
+                <w:lang w:bidi="ta-IN"/>
+              </w:rPr>
+            </w:pPr>
+            <w:r>
+              <w:rPr>
+                <w:rFonts w:cs="Latha"/>
+                <w:b/>
+                <w:bCs/>
+                <w:szCs w:val="24"/>
+                <w:cs/>
+                <w:lang w:bidi="ta-IN"/>
+              </w:rPr>
+              <w:t>1</w:t>
+            </w:r>
+            <w:r>
+              <w:rPr>
+                <w:rFonts w:cs="Latha"/>
+                <w:b/>
+                <w:bCs/>
+                <w:szCs w:val="24"/>
+                <w:cs/>
+                <w:lang w:bidi="ta-IN"/>
+              </w:rPr>
+              <w:t>7</w:t>
+            </w:r>
+            <w:r>
+              <w:rPr>
+                <w:rFonts w:cs="Latha"/>
+                <w:b/>
+                <w:bCs/>
+                <w:szCs w:val="24"/>
+                <w:lang w:bidi="ta-IN"/>
+              </w:rPr>
+              <w:t>)</w:t>
+            </w:r>
+            <w:r>
+              <w:rPr>
+                <w:rFonts w:ascii="Latha" w:hAnsi="Latha" w:cs="Latha"/>
+                <w:szCs w:val="24"/>
+                <w:lang w:bidi="ta-IN"/>
+              </w:rPr>
+              <w:tab/>
+            </w:r>
+            <w:r>
+              <w:rPr>
+                <w:rFonts w:cs="Latha"/>
+                <w:b/>
+                <w:bCs/>
+                <w:szCs w:val="24"/>
+                <w:cs/>
+                <w:lang w:bidi="ta-IN"/>
+              </w:rPr>
+              <w:t>2.4</w:t>
+            </w:r>
+            <w:r>
+              <w:rPr>
+                <w:rFonts w:cs="Latha"/>
+                <w:b/>
+                <w:bCs/>
+                <w:szCs w:val="24"/>
+                <w:lang w:bidi="ta-IN"/>
+              </w:rPr>
+              <w:t>.</w:t>
+            </w:r>
+            <w:r>
+              <w:rPr>
+                <w:rFonts w:cs="Latha"/>
+                <w:b/>
+                <w:bCs/>
+                <w:szCs w:val="24"/>
+                <w:cs/>
+                <w:lang w:bidi="ta-IN"/>
               </w:rPr>
               <w:t>8</w:t>
             </w:r>
             <w:r>
               <w:rPr>
-                <w:rFonts w:ascii="BRH Devanagari Extra" w:hAnsi="BRH Devanagari Extra" w:cs="BRH Devanagari Extra"/>
-                <w:color w:val="000000"/>
-                <w:sz w:val="32"/>
-                <w:szCs w:val="40"/>
+                <w:rFonts w:cs="Latha"/>
+                <w:b/>
+                <w:bCs/>
+                <w:szCs w:val="24"/>
+                <w:lang w:bidi="ta-IN"/>
               </w:rPr>
               <w:t>.</w:t>
             </w:r>
             <w:r>
               <w:rPr>
-                <w:rFonts w:cs="BRH Devanagari Extra"/>
-                <w:color w:val="000000"/>
-                <w:szCs w:val="40"/>
+                <w:rFonts w:cs="Latha"/>
+                <w:b/>
+                <w:bCs/>
+                <w:szCs w:val="24"/>
+                <w:cs/>
+                <w:lang w:bidi="ta-IN"/>
               </w:rPr>
               <w:t>1</w:t>
             </w:r>
             <w:r>
               <w:rPr>
-                <w:rFonts w:ascii="BRH Devanagari Extra" w:hAnsi="BRH Devanagari Extra" w:cs="BRH Devanagari Extra"/>
-                <w:color w:val="000000"/>
-                <w:sz w:val="32"/>
-                <w:szCs w:val="40"/>
+                <w:rFonts w:cs="Latha"/>
+                <w:b/>
+                <w:bCs/>
+                <w:szCs w:val="24"/>
+                <w:lang w:bidi="ta-IN"/>
               </w:rPr>
               <w:t>(</w:t>
             </w:r>
             <w:r>
               <w:rPr>
-                <w:rFonts w:cs="BRH Devanagari Extra"/>
-                <w:color w:val="000000"/>
-                <w:szCs w:val="40"/>
+                <w:rFonts w:cs="Latha"/>
+                <w:b/>
+                <w:bCs/>
+                <w:szCs w:val="24"/>
+                <w:cs/>
+                <w:lang w:bidi="ta-IN"/>
               </w:rPr>
               <w:t>15</w:t>
             </w:r>
             <w:r>
               <w:rPr>
-                <w:rFonts w:ascii="BRH Devanagari Extra" w:hAnsi="BRH Devanagari Extra" w:cs="BRH Devanagari Extra"/>
-                <w:color w:val="000000"/>
-                <w:sz w:val="32"/>
-                <w:szCs w:val="40"/>
-              </w:rPr>
-              <w:t>)-  E</w:t>
-            </w:r>
-            <w:r>
-              <w:rPr>
-                <w:rFonts w:ascii="BRH Malayalam Extra" w:hAnsi="BRH Malayalam Extra" w:cs="BRH Devanagari Extra"/>
-                <w:color w:val="000000"/>
-                <w:szCs w:val="40"/>
-              </w:rPr>
-              <w:t>–</w:t>
-            </w:r>
-            <w:r>
-              <w:rPr>
-                <w:rFonts w:ascii="BRH Devanagari Extra" w:hAnsi="BRH Devanagari Extra" w:cs="BRH Devanagari Extra"/>
-                <w:color w:val="000000"/>
-                <w:sz w:val="32"/>
-                <w:szCs w:val="40"/>
-              </w:rPr>
-              <w:t>SèlÉÈ | S</w:t>
-            </w:r>
-            <w:r>
-              <w:rPr>
-                <w:rFonts w:ascii="BRH Malayalam Extra" w:hAnsi="BRH Malayalam Extra" w:cs="BRH Devanagari Extra"/>
-                <w:color w:val="000000"/>
-                <w:szCs w:val="40"/>
+                <w:rFonts w:cs="Latha"/>
+                <w:b/>
+                <w:bCs/>
+                <w:szCs w:val="24"/>
+                <w:lang w:bidi="ta-IN"/>
+              </w:rPr>
+              <w:t>)</w:t>
+            </w:r>
+            <w:r>
+              <w:rPr>
+                <w:rFonts w:ascii="Latha" w:hAnsi="Latha" w:cs="Latha"/>
+                <w:szCs w:val="24"/>
+                <w:lang w:bidi="ta-IN"/>
+              </w:rPr>
+              <w:t xml:space="preserve">-  </w:t>
+            </w:r>
+            <w:r>
+              <w:rPr>
+                <w:rFonts w:ascii="Latha" w:hAnsi="Latha" w:cs="Latha"/>
+                <w:szCs w:val="24"/>
+                <w:cs/>
+                <w:lang w:bidi="ta-IN"/>
+              </w:rPr>
+              <w:t>உ</w:t>
+            </w:r>
+            <w:r>
+              <w:rPr>
+                <w:rFonts w:ascii="BRH Tamil Tab Extra" w:hAnsi="BRH Tamil Tab Extra" w:cs="Latha"/>
+                <w:b/>
+                <w:bCs/>
+                <w:szCs w:val="28"/>
+                <w:lang w:bidi="ta-IN"/>
+              </w:rPr>
+              <w:t>…</w:t>
+            </w:r>
+            <w:r>
+              <w:rPr>
+                <w:rFonts w:ascii="Latha" w:hAnsi="Latha" w:cs="Latha"/>
+                <w:szCs w:val="24"/>
+                <w:cs/>
+                <w:lang w:bidi="ta-IN"/>
+              </w:rPr>
+              <w:t>த்</w:t>
+            </w:r>
+            <w:r>
+              <w:rPr>
+                <w:rFonts w:ascii="Latha" w:hAnsi="Latha" w:cs="Latha"/>
+                <w:b/>
+                <w:bCs/>
+                <w:position w:val="-12"/>
+                <w:szCs w:val="24"/>
+                <w:cs/>
+                <w:lang w:bidi="ta-IN"/>
+              </w:rPr>
+              <w:t>3</w:t>
+            </w:r>
+            <w:r>
+              <w:rPr>
+                <w:rFonts w:ascii="Latha" w:hAnsi="Latha" w:cs="Latha"/>
+                <w:szCs w:val="24"/>
+                <w:cs/>
+                <w:lang w:bidi="ta-IN"/>
+              </w:rPr>
+              <w:t>ன</w:t>
+            </w:r>
+            <w:r>
+              <w:rPr>
+                <w:rFonts w:cs="Latha"/>
+                <w:b/>
+                <w:bCs/>
+                <w:szCs w:val="28"/>
+                <w:cs/>
+                <w:lang w:bidi="ta-IN"/>
+              </w:rPr>
+              <w:t>:</w:t>
+            </w:r>
+            <w:r>
+              <w:rPr>
+                <w:rFonts w:ascii="Latha" w:hAnsi="Latha" w:cs="Latha"/>
+                <w:szCs w:val="24"/>
+                <w:cs/>
+                <w:lang w:bidi="ta-IN"/>
+              </w:rPr>
+              <w:t xml:space="preserve"> </w:t>
+            </w:r>
+            <w:r>
+              <w:rPr>
+                <w:rFonts w:ascii="Latha" w:hAnsi="Latha" w:cs="Latha"/>
+                <w:szCs w:val="24"/>
+                <w:lang w:bidi="ta-IN"/>
+              </w:rPr>
+              <w:t xml:space="preserve">| </w:t>
+            </w:r>
+            <w:r>
+              <w:rPr>
+                <w:rFonts w:ascii="Latha" w:hAnsi="Latha" w:cs="Latha"/>
+                <w:szCs w:val="24"/>
+                <w:cs/>
+                <w:lang w:bidi="ta-IN"/>
+              </w:rPr>
+              <w:t>த</w:t>
+            </w:r>
+            <w:r>
+              <w:rPr>
+                <w:rFonts w:ascii="BRH Tamil Tab Extra" w:hAnsi="BRH Tamil Tab Extra" w:cs="Latha"/>
+                <w:b/>
+                <w:bCs/>
+                <w:szCs w:val="28"/>
+                <w:lang w:bidi="ta-IN"/>
+              </w:rPr>
+              <w:t>…</w:t>
+            </w:r>
+            <w:r>
+              <w:rPr>
+                <w:rFonts w:ascii="Latha" w:hAnsi="Latha" w:cs="Latha"/>
+                <w:b/>
+                <w:bCs/>
+                <w:position w:val="-12"/>
+                <w:szCs w:val="24"/>
+                <w:cs/>
+                <w:lang w:bidi="ta-IN"/>
+              </w:rPr>
+              <w:t>3</w:t>
+            </w:r>
+            <w:r>
+              <w:rPr>
+                <w:rFonts w:ascii="Latha" w:hAnsi="Latha" w:cs="Latha"/>
+                <w:szCs w:val="24"/>
                 <w:highlight w:val="yellow"/>
-              </w:rPr>
-              <w:t>–</w:t>
-            </w:r>
-            <w:r>
-              <w:rPr>
-                <w:rFonts w:ascii="BRH Devanagari Extra" w:hAnsi="BRH Devanagari Extra" w:cs="BRH Devanagari Extra"/>
-                <w:color w:val="000000"/>
-                <w:sz w:val="32"/>
-                <w:szCs w:val="40"/>
+                <w:cs/>
+                <w:lang w:bidi="ta-IN"/>
+              </w:rPr>
+              <w:t>த்த</w:t>
+            </w:r>
+            <w:r>
+              <w:rPr>
+                <w:rFonts w:ascii="Latha" w:hAnsi="Latha" w:cs="Latha"/>
+                <w:szCs w:val="24"/>
+                <w:cs/>
+                <w:lang w:bidi="ta-IN"/>
+              </w:rPr>
+              <w:t xml:space="preserve"> </w:t>
+            </w:r>
+            <w:r>
+              <w:rPr>
+                <w:rFonts w:ascii="Latha" w:hAnsi="Latha" w:cs="Latha"/>
+                <w:szCs w:val="24"/>
+                <w:lang w:bidi="ta-IN"/>
+              </w:rPr>
+              <w:t>|</w:t>
+            </w:r>
+          </w:p>
+          <w:p>
+            <w:pPr>
+              <w:autoSpaceDE w:val="0"/>
+              <w:autoSpaceDN w:val="0"/>
+              <w:adjustRightInd w:val="0"/>
+              <w:rPr>
+                <w:rFonts w:ascii="Latha" w:hAnsi="Latha" w:cs="Latha"/>
+                <w:szCs w:val="24"/>
+                <w:lang w:bidi="ta-IN"/>
+              </w:rPr>
+            </w:pPr>
+            <w:r>
+              <w:rPr>
+                <w:rFonts w:ascii="Latha" w:hAnsi="Latha" w:cs="Latha"/>
+                <w:szCs w:val="24"/>
+                <w:cs/>
+                <w:lang w:bidi="ta-IN"/>
+              </w:rPr>
+              <w:t>உ</w:t>
+            </w:r>
+            <w:r>
+              <w:rPr>
+                <w:rFonts w:ascii="BRH Tamil Tab Extra" w:hAnsi="BRH Tamil Tab Extra" w:cs="Latha"/>
+                <w:b/>
+                <w:bCs/>
+                <w:szCs w:val="28"/>
+                <w:lang w:bidi="ta-IN"/>
+              </w:rPr>
+              <w:t>…</w:t>
+            </w:r>
+            <w:r>
+              <w:rPr>
+                <w:rFonts w:ascii="Latha" w:hAnsi="Latha" w:cs="Latha"/>
+                <w:szCs w:val="24"/>
+                <w:cs/>
+                <w:lang w:bidi="ta-IN"/>
+              </w:rPr>
+              <w:t>த்</w:t>
+            </w:r>
+            <w:r>
+              <w:rPr>
+                <w:rFonts w:ascii="Latha" w:hAnsi="Latha" w:cs="Latha"/>
+                <w:b/>
+                <w:bCs/>
+                <w:position w:val="-12"/>
+                <w:szCs w:val="24"/>
+                <w:cs/>
+                <w:lang w:bidi="ta-IN"/>
+              </w:rPr>
+              <w:t>3</w:t>
+            </w:r>
+            <w:r>
+              <w:rPr>
+                <w:rFonts w:ascii="Latha" w:hAnsi="Latha" w:cs="Latha"/>
+                <w:szCs w:val="24"/>
+                <w:cs/>
+                <w:lang w:bidi="ta-IN"/>
+              </w:rPr>
+              <w:t xml:space="preserve">னோ </w:t>
+            </w:r>
+            <w:r>
+              <w:rPr>
+                <w:rFonts w:ascii="Latha" w:hAnsi="Latha" w:cs="Latha"/>
+                <w:szCs w:val="24"/>
                 <w:highlight w:val="yellow"/>
-              </w:rPr>
-              <w:t>¨É</w:t>
-            </w:r>
-            <w:r>
-              <w:rPr>
-                <w:rFonts w:ascii="BRH Devanagari Extra" w:hAnsi="BRH Devanagari Extra" w:cs="BRH Devanagari Extra"/>
-                <w:color w:val="000000"/>
-                <w:sz w:val="32"/>
-                <w:szCs w:val="40"/>
-              </w:rPr>
-              <w:t xml:space="preserve"> |</w:t>
+                <w:cs/>
+                <w:lang w:bidi="ta-IN"/>
+              </w:rPr>
+              <w:t>த</w:t>
+            </w:r>
+            <w:r>
+              <w:rPr>
+                <w:rFonts w:ascii="BRH Tamil Tab Extra" w:hAnsi="BRH Tamil Tab Extra" w:cs="Latha"/>
+                <w:b/>
+                <w:bCs/>
+                <w:szCs w:val="28"/>
+                <w:highlight w:val="yellow"/>
+                <w:lang w:bidi="ta-IN"/>
+              </w:rPr>
+              <w:t>…</w:t>
+            </w:r>
+            <w:r>
+              <w:rPr>
+                <w:rFonts w:ascii="Latha" w:hAnsi="Latha" w:cs="Latha"/>
+                <w:b/>
+                <w:bCs/>
+                <w:position w:val="-12"/>
+                <w:szCs w:val="24"/>
+                <w:highlight w:val="yellow"/>
+                <w:cs/>
+                <w:lang w:bidi="ta-IN"/>
+              </w:rPr>
+              <w:t>3</w:t>
+            </w:r>
+            <w:r>
+              <w:rPr>
+                <w:rFonts w:ascii="Latha" w:hAnsi="Latha" w:cs="Latha"/>
+                <w:szCs w:val="24"/>
+                <w:cs/>
+                <w:lang w:bidi="ta-IN"/>
+              </w:rPr>
+              <w:t xml:space="preserve">த்த </w:t>
+            </w:r>
+            <w:r>
+              <w:rPr>
+                <w:rFonts w:ascii="Latha" w:hAnsi="Latha" w:cs="Latha"/>
+                <w:szCs w:val="24"/>
+                <w:highlight w:val="yellow"/>
+                <w:cs/>
+                <w:lang w:bidi="ta-IN"/>
+              </w:rPr>
+              <w:t>த</w:t>
+            </w:r>
+            <w:r>
+              <w:rPr>
+                <w:rFonts w:ascii="BRH Tamil Tab Extra" w:hAnsi="BRH Tamil Tab Extra" w:cs="Latha"/>
+                <w:b/>
+                <w:bCs/>
+                <w:szCs w:val="28"/>
+                <w:highlight w:val="yellow"/>
+                <w:lang w:bidi="ta-IN"/>
+              </w:rPr>
+              <w:t>…</w:t>
+            </w:r>
+            <w:r>
+              <w:rPr>
+                <w:rFonts w:ascii="Latha" w:hAnsi="Latha" w:cs="Latha"/>
+                <w:b/>
+                <w:bCs/>
+                <w:position w:val="-12"/>
+                <w:szCs w:val="24"/>
+                <w:highlight w:val="yellow"/>
+                <w:cs/>
+                <w:lang w:bidi="ta-IN"/>
+              </w:rPr>
+              <w:t>3</w:t>
+            </w:r>
+            <w:r>
+              <w:rPr>
+                <w:rFonts w:ascii="Latha" w:hAnsi="Latha" w:cs="Latha"/>
+                <w:szCs w:val="24"/>
+                <w:highlight w:val="yellow"/>
+                <w:cs/>
+                <w:lang w:bidi="ta-IN"/>
+              </w:rPr>
+              <w:t>த்தோ</w:t>
+            </w:r>
+            <w:r>
+              <w:rPr>
+                <w:rFonts w:ascii="Latha" w:hAnsi="Latha" w:cs="Latha"/>
+                <w:szCs w:val="24"/>
+                <w:cs/>
+                <w:lang w:bidi="ta-IN"/>
+              </w:rPr>
+              <w:t>த்</w:t>
+            </w:r>
+            <w:r>
+              <w:rPr>
+                <w:rFonts w:ascii="Latha" w:hAnsi="Latha" w:cs="Latha"/>
+                <w:b/>
+                <w:bCs/>
+                <w:position w:val="-12"/>
+                <w:szCs w:val="24"/>
+                <w:cs/>
+                <w:lang w:bidi="ta-IN"/>
+              </w:rPr>
+              <w:t>3</w:t>
+            </w:r>
+            <w:r>
+              <w:rPr>
+                <w:rFonts w:ascii="Latha" w:hAnsi="Latha" w:cs="Latha"/>
+                <w:szCs w:val="24"/>
+                <w:cs/>
+                <w:lang w:bidi="ta-IN"/>
+              </w:rPr>
+              <w:t>ன உ</w:t>
+            </w:r>
+            <w:r>
+              <w:rPr>
+                <w:rFonts w:ascii="BRH Tamil Tab Extra" w:hAnsi="BRH Tamil Tab Extra" w:cs="Latha"/>
+                <w:b/>
+                <w:bCs/>
+                <w:szCs w:val="28"/>
+                <w:lang w:bidi="ta-IN"/>
+              </w:rPr>
+              <w:t>…</w:t>
+            </w:r>
+            <w:r>
+              <w:rPr>
+                <w:rFonts w:ascii="Latha" w:hAnsi="Latha" w:cs="Latha"/>
+                <w:szCs w:val="24"/>
+                <w:cs/>
+                <w:lang w:bidi="ta-IN"/>
+              </w:rPr>
+              <w:t>த்</w:t>
+            </w:r>
+            <w:r>
+              <w:rPr>
+                <w:rFonts w:ascii="Latha" w:hAnsi="Latha" w:cs="Latha"/>
+                <w:b/>
+                <w:bCs/>
+                <w:position w:val="-12"/>
+                <w:szCs w:val="24"/>
+                <w:cs/>
+                <w:lang w:bidi="ta-IN"/>
+              </w:rPr>
+              <w:t>3</w:t>
+            </w:r>
+            <w:r>
+              <w:rPr>
+                <w:rFonts w:ascii="Latha" w:hAnsi="Latha" w:cs="Latha"/>
+                <w:szCs w:val="24"/>
+                <w:cs/>
+                <w:lang w:bidi="ta-IN"/>
+              </w:rPr>
+              <w:t xml:space="preserve">னோ </w:t>
+            </w:r>
+            <w:r>
+              <w:rPr>
+                <w:rFonts w:ascii="Latha" w:hAnsi="Latha" w:cs="Latha"/>
+                <w:szCs w:val="24"/>
+                <w:highlight w:val="yellow"/>
+                <w:cs/>
+                <w:lang w:bidi="ta-IN"/>
+              </w:rPr>
+              <w:t>த</w:t>
+            </w:r>
+            <w:r>
+              <w:rPr>
+                <w:rFonts w:ascii="BRH Tamil Tab Extra" w:hAnsi="BRH Tamil Tab Extra" w:cs="Latha"/>
+                <w:b/>
+                <w:bCs/>
+                <w:szCs w:val="28"/>
+                <w:highlight w:val="yellow"/>
+                <w:lang w:bidi="ta-IN"/>
+              </w:rPr>
+              <w:t>…</w:t>
+            </w:r>
+            <w:r>
+              <w:rPr>
+                <w:rFonts w:ascii="Latha" w:hAnsi="Latha" w:cs="Latha"/>
+                <w:b/>
+                <w:bCs/>
+                <w:position w:val="-12"/>
+                <w:szCs w:val="24"/>
+                <w:highlight w:val="yellow"/>
+                <w:cs/>
+                <w:lang w:bidi="ta-IN"/>
+              </w:rPr>
+              <w:t>3</w:t>
+            </w:r>
+            <w:r>
+              <w:rPr>
+                <w:rFonts w:ascii="Latha" w:hAnsi="Latha" w:cs="Latha"/>
+                <w:szCs w:val="24"/>
+                <w:cs/>
+                <w:lang w:bidi="ta-IN"/>
+              </w:rPr>
+              <w:t xml:space="preserve">த்த </w:t>
+            </w:r>
+            <w:r>
+              <w:rPr>
+                <w:rFonts w:ascii="Latha" w:hAnsi="Latha" w:cs="Latha"/>
+                <w:szCs w:val="24"/>
+                <w:lang w:bidi="ta-IN"/>
+              </w:rPr>
+              <w:t xml:space="preserve">| </w:t>
+            </w:r>
+          </w:p>
+          <w:p>
+            <w:pPr>
+              <w:autoSpaceDE w:val="0"/>
+              <w:autoSpaceDN w:val="0"/>
+              <w:adjustRightInd w:val="0"/>
+              <w:rPr>
+                <w:rFonts w:ascii="Latha" w:hAnsi="Latha" w:cs="Latha"/>
+                <w:szCs w:val="24"/>
+                <w:lang w:bidi="ta-IN"/>
+              </w:rPr>
+            </w:pPr>
+            <w:r>
+              <w:rPr>
+                <w:rFonts w:cs="Latha"/>
+                <w:b/>
+                <w:bCs/>
+                <w:szCs w:val="24"/>
+                <w:cs/>
+                <w:lang w:bidi="ta-IN"/>
+              </w:rPr>
+              <w:t>1</w:t>
+            </w:r>
+            <w:r>
+              <w:rPr>
+                <w:rFonts w:cs="Latha"/>
+                <w:b/>
+                <w:bCs/>
+                <w:szCs w:val="24"/>
+                <w:cs/>
+                <w:lang w:bidi="ta-IN"/>
+              </w:rPr>
+              <w:t>8</w:t>
+            </w:r>
+            <w:r>
+              <w:rPr>
+                <w:rFonts w:cs="Latha"/>
+                <w:b/>
+                <w:bCs/>
+                <w:szCs w:val="24"/>
+                <w:lang w:bidi="ta-IN"/>
+              </w:rPr>
+              <w:t>)</w:t>
+            </w:r>
+            <w:r>
+              <w:rPr>
+                <w:rFonts w:ascii="Latha" w:hAnsi="Latha" w:cs="Latha"/>
+                <w:szCs w:val="24"/>
+                <w:lang w:bidi="ta-IN"/>
+              </w:rPr>
+              <w:tab/>
+            </w:r>
+            <w:r>
+              <w:rPr>
+                <w:rFonts w:cs="Latha"/>
+                <w:b/>
+                <w:bCs/>
+                <w:szCs w:val="24"/>
+                <w:cs/>
+                <w:lang w:bidi="ta-IN"/>
+              </w:rPr>
+              <w:t>2.4</w:t>
+            </w:r>
+            <w:r>
+              <w:rPr>
+                <w:rFonts w:cs="Latha"/>
+                <w:b/>
+                <w:bCs/>
+                <w:szCs w:val="24"/>
+                <w:lang w:bidi="ta-IN"/>
+              </w:rPr>
+              <w:t>.</w:t>
+            </w:r>
+            <w:r>
+              <w:rPr>
+                <w:rFonts w:cs="Latha"/>
+                <w:b/>
+                <w:bCs/>
+                <w:szCs w:val="24"/>
+                <w:cs/>
+                <w:lang w:bidi="ta-IN"/>
+              </w:rPr>
+              <w:t>8</w:t>
+            </w:r>
+            <w:r>
+              <w:rPr>
+                <w:rFonts w:cs="Latha"/>
+                <w:b/>
+                <w:bCs/>
+                <w:szCs w:val="24"/>
+                <w:lang w:bidi="ta-IN"/>
+              </w:rPr>
+              <w:t>.</w:t>
+            </w:r>
+            <w:r>
+              <w:rPr>
+                <w:rFonts w:cs="Latha"/>
+                <w:b/>
+                <w:bCs/>
+                <w:szCs w:val="24"/>
+                <w:cs/>
+                <w:lang w:bidi="ta-IN"/>
+              </w:rPr>
+              <w:t>1</w:t>
+            </w:r>
+            <w:r>
+              <w:rPr>
+                <w:rFonts w:cs="Latha"/>
+                <w:b/>
+                <w:bCs/>
+                <w:szCs w:val="24"/>
+                <w:lang w:bidi="ta-IN"/>
+              </w:rPr>
+              <w:t>(</w:t>
+            </w:r>
+            <w:r>
+              <w:rPr>
+                <w:rFonts w:cs="Latha"/>
+                <w:b/>
+                <w:bCs/>
+                <w:szCs w:val="24"/>
+                <w:cs/>
+                <w:lang w:bidi="ta-IN"/>
+              </w:rPr>
+              <w:t>16</w:t>
+            </w:r>
+            <w:r>
+              <w:rPr>
+                <w:rFonts w:cs="Latha"/>
+                <w:b/>
+                <w:bCs/>
+                <w:szCs w:val="24"/>
+                <w:lang w:bidi="ta-IN"/>
+              </w:rPr>
+              <w:t>)</w:t>
+            </w:r>
+            <w:r>
+              <w:rPr>
+                <w:rFonts w:ascii="Latha" w:hAnsi="Latha" w:cs="Latha"/>
+                <w:szCs w:val="24"/>
+                <w:lang w:bidi="ta-IN"/>
+              </w:rPr>
+              <w:t xml:space="preserve">-  </w:t>
+            </w:r>
+            <w:r>
+              <w:rPr>
+                <w:rFonts w:ascii="Latha" w:hAnsi="Latha" w:cs="Latha"/>
+                <w:szCs w:val="24"/>
+                <w:highlight w:val="yellow"/>
+                <w:cs/>
+                <w:lang w:bidi="ta-IN"/>
+              </w:rPr>
+              <w:t>த</w:t>
+            </w:r>
+            <w:r>
+              <w:rPr>
+                <w:rFonts w:ascii="BRH Tamil Tab Extra" w:hAnsi="BRH Tamil Tab Extra" w:cs="Latha"/>
+                <w:b/>
+                <w:bCs/>
+                <w:szCs w:val="28"/>
+                <w:highlight w:val="yellow"/>
+                <w:lang w:bidi="ta-IN"/>
+              </w:rPr>
+              <w:t>…</w:t>
+            </w:r>
+            <w:r>
+              <w:rPr>
+                <w:rFonts w:ascii="Latha" w:hAnsi="Latha" w:cs="Latha"/>
+                <w:b/>
+                <w:bCs/>
+                <w:position w:val="-12"/>
+                <w:szCs w:val="24"/>
+                <w:highlight w:val="yellow"/>
+                <w:cs/>
+                <w:lang w:bidi="ta-IN"/>
+              </w:rPr>
+              <w:t>3</w:t>
+            </w:r>
+            <w:r>
+              <w:rPr>
+                <w:rFonts w:ascii="Latha" w:hAnsi="Latha" w:cs="Latha"/>
+                <w:szCs w:val="24"/>
+                <w:highlight w:val="yellow"/>
+                <w:cs/>
+                <w:lang w:bidi="ta-IN"/>
+              </w:rPr>
+              <w:t>த்த</w:t>
+            </w:r>
+            <w:r>
+              <w:rPr>
+                <w:rFonts w:ascii="Latha" w:hAnsi="Latha" w:cs="Latha"/>
+                <w:szCs w:val="24"/>
+                <w:cs/>
+                <w:lang w:bidi="ta-IN"/>
+              </w:rPr>
+              <w:t xml:space="preserve"> </w:t>
+            </w:r>
+            <w:r>
+              <w:rPr>
+                <w:rFonts w:ascii="Latha" w:hAnsi="Latha" w:cs="Latha"/>
+                <w:szCs w:val="24"/>
+                <w:lang w:bidi="ta-IN"/>
+              </w:rPr>
+              <w:t xml:space="preserve">| </w:t>
+            </w:r>
+            <w:r>
+              <w:rPr>
+                <w:rFonts w:ascii="Latha" w:hAnsi="Latha" w:cs="Latha"/>
+                <w:szCs w:val="24"/>
+                <w:cs/>
+                <w:lang w:bidi="ta-IN"/>
+              </w:rPr>
+              <w:t>உ</w:t>
+            </w:r>
+            <w:r>
+              <w:rPr>
+                <w:rFonts w:ascii="BRH Tamil Tab Extra" w:hAnsi="BRH Tamil Tab Extra" w:cs="Latha"/>
+                <w:b/>
+                <w:bCs/>
+                <w:szCs w:val="28"/>
+                <w:lang w:bidi="ta-IN"/>
+              </w:rPr>
+              <w:t>…</w:t>
+            </w:r>
+            <w:r>
+              <w:rPr>
+                <w:rFonts w:ascii="Latha" w:hAnsi="Latha" w:cs="Latha"/>
+                <w:szCs w:val="24"/>
+                <w:cs/>
+                <w:lang w:bidi="ta-IN"/>
+              </w:rPr>
+              <w:t>த</w:t>
+            </w:r>
+            <w:r>
+              <w:rPr>
+                <w:rFonts w:ascii="BRH Tamil Tab Extra" w:hAnsi="BRH Tamil Tab Extra" w:cs="Latha"/>
+                <w:b/>
+                <w:bCs/>
+                <w:szCs w:val="28"/>
+                <w:lang w:bidi="ta-IN"/>
+              </w:rPr>
+              <w:t>…</w:t>
+            </w:r>
+            <w:r>
+              <w:rPr>
+                <w:rFonts w:ascii="Latha" w:hAnsi="Latha" w:cs="Latha"/>
+                <w:b/>
+                <w:bCs/>
+                <w:position w:val="-12"/>
+                <w:szCs w:val="24"/>
+                <w:cs/>
+                <w:lang w:bidi="ta-IN"/>
+              </w:rPr>
+              <w:t>3</w:t>
+            </w:r>
+            <w:r>
+              <w:rPr>
+                <w:rFonts w:ascii="Latha" w:hAnsi="Latha" w:cs="Latha"/>
+                <w:szCs w:val="24"/>
+                <w:cs/>
+                <w:lang w:bidi="ta-IN"/>
+              </w:rPr>
+              <w:t>தி</w:t>
+            </w:r>
+            <w:r>
+              <w:rPr>
+                <w:rFonts w:ascii="Latha" w:hAnsi="Latha" w:cs="Latha"/>
+                <w:b/>
+                <w:bCs/>
+                <w:position w:val="-12"/>
+                <w:szCs w:val="24"/>
+                <w:cs/>
+                <w:lang w:bidi="ta-IN"/>
+              </w:rPr>
+              <w:t>4</w:t>
+            </w:r>
+            <w:r>
+              <w:rPr>
+                <w:rFonts w:ascii="Latha" w:hAnsi="Latha" w:cs="Latha"/>
+                <w:szCs w:val="24"/>
+                <w:cs/>
+                <w:lang w:bidi="ta-IN"/>
+              </w:rPr>
+              <w:t xml:space="preserve">ம் </w:t>
+            </w:r>
+            <w:r>
+              <w:rPr>
+                <w:rFonts w:ascii="Latha" w:hAnsi="Latha" w:cs="Latha"/>
+                <w:szCs w:val="24"/>
+                <w:lang w:bidi="ta-IN"/>
+              </w:rPr>
+              <w:t>|</w:t>
             </w:r>
           </w:p>
           <w:p>
@@ -361,483 +2075,333 @@
             </w:pPr>
             <w:r>
               <w:rPr>
-                <w:rFonts w:ascii="BRH Devanagari Extra" w:hAnsi="BRH Devanagari Extra" w:cs="BRH Devanagari Extra"/>
-                <w:color w:val="000000"/>
-                <w:sz w:val="32"/>
-                <w:szCs w:val="40"/>
-              </w:rPr>
-              <w:t>E</w:t>
-            </w:r>
-            <w:r>
-              <w:rPr>
-                <w:rFonts w:ascii="BRH Malayalam Extra" w:hAnsi="BRH Malayalam Extra" w:cs="BRH Devanagari Extra"/>
-                <w:color w:val="000000"/>
-                <w:szCs w:val="40"/>
-              </w:rPr>
-              <w:t>–</w:t>
-            </w:r>
-            <w:r>
-              <w:rPr>
-                <w:rFonts w:ascii="BRH Devanagari Extra" w:hAnsi="BRH Devanagari Extra" w:cs="BRH Devanagari Extra"/>
-                <w:color w:val="000000"/>
-                <w:sz w:val="32"/>
-                <w:szCs w:val="40"/>
-              </w:rPr>
-              <w:t xml:space="preserve">SèlÉÉå </w:t>
-            </w:r>
-            <w:r>
-              <w:rPr>
-                <w:rFonts w:ascii="BRH Devanagari Extra" w:hAnsi="BRH Devanagari Extra" w:cs="BRH Devanagari Extra"/>
-                <w:color w:val="000000"/>
-                <w:sz w:val="32"/>
-                <w:szCs w:val="40"/>
+                <w:rFonts w:ascii="Latha" w:hAnsi="Latha" w:cs="Latha"/>
+                <w:szCs w:val="24"/>
+                <w:cs/>
+                <w:lang w:bidi="ta-IN"/>
+              </w:rPr>
+              <w:t>த</w:t>
+            </w:r>
+            <w:r>
+              <w:rPr>
+                <w:rFonts w:ascii="BRH Tamil Tab Extra" w:hAnsi="BRH Tamil Tab Extra" w:cs="Latha"/>
+                <w:b/>
+                <w:bCs/>
+                <w:szCs w:val="28"/>
+                <w:lang w:bidi="ta-IN"/>
+              </w:rPr>
+              <w:t>…</w:t>
+            </w:r>
+            <w:r>
+              <w:rPr>
+                <w:rFonts w:ascii="Latha" w:hAnsi="Latha" w:cs="Latha"/>
+                <w:b/>
+                <w:bCs/>
+                <w:position w:val="-12"/>
+                <w:szCs w:val="24"/>
                 <w:highlight w:val="yellow"/>
-              </w:rPr>
-              <w:t>S</w:t>
-            </w:r>
-            <w:r>
-              <w:rPr>
-                <w:rFonts w:ascii="BRH Malayalam Extra" w:hAnsi="BRH Malayalam Extra" w:cs="BRH Devanagari Extra"/>
-                <w:color w:val="000000"/>
-                <w:szCs w:val="40"/>
-              </w:rPr>
-              <w:t>–</w:t>
-            </w:r>
-            <w:r>
-              <w:rPr>
-                <w:rFonts w:ascii="BRH Devanagari Extra" w:hAnsi="BRH Devanagari Extra" w:cs="BRH Devanagari Extra"/>
-                <w:color w:val="000000"/>
-                <w:sz w:val="32"/>
-                <w:szCs w:val="40"/>
-              </w:rPr>
-              <w:t xml:space="preserve">¨É </w:t>
-            </w:r>
-            <w:r>
-              <w:rPr>
-                <w:rFonts w:ascii="BRH Devanagari Extra" w:hAnsi="BRH Devanagari Extra" w:cs="BRH Devanagari Extra"/>
-                <w:color w:val="000000"/>
-                <w:sz w:val="32"/>
-                <w:szCs w:val="40"/>
+                <w:cs/>
+                <w:lang w:bidi="ta-IN"/>
+              </w:rPr>
+              <w:t>3</w:t>
+            </w:r>
+            <w:r>
+              <w:rPr>
+                <w:rFonts w:ascii="Latha" w:hAnsi="Latha" w:cs="Latha"/>
+                <w:szCs w:val="24"/>
                 <w:highlight w:val="yellow"/>
-              </w:rPr>
-              <w:t>S</w:t>
-            </w:r>
-            <w:r>
-              <w:rPr>
-                <w:rFonts w:ascii="BRH Malayalam Extra" w:hAnsi="BRH Malayalam Extra" w:cs="BRH Devanagari Extra"/>
-                <w:color w:val="000000"/>
-                <w:szCs w:val="40"/>
+                <w:cs/>
+                <w:lang w:bidi="ta-IN"/>
+              </w:rPr>
+              <w:t>த்தோ</w:t>
+            </w:r>
+            <w:r>
+              <w:rPr>
+                <w:rFonts w:ascii="Latha" w:hAnsi="Latha" w:cs="Latha"/>
+                <w:szCs w:val="24"/>
+                <w:cs/>
+                <w:lang w:bidi="ta-IN"/>
+              </w:rPr>
+              <w:t>த</w:t>
+            </w:r>
+            <w:r>
+              <w:rPr>
+                <w:rFonts w:ascii="BRH Tamil Tab Extra" w:hAnsi="BRH Tamil Tab Extra" w:cs="Latha"/>
+                <w:b/>
+                <w:bCs/>
+                <w:szCs w:val="28"/>
+                <w:lang w:bidi="ta-IN"/>
+              </w:rPr>
+              <w:t>…</w:t>
+            </w:r>
+            <w:r>
+              <w:rPr>
+                <w:rFonts w:ascii="Latha" w:hAnsi="Latha" w:cs="Latha"/>
+                <w:b/>
+                <w:bCs/>
+                <w:position w:val="-12"/>
+                <w:szCs w:val="24"/>
+                <w:cs/>
+                <w:lang w:bidi="ta-IN"/>
+              </w:rPr>
+              <w:t>3</w:t>
+            </w:r>
+            <w:r>
+              <w:rPr>
+                <w:rFonts w:ascii="Latha" w:hAnsi="Latha" w:cs="Latha"/>
+                <w:szCs w:val="24"/>
+                <w:cs/>
+                <w:lang w:bidi="ta-IN"/>
+              </w:rPr>
+              <w:t>தி</w:t>
+            </w:r>
+            <w:r>
+              <w:rPr>
+                <w:rFonts w:ascii="Latha" w:hAnsi="Latha" w:cs="Latha"/>
+                <w:b/>
+                <w:bCs/>
+                <w:position w:val="-12"/>
+                <w:szCs w:val="24"/>
+                <w:cs/>
+                <w:lang w:bidi="ta-IN"/>
+              </w:rPr>
+              <w:t>4</w:t>
+            </w:r>
+            <w:r>
+              <w:rPr>
+                <w:rFonts w:ascii="Latha" w:hAnsi="Latha" w:cs="Latha"/>
+                <w:szCs w:val="24"/>
+                <w:cs/>
+                <w:lang w:bidi="ta-IN"/>
+              </w:rPr>
+              <w:t xml:space="preserve"> மு</w:t>
+            </w:r>
+            <w:r>
+              <w:rPr>
+                <w:rFonts w:ascii="BRH Tamil Tab Extra" w:hAnsi="BRH Tamil Tab Extra" w:cs="Latha"/>
+                <w:b/>
+                <w:bCs/>
+                <w:szCs w:val="28"/>
+                <w:lang w:bidi="ta-IN"/>
+              </w:rPr>
+              <w:t>†</w:t>
+            </w:r>
+            <w:r>
+              <w:rPr>
+                <w:rFonts w:ascii="Latha" w:hAnsi="Latha" w:cs="Latha"/>
+                <w:szCs w:val="24"/>
+                <w:cs/>
+                <w:lang w:bidi="ta-IN"/>
+              </w:rPr>
+              <w:t>த</w:t>
+            </w:r>
+            <w:r>
+              <w:rPr>
+                <w:rFonts w:ascii="BRH Tamil Tab Extra" w:hAnsi="BRH Tamil Tab Extra" w:cs="Latha"/>
+                <w:b/>
+                <w:bCs/>
+                <w:szCs w:val="28"/>
+                <w:lang w:bidi="ta-IN"/>
+              </w:rPr>
+              <w:t>…</w:t>
+            </w:r>
+            <w:r>
+              <w:rPr>
+                <w:rFonts w:ascii="Latha" w:hAnsi="Latha" w:cs="Latha"/>
+                <w:b/>
+                <w:bCs/>
+                <w:position w:val="-12"/>
+                <w:szCs w:val="24"/>
+                <w:cs/>
+                <w:lang w:bidi="ta-IN"/>
+              </w:rPr>
+              <w:t>3</w:t>
+            </w:r>
+            <w:r>
+              <w:rPr>
+                <w:rFonts w:ascii="Latha" w:hAnsi="Latha" w:cs="Latha"/>
+                <w:szCs w:val="24"/>
+                <w:cs/>
+                <w:lang w:bidi="ta-IN"/>
+              </w:rPr>
+              <w:t>தி</w:t>
+            </w:r>
+            <w:r>
+              <w:rPr>
+                <w:rFonts w:ascii="Latha" w:hAnsi="Latha" w:cs="Latha"/>
+                <w:b/>
+                <w:bCs/>
+                <w:position w:val="-12"/>
+                <w:szCs w:val="24"/>
+                <w:cs/>
+                <w:lang w:bidi="ta-IN"/>
+              </w:rPr>
+              <w:t>4</w:t>
+            </w:r>
+            <w:r>
+              <w:rPr>
+                <w:rFonts w:ascii="Latha" w:hAnsi="Latha" w:cs="Latha"/>
+                <w:szCs w:val="24"/>
+                <w:cs/>
+                <w:lang w:bidi="ta-IN"/>
+              </w:rPr>
+              <w:t xml:space="preserve">ம் </w:t>
+            </w:r>
+            <w:r>
+              <w:rPr>
+                <w:rFonts w:ascii="Latha" w:hAnsi="Latha" w:cs="Latha"/>
+                <w:szCs w:val="24"/>
                 <w:highlight w:val="yellow"/>
-              </w:rPr>
-              <w:t>–</w:t>
-            </w:r>
-            <w:r>
-              <w:rPr>
-                <w:rFonts w:ascii="BRH Devanagari Extra" w:hAnsi="BRH Devanagari Extra" w:cs="BRH Devanagari Extra"/>
-                <w:color w:val="000000"/>
-                <w:sz w:val="32"/>
-                <w:szCs w:val="40"/>
+                <w:cs/>
+                <w:lang w:bidi="ta-IN"/>
+              </w:rPr>
+              <w:t>த</w:t>
+            </w:r>
+            <w:r>
+              <w:rPr>
+                <w:rFonts w:ascii="BRH Tamil Tab Extra" w:hAnsi="BRH Tamil Tab Extra" w:cs="Latha"/>
+                <w:b/>
+                <w:bCs/>
+                <w:szCs w:val="28"/>
                 <w:highlight w:val="yellow"/>
-              </w:rPr>
-              <w:t>¨É</w:t>
-            </w:r>
-            <w:r>
-              <w:rPr>
-                <w:rFonts w:ascii="BRH Devanagari Extra" w:hAnsi="BRH Devanagari Extra" w:cs="BRH Devanagari Extra"/>
-                <w:color w:val="000000"/>
-                <w:sz w:val="32"/>
-                <w:szCs w:val="40"/>
-              </w:rPr>
-              <w:t>ÉåSèlÉ E</w:t>
-            </w:r>
-            <w:r>
-              <w:rPr>
-                <w:rFonts w:ascii="BRH Malayalam Extra" w:hAnsi="BRH Malayalam Extra" w:cs="BRH Devanagari Extra"/>
-                <w:color w:val="000000"/>
-                <w:szCs w:val="40"/>
-              </w:rPr>
-              <w:t>–</w:t>
-            </w:r>
-            <w:r>
-              <w:rPr>
-                <w:rFonts w:ascii="BRH Devanagari Extra" w:hAnsi="BRH Devanagari Extra" w:cs="BRH Devanagari Extra"/>
-                <w:color w:val="000000"/>
-                <w:sz w:val="32"/>
-                <w:szCs w:val="40"/>
-              </w:rPr>
-              <w:t xml:space="preserve">SèlÉÉå </w:t>
-            </w:r>
-            <w:r>
-              <w:rPr>
-                <w:rFonts w:ascii="BRH Devanagari Extra" w:hAnsi="BRH Devanagari Extra" w:cs="BRH Devanagari Extra"/>
-                <w:color w:val="000000"/>
-                <w:sz w:val="32"/>
-                <w:szCs w:val="40"/>
+                <w:lang w:bidi="ta-IN"/>
+              </w:rPr>
+              <w:t>…</w:t>
+            </w:r>
+            <w:r>
+              <w:rPr>
+                <w:rFonts w:ascii="Latha" w:hAnsi="Latha" w:cs="Latha"/>
+                <w:b/>
+                <w:bCs/>
+                <w:position w:val="-12"/>
+                <w:szCs w:val="24"/>
                 <w:highlight w:val="yellow"/>
-              </w:rPr>
-              <w:t>S</w:t>
-            </w:r>
-            <w:r>
-              <w:rPr>
-                <w:rFonts w:ascii="BRH Malayalam Extra" w:hAnsi="BRH Malayalam Extra" w:cs="BRH Devanagari Extra"/>
-                <w:color w:val="000000"/>
-                <w:szCs w:val="40"/>
-              </w:rPr>
-              <w:t>–</w:t>
-            </w:r>
-            <w:r>
-              <w:rPr>
-                <w:rFonts w:ascii="BRH Devanagari Extra" w:hAnsi="BRH Devanagari Extra" w:cs="BRH Devanagari Extra"/>
-                <w:color w:val="000000"/>
-                <w:sz w:val="32"/>
-                <w:szCs w:val="40"/>
-              </w:rPr>
-              <w:t xml:space="preserve">¨É | </w:t>
-            </w:r>
-          </w:p>
-          <w:p>
-            <w:pPr>
-              <w:widowControl w:val="0"/>
-              <w:autoSpaceDE w:val="0"/>
-              <w:autoSpaceDN w:val="0"/>
-              <w:adjustRightInd w:val="0"/>
-              <w:spacing w:line="240" w:lineRule="auto"/>
-              <w:rPr>
-                <w:rFonts w:ascii="BRH Devanagari Extra" w:hAnsi="BRH Devanagari Extra" w:cs="BRH Devanagari Extra"/>
-                <w:color w:val="000000"/>
-                <w:sz w:val="32"/>
-                <w:szCs w:val="40"/>
-              </w:rPr>
-            </w:pPr>
-            <w:r>
-              <w:rPr>
-                <w:rFonts w:cs="BRH Devanagari Extra"/>
-                <w:color w:val="000000"/>
-                <w:szCs w:val="40"/>
-              </w:rPr>
-              <w:t>18</w:t>
-            </w:r>
-            <w:r>
-              <w:rPr>
-                <w:rFonts w:ascii="BRH Devanagari Extra" w:hAnsi="BRH Devanagari Extra" w:cs="BRH Devanagari Extra"/>
-                <w:color w:val="000000"/>
-                <w:sz w:val="32"/>
-                <w:szCs w:val="40"/>
-              </w:rPr>
-              <w:t>)</w:t>
-            </w:r>
-            <w:r>
-              <w:rPr>
-                <w:rFonts w:ascii="BRH Devanagari Extra" w:hAnsi="BRH Devanagari Extra" w:cs="BRH Devanagari Extra"/>
-                <w:color w:val="000000"/>
-                <w:sz w:val="32"/>
-                <w:szCs w:val="40"/>
-              </w:rPr>
-              <w:tab/>
-            </w:r>
-            <w:r>
-              <w:rPr>
-                <w:rFonts w:cs="BRH Devanagari Extra"/>
-                <w:color w:val="000000"/>
-                <w:szCs w:val="40"/>
-              </w:rPr>
-              <w:t>2</w:t>
-            </w:r>
-            <w:r>
-              <w:rPr>
-                <w:rFonts w:ascii="BRH Devanagari Extra" w:hAnsi="BRH Devanagari Extra" w:cs="BRH Devanagari Extra"/>
-                <w:color w:val="000000"/>
-                <w:sz w:val="32"/>
-                <w:szCs w:val="40"/>
-              </w:rPr>
-              <w:t>.</w:t>
-            </w:r>
-            <w:r>
-              <w:rPr>
-                <w:rFonts w:cs="BRH Devanagari Extra"/>
-                <w:color w:val="000000"/>
-                <w:szCs w:val="40"/>
+                <w:cs/>
+                <w:lang w:bidi="ta-IN"/>
+              </w:rPr>
+              <w:t>3</w:t>
+            </w:r>
+            <w:r>
+              <w:rPr>
+                <w:rFonts w:ascii="Latha" w:hAnsi="Latha" w:cs="Latha"/>
+                <w:szCs w:val="24"/>
+                <w:cs/>
+                <w:lang w:bidi="ta-IN"/>
+              </w:rPr>
+              <w:t xml:space="preserve">த்த </w:t>
+            </w:r>
+            <w:r>
+              <w:rPr>
+                <w:rFonts w:ascii="Latha" w:hAnsi="Latha" w:cs="Latha"/>
+                <w:szCs w:val="24"/>
+                <w:highlight w:val="yellow"/>
+                <w:cs/>
+                <w:lang w:bidi="ta-IN"/>
+              </w:rPr>
+              <w:t>த</w:t>
+            </w:r>
+            <w:r>
+              <w:rPr>
+                <w:rFonts w:ascii="BRH Tamil Tab Extra" w:hAnsi="BRH Tamil Tab Extra" w:cs="Latha"/>
+                <w:b/>
+                <w:bCs/>
+                <w:szCs w:val="28"/>
+                <w:highlight w:val="yellow"/>
+                <w:lang w:bidi="ta-IN"/>
+              </w:rPr>
+              <w:t>…</w:t>
+            </w:r>
+            <w:r>
+              <w:rPr>
+                <w:rFonts w:ascii="Latha" w:hAnsi="Latha" w:cs="Latha"/>
+                <w:b/>
+                <w:bCs/>
+                <w:position w:val="-12"/>
+                <w:szCs w:val="24"/>
+                <w:highlight w:val="yellow"/>
+                <w:cs/>
+                <w:lang w:bidi="ta-IN"/>
+              </w:rPr>
+              <w:t>3</w:t>
+            </w:r>
+            <w:r>
+              <w:rPr>
+                <w:rFonts w:ascii="Latha" w:hAnsi="Latha" w:cs="Latha"/>
+                <w:szCs w:val="24"/>
+                <w:highlight w:val="yellow"/>
+                <w:cs/>
+                <w:lang w:bidi="ta-IN"/>
+              </w:rPr>
+              <w:t>த்தோ</w:t>
+            </w:r>
+            <w:r>
+              <w:rPr>
+                <w:rFonts w:ascii="Latha" w:hAnsi="Latha" w:cs="Latha"/>
+                <w:szCs w:val="24"/>
+                <w:cs/>
+                <w:lang w:bidi="ta-IN"/>
+              </w:rPr>
+              <w:t>த</w:t>
+            </w:r>
+            <w:r>
+              <w:rPr>
+                <w:rFonts w:ascii="BRH Tamil Tab Extra" w:hAnsi="BRH Tamil Tab Extra" w:cs="Latha"/>
+                <w:b/>
+                <w:bCs/>
+                <w:szCs w:val="28"/>
+                <w:lang w:bidi="ta-IN"/>
+              </w:rPr>
+              <w:t>…</w:t>
+            </w:r>
+            <w:r>
+              <w:rPr>
+                <w:rFonts w:ascii="Latha" w:hAnsi="Latha" w:cs="Latha"/>
+                <w:b/>
+                <w:bCs/>
+                <w:position w:val="-12"/>
+                <w:szCs w:val="24"/>
+                <w:cs/>
+                <w:lang w:bidi="ta-IN"/>
+              </w:rPr>
+              <w:t>3</w:t>
+            </w:r>
+            <w:r>
+              <w:rPr>
+                <w:rFonts w:ascii="Latha" w:hAnsi="Latha" w:cs="Latha"/>
+                <w:szCs w:val="24"/>
+                <w:cs/>
+                <w:lang w:bidi="ta-IN"/>
+              </w:rPr>
+              <w:t>தி</w:t>
+            </w:r>
+            <w:r>
+              <w:rPr>
+                <w:rFonts w:ascii="Latha" w:hAnsi="Latha" w:cs="Latha"/>
+                <w:b/>
+                <w:bCs/>
+                <w:position w:val="-12"/>
+                <w:szCs w:val="24"/>
+                <w:cs/>
+                <w:lang w:bidi="ta-IN"/>
               </w:rPr>
               <w:t>4</w:t>
             </w:r>
             <w:r>
               <w:rPr>
-                <w:rFonts w:ascii="BRH Devanagari Extra" w:hAnsi="BRH Devanagari Extra" w:cs="BRH Devanagari Extra"/>
-                <w:color w:val="000000"/>
-                <w:sz w:val="32"/>
-                <w:szCs w:val="40"/>
-              </w:rPr>
-              <w:t>.</w:t>
-            </w:r>
-            <w:r>
-              <w:rPr>
-                <w:rFonts w:cs="BRH Devanagari Extra"/>
-                <w:color w:val="000000"/>
-                <w:szCs w:val="40"/>
-              </w:rPr>
-              <w:t>8</w:t>
-            </w:r>
-            <w:r>
-              <w:rPr>
-                <w:rFonts w:ascii="BRH Devanagari Extra" w:hAnsi="BRH Devanagari Extra" w:cs="BRH Devanagari Extra"/>
-                <w:color w:val="000000"/>
-                <w:sz w:val="32"/>
-                <w:szCs w:val="40"/>
-              </w:rPr>
-              <w:t>.</w:t>
-            </w:r>
-            <w:r>
-              <w:rPr>
-                <w:rFonts w:cs="BRH Devanagari Extra"/>
-                <w:color w:val="000000"/>
-                <w:szCs w:val="40"/>
-              </w:rPr>
-              <w:t>1</w:t>
-            </w:r>
-            <w:r>
-              <w:rPr>
-                <w:rFonts w:ascii="BRH Devanagari Extra" w:hAnsi="BRH Devanagari Extra" w:cs="BRH Devanagari Extra"/>
-                <w:color w:val="000000"/>
-                <w:sz w:val="32"/>
-                <w:szCs w:val="40"/>
-              </w:rPr>
-              <w:t>(</w:t>
-            </w:r>
-            <w:r>
-              <w:rPr>
-                <w:rFonts w:cs="BRH Devanagari Extra"/>
-                <w:color w:val="000000"/>
-                <w:szCs w:val="40"/>
-              </w:rPr>
-              <w:t>16</w:t>
-            </w:r>
-            <w:r>
-              <w:rPr>
-                <w:rFonts w:ascii="BRH Devanagari Extra" w:hAnsi="BRH Devanagari Extra" w:cs="BRH Devanagari Extra"/>
-                <w:color w:val="000000"/>
-                <w:sz w:val="32"/>
-                <w:szCs w:val="40"/>
-              </w:rPr>
-              <w:t>)-  S</w:t>
-            </w:r>
-            <w:r>
-              <w:rPr>
-                <w:rFonts w:ascii="BRH Malayalam Extra" w:hAnsi="BRH Malayalam Extra" w:cs="BRH Devanagari Extra"/>
-                <w:color w:val="000000"/>
-                <w:szCs w:val="40"/>
-                <w:highlight w:val="yellow"/>
-              </w:rPr>
-              <w:t>–</w:t>
-            </w:r>
-            <w:r>
-              <w:rPr>
-                <w:rFonts w:ascii="BRH Devanagari Extra" w:hAnsi="BRH Devanagari Extra" w:cs="BRH Devanagari Extra"/>
-                <w:color w:val="000000"/>
-                <w:sz w:val="32"/>
-                <w:szCs w:val="40"/>
-                <w:highlight w:val="yellow"/>
-              </w:rPr>
-              <w:t>¨É</w:t>
-            </w:r>
-            <w:r>
-              <w:rPr>
-                <w:rFonts w:ascii="BRH Devanagari Extra" w:hAnsi="BRH Devanagari Extra" w:cs="BRH Devanagari Extra"/>
-                <w:color w:val="000000"/>
-                <w:sz w:val="32"/>
-                <w:szCs w:val="40"/>
-              </w:rPr>
-              <w:t xml:space="preserve"> | E</w:t>
-            </w:r>
-            <w:r>
-              <w:rPr>
-                <w:rFonts w:ascii="BRH Malayalam Extra" w:hAnsi="BRH Malayalam Extra" w:cs="BRH Devanagari Extra"/>
-                <w:color w:val="000000"/>
-                <w:szCs w:val="40"/>
-              </w:rPr>
-              <w:t>–</w:t>
-            </w:r>
-            <w:r>
-              <w:rPr>
-                <w:rFonts w:ascii="BRH Devanagari Extra" w:hAnsi="BRH Devanagari Extra" w:cs="BRH Devanagari Extra"/>
-                <w:color w:val="000000"/>
-                <w:sz w:val="32"/>
-                <w:szCs w:val="40"/>
-              </w:rPr>
-              <w:t>S</w:t>
-            </w:r>
-            <w:r>
-              <w:rPr>
-                <w:rFonts w:ascii="BRH Malayalam Extra" w:hAnsi="BRH Malayalam Extra" w:cs="BRH Devanagari Extra"/>
-                <w:color w:val="000000"/>
-                <w:szCs w:val="40"/>
-              </w:rPr>
-              <w:t>–</w:t>
-            </w:r>
-            <w:r>
-              <w:rPr>
-                <w:rFonts w:ascii="BRH Devanagari Extra" w:hAnsi="BRH Devanagari Extra" w:cs="BRH Devanagari Extra"/>
-                <w:color w:val="000000"/>
-                <w:sz w:val="32"/>
-                <w:szCs w:val="40"/>
-              </w:rPr>
-              <w:t>ÍkÉqÉç |</w:t>
-            </w:r>
-          </w:p>
-          <w:p>
-            <w:pPr>
-              <w:widowControl w:val="0"/>
-              <w:autoSpaceDE w:val="0"/>
-              <w:autoSpaceDN w:val="0"/>
-              <w:adjustRightInd w:val="0"/>
-              <w:spacing w:line="240" w:lineRule="auto"/>
-              <w:rPr>
-                <w:rFonts w:ascii="BRH Devanagari Extra" w:hAnsi="BRH Devanagari Extra" w:cs="BRH Devanagari Extra"/>
-                <w:color w:val="000000"/>
-                <w:sz w:val="32"/>
-                <w:szCs w:val="40"/>
-              </w:rPr>
-            </w:pPr>
-            <w:r>
-              <w:rPr>
-                <w:rFonts w:ascii="BRH Devanagari Extra" w:hAnsi="BRH Devanagari Extra" w:cs="BRH Devanagari Extra"/>
-                <w:color w:val="000000"/>
-                <w:sz w:val="32"/>
-                <w:szCs w:val="40"/>
-              </w:rPr>
-              <w:t>S</w:t>
-            </w:r>
-            <w:r>
-              <w:rPr>
-                <w:rFonts w:ascii="BRH Malayalam Extra" w:hAnsi="BRH Malayalam Extra" w:cs="BRH Devanagari Extra"/>
-                <w:color w:val="000000"/>
-                <w:szCs w:val="40"/>
-                <w:highlight w:val="yellow"/>
-              </w:rPr>
-              <w:t>–</w:t>
-            </w:r>
-            <w:r>
-              <w:rPr>
-                <w:rFonts w:ascii="BRH Devanagari Extra" w:hAnsi="BRH Devanagari Extra" w:cs="BRH Devanagari Extra"/>
-                <w:color w:val="000000"/>
-                <w:sz w:val="32"/>
-                <w:szCs w:val="40"/>
-                <w:highlight w:val="yellow"/>
-              </w:rPr>
-              <w:t>¨É</w:t>
-            </w:r>
-            <w:r>
-              <w:rPr>
-                <w:rFonts w:ascii="BRH Devanagari Extra" w:hAnsi="BRH Devanagari Extra" w:cs="BRH Devanagari Extra"/>
-                <w:color w:val="000000"/>
-                <w:sz w:val="32"/>
-                <w:szCs w:val="40"/>
-              </w:rPr>
-              <w:t>ÉåS</w:t>
-            </w:r>
-            <w:r>
-              <w:rPr>
-                <w:rFonts w:ascii="BRH Malayalam Extra" w:hAnsi="BRH Malayalam Extra" w:cs="BRH Devanagari Extra"/>
-                <w:color w:val="000000"/>
-                <w:szCs w:val="40"/>
-              </w:rPr>
-              <w:t>–</w:t>
-            </w:r>
-            <w:r>
-              <w:rPr>
-                <w:rFonts w:ascii="BRH Devanagari Extra" w:hAnsi="BRH Devanagari Extra" w:cs="BRH Devanagari Extra"/>
-                <w:color w:val="000000"/>
-                <w:sz w:val="32"/>
-                <w:szCs w:val="40"/>
-              </w:rPr>
-              <w:t>ÍkÉ qÉÑþS</w:t>
-            </w:r>
-            <w:r>
-              <w:rPr>
-                <w:rFonts w:ascii="BRH Malayalam Extra" w:hAnsi="BRH Malayalam Extra" w:cs="BRH Devanagari Extra"/>
-                <w:color w:val="000000"/>
-                <w:szCs w:val="40"/>
-              </w:rPr>
-              <w:t>–</w:t>
-            </w:r>
-            <w:r>
-              <w:rPr>
-                <w:rFonts w:ascii="BRH Devanagari Extra" w:hAnsi="BRH Devanagari Extra" w:cs="BRH Devanagari Extra"/>
-                <w:color w:val="000000"/>
-                <w:sz w:val="32"/>
-                <w:szCs w:val="40"/>
-              </w:rPr>
-              <w:t xml:space="preserve">ÍkÉqÉç </w:t>
-            </w:r>
-            <w:r>
-              <w:rPr>
-                <w:rFonts w:ascii="BRH Devanagari Extra" w:hAnsi="BRH Devanagari Extra" w:cs="BRH Devanagari Extra"/>
-                <w:color w:val="000000"/>
-                <w:sz w:val="32"/>
-                <w:szCs w:val="40"/>
-                <w:highlight w:val="yellow"/>
-              </w:rPr>
-              <w:t>S</w:t>
-            </w:r>
-            <w:r>
-              <w:rPr>
-                <w:rFonts w:ascii="BRH Malayalam Extra" w:hAnsi="BRH Malayalam Extra" w:cs="BRH Devanagari Extra"/>
-                <w:color w:val="000000"/>
-                <w:szCs w:val="40"/>
-              </w:rPr>
-              <w:t>–</w:t>
-            </w:r>
-            <w:r>
-              <w:rPr>
-                <w:rFonts w:ascii="BRH Devanagari Extra" w:hAnsi="BRH Devanagari Extra" w:cs="BRH Devanagari Extra"/>
-                <w:color w:val="000000"/>
-                <w:sz w:val="32"/>
-                <w:szCs w:val="40"/>
-              </w:rPr>
-              <w:t xml:space="preserve">¨É </w:t>
-            </w:r>
-            <w:r>
-              <w:rPr>
-                <w:rFonts w:ascii="BRH Devanagari Extra" w:hAnsi="BRH Devanagari Extra" w:cs="BRH Devanagari Extra"/>
-                <w:color w:val="000000"/>
-                <w:sz w:val="32"/>
-                <w:szCs w:val="40"/>
-                <w:highlight w:val="yellow"/>
-              </w:rPr>
-              <w:t>S</w:t>
-            </w:r>
-            <w:r>
-              <w:rPr>
-                <w:rFonts w:ascii="BRH Malayalam Extra" w:hAnsi="BRH Malayalam Extra" w:cs="BRH Devanagari Extra"/>
-                <w:color w:val="000000"/>
-                <w:szCs w:val="40"/>
-              </w:rPr>
-              <w:t>–</w:t>
-            </w:r>
-            <w:r>
-              <w:rPr>
-                <w:rFonts w:ascii="BRH Devanagari Extra" w:hAnsi="BRH Devanagari Extra" w:cs="BRH Devanagari Extra"/>
-                <w:color w:val="000000"/>
-                <w:sz w:val="32"/>
-                <w:szCs w:val="40"/>
-              </w:rPr>
-              <w:t>¨ÉÉåS</w:t>
-            </w:r>
-            <w:r>
-              <w:rPr>
-                <w:rFonts w:ascii="BRH Malayalam Extra" w:hAnsi="BRH Malayalam Extra" w:cs="BRH Devanagari Extra"/>
-                <w:color w:val="000000"/>
-                <w:szCs w:val="40"/>
-              </w:rPr>
-              <w:t>–</w:t>
-            </w:r>
-            <w:r>
-              <w:rPr>
-                <w:rFonts w:ascii="BRH Devanagari Extra" w:hAnsi="BRH Devanagari Extra" w:cs="BRH Devanagari Extra"/>
-                <w:color w:val="000000"/>
-                <w:sz w:val="32"/>
-                <w:szCs w:val="40"/>
-              </w:rPr>
-              <w:t xml:space="preserve">ÍkÉqÉç | </w:t>
+                <w:rFonts w:ascii="Latha" w:hAnsi="Latha" w:cs="Latha"/>
+                <w:szCs w:val="24"/>
+                <w:cs/>
+                <w:lang w:bidi="ta-IN"/>
+              </w:rPr>
+              <w:t xml:space="preserve">ம் </w:t>
+            </w:r>
+            <w:r>
+              <w:rPr>
+                <w:rFonts w:ascii="Latha" w:hAnsi="Latha" w:cs="Latha"/>
+                <w:szCs w:val="24"/>
+                <w:lang w:bidi="ta-IN"/>
+              </w:rPr>
+              <w:t>|</w:t>
             </w:r>
           </w:p>
           <w:p>
@@ -862,154 +2426,362 @@
           </w:tcPr>
           <w:p>
             <w:pPr>
-              <w:widowControl w:val="0"/>
               <w:autoSpaceDE w:val="0"/>
               <w:autoSpaceDN w:val="0"/>
               <w:adjustRightInd w:val="0"/>
-              <w:spacing w:line="240" w:lineRule="auto"/>
-              <w:rPr>
-                <w:rFonts w:ascii="BRH Devanagari Extra" w:hAnsi="BRH Devanagari Extra" w:cs="BRH Devanagari Extra"/>
-                <w:color w:val="000000"/>
-                <w:sz w:val="32"/>
-                <w:szCs w:val="40"/>
+              <w:rPr>
+                <w:rFonts w:ascii="Latha" w:hAnsi="Latha" w:cs="Latha"/>
+                <w:szCs w:val="24"/>
+                <w:lang w:bidi="ta-IN"/>
               </w:rPr>
             </w:pPr>
             <w:r>
               <w:rPr>
-                <w:rFonts w:cs="BRH Devanagari Extra"/>
-                <w:color w:val="000000"/>
-                <w:szCs w:val="40"/>
-              </w:rPr>
-              <w:t>17</w:t>
-            </w:r>
-            <w:r>
-              <w:rPr>
-                <w:rFonts w:ascii="BRH Devanagari Extra" w:hAnsi="BRH Devanagari Extra" w:cs="BRH Devanagari Extra"/>
-                <w:color w:val="000000"/>
-                <w:sz w:val="32"/>
-                <w:szCs w:val="40"/>
+                <w:rFonts w:cs="Latha"/>
+                <w:b/>
+                <w:bCs/>
+                <w:szCs w:val="24"/>
+                <w:cs/>
+                <w:lang w:bidi="ta-IN"/>
+              </w:rPr>
+              <w:t>1</w:t>
+            </w:r>
+            <w:r>
+              <w:rPr>
+                <w:rFonts w:cs="Latha"/>
+                <w:b/>
+                <w:bCs/>
+                <w:szCs w:val="24"/>
+                <w:cs/>
+                <w:lang w:bidi="ta-IN"/>
+              </w:rPr>
+              <w:t>7</w:t>
+            </w:r>
+            <w:r>
+              <w:rPr>
+                <w:rFonts w:cs="Latha"/>
+                <w:b/>
+                <w:bCs/>
+                <w:szCs w:val="24"/>
+                <w:lang w:bidi="ta-IN"/>
               </w:rPr>
               <w:t>)</w:t>
             </w:r>
             <w:r>
               <w:rPr>
-                <w:rFonts w:ascii="BRH Devanagari Extra" w:hAnsi="BRH Devanagari Extra" w:cs="BRH Devanagari Extra"/>
-                <w:color w:val="000000"/>
-                <w:sz w:val="32"/>
-                <w:szCs w:val="40"/>
+                <w:rFonts w:ascii="Latha" w:hAnsi="Latha" w:cs="Latha"/>
+                <w:szCs w:val="24"/>
+                <w:lang w:bidi="ta-IN"/>
               </w:rPr>
               <w:tab/>
             </w:r>
             <w:r>
               <w:rPr>
-                <w:rFonts w:cs="BRH Devanagari Extra"/>
-                <w:color w:val="000000"/>
-                <w:szCs w:val="40"/>
-              </w:rPr>
-              <w:t>2</w:t>
-            </w:r>
-            <w:r>
-              <w:rPr>
-                <w:rFonts w:ascii="BRH Devanagari Extra" w:hAnsi="BRH Devanagari Extra" w:cs="BRH Devanagari Extra"/>
-                <w:color w:val="000000"/>
-                <w:sz w:val="32"/>
-                <w:szCs w:val="40"/>
+                <w:rFonts w:cs="Latha"/>
+                <w:b/>
+                <w:bCs/>
+                <w:szCs w:val="24"/>
+                <w:cs/>
+                <w:lang w:bidi="ta-IN"/>
+              </w:rPr>
+              <w:t>2.4</w:t>
+            </w:r>
+            <w:r>
+              <w:rPr>
+                <w:rFonts w:cs="Latha"/>
+                <w:b/>
+                <w:bCs/>
+                <w:szCs w:val="24"/>
+                <w:lang w:bidi="ta-IN"/>
               </w:rPr>
               <w:t>.</w:t>
             </w:r>
             <w:r>
               <w:rPr>
-                <w:rFonts w:cs="BRH Devanagari Extra"/>
-                <w:color w:val="000000"/>
-                <w:szCs w:val="40"/>
-              </w:rPr>
-              <w:t>4</w:t>
-            </w:r>
-            <w:r>
-              <w:rPr>
-                <w:rFonts w:ascii="BRH Devanagari Extra" w:hAnsi="BRH Devanagari Extra" w:cs="BRH Devanagari Extra"/>
-                <w:color w:val="000000"/>
-                <w:sz w:val="32"/>
-                <w:szCs w:val="40"/>
+                <w:rFonts w:cs="Latha"/>
+                <w:b/>
+                <w:bCs/>
+                <w:szCs w:val="24"/>
+                <w:cs/>
+                <w:lang w:bidi="ta-IN"/>
+              </w:rPr>
+              <w:t>8</w:t>
+            </w:r>
+            <w:r>
+              <w:rPr>
+                <w:rFonts w:cs="Latha"/>
+                <w:b/>
+                <w:bCs/>
+                <w:szCs w:val="24"/>
+                <w:lang w:bidi="ta-IN"/>
               </w:rPr>
               <w:t>.</w:t>
             </w:r>
             <w:r>
               <w:rPr>
-                <w:rFonts w:cs="BRH Devanagari Extra"/>
-                <w:color w:val="000000"/>
-                <w:szCs w:val="40"/>
-              </w:rPr>
-              <w:t>8</w:t>
-            </w:r>
-            <w:r>
-              <w:rPr>
-                <w:rFonts w:ascii="BRH Devanagari Extra" w:hAnsi="BRH Devanagari Extra" w:cs="BRH Devanagari Extra"/>
-                <w:color w:val="000000"/>
-                <w:sz w:val="32"/>
-                <w:szCs w:val="40"/>
-              </w:rPr>
-              <w:t>.</w:t>
-            </w:r>
-            <w:r>
-              <w:rPr>
-                <w:rFonts w:cs="BRH Devanagari Extra"/>
-                <w:color w:val="000000"/>
-                <w:szCs w:val="40"/>
+                <w:rFonts w:cs="Latha"/>
+                <w:b/>
+                <w:bCs/>
+                <w:szCs w:val="24"/>
+                <w:cs/>
+                <w:lang w:bidi="ta-IN"/>
               </w:rPr>
               <w:t>1</w:t>
             </w:r>
             <w:r>
               <w:rPr>
-                <w:rFonts w:ascii="BRH Devanagari Extra" w:hAnsi="BRH Devanagari Extra" w:cs="BRH Devanagari Extra"/>
-                <w:color w:val="000000"/>
-                <w:sz w:val="32"/>
-                <w:szCs w:val="40"/>
+                <w:rFonts w:cs="Latha"/>
+                <w:b/>
+                <w:bCs/>
+                <w:szCs w:val="24"/>
+                <w:lang w:bidi="ta-IN"/>
               </w:rPr>
               <w:t>(</w:t>
             </w:r>
             <w:r>
               <w:rPr>
-                <w:rFonts w:cs="BRH Devanagari Extra"/>
-                <w:color w:val="000000"/>
-                <w:szCs w:val="40"/>
+                <w:rFonts w:cs="Latha"/>
+                <w:b/>
+                <w:bCs/>
+                <w:szCs w:val="24"/>
+                <w:cs/>
+                <w:lang w:bidi="ta-IN"/>
               </w:rPr>
               <w:t>15</w:t>
             </w:r>
             <w:r>
               <w:rPr>
-                <w:rFonts w:ascii="BRH Devanagari Extra" w:hAnsi="BRH Devanagari Extra" w:cs="BRH Devanagari Extra"/>
-                <w:color w:val="000000"/>
-                <w:sz w:val="32"/>
-                <w:szCs w:val="40"/>
-              </w:rPr>
-              <w:t>)-  E</w:t>
-            </w:r>
-            <w:r>
-              <w:rPr>
-                <w:rFonts w:ascii="BRH Malayalam Extra" w:hAnsi="BRH Malayalam Extra" w:cs="BRH Devanagari Extra"/>
-                <w:color w:val="000000"/>
-                <w:szCs w:val="40"/>
-              </w:rPr>
-              <w:t>–</w:t>
-            </w:r>
-            <w:r>
-              <w:rPr>
-                <w:rFonts w:ascii="BRH Devanagari Extra" w:hAnsi="BRH Devanagari Extra" w:cs="BRH Devanagari Extra"/>
-                <w:color w:val="000000"/>
-                <w:sz w:val="32"/>
-                <w:szCs w:val="40"/>
-              </w:rPr>
-              <w:t>SèlÉÈ | S</w:t>
-            </w:r>
-            <w:r>
-              <w:rPr>
-                <w:rFonts w:ascii="BRH Malayalam Extra" w:hAnsi="BRH Malayalam Extra" w:cs="BRH Devanagari Extra"/>
-                <w:color w:val="000000"/>
-                <w:szCs w:val="40"/>
-                <w:highlight w:val="yellow"/>
-              </w:rPr>
-              <w:t>–</w:t>
+                <w:rFonts w:cs="Latha"/>
+                <w:b/>
+                <w:bCs/>
+                <w:szCs w:val="24"/>
+                <w:lang w:bidi="ta-IN"/>
+              </w:rPr>
+              <w:t>)</w:t>
+            </w:r>
+            <w:r>
+              <w:rPr>
+                <w:rFonts w:ascii="Latha" w:hAnsi="Latha" w:cs="Latha"/>
+                <w:szCs w:val="24"/>
+                <w:lang w:bidi="ta-IN"/>
+              </w:rPr>
+              <w:t xml:space="preserve">-  </w:t>
+            </w:r>
+            <w:r>
+              <w:rPr>
+                <w:rFonts w:ascii="Latha" w:hAnsi="Latha" w:cs="Latha"/>
+                <w:szCs w:val="24"/>
+                <w:cs/>
+                <w:lang w:bidi="ta-IN"/>
+              </w:rPr>
+              <w:t>உ</w:t>
+            </w:r>
+            <w:r>
+              <w:rPr>
+                <w:rFonts w:ascii="BRH Tamil Tab Extra" w:hAnsi="BRH Tamil Tab Extra" w:cs="Latha"/>
+                <w:b/>
+                <w:bCs/>
+                <w:szCs w:val="28"/>
+                <w:lang w:bidi="ta-IN"/>
+              </w:rPr>
+              <w:t>…</w:t>
+            </w:r>
+            <w:r>
+              <w:rPr>
+                <w:rFonts w:ascii="Latha" w:hAnsi="Latha" w:cs="Latha"/>
+                <w:szCs w:val="24"/>
+                <w:cs/>
+                <w:lang w:bidi="ta-IN"/>
+              </w:rPr>
+              <w:t>த்</w:t>
+            </w:r>
+            <w:r>
+              <w:rPr>
+                <w:rFonts w:ascii="Latha" w:hAnsi="Latha" w:cs="Latha"/>
+                <w:b/>
+                <w:bCs/>
+                <w:position w:val="-12"/>
+                <w:szCs w:val="24"/>
+                <w:cs/>
+                <w:lang w:bidi="ta-IN"/>
+              </w:rPr>
+              <w:t>3</w:t>
+            </w:r>
+            <w:r>
+              <w:rPr>
+                <w:rFonts w:ascii="Latha" w:hAnsi="Latha" w:cs="Latha"/>
+                <w:szCs w:val="24"/>
+                <w:cs/>
+                <w:lang w:bidi="ta-IN"/>
+              </w:rPr>
+              <w:t>ன</w:t>
+            </w:r>
+            <w:r>
+              <w:rPr>
+                <w:rFonts w:cs="Latha"/>
+                <w:b/>
+                <w:bCs/>
+                <w:szCs w:val="28"/>
+                <w:cs/>
+                <w:lang w:bidi="ta-IN"/>
+              </w:rPr>
+              <w:t>:</w:t>
+            </w:r>
+            <w:r>
+              <w:rPr>
+                <w:rFonts w:ascii="Latha" w:hAnsi="Latha" w:cs="Latha"/>
+                <w:szCs w:val="24"/>
+                <w:cs/>
+                <w:lang w:bidi="ta-IN"/>
+              </w:rPr>
+              <w:t xml:space="preserve"> </w:t>
+            </w:r>
+            <w:r>
+              <w:rPr>
+                <w:rFonts w:ascii="Latha" w:hAnsi="Latha" w:cs="Latha"/>
+                <w:szCs w:val="24"/>
+                <w:lang w:bidi="ta-IN"/>
+              </w:rPr>
+              <w:t xml:space="preserve">| </w:t>
+            </w:r>
+            <w:r>
+              <w:rPr>
+                <w:rFonts w:ascii="Latha" w:hAnsi="Latha" w:cs="Latha"/>
+                <w:szCs w:val="24"/>
+                <w:cs/>
+                <w:lang w:bidi="ta-IN"/>
+              </w:rPr>
+              <w:t>த</w:t>
+            </w:r>
+            <w:r>
+              <w:rPr>
+                <w:rFonts w:ascii="BRH Tamil Tab Extra" w:hAnsi="BRH Tamil Tab Extra" w:cs="Latha"/>
+                <w:b/>
+                <w:bCs/>
+                <w:szCs w:val="28"/>
+                <w:lang w:bidi="ta-IN"/>
+              </w:rPr>
+              <w:t>…</w:t>
+            </w:r>
+            <w:r>
+              <w:rPr>
+                <w:rFonts w:ascii="Latha" w:hAnsi="Latha" w:cs="Latha"/>
+                <w:b/>
+                <w:bCs/>
+                <w:position w:val="-12"/>
+                <w:szCs w:val="24"/>
+                <w:cs/>
+                <w:lang w:bidi="ta-IN"/>
+              </w:rPr>
+              <w:t>3</w:t>
+            </w:r>
+            <w:r>
+              <w:rPr>
+                <w:rFonts w:ascii="Latha" w:hAnsi="Latha" w:cs="Latha"/>
+                <w:szCs w:val="24"/>
+                <w:highlight w:val="green"/>
+                <w:cs/>
+                <w:lang w:bidi="ta-IN"/>
+              </w:rPr>
+              <w:t>த்த</w:t>
+            </w:r>
+            <w:r>
+              <w:rPr>
+                <w:rFonts w:ascii="BRH Tamil Tab Extra" w:hAnsi="BRH Tamil Tab Extra" w:cs="Latha"/>
+                <w:b/>
+                <w:bCs/>
+                <w:szCs w:val="28"/>
+                <w:lang w:bidi="ta-IN"/>
+              </w:rPr>
+              <w:t>…</w:t>
+            </w:r>
+            <w:r>
+              <w:rPr>
+                <w:rFonts w:ascii="Latha" w:hAnsi="Latha" w:cs="Latha"/>
+                <w:szCs w:val="24"/>
+                <w:cs/>
+                <w:lang w:bidi="ta-IN"/>
+              </w:rPr>
+              <w:t xml:space="preserve"> </w:t>
+            </w:r>
+            <w:r>
+              <w:rPr>
+                <w:rFonts w:ascii="Latha" w:hAnsi="Latha" w:cs="Latha"/>
+                <w:szCs w:val="24"/>
+                <w:lang w:bidi="ta-IN"/>
+              </w:rPr>
+              <w:t>|</w:t>
+            </w:r>
+          </w:p>
+          <w:p>
+            <w:pPr>
+              <w:autoSpaceDE w:val="0"/>
+              <w:autoSpaceDN w:val="0"/>
+              <w:adjustRightInd w:val="0"/>
+              <w:rPr>
+                <w:rFonts w:ascii="Latha" w:hAnsi="Latha" w:cs="Latha"/>
+                <w:szCs w:val="24"/>
+                <w:lang w:bidi="ta-IN"/>
+              </w:rPr>
+            </w:pPr>
+            <w:r>
+              <w:rPr>
+                <w:rFonts w:ascii="Latha" w:hAnsi="Latha" w:cs="Latha"/>
+                <w:szCs w:val="24"/>
+                <w:cs/>
+                <w:lang w:bidi="ta-IN"/>
+              </w:rPr>
+              <w:t>உ</w:t>
+            </w:r>
+            <w:r>
+              <w:rPr>
+                <w:rFonts w:ascii="BRH Tamil Tab Extra" w:hAnsi="BRH Tamil Tab Extra" w:cs="Latha"/>
+                <w:b/>
+                <w:bCs/>
+                <w:szCs w:val="28"/>
+                <w:lang w:bidi="ta-IN"/>
+              </w:rPr>
+              <w:t>…</w:t>
+            </w:r>
+            <w:r>
+              <w:rPr>
+                <w:rFonts w:ascii="Latha" w:hAnsi="Latha" w:cs="Latha"/>
+                <w:szCs w:val="24"/>
+                <w:cs/>
+                <w:lang w:bidi="ta-IN"/>
+              </w:rPr>
+              <w:t>த்</w:t>
+            </w:r>
+            <w:r>
+              <w:rPr>
+                <w:rFonts w:ascii="Latha" w:hAnsi="Latha" w:cs="Latha"/>
+                <w:b/>
+                <w:bCs/>
+                <w:position w:val="-12"/>
+                <w:szCs w:val="24"/>
+                <w:cs/>
+                <w:lang w:bidi="ta-IN"/>
+              </w:rPr>
+              <w:t>3</w:t>
+            </w:r>
+            <w:r>
+              <w:rPr>
+                <w:rFonts w:ascii="Latha" w:hAnsi="Latha" w:cs="Latha"/>
+                <w:szCs w:val="24"/>
+                <w:cs/>
+                <w:lang w:bidi="ta-IN"/>
+              </w:rPr>
+              <w:t xml:space="preserve">னோ </w:t>
+            </w:r>
+            <w:r>
+              <w:rPr>
+                <w:rFonts w:ascii="Latha" w:hAnsi="Latha" w:cs="Latha"/>
+                <w:szCs w:val="24"/>
+                <w:highlight w:val="green"/>
+                <w:cs/>
+                <w:lang w:bidi="ta-IN"/>
+              </w:rPr>
+              <w:t>த</w:t>
             </w:r>
             <w:r>
               <w:rPr>
@@ -1019,16 +2791,153 @@
                 <w:szCs w:val="40"/>
                 <w:highlight w:val="green"/>
               </w:rPr>
-              <w:t>¨É</w:t>
-            </w:r>
-            <w:r>
-              <w:rPr>
-                <w:rFonts w:ascii="BRH Malayalam Extra" w:hAnsi="BRH Malayalam Extra" w:cs="BRH Devanagari Extra"/>
-                <w:color w:val="000000"/>
-                <w:szCs w:val="40"/>
+              <w:t>þ</w:t>
+            </w:r>
+            <w:r>
+              <w:rPr>
+                <w:rFonts w:ascii="Latha" w:hAnsi="Latha" w:cs="Latha"/>
+                <w:b/>
+                <w:bCs/>
+                <w:position w:val="-12"/>
+                <w:szCs w:val="24"/>
                 <w:highlight w:val="green"/>
-              </w:rPr>
-              <w:t>–</w:t>
+                <w:cs/>
+                <w:lang w:bidi="ta-IN"/>
+              </w:rPr>
+              <w:t>3</w:t>
+            </w:r>
+            <w:r>
+              <w:rPr>
+                <w:rFonts w:ascii="Latha" w:hAnsi="Latha" w:cs="Latha"/>
+                <w:szCs w:val="24"/>
+                <w:cs/>
+                <w:lang w:bidi="ta-IN"/>
+              </w:rPr>
+              <w:t xml:space="preserve">த்த </w:t>
+            </w:r>
+            <w:r>
+              <w:rPr>
+                <w:rFonts w:ascii="Latha" w:hAnsi="Latha" w:cs="Latha"/>
+                <w:szCs w:val="24"/>
+                <w:highlight w:val="green"/>
+                <w:cs/>
+                <w:lang w:bidi="ta-IN"/>
+              </w:rPr>
+              <w:t>த</w:t>
+            </w:r>
+            <w:r>
+              <w:rPr>
+                <w:rFonts w:ascii="Latha" w:hAnsi="Latha" w:cs="Latha"/>
+                <w:b/>
+                <w:bCs/>
+                <w:position w:val="-12"/>
+                <w:szCs w:val="24"/>
+                <w:highlight w:val="green"/>
+                <w:cs/>
+                <w:lang w:bidi="ta-IN"/>
+              </w:rPr>
+              <w:t>3</w:t>
+            </w:r>
+            <w:r>
+              <w:rPr>
+                <w:rFonts w:ascii="Latha" w:hAnsi="Latha" w:cs="Latha"/>
+                <w:szCs w:val="24"/>
+                <w:highlight w:val="green"/>
+                <w:cs/>
+                <w:lang w:bidi="ta-IN"/>
+              </w:rPr>
+              <w:t>த்தோ</w:t>
+            </w:r>
+            <w:r>
+              <w:rPr>
+                <w:rFonts w:ascii="BRH Tamil Tab Extra" w:hAnsi="BRH Tamil Tab Extra" w:cs="Latha"/>
+                <w:b/>
+                <w:bCs/>
+                <w:szCs w:val="28"/>
+                <w:highlight w:val="yellow"/>
+                <w:lang w:bidi="ta-IN"/>
+              </w:rPr>
+              <w:t>…</w:t>
+            </w:r>
+            <w:r>
+              <w:rPr>
+                <w:rFonts w:ascii="Latha" w:hAnsi="Latha" w:cs="Latha"/>
+                <w:szCs w:val="24"/>
+                <w:cs/>
+                <w:lang w:bidi="ta-IN"/>
+              </w:rPr>
+              <w:t>த்</w:t>
+            </w:r>
+            <w:r>
+              <w:rPr>
+                <w:rFonts w:ascii="Latha" w:hAnsi="Latha" w:cs="Latha"/>
+                <w:b/>
+                <w:bCs/>
+                <w:position w:val="-12"/>
+                <w:szCs w:val="24"/>
+                <w:cs/>
+                <w:lang w:bidi="ta-IN"/>
+              </w:rPr>
+              <w:t>3</w:t>
+            </w:r>
+            <w:r>
+              <w:rPr>
+                <w:rFonts w:ascii="Latha" w:hAnsi="Latha" w:cs="Latha"/>
+                <w:szCs w:val="24"/>
+                <w:cs/>
+                <w:lang w:bidi="ta-IN"/>
+              </w:rPr>
+              <w:t>ன உ</w:t>
+            </w:r>
+            <w:r>
+              <w:rPr>
+                <w:rFonts w:ascii="BRH Tamil Tab Extra" w:hAnsi="BRH Tamil Tab Extra" w:cs="Latha"/>
+                <w:b/>
+                <w:bCs/>
+                <w:szCs w:val="28"/>
+                <w:lang w:bidi="ta-IN"/>
+              </w:rPr>
+              <w:t>…</w:t>
+            </w:r>
+            <w:r>
+              <w:rPr>
+                <w:rFonts w:ascii="Latha" w:hAnsi="Latha" w:cs="Latha"/>
+                <w:szCs w:val="24"/>
+                <w:cs/>
+                <w:lang w:bidi="ta-IN"/>
+              </w:rPr>
+              <w:t>த்</w:t>
+            </w:r>
+            <w:r>
+              <w:rPr>
+                <w:rFonts w:ascii="Latha" w:hAnsi="Latha" w:cs="Latha"/>
+                <w:b/>
+                <w:bCs/>
+                <w:position w:val="-12"/>
+                <w:szCs w:val="24"/>
+                <w:cs/>
+                <w:lang w:bidi="ta-IN"/>
+              </w:rPr>
+              <w:t>3</w:t>
+            </w:r>
+            <w:r>
+              <w:rPr>
+                <w:rFonts w:ascii="Latha" w:hAnsi="Latha" w:cs="Latha"/>
+                <w:szCs w:val="24"/>
+                <w:cs/>
+                <w:lang w:bidi="ta-IN"/>
+              </w:rPr>
+              <w:t xml:space="preserve">னோ </w:t>
+            </w:r>
+            <w:r>
+              <w:rPr>
+                <w:rFonts w:ascii="Latha" w:hAnsi="Latha" w:cs="Latha"/>
+                <w:szCs w:val="24"/>
+                <w:highlight w:val="green"/>
+                <w:cs/>
+                <w:lang w:bidi="ta-IN"/>
+              </w:rPr>
+              <w:t>த</w:t>
             </w:r>
             <w:r>
               <w:rPr>
@@ -1036,8 +2945,353 @@
                 <w:color w:val="000000"/>
                 <w:sz w:val="32"/>
                 <w:szCs w:val="40"/>
-              </w:rPr>
-              <w:t xml:space="preserve"> |</w:t>
+                <w:highlight w:val="green"/>
+              </w:rPr>
+              <w:t>þ</w:t>
+            </w:r>
+            <w:r>
+              <w:rPr>
+                <w:rFonts w:ascii="Latha" w:hAnsi="Latha" w:cs="Latha"/>
+                <w:b/>
+                <w:bCs/>
+                <w:position w:val="-12"/>
+                <w:szCs w:val="24"/>
+                <w:highlight w:val="green"/>
+                <w:cs/>
+                <w:lang w:bidi="ta-IN"/>
+              </w:rPr>
+              <w:t>3</w:t>
+            </w:r>
+            <w:r>
+              <w:rPr>
+                <w:rFonts w:ascii="Latha" w:hAnsi="Latha" w:cs="Latha"/>
+                <w:szCs w:val="24"/>
+                <w:highlight w:val="green"/>
+                <w:cs/>
+                <w:lang w:bidi="ta-IN"/>
+              </w:rPr>
+              <w:t>த்</w:t>
+            </w:r>
+            <w:r>
+              <w:rPr>
+                <w:rFonts w:ascii="Latha" w:hAnsi="Latha" w:cs="Latha"/>
+                <w:szCs w:val="24"/>
+                <w:cs/>
+                <w:lang w:bidi="ta-IN"/>
+              </w:rPr>
+              <w:t xml:space="preserve">த </w:t>
+            </w:r>
+            <w:r>
+              <w:rPr>
+                <w:rFonts w:ascii="Latha" w:hAnsi="Latha" w:cs="Latha"/>
+                <w:szCs w:val="24"/>
+                <w:lang w:bidi="ta-IN"/>
+              </w:rPr>
+              <w:t xml:space="preserve">| </w:t>
+            </w:r>
+          </w:p>
+          <w:p>
+            <w:pPr>
+              <w:autoSpaceDE w:val="0"/>
+              <w:autoSpaceDN w:val="0"/>
+              <w:adjustRightInd w:val="0"/>
+              <w:rPr>
+                <w:rFonts w:ascii="Latha" w:hAnsi="Latha" w:cs="Latha"/>
+                <w:szCs w:val="24"/>
+                <w:lang w:bidi="ta-IN"/>
+              </w:rPr>
+            </w:pPr>
+            <w:r>
+              <w:rPr>
+                <w:rFonts w:cs="Latha"/>
+                <w:b/>
+                <w:bCs/>
+                <w:szCs w:val="24"/>
+                <w:cs/>
+                <w:lang w:bidi="ta-IN"/>
+              </w:rPr>
+              <w:t>1</w:t>
+            </w:r>
+            <w:r>
+              <w:rPr>
+                <w:rFonts w:cs="Latha"/>
+                <w:b/>
+                <w:bCs/>
+                <w:szCs w:val="24"/>
+                <w:cs/>
+                <w:lang w:bidi="ta-IN"/>
+              </w:rPr>
+              <w:t>8</w:t>
+            </w:r>
+            <w:r>
+              <w:rPr>
+                <w:rFonts w:cs="Latha"/>
+                <w:b/>
+                <w:bCs/>
+                <w:szCs w:val="24"/>
+                <w:lang w:bidi="ta-IN"/>
+              </w:rPr>
+              <w:t>)</w:t>
+            </w:r>
+            <w:r>
+              <w:rPr>
+                <w:rFonts w:ascii="Latha" w:hAnsi="Latha" w:cs="Latha"/>
+                <w:szCs w:val="24"/>
+                <w:lang w:bidi="ta-IN"/>
+              </w:rPr>
+              <w:tab/>
+            </w:r>
+            <w:r>
+              <w:rPr>
+                <w:rFonts w:cs="Latha"/>
+                <w:b/>
+                <w:bCs/>
+                <w:szCs w:val="24"/>
+                <w:cs/>
+                <w:lang w:bidi="ta-IN"/>
+              </w:rPr>
+              <w:t>2.4</w:t>
+            </w:r>
+            <w:r>
+              <w:rPr>
+                <w:rFonts w:cs="Latha"/>
+                <w:b/>
+                <w:bCs/>
+                <w:szCs w:val="24"/>
+                <w:lang w:bidi="ta-IN"/>
+              </w:rPr>
+              <w:t>.</w:t>
+            </w:r>
+            <w:r>
+              <w:rPr>
+                <w:rFonts w:cs="Latha"/>
+                <w:b/>
+                <w:bCs/>
+                <w:szCs w:val="24"/>
+                <w:cs/>
+                <w:lang w:bidi="ta-IN"/>
+              </w:rPr>
+              <w:t>8</w:t>
+            </w:r>
+            <w:r>
+              <w:rPr>
+                <w:rFonts w:cs="Latha"/>
+                <w:b/>
+                <w:bCs/>
+                <w:szCs w:val="24"/>
+                <w:lang w:bidi="ta-IN"/>
+              </w:rPr>
+              <w:t>.</w:t>
+            </w:r>
+            <w:r>
+              <w:rPr>
+                <w:rFonts w:cs="Latha"/>
+                <w:b/>
+                <w:bCs/>
+                <w:szCs w:val="24"/>
+                <w:cs/>
+                <w:lang w:bidi="ta-IN"/>
+              </w:rPr>
+              <w:t>1</w:t>
+            </w:r>
+            <w:r>
+              <w:rPr>
+                <w:rFonts w:cs="Latha"/>
+                <w:b/>
+                <w:bCs/>
+                <w:szCs w:val="24"/>
+                <w:lang w:bidi="ta-IN"/>
+              </w:rPr>
+              <w:t>(</w:t>
+            </w:r>
+            <w:r>
+              <w:rPr>
+                <w:rFonts w:cs="Latha"/>
+                <w:b/>
+                <w:bCs/>
+                <w:szCs w:val="24"/>
+                <w:cs/>
+                <w:lang w:bidi="ta-IN"/>
+              </w:rPr>
+              <w:t>16</w:t>
+            </w:r>
+            <w:r>
+              <w:rPr>
+                <w:rFonts w:cs="Latha"/>
+                <w:b/>
+                <w:bCs/>
+                <w:szCs w:val="24"/>
+                <w:lang w:bidi="ta-IN"/>
+              </w:rPr>
+              <w:t>)</w:t>
+            </w:r>
+            <w:r>
+              <w:rPr>
+                <w:rFonts w:ascii="Latha" w:hAnsi="Latha" w:cs="Latha"/>
+                <w:szCs w:val="24"/>
+                <w:lang w:bidi="ta-IN"/>
+              </w:rPr>
+              <w:t xml:space="preserve">-  </w:t>
+            </w:r>
+            <w:r>
+              <w:rPr>
+                <w:rFonts w:ascii="Latha" w:hAnsi="Latha" w:cs="Latha"/>
+                <w:szCs w:val="24"/>
+                <w:highlight w:val="green"/>
+                <w:cs/>
+                <w:lang w:bidi="ta-IN"/>
+              </w:rPr>
+              <w:t>த</w:t>
+            </w:r>
+            <w:r>
+              <w:rPr>
+                <w:rFonts w:ascii="BRH Tamil Tab Extra" w:hAnsi="BRH Tamil Tab Extra" w:cs="Latha"/>
+                <w:b/>
+                <w:bCs/>
+                <w:szCs w:val="28"/>
+                <w:highlight w:val="green"/>
+                <w:lang w:bidi="ta-IN"/>
+              </w:rPr>
+              <w:t>…</w:t>
+            </w:r>
+            <w:r>
+              <w:rPr>
+                <w:rFonts w:ascii="Latha" w:hAnsi="Latha" w:cs="Latha"/>
+                <w:b/>
+                <w:bCs/>
+                <w:position w:val="-12"/>
+                <w:szCs w:val="24"/>
+                <w:highlight w:val="green"/>
+                <w:cs/>
+                <w:lang w:bidi="ta-IN"/>
+              </w:rPr>
+              <w:t>3</w:t>
+            </w:r>
+            <w:r>
+              <w:rPr>
+                <w:rFonts w:ascii="Latha" w:hAnsi="Latha" w:cs="Latha"/>
+                <w:szCs w:val="24"/>
+                <w:highlight w:val="green"/>
+                <w:cs/>
+                <w:lang w:bidi="ta-IN"/>
+              </w:rPr>
+              <w:t>த்த</w:t>
+            </w:r>
+            <w:r>
+              <w:rPr>
+                <w:rFonts w:ascii="BRH Tamil Tab Extra" w:hAnsi="BRH Tamil Tab Extra" w:cs="Latha"/>
+                <w:b/>
+                <w:bCs/>
+                <w:szCs w:val="28"/>
+                <w:highlight w:val="green"/>
+                <w:lang w:bidi="ta-IN"/>
+              </w:rPr>
+              <w:t>…</w:t>
+            </w:r>
+            <w:r>
+              <w:rPr>
+                <w:rFonts w:ascii="Latha" w:hAnsi="Latha" w:cs="Latha"/>
+                <w:szCs w:val="24"/>
+                <w:cs/>
+                <w:lang w:bidi="ta-IN"/>
+              </w:rPr>
+              <w:t xml:space="preserve"> </w:t>
+            </w:r>
+            <w:r>
+              <w:rPr>
+                <w:rFonts w:ascii="Latha" w:hAnsi="Latha" w:cs="Latha"/>
+                <w:szCs w:val="24"/>
+                <w:lang w:bidi="ta-IN"/>
+              </w:rPr>
+              <w:t xml:space="preserve">| </w:t>
+            </w:r>
+            <w:r>
+              <w:rPr>
+                <w:rFonts w:ascii="Latha" w:hAnsi="Latha" w:cs="Latha"/>
+                <w:szCs w:val="24"/>
+                <w:cs/>
+                <w:lang w:bidi="ta-IN"/>
+              </w:rPr>
+              <w:t>உ</w:t>
+            </w:r>
+            <w:r>
+              <w:rPr>
+                <w:rFonts w:ascii="BRH Tamil Tab Extra" w:hAnsi="BRH Tamil Tab Extra" w:cs="Latha"/>
+                <w:b/>
+                <w:bCs/>
+                <w:szCs w:val="28"/>
+                <w:lang w:bidi="ta-IN"/>
+              </w:rPr>
+              <w:t>…</w:t>
+            </w:r>
+            <w:r>
+              <w:rPr>
+                <w:rFonts w:ascii="Latha" w:hAnsi="Latha" w:cs="Latha"/>
+                <w:szCs w:val="24"/>
+                <w:cs/>
+                <w:lang w:bidi="ta-IN"/>
+              </w:rPr>
+              <w:t>த</w:t>
+            </w:r>
+            <w:r>
+              <w:rPr>
+                <w:rFonts w:ascii="BRH Tamil Tab Extra" w:hAnsi="BRH Tamil Tab Extra" w:cs="Latha"/>
+                <w:b/>
+                <w:bCs/>
+                <w:szCs w:val="28"/>
+                <w:lang w:bidi="ta-IN"/>
+              </w:rPr>
+              <w:t>…</w:t>
+            </w:r>
+            <w:r>
+              <w:rPr>
+                <w:rFonts w:ascii="Latha" w:hAnsi="Latha" w:cs="Latha"/>
+                <w:b/>
+                <w:bCs/>
+                <w:position w:val="-12"/>
+                <w:szCs w:val="24"/>
+                <w:cs/>
+                <w:lang w:bidi="ta-IN"/>
+              </w:rPr>
+              <w:t>3</w:t>
+            </w:r>
+            <w:r>
+              <w:rPr>
+                <w:rFonts w:ascii="Latha" w:hAnsi="Latha" w:cs="Latha"/>
+                <w:szCs w:val="24"/>
+                <w:cs/>
+                <w:lang w:bidi="ta-IN"/>
+              </w:rPr>
+              <w:t>தி</w:t>
+            </w:r>
+            <w:r>
+              <w:rPr>
+                <w:rFonts w:ascii="Latha" w:hAnsi="Latha" w:cs="Latha"/>
+                <w:b/>
+                <w:bCs/>
+                <w:position w:val="-12"/>
+                <w:szCs w:val="24"/>
+                <w:cs/>
+                <w:lang w:bidi="ta-IN"/>
+              </w:rPr>
+              <w:t>4</w:t>
+            </w:r>
+            <w:r>
+              <w:rPr>
+                <w:rFonts w:ascii="Latha" w:hAnsi="Latha" w:cs="Latha"/>
+                <w:szCs w:val="24"/>
+                <w:cs/>
+                <w:lang w:bidi="ta-IN"/>
+              </w:rPr>
+              <w:t xml:space="preserve">ம் </w:t>
+            </w:r>
+            <w:r>
+              <w:rPr>
+                <w:rFonts w:ascii="Latha" w:hAnsi="Latha" w:cs="Latha"/>
+                <w:szCs w:val="24"/>
+                <w:lang w:bidi="ta-IN"/>
+              </w:rPr>
+              <w:t>|</w:t>
             </w:r>
           </w:p>
           <w:p>
@@ -1056,29 +3310,198 @@
             </w:pPr>
             <w:r>
               <w:rPr>
-                <w:rFonts w:ascii="BRH Devanagari Extra" w:hAnsi="BRH Devanagari Extra" w:cs="BRH Devanagari Extra"/>
-                <w:color w:val="000000"/>
-                <w:sz w:val="32"/>
-                <w:szCs w:val="40"/>
-              </w:rPr>
-              <w:t>E</w:t>
-            </w:r>
-            <w:r>
-              <w:rPr>
-                <w:rFonts w:ascii="BRH Malayalam Extra" w:hAnsi="BRH Malayalam Extra" w:cs="BRH Devanagari Extra"/>
-                <w:color w:val="000000"/>
-                <w:szCs w:val="40"/>
-              </w:rPr>
-              <w:t>–</w:t>
-            </w:r>
-            <w:r>
-              <w:rPr>
-                <w:rFonts w:ascii="BRH Devanagari Extra" w:hAnsi="BRH Devanagari Extra" w:cs="BRH Devanagari Extra"/>
-                <w:color w:val="000000"/>
-                <w:sz w:val="32"/>
-                <w:szCs w:val="40"/>
-              </w:rPr>
-              <w:t xml:space="preserve">SèlÉÉå </w:t>
+                <w:rFonts w:ascii="Latha" w:hAnsi="Latha" w:cs="Latha"/>
+                <w:szCs w:val="24"/>
+                <w:cs/>
+                <w:lang w:bidi="ta-IN"/>
+              </w:rPr>
+              <w:t>த</w:t>
+            </w:r>
+            <w:r>
+              <w:rPr>
+                <w:rFonts w:ascii="BRH Tamil Tab Extra" w:hAnsi="BRH Tamil Tab Extra" w:cs="Latha"/>
+                <w:b/>
+                <w:bCs/>
+                <w:szCs w:val="28"/>
+                <w:highlight w:val="green"/>
+                <w:lang w:bidi="ta-IN"/>
+              </w:rPr>
+              <w:t>…</w:t>
+            </w:r>
+            <w:r>
+              <w:rPr>
+                <w:rFonts w:ascii="Latha" w:hAnsi="Latha" w:cs="Latha"/>
+                <w:b/>
+                <w:bCs/>
+                <w:position w:val="-12"/>
+                <w:szCs w:val="24"/>
+                <w:highlight w:val="green"/>
+                <w:cs/>
+                <w:lang w:bidi="ta-IN"/>
+              </w:rPr>
+              <w:t>3</w:t>
+            </w:r>
+            <w:r>
+              <w:rPr>
+                <w:rFonts w:ascii="Latha" w:hAnsi="Latha" w:cs="Latha"/>
+                <w:szCs w:val="24"/>
+                <w:highlight w:val="green"/>
+                <w:cs/>
+                <w:lang w:bidi="ta-IN"/>
+              </w:rPr>
+              <w:t>த்தோ</w:t>
+            </w:r>
+            <w:r>
+              <w:rPr>
+                <w:rFonts w:ascii="BRH Tamil Tab Extra" w:hAnsi="BRH Tamil Tab Extra" w:cs="Latha"/>
+                <w:b/>
+                <w:bCs/>
+                <w:szCs w:val="28"/>
+                <w:lang w:bidi="ta-IN"/>
+              </w:rPr>
+              <w:t>…</w:t>
+            </w:r>
+            <w:r>
+              <w:rPr>
+                <w:rFonts w:ascii="Latha" w:hAnsi="Latha" w:cs="Latha"/>
+                <w:szCs w:val="24"/>
+                <w:cs/>
+                <w:lang w:bidi="ta-IN"/>
+              </w:rPr>
+              <w:t>த</w:t>
+            </w:r>
+            <w:r>
+              <w:rPr>
+                <w:rFonts w:ascii="BRH Tamil Tab Extra" w:hAnsi="BRH Tamil Tab Extra" w:cs="Latha"/>
+                <w:b/>
+                <w:bCs/>
+                <w:szCs w:val="28"/>
+                <w:lang w:bidi="ta-IN"/>
+              </w:rPr>
+              <w:t>…</w:t>
+            </w:r>
+            <w:r>
+              <w:rPr>
+                <w:rFonts w:ascii="Latha" w:hAnsi="Latha" w:cs="Latha"/>
+                <w:b/>
+                <w:bCs/>
+                <w:position w:val="-12"/>
+                <w:szCs w:val="24"/>
+                <w:cs/>
+                <w:lang w:bidi="ta-IN"/>
+              </w:rPr>
+              <w:t>3</w:t>
+            </w:r>
+            <w:r>
+              <w:rPr>
+                <w:rFonts w:ascii="Latha" w:hAnsi="Latha" w:cs="Latha"/>
+                <w:szCs w:val="24"/>
+                <w:cs/>
+                <w:lang w:bidi="ta-IN"/>
+              </w:rPr>
+              <w:t>தி</w:t>
+            </w:r>
+            <w:r>
+              <w:rPr>
+                <w:rFonts w:ascii="Latha" w:hAnsi="Latha" w:cs="Latha"/>
+                <w:b/>
+                <w:bCs/>
+                <w:position w:val="-12"/>
+                <w:szCs w:val="24"/>
+                <w:cs/>
+                <w:lang w:bidi="ta-IN"/>
+              </w:rPr>
+              <w:t>4</w:t>
+            </w:r>
+            <w:r>
+              <w:rPr>
+                <w:rFonts w:ascii="Latha" w:hAnsi="Latha" w:cs="Latha"/>
+                <w:szCs w:val="24"/>
+                <w:cs/>
+                <w:lang w:bidi="ta-IN"/>
+              </w:rPr>
+              <w:t xml:space="preserve"> மு</w:t>
+            </w:r>
+            <w:r>
+              <w:rPr>
+                <w:rFonts w:ascii="BRH Tamil Tab Extra" w:hAnsi="BRH Tamil Tab Extra" w:cs="Latha"/>
+                <w:b/>
+                <w:bCs/>
+                <w:szCs w:val="28"/>
+                <w:lang w:bidi="ta-IN"/>
+              </w:rPr>
+              <w:t>†</w:t>
+            </w:r>
+            <w:r>
+              <w:rPr>
+                <w:rFonts w:ascii="Latha" w:hAnsi="Latha" w:cs="Latha"/>
+                <w:szCs w:val="24"/>
+                <w:cs/>
+                <w:lang w:bidi="ta-IN"/>
+              </w:rPr>
+              <w:t>த</w:t>
+            </w:r>
+            <w:r>
+              <w:rPr>
+                <w:rFonts w:ascii="BRH Tamil Tab Extra" w:hAnsi="BRH Tamil Tab Extra" w:cs="Latha"/>
+                <w:b/>
+                <w:bCs/>
+                <w:szCs w:val="28"/>
+                <w:lang w:bidi="ta-IN"/>
+              </w:rPr>
+              <w:t>…</w:t>
+            </w:r>
+            <w:r>
+              <w:rPr>
+                <w:rFonts w:ascii="Latha" w:hAnsi="Latha" w:cs="Latha"/>
+                <w:b/>
+                <w:bCs/>
+                <w:position w:val="-12"/>
+                <w:szCs w:val="24"/>
+                <w:cs/>
+                <w:lang w:bidi="ta-IN"/>
+              </w:rPr>
+              <w:t>3</w:t>
+            </w:r>
+            <w:r>
+              <w:rPr>
+                <w:rFonts w:ascii="Latha" w:hAnsi="Latha" w:cs="Latha"/>
+                <w:szCs w:val="24"/>
+                <w:cs/>
+                <w:lang w:bidi="ta-IN"/>
+              </w:rPr>
+              <w:t>தி</w:t>
+            </w:r>
+            <w:r>
+              <w:rPr>
+                <w:rFonts w:ascii="Latha" w:hAnsi="Latha" w:cs="Latha"/>
+                <w:b/>
+                <w:bCs/>
+                <w:position w:val="-12"/>
+                <w:szCs w:val="24"/>
+                <w:cs/>
+                <w:lang w:bidi="ta-IN"/>
+              </w:rPr>
+              <w:t>4</w:t>
+            </w:r>
+            <w:r>
+              <w:rPr>
+                <w:rFonts w:ascii="Latha" w:hAnsi="Latha" w:cs="Latha"/>
+                <w:szCs w:val="24"/>
+                <w:cs/>
+                <w:lang w:bidi="ta-IN"/>
+              </w:rPr>
+              <w:t xml:space="preserve">ம் </w:t>
+            </w:r>
+            <w:r>
+              <w:rPr>
+                <w:rFonts w:ascii="Latha" w:hAnsi="Latha" w:cs="Latha"/>
+                <w:szCs w:val="24"/>
+                <w:highlight w:val="green"/>
+                <w:cs/>
+                <w:lang w:bidi="ta-IN"/>
+              </w:rPr>
+              <w:t>த</w:t>
             </w:r>
             <w:r>
               <w:rPr>
@@ -1088,448 +3511,131 @@
                 <w:szCs w:val="40"/>
                 <w:highlight w:val="green"/>
               </w:rPr>
-              <w:t>S</w:t>
-            </w:r>
-            <w:r>
-              <w:rPr>
-                <w:rFonts w:ascii="BRH Devanagari Extra" w:hAnsi="BRH Devanagari Extra" w:cs="BRH Devanagari Extra"/>
-                <w:color w:val="000000"/>
-                <w:sz w:val="32"/>
-                <w:szCs w:val="40"/>
-              </w:rPr>
-              <w:t xml:space="preserve">þ¨É </w:t>
-            </w:r>
-            <w:r>
-              <w:rPr>
-                <w:rFonts w:ascii="BRH Devanagari Extra" w:hAnsi="BRH Devanagari Extra" w:cs="BRH Devanagari Extra"/>
-                <w:color w:val="000000"/>
-                <w:sz w:val="32"/>
-                <w:szCs w:val="40"/>
+              <w:t>þ</w:t>
+            </w:r>
+            <w:r>
+              <w:rPr>
+                <w:rFonts w:ascii="Latha" w:hAnsi="Latha" w:cs="Latha"/>
+                <w:b/>
+                <w:bCs/>
+                <w:position w:val="-12"/>
+                <w:szCs w:val="24"/>
                 <w:highlight w:val="green"/>
-              </w:rPr>
-              <w:t>S¨ÉÉ</w:t>
-            </w:r>
-            <w:r>
-              <w:rPr>
-                <w:rFonts w:ascii="BRH Malayalam Extra" w:hAnsi="BRH Malayalam Extra" w:cs="BRH Devanagari Extra"/>
-                <w:color w:val="000000"/>
-                <w:szCs w:val="40"/>
-                <w:highlight w:val="yellow"/>
-              </w:rPr>
-              <w:t>–</w:t>
-            </w:r>
-            <w:r>
-              <w:rPr>
-                <w:rFonts w:ascii="BRH Devanagari Extra" w:hAnsi="BRH Devanagari Extra" w:cs="BRH Devanagari Extra"/>
-                <w:color w:val="000000"/>
-                <w:sz w:val="32"/>
-                <w:szCs w:val="40"/>
-              </w:rPr>
-              <w:t>åSèlÉ E</w:t>
-            </w:r>
-            <w:r>
-              <w:rPr>
-                <w:rFonts w:ascii="BRH Malayalam Extra" w:hAnsi="BRH Malayalam Extra" w:cs="BRH Devanagari Extra"/>
-                <w:color w:val="000000"/>
-                <w:szCs w:val="40"/>
-              </w:rPr>
-              <w:t>–</w:t>
-            </w:r>
-            <w:r>
-              <w:rPr>
-                <w:rFonts w:ascii="BRH Devanagari Extra" w:hAnsi="BRH Devanagari Extra" w:cs="BRH Devanagari Extra"/>
-                <w:color w:val="000000"/>
-                <w:sz w:val="32"/>
-                <w:szCs w:val="40"/>
-              </w:rPr>
-              <w:t xml:space="preserve">SèlÉÉå </w:t>
-            </w:r>
-            <w:r>
-              <w:rPr>
-                <w:rFonts w:ascii="BRH Devanagari Extra" w:hAnsi="BRH Devanagari Extra" w:cs="BRH Devanagari Extra"/>
-                <w:color w:val="000000"/>
-                <w:sz w:val="32"/>
-                <w:szCs w:val="40"/>
+                <w:cs/>
+                <w:lang w:bidi="ta-IN"/>
+              </w:rPr>
+              <w:t>3</w:t>
+            </w:r>
+            <w:r>
+              <w:rPr>
+                <w:rFonts w:ascii="Latha" w:hAnsi="Latha" w:cs="Latha"/>
+                <w:szCs w:val="24"/>
+                <w:cs/>
+                <w:lang w:bidi="ta-IN"/>
+              </w:rPr>
+              <w:t xml:space="preserve">த்த </w:t>
+            </w:r>
+            <w:r>
+              <w:rPr>
+                <w:rFonts w:ascii="Latha" w:hAnsi="Latha" w:cs="Latha"/>
+                <w:szCs w:val="24"/>
                 <w:highlight w:val="green"/>
-              </w:rPr>
-              <w:t>S</w:t>
-            </w:r>
-            <w:r>
-              <w:rPr>
-                <w:rFonts w:ascii="BRH Devanagari Extra" w:hAnsi="BRH Devanagari Extra" w:cs="BRH Devanagari Extra"/>
-                <w:color w:val="000000"/>
-                <w:sz w:val="32"/>
-                <w:szCs w:val="40"/>
-              </w:rPr>
-              <w:t xml:space="preserve">þ¨É | </w:t>
-            </w:r>
-          </w:p>
-          <w:p>
-            <w:pPr>
-              <w:widowControl w:val="0"/>
-              <w:autoSpaceDE w:val="0"/>
-              <w:autoSpaceDN w:val="0"/>
-              <w:adjustRightInd w:val="0"/>
-              <w:spacing w:line="240" w:lineRule="auto"/>
-              <w:rPr>
-                <w:rFonts w:ascii="BRH Devanagari Extra" w:hAnsi="BRH Devanagari Extra" w:cs="BRH Devanagari Extra"/>
-                <w:color w:val="000000"/>
-                <w:sz w:val="32"/>
-                <w:szCs w:val="40"/>
-              </w:rPr>
-            </w:pPr>
-            <w:r>
-              <w:rPr>
-                <w:rFonts w:cs="BRH Devanagari Extra"/>
-                <w:color w:val="000000"/>
-                <w:szCs w:val="40"/>
-              </w:rPr>
-              <w:t>18</w:t>
-            </w:r>
-            <w:r>
-              <w:rPr>
-                <w:rFonts w:ascii="BRH Devanagari Extra" w:hAnsi="BRH Devanagari Extra" w:cs="BRH Devanagari Extra"/>
-                <w:color w:val="000000"/>
-                <w:sz w:val="32"/>
-                <w:szCs w:val="40"/>
-              </w:rPr>
-              <w:t>)</w:t>
-            </w:r>
-            <w:r>
-              <w:rPr>
-                <w:rFonts w:ascii="BRH Devanagari Extra" w:hAnsi="BRH Devanagari Extra" w:cs="BRH Devanagari Extra"/>
-                <w:color w:val="000000"/>
-                <w:sz w:val="32"/>
-                <w:szCs w:val="40"/>
-              </w:rPr>
-              <w:tab/>
-            </w:r>
-            <w:r>
-              <w:rPr>
-                <w:rFonts w:cs="BRH Devanagari Extra"/>
-                <w:color w:val="000000"/>
-                <w:szCs w:val="40"/>
-              </w:rPr>
-              <w:t>2</w:t>
-            </w:r>
-            <w:r>
-              <w:rPr>
-                <w:rFonts w:ascii="BRH Devanagari Extra" w:hAnsi="BRH Devanagari Extra" w:cs="BRH Devanagari Extra"/>
-                <w:color w:val="000000"/>
-                <w:sz w:val="32"/>
-                <w:szCs w:val="40"/>
-              </w:rPr>
-              <w:t>.</w:t>
-            </w:r>
-            <w:r>
-              <w:rPr>
-                <w:rFonts w:cs="BRH Devanagari Extra"/>
-                <w:color w:val="000000"/>
-                <w:szCs w:val="40"/>
+                <w:cs/>
+                <w:lang w:bidi="ta-IN"/>
+              </w:rPr>
+              <w:t>த</w:t>
+            </w:r>
+            <w:r>
+              <w:rPr>
+                <w:rFonts w:ascii="Latha" w:hAnsi="Latha" w:cs="Latha"/>
+                <w:b/>
+                <w:bCs/>
+                <w:position w:val="-12"/>
+                <w:szCs w:val="24"/>
+                <w:highlight w:val="green"/>
+                <w:cs/>
+                <w:lang w:bidi="ta-IN"/>
+              </w:rPr>
+              <w:t>3</w:t>
+            </w:r>
+            <w:r>
+              <w:rPr>
+                <w:rFonts w:ascii="Latha" w:hAnsi="Latha" w:cs="Latha"/>
+                <w:szCs w:val="24"/>
+                <w:highlight w:val="green"/>
+                <w:cs/>
+                <w:lang w:bidi="ta-IN"/>
+              </w:rPr>
+              <w:t>த்தோ</w:t>
+            </w:r>
+            <w:r>
+              <w:rPr>
+                <w:rFonts w:ascii="Latha" w:hAnsi="Latha" w:cs="Latha"/>
+                <w:szCs w:val="24"/>
+                <w:cs/>
+                <w:lang w:bidi="ta-IN"/>
+              </w:rPr>
+              <w:t>த</w:t>
+            </w:r>
+            <w:r>
+              <w:rPr>
+                <w:rFonts w:ascii="BRH Tamil Tab Extra" w:hAnsi="BRH Tamil Tab Extra" w:cs="Latha"/>
+                <w:b/>
+                <w:bCs/>
+                <w:szCs w:val="28"/>
+                <w:lang w:bidi="ta-IN"/>
+              </w:rPr>
+              <w:t>…</w:t>
+            </w:r>
+            <w:r>
+              <w:rPr>
+                <w:rFonts w:ascii="Latha" w:hAnsi="Latha" w:cs="Latha"/>
+                <w:b/>
+                <w:bCs/>
+                <w:position w:val="-12"/>
+                <w:szCs w:val="24"/>
+                <w:cs/>
+                <w:lang w:bidi="ta-IN"/>
+              </w:rPr>
+              <w:t>3</w:t>
+            </w:r>
+            <w:r>
+              <w:rPr>
+                <w:rFonts w:ascii="Latha" w:hAnsi="Latha" w:cs="Latha"/>
+                <w:szCs w:val="24"/>
+                <w:cs/>
+                <w:lang w:bidi="ta-IN"/>
+              </w:rPr>
+              <w:t>தி</w:t>
+            </w:r>
+            <w:r>
+              <w:rPr>
+                <w:rFonts w:ascii="Latha" w:hAnsi="Latha" w:cs="Latha"/>
+                <w:b/>
+                <w:bCs/>
+                <w:position w:val="-12"/>
+                <w:szCs w:val="24"/>
+                <w:cs/>
+                <w:lang w:bidi="ta-IN"/>
               </w:rPr>
               <w:t>4</w:t>
             </w:r>
             <w:r>
               <w:rPr>
-                <w:rFonts w:ascii="BRH Devanagari Extra" w:hAnsi="BRH Devanagari Extra" w:cs="BRH Devanagari Extra"/>
-                <w:color w:val="000000"/>
-                <w:sz w:val="32"/>
-                <w:szCs w:val="40"/>
-              </w:rPr>
-              <w:t>.</w:t>
-            </w:r>
-            <w:r>
-              <w:rPr>
-                <w:rFonts w:cs="BRH Devanagari Extra"/>
-                <w:color w:val="000000"/>
-                <w:szCs w:val="40"/>
-              </w:rPr>
-              <w:t>8</w:t>
-            </w:r>
-            <w:r>
-              <w:rPr>
-                <w:rFonts w:ascii="BRH Devanagari Extra" w:hAnsi="BRH Devanagari Extra" w:cs="BRH Devanagari Extra"/>
-                <w:color w:val="000000"/>
-                <w:sz w:val="32"/>
-                <w:szCs w:val="40"/>
-              </w:rPr>
-              <w:t>.</w:t>
-            </w:r>
-            <w:r>
-              <w:rPr>
-                <w:rFonts w:cs="BRH Devanagari Extra"/>
-                <w:color w:val="000000"/>
-                <w:szCs w:val="40"/>
-              </w:rPr>
-              <w:t>1</w:t>
-            </w:r>
-            <w:r>
-              <w:rPr>
-                <w:rFonts w:ascii="BRH Devanagari Extra" w:hAnsi="BRH Devanagari Extra" w:cs="BRH Devanagari Extra"/>
-                <w:color w:val="000000"/>
-                <w:sz w:val="32"/>
-                <w:szCs w:val="40"/>
-              </w:rPr>
-              <w:t>(</w:t>
-            </w:r>
-            <w:r>
-              <w:rPr>
-                <w:rFonts w:cs="BRH Devanagari Extra"/>
-                <w:color w:val="000000"/>
-                <w:szCs w:val="40"/>
-              </w:rPr>
-              <w:t>16</w:t>
-            </w:r>
-            <w:r>
-              <w:rPr>
-                <w:rFonts w:ascii="BRH Devanagari Extra" w:hAnsi="BRH Devanagari Extra" w:cs="BRH Devanagari Extra"/>
-                <w:color w:val="000000"/>
-                <w:sz w:val="32"/>
-                <w:szCs w:val="40"/>
-              </w:rPr>
-              <w:t xml:space="preserve">)-  </w:t>
-            </w:r>
-            <w:r>
-              <w:rPr>
-                <w:rFonts w:ascii="BRH Devanagari Extra" w:hAnsi="BRH Devanagari Extra" w:cs="BRH Devanagari Extra"/>
-                <w:color w:val="000000"/>
-                <w:sz w:val="32"/>
-                <w:szCs w:val="40"/>
-                <w:lang w:val="en-IN"/>
-              </w:rPr>
-              <w:t>S</w:t>
-            </w:r>
-            <w:r>
-              <w:rPr>
-                <w:rFonts w:ascii="BRH Malayalam Extra" w:hAnsi="BRH Malayalam Extra" w:cs="BRH Devanagari Extra"/>
-                <w:color w:val="000000"/>
-                <w:szCs w:val="40"/>
-                <w:highlight w:val="yellow"/>
-                <w:lang w:val="en-IN"/>
-              </w:rPr>
-              <w:t>–</w:t>
-            </w:r>
-            <w:r>
-              <w:rPr>
-                <w:rFonts w:ascii="BRH Devanagari Extra" w:hAnsi="BRH Devanagari Extra" w:cs="BRH Devanagari Extra"/>
-                <w:color w:val="000000"/>
-                <w:sz w:val="32"/>
-                <w:szCs w:val="40"/>
-                <w:highlight w:val="green"/>
-                <w:lang w:val="en-IN"/>
-              </w:rPr>
-              <w:t>¨É</w:t>
-            </w:r>
-            <w:r>
-              <w:rPr>
-                <w:rFonts w:ascii="BRH Malayalam Extra" w:hAnsi="BRH Malayalam Extra" w:cs="BRH Devanagari Extra"/>
-                <w:color w:val="000000"/>
-                <w:szCs w:val="40"/>
-                <w:highlight w:val="green"/>
-              </w:rPr>
-              <w:t>–</w:t>
-            </w:r>
-            <w:r>
-              <w:rPr>
-                <w:rFonts w:ascii="BRH Devanagari Extra" w:hAnsi="BRH Devanagari Extra" w:cs="BRH Devanagari Extra"/>
-                <w:color w:val="000000"/>
-                <w:sz w:val="32"/>
-                <w:szCs w:val="40"/>
-                <w:lang w:val="en-IN"/>
-              </w:rPr>
-              <w:t xml:space="preserve"> </w:t>
-            </w:r>
-            <w:r>
-              <w:rPr>
-                <w:rFonts w:ascii="BRH Devanagari Extra" w:hAnsi="BRH Devanagari Extra" w:cs="BRH Devanagari Extra"/>
-                <w:color w:val="000000"/>
-                <w:sz w:val="32"/>
-                <w:szCs w:val="40"/>
-              </w:rPr>
-              <w:t>| E</w:t>
-            </w:r>
-            <w:r>
-              <w:rPr>
-                <w:rFonts w:ascii="BRH Malayalam Extra" w:hAnsi="BRH Malayalam Extra" w:cs="BRH Devanagari Extra"/>
-                <w:color w:val="000000"/>
-                <w:szCs w:val="40"/>
-              </w:rPr>
-              <w:t>–</w:t>
-            </w:r>
-            <w:r>
-              <w:rPr>
-                <w:rFonts w:ascii="BRH Devanagari Extra" w:hAnsi="BRH Devanagari Extra" w:cs="BRH Devanagari Extra"/>
-                <w:color w:val="000000"/>
-                <w:sz w:val="32"/>
-                <w:szCs w:val="40"/>
-              </w:rPr>
-              <w:t>S</w:t>
-            </w:r>
-            <w:r>
-              <w:rPr>
-                <w:rFonts w:ascii="BRH Malayalam Extra" w:hAnsi="BRH Malayalam Extra" w:cs="BRH Devanagari Extra"/>
-                <w:color w:val="000000"/>
-                <w:szCs w:val="40"/>
-              </w:rPr>
-              <w:t>–</w:t>
-            </w:r>
-            <w:r>
-              <w:rPr>
-                <w:rFonts w:ascii="BRH Devanagari Extra" w:hAnsi="BRH Devanagari Extra" w:cs="BRH Devanagari Extra"/>
-                <w:color w:val="000000"/>
-                <w:sz w:val="32"/>
-                <w:szCs w:val="40"/>
-              </w:rPr>
-              <w:t>ÍkÉqÉç |</w:t>
-            </w:r>
-          </w:p>
-          <w:p>
-            <w:pPr>
-              <w:widowControl w:val="0"/>
-              <w:autoSpaceDE w:val="0"/>
-              <w:autoSpaceDN w:val="0"/>
-              <w:adjustRightInd w:val="0"/>
-              <w:spacing w:line="240" w:lineRule="auto"/>
-              <w:rPr>
-                <w:rFonts w:ascii="BRH Devanagari Extra" w:hAnsi="BRH Devanagari Extra" w:cs="BRH Devanagari Extra"/>
-                <w:color w:val="000000"/>
-                <w:sz w:val="32"/>
-                <w:szCs w:val="40"/>
-              </w:rPr>
-            </w:pPr>
-            <w:r>
-              <w:rPr>
-                <w:rFonts w:ascii="BRH Devanagari Extra" w:hAnsi="BRH Devanagari Extra" w:cs="BRH Devanagari Extra"/>
-                <w:color w:val="000000"/>
-                <w:sz w:val="32"/>
-                <w:szCs w:val="40"/>
-              </w:rPr>
-              <w:t>S</w:t>
-            </w:r>
-            <w:r>
-              <w:rPr>
-                <w:rFonts w:ascii="BRH Malayalam Extra" w:hAnsi="BRH Malayalam Extra" w:cs="BRH Devanagari Extra"/>
-                <w:color w:val="000000"/>
-                <w:szCs w:val="40"/>
-                <w:highlight w:val="green"/>
-              </w:rPr>
-              <w:t>–</w:t>
-            </w:r>
-            <w:r>
-              <w:rPr>
-                <w:rFonts w:ascii="BRH Devanagari Extra" w:hAnsi="BRH Devanagari Extra" w:cs="BRH Devanagari Extra"/>
-                <w:color w:val="000000"/>
-                <w:sz w:val="32"/>
-                <w:szCs w:val="40"/>
-                <w:highlight w:val="green"/>
-              </w:rPr>
-              <w:t>¨ÉÉ</w:t>
-            </w:r>
-            <w:r>
-              <w:rPr>
-                <w:rFonts w:ascii="BRH Malayalam Extra" w:hAnsi="BRH Malayalam Extra" w:cs="BRH Devanagari Extra"/>
-                <w:color w:val="000000"/>
-                <w:szCs w:val="40"/>
-              </w:rPr>
-              <w:t>–</w:t>
-            </w:r>
-            <w:r>
-              <w:rPr>
-                <w:rFonts w:ascii="BRH Devanagari Extra" w:hAnsi="BRH Devanagari Extra" w:cs="BRH Devanagari Extra"/>
-                <w:color w:val="000000"/>
-                <w:sz w:val="32"/>
-                <w:szCs w:val="40"/>
-              </w:rPr>
-              <w:t>åS</w:t>
-            </w:r>
-            <w:r>
-              <w:rPr>
-                <w:rFonts w:ascii="BRH Malayalam Extra" w:hAnsi="BRH Malayalam Extra" w:cs="BRH Devanagari Extra"/>
-                <w:color w:val="000000"/>
-                <w:szCs w:val="40"/>
-              </w:rPr>
-              <w:t>–</w:t>
-            </w:r>
-            <w:r>
-              <w:rPr>
-                <w:rFonts w:ascii="BRH Devanagari Extra" w:hAnsi="BRH Devanagari Extra" w:cs="BRH Devanagari Extra"/>
-                <w:color w:val="000000"/>
-                <w:sz w:val="32"/>
-                <w:szCs w:val="40"/>
-              </w:rPr>
-              <w:t>ÍkÉ qÉÑþS</w:t>
-            </w:r>
-            <w:r>
-              <w:rPr>
-                <w:rFonts w:ascii="BRH Malayalam Extra" w:hAnsi="BRH Malayalam Extra" w:cs="BRH Devanagari Extra"/>
-                <w:color w:val="000000"/>
-                <w:szCs w:val="40"/>
-              </w:rPr>
-              <w:t>–</w:t>
-            </w:r>
-            <w:r>
-              <w:rPr>
-                <w:rFonts w:ascii="BRH Devanagari Extra" w:hAnsi="BRH Devanagari Extra" w:cs="BRH Devanagari Extra"/>
-                <w:color w:val="000000"/>
-                <w:sz w:val="32"/>
-                <w:szCs w:val="40"/>
-              </w:rPr>
-              <w:t xml:space="preserve">ÍkÉqÉç </w:t>
-            </w:r>
-            <w:r>
-              <w:rPr>
-                <w:rFonts w:ascii="BRH Devanagari Extra" w:hAnsi="BRH Devanagari Extra" w:cs="BRH Devanagari Extra"/>
-                <w:color w:val="000000"/>
-                <w:sz w:val="32"/>
-                <w:szCs w:val="40"/>
-                <w:highlight w:val="green"/>
-              </w:rPr>
-              <w:t>S</w:t>
-            </w:r>
-            <w:r>
-              <w:rPr>
-                <w:rFonts w:ascii="BRH Devanagari Extra" w:hAnsi="BRH Devanagari Extra" w:cs="BRH Devanagari Extra"/>
-                <w:color w:val="000000"/>
-                <w:sz w:val="32"/>
-                <w:szCs w:val="40"/>
-              </w:rPr>
-              <w:t xml:space="preserve">þ¨É </w:t>
-            </w:r>
-            <w:r>
-              <w:rPr>
-                <w:rFonts w:ascii="BRH Devanagari Extra" w:hAnsi="BRH Devanagari Extra" w:cs="BRH Devanagari Extra"/>
-                <w:color w:val="000000"/>
-                <w:sz w:val="32"/>
-                <w:szCs w:val="40"/>
-                <w:highlight w:val="green"/>
-              </w:rPr>
-              <w:t>S</w:t>
-            </w:r>
-            <w:r>
-              <w:rPr>
-                <w:rFonts w:ascii="BRH Devanagari Extra" w:hAnsi="BRH Devanagari Extra" w:cs="BRH Devanagari Extra"/>
-                <w:color w:val="000000"/>
-                <w:sz w:val="32"/>
-                <w:szCs w:val="40"/>
-              </w:rPr>
-              <w:t>¨ÉÉåS</w:t>
-            </w:r>
-            <w:r>
-              <w:rPr>
-                <w:rFonts w:ascii="BRH Malayalam Extra" w:hAnsi="BRH Malayalam Extra" w:cs="BRH Devanagari Extra"/>
-                <w:color w:val="000000"/>
-                <w:szCs w:val="40"/>
-              </w:rPr>
-              <w:t>–</w:t>
-            </w:r>
-            <w:r>
-              <w:rPr>
-                <w:rFonts w:ascii="BRH Devanagari Extra" w:hAnsi="BRH Devanagari Extra" w:cs="BRH Devanagari Extra"/>
-                <w:color w:val="000000"/>
-                <w:sz w:val="32"/>
-                <w:szCs w:val="40"/>
-              </w:rPr>
-              <w:t xml:space="preserve">ÍkÉqÉç | </w:t>
+                <w:rFonts w:ascii="Latha" w:hAnsi="Latha" w:cs="Latha"/>
+                <w:szCs w:val="24"/>
+                <w:cs/>
+                <w:lang w:bidi="ta-IN"/>
+              </w:rPr>
+              <w:t xml:space="preserve">ம் </w:t>
+            </w:r>
+            <w:r>
+              <w:rPr>
+                <w:rFonts w:ascii="Latha" w:hAnsi="Latha" w:cs="Latha"/>
+                <w:szCs w:val="24"/>
+                <w:lang w:bidi="ta-IN"/>
+              </w:rPr>
+              <w:t>|</w:t>
             </w:r>
           </w:p>
           <w:p>
@@ -1558,218 +3664,228 @@
           </w:tcPr>
           <w:p>
             <w:pPr>
-              <w:widowControl w:val="0"/>
               <w:autoSpaceDE w:val="0"/>
               <w:autoSpaceDN w:val="0"/>
               <w:adjustRightInd w:val="0"/>
-              <w:spacing w:line="240" w:lineRule="auto"/>
-              <w:rPr>
-                <w:rFonts w:ascii="BRH Devanagari Extra" w:hAnsi="BRH Devanagari Extra" w:cs="BRH Devanagari Extra"/>
-                <w:color w:val="000000"/>
-                <w:sz w:val="32"/>
-                <w:szCs w:val="40"/>
-                <w:lang w:val="it-IT"/>
+              <w:rPr>
+                <w:rFonts w:ascii="Latha" w:hAnsi="Latha" w:cs="Latha"/>
+                <w:szCs w:val="24"/>
+                <w:lang w:bidi="ta-IN"/>
               </w:rPr>
             </w:pPr>
             <w:r>
               <w:rPr>
-                <w:rFonts w:cs="BRH Devanagari Extra"/>
-                <w:color w:val="000000"/>
-                <w:szCs w:val="40"/>
-                <w:lang w:val="it-IT"/>
+                <w:rFonts w:cs="Latha"/>
+                <w:b/>
+                <w:bCs/>
+                <w:szCs w:val="24"/>
+                <w:cs/>
+                <w:lang w:bidi="ta-IN"/>
               </w:rPr>
               <w:t>9</w:t>
             </w:r>
             <w:r>
               <w:rPr>
-                <w:rFonts w:ascii="BRH Devanagari Extra" w:hAnsi="BRH Devanagari Extra" w:cs="BRH Devanagari Extra"/>
-                <w:color w:val="000000"/>
-                <w:sz w:val="32"/>
-                <w:szCs w:val="40"/>
-                <w:lang w:val="it-IT"/>
+                <w:rFonts w:cs="Latha"/>
+                <w:b/>
+                <w:bCs/>
+                <w:szCs w:val="24"/>
+                <w:lang w:bidi="ta-IN"/>
               </w:rPr>
               <w:t>)</w:t>
             </w:r>
             <w:r>
               <w:rPr>
-                <w:rFonts w:ascii="BRH Devanagari Extra" w:hAnsi="BRH Devanagari Extra" w:cs="BRH Devanagari Extra"/>
-                <w:color w:val="000000"/>
-                <w:sz w:val="32"/>
-                <w:szCs w:val="40"/>
-                <w:lang w:val="it-IT"/>
+                <w:rFonts w:ascii="Latha" w:hAnsi="Latha" w:cs="Latha"/>
+                <w:szCs w:val="24"/>
+                <w:lang w:bidi="ta-IN"/>
               </w:rPr>
               <w:tab/>
             </w:r>
             <w:r>
               <w:rPr>
-                <w:rFonts w:cs="BRH Devanagari Extra"/>
-                <w:color w:val="000000"/>
-                <w:szCs w:val="40"/>
-                <w:lang w:val="it-IT"/>
-              </w:rPr>
-              <w:t>2</w:t>
-            </w:r>
-            <w:r>
-              <w:rPr>
-                <w:rFonts w:ascii="BRH Devanagari Extra" w:hAnsi="BRH Devanagari Extra" w:cs="BRH Devanagari Extra"/>
-                <w:color w:val="000000"/>
-                <w:sz w:val="32"/>
-                <w:szCs w:val="40"/>
-                <w:lang w:val="it-IT"/>
+                <w:rFonts w:cs="Latha"/>
+                <w:b/>
+                <w:bCs/>
+                <w:szCs w:val="24"/>
+                <w:cs/>
+                <w:lang w:bidi="ta-IN"/>
+              </w:rPr>
+              <w:t>2.4</w:t>
+            </w:r>
+            <w:r>
+              <w:rPr>
+                <w:rFonts w:cs="Latha"/>
+                <w:b/>
+                <w:bCs/>
+                <w:szCs w:val="24"/>
+                <w:lang w:bidi="ta-IN"/>
               </w:rPr>
               <w:t>.</w:t>
             </w:r>
             <w:r>
               <w:rPr>
-                <w:rFonts w:cs="BRH Devanagari Extra"/>
-                <w:color w:val="000000"/>
-                <w:szCs w:val="40"/>
-                <w:lang w:val="it-IT"/>
-              </w:rPr>
-              <w:t>4</w:t>
-            </w:r>
-            <w:r>
-              <w:rPr>
-                <w:rFonts w:ascii="BRH Devanagari Extra" w:hAnsi="BRH Devanagari Extra" w:cs="BRH Devanagari Extra"/>
-                <w:color w:val="000000"/>
-                <w:sz w:val="32"/>
-                <w:szCs w:val="40"/>
-                <w:lang w:val="it-IT"/>
-              </w:rPr>
-              <w:t>.</w:t>
-            </w:r>
-            <w:r>
-              <w:rPr>
-                <w:rFonts w:cs="BRH Devanagari Extra"/>
-                <w:color w:val="000000"/>
-                <w:szCs w:val="40"/>
-                <w:lang w:val="it-IT"/>
+                <w:rFonts w:cs="Latha"/>
+                <w:b/>
+                <w:bCs/>
+                <w:szCs w:val="24"/>
+                <w:cs/>
+                <w:lang w:bidi="ta-IN"/>
               </w:rPr>
               <w:t>8</w:t>
             </w:r>
             <w:r>
               <w:rPr>
-                <w:rFonts w:ascii="BRH Devanagari Extra" w:hAnsi="BRH Devanagari Extra" w:cs="BRH Devanagari Extra"/>
-                <w:color w:val="000000"/>
-                <w:sz w:val="32"/>
-                <w:szCs w:val="40"/>
-                <w:lang w:val="it-IT"/>
-              </w:rPr>
-              <w:t>.</w:t>
-            </w:r>
-            <w:r>
-              <w:rPr>
-                <w:rFonts w:cs="BRH Devanagari Extra"/>
-                <w:color w:val="000000"/>
-                <w:szCs w:val="40"/>
-                <w:lang w:val="it-IT"/>
-              </w:rPr>
-              <w:t>2</w:t>
-            </w:r>
-            <w:r>
-              <w:rPr>
-                <w:rFonts w:ascii="BRH Devanagari Extra" w:hAnsi="BRH Devanagari Extra" w:cs="BRH Devanagari Extra"/>
-                <w:color w:val="000000"/>
-                <w:sz w:val="32"/>
-                <w:szCs w:val="40"/>
-                <w:lang w:val="it-IT"/>
+                <w:rFonts w:cs="Latha"/>
+                <w:b/>
+                <w:bCs/>
+                <w:szCs w:val="24"/>
+                <w:lang w:bidi="ta-IN"/>
+              </w:rPr>
+              <w:t>.2</w:t>
+            </w:r>
+            <w:r>
+              <w:rPr>
+                <w:rFonts w:cs="Latha"/>
+                <w:b/>
+                <w:bCs/>
+                <w:szCs w:val="24"/>
+                <w:lang w:bidi="ta-IN"/>
               </w:rPr>
               <w:t>(</w:t>
             </w:r>
             <w:r>
               <w:rPr>
-                <w:rFonts w:cs="BRH Devanagari Extra"/>
-                <w:color w:val="000000"/>
-                <w:szCs w:val="40"/>
-                <w:lang w:val="it-IT"/>
+                <w:rFonts w:cs="Latha"/>
+                <w:b/>
+                <w:bCs/>
+                <w:szCs w:val="24"/>
+                <w:cs/>
+                <w:lang w:bidi="ta-IN"/>
               </w:rPr>
               <w:t>9</w:t>
             </w:r>
             <w:r>
               <w:rPr>
-                <w:rFonts w:ascii="BRH Devanagari Extra" w:hAnsi="BRH Devanagari Extra" w:cs="BRH Devanagari Extra"/>
-                <w:color w:val="000000"/>
-                <w:sz w:val="32"/>
-                <w:szCs w:val="40"/>
-                <w:lang w:val="it-IT"/>
-              </w:rPr>
-              <w:t>)-  mÉÑ</w:t>
-            </w:r>
-            <w:r>
-              <w:rPr>
-                <w:rFonts w:ascii="BRH Malayalam Extra" w:hAnsi="BRH Malayalam Extra" w:cs="BRH Devanagari Extra"/>
-                <w:color w:val="000000"/>
-                <w:szCs w:val="40"/>
-                <w:lang w:val="it-IT"/>
-              </w:rPr>
-              <w:t>–</w:t>
-            </w:r>
-            <w:r>
-              <w:rPr>
-                <w:rFonts w:ascii="BRH Devanagari Extra" w:hAnsi="BRH Devanagari Extra" w:cs="BRH Devanagari Extra"/>
-                <w:color w:val="000000"/>
-                <w:sz w:val="32"/>
-                <w:szCs w:val="40"/>
-                <w:lang w:val="it-IT"/>
-              </w:rPr>
-              <w:t>UÏ</w:t>
-            </w:r>
-            <w:r>
-              <w:rPr>
-                <w:rFonts w:ascii="BRH Malayalam Extra" w:hAnsi="BRH Malayalam Extra" w:cs="BRH Devanagari Extra"/>
-                <w:color w:val="000000"/>
-                <w:szCs w:val="40"/>
-                <w:lang w:val="it-IT"/>
-              </w:rPr>
-              <w:t>–</w:t>
-            </w:r>
-            <w:r>
-              <w:rPr>
-                <w:rFonts w:ascii="BRH Devanagari Extra" w:hAnsi="BRH Devanagari Extra" w:cs="BRH Devanagari Extra"/>
-                <w:color w:val="000000"/>
-                <w:sz w:val="32"/>
-                <w:szCs w:val="40"/>
-                <w:lang w:val="it-IT"/>
-              </w:rPr>
-              <w:t>ÌwÉ</w:t>
-            </w:r>
-            <w:r>
-              <w:rPr>
-                <w:rFonts w:ascii="BRH Malayalam Extra" w:hAnsi="BRH Malayalam Extra" w:cs="BRH Devanagari Extra"/>
-                <w:color w:val="000000"/>
-                <w:szCs w:val="40"/>
-                <w:lang w:val="it-IT"/>
-              </w:rPr>
-              <w:t>–</w:t>
-            </w:r>
-            <w:r>
-              <w:rPr>
-                <w:rFonts w:ascii="BRH Devanagari Extra" w:hAnsi="BRH Devanagari Extra" w:cs="BRH Devanagari Extra"/>
-                <w:color w:val="000000"/>
-                <w:sz w:val="32"/>
-                <w:szCs w:val="40"/>
-                <w:lang w:val="it-IT"/>
-              </w:rPr>
-              <w:t>hÉ</w:t>
-            </w:r>
-            <w:r>
-              <w:rPr>
-                <w:rFonts w:ascii="BRH Malayalam Extra" w:hAnsi="BRH Malayalam Extra" w:cs="BRH Devanagari Extra"/>
-                <w:color w:val="000000"/>
-                <w:szCs w:val="40"/>
-                <w:lang w:val="it-IT"/>
-              </w:rPr>
-              <w:t>–</w:t>
-            </w:r>
-            <w:r>
-              <w:rPr>
-                <w:rFonts w:ascii="BRH Devanagari Extra" w:hAnsi="BRH Devanagari Extra" w:cs="BRH Devanagari Extra"/>
-                <w:color w:val="000000"/>
-                <w:sz w:val="32"/>
-                <w:szCs w:val="40"/>
-                <w:lang w:val="it-IT"/>
-              </w:rPr>
-              <w:t>È ||</w:t>
+                <w:rFonts w:cs="Latha"/>
+                <w:b/>
+                <w:bCs/>
+                <w:szCs w:val="24"/>
+                <w:lang w:bidi="ta-IN"/>
+              </w:rPr>
+              <w:t>)</w:t>
+            </w:r>
+            <w:r>
+              <w:rPr>
+                <w:rFonts w:ascii="Latha" w:hAnsi="Latha" w:cs="Latha"/>
+                <w:szCs w:val="24"/>
+                <w:lang w:bidi="ta-IN"/>
+              </w:rPr>
+              <w:t xml:space="preserve">-  </w:t>
+            </w:r>
+            <w:r>
+              <w:rPr>
+                <w:rFonts w:ascii="Latha" w:hAnsi="Latha" w:cs="Latha"/>
+                <w:szCs w:val="24"/>
+                <w:cs/>
+                <w:lang w:bidi="ta-IN"/>
+              </w:rPr>
+              <w:t>பு</w:t>
+            </w:r>
+            <w:r>
+              <w:rPr>
+                <w:rFonts w:ascii="BRH Tamil Tab Extra" w:hAnsi="BRH Tamil Tab Extra" w:cs="Latha"/>
+                <w:b/>
+                <w:bCs/>
+                <w:szCs w:val="28"/>
+                <w:lang w:bidi="ta-IN"/>
+              </w:rPr>
+              <w:t>…</w:t>
+            </w:r>
+            <w:r>
+              <w:rPr>
+                <w:rFonts w:ascii="Latha" w:hAnsi="Latha" w:cs="Latha"/>
+                <w:szCs w:val="24"/>
+                <w:cs/>
+                <w:lang w:bidi="ta-IN"/>
+              </w:rPr>
+              <w:t>ரீ</w:t>
+            </w:r>
+            <w:r>
+              <w:rPr>
+                <w:rFonts w:ascii="BRH Tamil Tab Extra" w:hAnsi="BRH Tamil Tab Extra" w:cs="Latha"/>
+                <w:b/>
+                <w:bCs/>
+                <w:szCs w:val="28"/>
+                <w:lang w:bidi="ta-IN"/>
+              </w:rPr>
+              <w:t>…</w:t>
+            </w:r>
+            <w:r>
+              <w:rPr>
+                <w:rFonts w:ascii="Latha" w:hAnsi="Latha" w:cs="Latha"/>
+                <w:szCs w:val="24"/>
+                <w:cs/>
+                <w:lang w:bidi="ta-IN"/>
+              </w:rPr>
+              <w:t>ஷி</w:t>
+            </w:r>
+            <w:r>
+              <w:rPr>
+                <w:rFonts w:ascii="BRH Tamil Tab Extra" w:hAnsi="BRH Tamil Tab Extra" w:cs="Latha"/>
+                <w:b/>
+                <w:bCs/>
+                <w:szCs w:val="28"/>
+                <w:lang w:bidi="ta-IN"/>
+              </w:rPr>
+              <w:t>…</w:t>
+            </w:r>
+            <w:r>
+              <w:rPr>
+                <w:rFonts w:ascii="Latha" w:hAnsi="Latha" w:cs="Latha"/>
+                <w:szCs w:val="24"/>
+                <w:cs/>
+                <w:lang w:bidi="ta-IN"/>
+              </w:rPr>
+              <w:t>ண</w:t>
+            </w:r>
+            <w:r>
+              <w:rPr>
+                <w:rFonts w:ascii="BRH Tamil Tab Extra" w:hAnsi="BRH Tamil Tab Extra" w:cs="Latha"/>
+                <w:b/>
+                <w:bCs/>
+                <w:szCs w:val="28"/>
+                <w:lang w:bidi="ta-IN"/>
+              </w:rPr>
+              <w:t>…</w:t>
+            </w:r>
+            <w:r>
+              <w:rPr>
+                <w:rFonts w:cs="Latha"/>
+                <w:b/>
+                <w:bCs/>
+                <w:szCs w:val="28"/>
+                <w:cs/>
+                <w:lang w:bidi="ta-IN"/>
+              </w:rPr>
+              <w:t>:</w:t>
+            </w:r>
+            <w:r>
+              <w:rPr>
+                <w:rFonts w:ascii="Latha" w:hAnsi="Latha" w:cs="Latha"/>
+                <w:szCs w:val="24"/>
+                <w:cs/>
+                <w:lang w:bidi="ta-IN"/>
+              </w:rPr>
+              <w:t xml:space="preserve"> </w:t>
+            </w:r>
+            <w:r>
+              <w:rPr>
+                <w:rFonts w:ascii="Latha" w:hAnsi="Latha" w:cs="Latha"/>
+                <w:szCs w:val="24"/>
+                <w:lang w:bidi="ta-IN"/>
+              </w:rPr>
+              <w:t>||</w:t>
             </w:r>
           </w:p>
           <w:p>
@@ -1788,113 +3904,171 @@
             </w:pPr>
             <w:r>
               <w:rPr>
-                <w:rFonts w:ascii="BRH Devanagari Extra" w:hAnsi="BRH Devanagari Extra" w:cs="BRH Devanagari Extra"/>
-                <w:color w:val="000000"/>
-                <w:sz w:val="32"/>
-                <w:szCs w:val="40"/>
-                <w:lang w:val="it-IT"/>
-              </w:rPr>
-              <w:t>mÉÑ</w:t>
-            </w:r>
-            <w:r>
-              <w:rPr>
-                <w:rFonts w:ascii="BRH Malayalam Extra" w:hAnsi="BRH Malayalam Extra" w:cs="BRH Devanagari Extra"/>
-                <w:color w:val="000000"/>
-                <w:szCs w:val="40"/>
-                <w:lang w:val="it-IT"/>
-              </w:rPr>
-              <w:t>–</w:t>
-            </w:r>
-            <w:r>
-              <w:rPr>
-                <w:rFonts w:ascii="BRH Devanagari Extra" w:hAnsi="BRH Devanagari Extra" w:cs="BRH Devanagari Extra"/>
-                <w:color w:val="000000"/>
-                <w:sz w:val="32"/>
-                <w:szCs w:val="40"/>
-                <w:lang w:val="it-IT"/>
-              </w:rPr>
-              <w:t>UÏ</w:t>
-            </w:r>
-            <w:r>
-              <w:rPr>
-                <w:rFonts w:ascii="BRH Malayalam Extra" w:hAnsi="BRH Malayalam Extra" w:cs="BRH Devanagari Extra"/>
-                <w:color w:val="000000"/>
-                <w:szCs w:val="40"/>
+                <w:rFonts w:ascii="Latha" w:hAnsi="Latha" w:cs="Latha"/>
+                <w:szCs w:val="24"/>
+                <w:cs/>
+                <w:lang w:bidi="ta-IN"/>
+              </w:rPr>
+              <w:t>பு</w:t>
+            </w:r>
+            <w:r>
+              <w:rPr>
+                <w:rFonts w:ascii="BRH Tamil Tab Extra" w:hAnsi="BRH Tamil Tab Extra" w:cs="Latha"/>
+                <w:b/>
+                <w:bCs/>
+                <w:szCs w:val="28"/>
+                <w:lang w:bidi="ta-IN"/>
+              </w:rPr>
+              <w:t>…</w:t>
+            </w:r>
+            <w:r>
+              <w:rPr>
+                <w:rFonts w:ascii="Latha" w:hAnsi="Latha" w:cs="Latha"/>
+                <w:szCs w:val="24"/>
+                <w:cs/>
+                <w:lang w:bidi="ta-IN"/>
+              </w:rPr>
+              <w:t>ரீ</w:t>
+            </w:r>
+            <w:r>
+              <w:rPr>
+                <w:rFonts w:ascii="BRH Tamil Tab Extra" w:hAnsi="BRH Tamil Tab Extra" w:cs="Latha"/>
+                <w:b/>
+                <w:bCs/>
+                <w:szCs w:val="28"/>
+                <w:lang w:bidi="ta-IN"/>
+              </w:rPr>
+              <w:t>…</w:t>
+            </w:r>
+            <w:r>
+              <w:rPr>
+                <w:rFonts w:ascii="Latha" w:hAnsi="Latha" w:cs="Latha"/>
+                <w:szCs w:val="24"/>
                 <w:highlight w:val="yellow"/>
-                <w:lang w:val="it-IT"/>
-              </w:rPr>
-              <w:t>–</w:t>
-            </w:r>
-            <w:r>
-              <w:rPr>
-                <w:rFonts w:ascii="BRH Devanagari Extra" w:hAnsi="BRH Devanagari Extra" w:cs="BRH Devanagari Extra"/>
-                <w:color w:val="000000"/>
-                <w:sz w:val="32"/>
-                <w:szCs w:val="40"/>
+                <w:cs/>
+                <w:lang w:bidi="ta-IN"/>
+              </w:rPr>
+              <w:t>ஷ</w:t>
+            </w:r>
+            <w:r>
+              <w:rPr>
+                <w:rFonts w:ascii="BRH Tamil Tab Extra" w:hAnsi="BRH Tamil Tab Extra" w:cs="Latha"/>
+                <w:b/>
+                <w:bCs/>
+                <w:szCs w:val="28"/>
+                <w:lang w:bidi="ta-IN"/>
+              </w:rPr>
+              <w:t>…</w:t>
+            </w:r>
+            <w:r>
+              <w:rPr>
+                <w:rFonts w:ascii="Latha" w:hAnsi="Latha" w:cs="Latha"/>
+                <w:szCs w:val="24"/>
+                <w:cs/>
+                <w:lang w:bidi="ta-IN"/>
+              </w:rPr>
+              <w:t>ண</w:t>
+            </w:r>
+            <w:r>
+              <w:rPr>
+                <w:rFonts w:ascii="BRH Tamil Tab Extra" w:hAnsi="BRH Tamil Tab Extra" w:cs="Latha"/>
+                <w:b/>
+                <w:bCs/>
+                <w:szCs w:val="28"/>
+                <w:lang w:bidi="ta-IN"/>
+              </w:rPr>
+              <w:t>…</w:t>
+            </w:r>
+            <w:r>
+              <w:rPr>
+                <w:rFonts w:ascii="Latha" w:hAnsi="Latha" w:cs="Latha"/>
+                <w:szCs w:val="24"/>
+                <w:lang w:bidi="ta-IN"/>
+              </w:rPr>
+              <w:t xml:space="preserve"> </w:t>
+            </w:r>
+            <w:r>
+              <w:rPr>
+                <w:rFonts w:ascii="Latha" w:hAnsi="Latha" w:cs="Latha"/>
+                <w:szCs w:val="24"/>
+                <w:cs/>
+                <w:lang w:bidi="ta-IN"/>
+              </w:rPr>
+              <w:t>இதி</w:t>
+            </w:r>
+            <w:r>
+              <w:rPr>
+                <w:rFonts w:ascii="BRH Tamil Tab Extra" w:hAnsi="BRH Tamil Tab Extra" w:cs="Latha"/>
+                <w:b/>
+                <w:bCs/>
+                <w:szCs w:val="28"/>
+                <w:lang w:bidi="ta-IN"/>
+              </w:rPr>
+              <w:t>†</w:t>
+            </w:r>
+            <w:r>
+              <w:rPr>
+                <w:rFonts w:ascii="Latha" w:hAnsi="Latha" w:cs="Latha"/>
+                <w:szCs w:val="24"/>
+                <w:lang w:bidi="ta-IN"/>
+              </w:rPr>
+              <w:t xml:space="preserve"> </w:t>
+            </w:r>
+            <w:r>
+              <w:rPr>
+                <w:rFonts w:ascii="Latha" w:hAnsi="Latha" w:cs="Latha"/>
+                <w:szCs w:val="24"/>
+                <w:cs/>
+                <w:lang w:bidi="ta-IN"/>
+              </w:rPr>
+              <w:t>புரீ</w:t>
+            </w:r>
+            <w:r>
+              <w:rPr>
+                <w:rFonts w:ascii="Latha" w:hAnsi="Latha" w:cs="Latha"/>
+                <w:szCs w:val="24"/>
                 <w:highlight w:val="yellow"/>
-                <w:lang w:val="it-IT"/>
-              </w:rPr>
-              <w:t>wÉ</w:t>
-            </w:r>
-            <w:r>
-              <w:rPr>
-                <w:rFonts w:ascii="BRH Malayalam Extra" w:hAnsi="BRH Malayalam Extra" w:cs="BRH Devanagari Extra"/>
-                <w:color w:val="000000"/>
-                <w:szCs w:val="40"/>
-                <w:highlight w:val="yellow"/>
-                <w:lang w:val="it-IT"/>
-              </w:rPr>
-              <w:t>–</w:t>
-            </w:r>
-            <w:r>
-              <w:rPr>
-                <w:rFonts w:ascii="BRH Devanagari Extra" w:hAnsi="BRH Devanagari Extra" w:cs="BRH Devanagari Extra"/>
-                <w:color w:val="000000"/>
-                <w:sz w:val="32"/>
-                <w:szCs w:val="40"/>
-                <w:lang w:val="it-IT"/>
-              </w:rPr>
-              <w:t>hÉ</w:t>
-            </w:r>
-            <w:r>
-              <w:rPr>
-                <w:rFonts w:ascii="BRH Malayalam Extra" w:hAnsi="BRH Malayalam Extra" w:cs="BRH Devanagari Extra"/>
-                <w:color w:val="000000"/>
-                <w:szCs w:val="40"/>
-                <w:lang w:val="it-IT"/>
-              </w:rPr>
-              <w:t>–</w:t>
-            </w:r>
-            <w:r>
-              <w:rPr>
-                <w:rFonts w:ascii="BRH Devanagari Extra" w:hAnsi="BRH Devanagari Extra" w:cs="BRH Devanagari Extra"/>
-                <w:color w:val="000000"/>
-                <w:sz w:val="32"/>
-                <w:szCs w:val="40"/>
-                <w:lang w:val="it-IT"/>
-              </w:rPr>
-              <w:t xml:space="preserve"> CÌiÉþ mÉÑUÏ</w:t>
-            </w:r>
-            <w:r>
-              <w:rPr>
-                <w:rFonts w:ascii="BRH Devanagari Extra" w:hAnsi="BRH Devanagari Extra" w:cs="BRH Devanagari Extra"/>
-                <w:color w:val="000000"/>
-                <w:sz w:val="32"/>
-                <w:szCs w:val="40"/>
-                <w:highlight w:val="yellow"/>
-                <w:lang w:val="it-IT"/>
-              </w:rPr>
-              <w:t>w</w:t>
-            </w:r>
-            <w:r>
-              <w:rPr>
-                <w:rFonts w:ascii="BRH Devanagari Extra" w:hAnsi="BRH Devanagari Extra" w:cs="BRH Devanagari Extra"/>
-                <w:color w:val="000000"/>
-                <w:sz w:val="32"/>
-                <w:szCs w:val="40"/>
-                <w:lang w:val="it-IT"/>
-              </w:rPr>
-              <w:t xml:space="preserve">ÉhÉÈ | </w:t>
+                <w:cs/>
+                <w:lang w:bidi="ta-IN"/>
+              </w:rPr>
+              <w:t>ஷ</w:t>
+            </w:r>
+            <w:r>
+              <w:rPr>
+                <w:rFonts w:ascii="Latha" w:hAnsi="Latha" w:cs="Latha"/>
+                <w:szCs w:val="24"/>
+                <w:cs/>
+                <w:lang w:bidi="ta-IN"/>
+              </w:rPr>
+              <w:t>ண</w:t>
+            </w:r>
+            <w:r>
+              <w:rPr>
+                <w:rFonts w:cs="Latha"/>
+                <w:b/>
+                <w:bCs/>
+                <w:szCs w:val="28"/>
+                <w:cs/>
+                <w:lang w:bidi="ta-IN"/>
+              </w:rPr>
+              <w:t>:</w:t>
+            </w:r>
+            <w:r>
+              <w:rPr>
+                <w:rFonts w:ascii="Latha" w:hAnsi="Latha" w:cs="Latha"/>
+                <w:szCs w:val="24"/>
+                <w:cs/>
+                <w:lang w:bidi="ta-IN"/>
+              </w:rPr>
+              <w:t xml:space="preserve"> </w:t>
+            </w:r>
+            <w:r>
+              <w:rPr>
+                <w:rFonts w:ascii="Latha" w:hAnsi="Latha" w:cs="Latha"/>
+                <w:szCs w:val="24"/>
+                <w:lang w:bidi="ta-IN"/>
+              </w:rPr>
+              <w:t>|</w:t>
             </w:r>
           </w:p>
         </w:tc>
@@ -1905,218 +4079,228 @@
           </w:tcPr>
           <w:p>
             <w:pPr>
-              <w:widowControl w:val="0"/>
               <w:autoSpaceDE w:val="0"/>
               <w:autoSpaceDN w:val="0"/>
               <w:adjustRightInd w:val="0"/>
-              <w:spacing w:line="240" w:lineRule="auto"/>
-              <w:rPr>
-                <w:rFonts w:ascii="BRH Devanagari Extra" w:hAnsi="BRH Devanagari Extra" w:cs="BRH Devanagari Extra"/>
-                <w:color w:val="000000"/>
-                <w:sz w:val="32"/>
-                <w:szCs w:val="40"/>
-                <w:lang w:val="it-IT"/>
+              <w:rPr>
+                <w:rFonts w:ascii="Latha" w:hAnsi="Latha" w:cs="Latha"/>
+                <w:szCs w:val="24"/>
+                <w:lang w:bidi="ta-IN"/>
               </w:rPr>
             </w:pPr>
             <w:r>
               <w:rPr>
-                <w:rFonts w:cs="BRH Devanagari Extra"/>
-                <w:color w:val="000000"/>
-                <w:szCs w:val="40"/>
-                <w:lang w:val="it-IT"/>
+                <w:rFonts w:cs="Latha"/>
+                <w:b/>
+                <w:bCs/>
+                <w:szCs w:val="24"/>
+                <w:cs/>
+                <w:lang w:bidi="ta-IN"/>
               </w:rPr>
               <w:t>9</w:t>
             </w:r>
             <w:r>
               <w:rPr>
-                <w:rFonts w:ascii="BRH Devanagari Extra" w:hAnsi="BRH Devanagari Extra" w:cs="BRH Devanagari Extra"/>
-                <w:color w:val="000000"/>
-                <w:sz w:val="32"/>
-                <w:szCs w:val="40"/>
-                <w:lang w:val="it-IT"/>
+                <w:rFonts w:cs="Latha"/>
+                <w:b/>
+                <w:bCs/>
+                <w:szCs w:val="24"/>
+                <w:lang w:bidi="ta-IN"/>
               </w:rPr>
               <w:t>)</w:t>
             </w:r>
             <w:r>
               <w:rPr>
-                <w:rFonts w:ascii="BRH Devanagari Extra" w:hAnsi="BRH Devanagari Extra" w:cs="BRH Devanagari Extra"/>
-                <w:color w:val="000000"/>
-                <w:sz w:val="32"/>
-                <w:szCs w:val="40"/>
-                <w:lang w:val="it-IT"/>
+                <w:rFonts w:ascii="Latha" w:hAnsi="Latha" w:cs="Latha"/>
+                <w:szCs w:val="24"/>
+                <w:lang w:bidi="ta-IN"/>
               </w:rPr>
               <w:tab/>
             </w:r>
             <w:r>
               <w:rPr>
-                <w:rFonts w:cs="BRH Devanagari Extra"/>
-                <w:color w:val="000000"/>
-                <w:szCs w:val="40"/>
-                <w:lang w:val="it-IT"/>
-              </w:rPr>
-              <w:t>2</w:t>
-            </w:r>
-            <w:r>
-              <w:rPr>
-                <w:rFonts w:ascii="BRH Devanagari Extra" w:hAnsi="BRH Devanagari Extra" w:cs="BRH Devanagari Extra"/>
-                <w:color w:val="000000"/>
-                <w:sz w:val="32"/>
-                <w:szCs w:val="40"/>
-                <w:lang w:val="it-IT"/>
+                <w:rFonts w:cs="Latha"/>
+                <w:b/>
+                <w:bCs/>
+                <w:szCs w:val="24"/>
+                <w:cs/>
+                <w:lang w:bidi="ta-IN"/>
+              </w:rPr>
+              <w:t>2.4</w:t>
+            </w:r>
+            <w:r>
+              <w:rPr>
+                <w:rFonts w:cs="Latha"/>
+                <w:b/>
+                <w:bCs/>
+                <w:szCs w:val="24"/>
+                <w:lang w:bidi="ta-IN"/>
               </w:rPr>
               <w:t>.</w:t>
             </w:r>
             <w:r>
               <w:rPr>
-                <w:rFonts w:cs="BRH Devanagari Extra"/>
-                <w:color w:val="000000"/>
-                <w:szCs w:val="40"/>
-                <w:lang w:val="it-IT"/>
-              </w:rPr>
-              <w:t>4</w:t>
-            </w:r>
-            <w:r>
-              <w:rPr>
-                <w:rFonts w:ascii="BRH Devanagari Extra" w:hAnsi="BRH Devanagari Extra" w:cs="BRH Devanagari Extra"/>
-                <w:color w:val="000000"/>
-                <w:sz w:val="32"/>
-                <w:szCs w:val="40"/>
-                <w:lang w:val="it-IT"/>
-              </w:rPr>
-              <w:t>.</w:t>
-            </w:r>
-            <w:r>
-              <w:rPr>
-                <w:rFonts w:cs="BRH Devanagari Extra"/>
-                <w:color w:val="000000"/>
-                <w:szCs w:val="40"/>
-                <w:lang w:val="it-IT"/>
+                <w:rFonts w:cs="Latha"/>
+                <w:b/>
+                <w:bCs/>
+                <w:szCs w:val="24"/>
+                <w:cs/>
+                <w:lang w:bidi="ta-IN"/>
               </w:rPr>
               <w:t>8</w:t>
             </w:r>
             <w:r>
               <w:rPr>
-                <w:rFonts w:ascii="BRH Devanagari Extra" w:hAnsi="BRH Devanagari Extra" w:cs="BRH Devanagari Extra"/>
-                <w:color w:val="000000"/>
-                <w:sz w:val="32"/>
-                <w:szCs w:val="40"/>
-                <w:lang w:val="it-IT"/>
-              </w:rPr>
-              <w:t>.</w:t>
-            </w:r>
-            <w:r>
-              <w:rPr>
-                <w:rFonts w:cs="BRH Devanagari Extra"/>
-                <w:color w:val="000000"/>
-                <w:szCs w:val="40"/>
-                <w:lang w:val="it-IT"/>
-              </w:rPr>
-              <w:t>2</w:t>
-            </w:r>
-            <w:r>
-              <w:rPr>
-                <w:rFonts w:ascii="BRH Devanagari Extra" w:hAnsi="BRH Devanagari Extra" w:cs="BRH Devanagari Extra"/>
-                <w:color w:val="000000"/>
-                <w:sz w:val="32"/>
-                <w:szCs w:val="40"/>
-                <w:lang w:val="it-IT"/>
+                <w:rFonts w:cs="Latha"/>
+                <w:b/>
+                <w:bCs/>
+                <w:szCs w:val="24"/>
+                <w:lang w:bidi="ta-IN"/>
+              </w:rPr>
+              <w:t>.2</w:t>
+            </w:r>
+            <w:r>
+              <w:rPr>
+                <w:rFonts w:cs="Latha"/>
+                <w:b/>
+                <w:bCs/>
+                <w:szCs w:val="24"/>
+                <w:lang w:bidi="ta-IN"/>
               </w:rPr>
               <w:t>(</w:t>
             </w:r>
             <w:r>
               <w:rPr>
-                <w:rFonts w:cs="BRH Devanagari Extra"/>
-                <w:color w:val="000000"/>
-                <w:szCs w:val="40"/>
-                <w:lang w:val="it-IT"/>
+                <w:rFonts w:cs="Latha"/>
+                <w:b/>
+                <w:bCs/>
+                <w:szCs w:val="24"/>
+                <w:cs/>
+                <w:lang w:bidi="ta-IN"/>
               </w:rPr>
               <w:t>9</w:t>
             </w:r>
             <w:r>
               <w:rPr>
-                <w:rFonts w:ascii="BRH Devanagari Extra" w:hAnsi="BRH Devanagari Extra" w:cs="BRH Devanagari Extra"/>
-                <w:color w:val="000000"/>
-                <w:sz w:val="32"/>
-                <w:szCs w:val="40"/>
-                <w:lang w:val="it-IT"/>
-              </w:rPr>
-              <w:t>)-  mÉÑ</w:t>
-            </w:r>
-            <w:r>
-              <w:rPr>
-                <w:rFonts w:ascii="BRH Malayalam Extra" w:hAnsi="BRH Malayalam Extra" w:cs="BRH Devanagari Extra"/>
-                <w:color w:val="000000"/>
-                <w:szCs w:val="40"/>
-                <w:lang w:val="it-IT"/>
-              </w:rPr>
-              <w:t>–</w:t>
-            </w:r>
-            <w:r>
-              <w:rPr>
-                <w:rFonts w:ascii="BRH Devanagari Extra" w:hAnsi="BRH Devanagari Extra" w:cs="BRH Devanagari Extra"/>
-                <w:color w:val="000000"/>
-                <w:sz w:val="32"/>
-                <w:szCs w:val="40"/>
-                <w:lang w:val="it-IT"/>
-              </w:rPr>
-              <w:t>UÏ</w:t>
-            </w:r>
-            <w:r>
-              <w:rPr>
-                <w:rFonts w:ascii="BRH Malayalam Extra" w:hAnsi="BRH Malayalam Extra" w:cs="BRH Devanagari Extra"/>
-                <w:color w:val="000000"/>
-                <w:szCs w:val="40"/>
-                <w:lang w:val="it-IT"/>
-              </w:rPr>
-              <w:t>–</w:t>
-            </w:r>
-            <w:r>
-              <w:rPr>
-                <w:rFonts w:ascii="BRH Devanagari Extra" w:hAnsi="BRH Devanagari Extra" w:cs="BRH Devanagari Extra"/>
-                <w:color w:val="000000"/>
-                <w:sz w:val="32"/>
-                <w:szCs w:val="40"/>
-                <w:lang w:val="it-IT"/>
-              </w:rPr>
-              <w:t>ÌwÉ</w:t>
-            </w:r>
-            <w:r>
-              <w:rPr>
-                <w:rFonts w:ascii="BRH Malayalam Extra" w:hAnsi="BRH Malayalam Extra" w:cs="BRH Devanagari Extra"/>
-                <w:color w:val="000000"/>
-                <w:szCs w:val="40"/>
-                <w:lang w:val="it-IT"/>
-              </w:rPr>
-              <w:t>–</w:t>
-            </w:r>
-            <w:r>
-              <w:rPr>
-                <w:rFonts w:ascii="BRH Devanagari Extra" w:hAnsi="BRH Devanagari Extra" w:cs="BRH Devanagari Extra"/>
-                <w:color w:val="000000"/>
-                <w:sz w:val="32"/>
-                <w:szCs w:val="40"/>
-                <w:lang w:val="it-IT"/>
-              </w:rPr>
-              <w:t>hÉ</w:t>
-            </w:r>
-            <w:r>
-              <w:rPr>
-                <w:rFonts w:ascii="BRH Malayalam Extra" w:hAnsi="BRH Malayalam Extra" w:cs="BRH Devanagari Extra"/>
-                <w:color w:val="000000"/>
-                <w:szCs w:val="40"/>
-                <w:lang w:val="it-IT"/>
-              </w:rPr>
-              <w:t>–</w:t>
-            </w:r>
-            <w:r>
-              <w:rPr>
-                <w:rFonts w:ascii="BRH Devanagari Extra" w:hAnsi="BRH Devanagari Extra" w:cs="BRH Devanagari Extra"/>
-                <w:color w:val="000000"/>
-                <w:sz w:val="32"/>
-                <w:szCs w:val="40"/>
-                <w:lang w:val="it-IT"/>
-              </w:rPr>
-              <w:t>È ||</w:t>
+                <w:rFonts w:cs="Latha"/>
+                <w:b/>
+                <w:bCs/>
+                <w:szCs w:val="24"/>
+                <w:lang w:bidi="ta-IN"/>
+              </w:rPr>
+              <w:t>)</w:t>
+            </w:r>
+            <w:r>
+              <w:rPr>
+                <w:rFonts w:ascii="Latha" w:hAnsi="Latha" w:cs="Latha"/>
+                <w:szCs w:val="24"/>
+                <w:lang w:bidi="ta-IN"/>
+              </w:rPr>
+              <w:t xml:space="preserve">-  </w:t>
+            </w:r>
+            <w:r>
+              <w:rPr>
+                <w:rFonts w:ascii="Latha" w:hAnsi="Latha" w:cs="Latha"/>
+                <w:szCs w:val="24"/>
+                <w:cs/>
+                <w:lang w:bidi="ta-IN"/>
+              </w:rPr>
+              <w:t>பு</w:t>
+            </w:r>
+            <w:r>
+              <w:rPr>
+                <w:rFonts w:ascii="BRH Tamil Tab Extra" w:hAnsi="BRH Tamil Tab Extra" w:cs="Latha"/>
+                <w:b/>
+                <w:bCs/>
+                <w:szCs w:val="28"/>
+                <w:lang w:bidi="ta-IN"/>
+              </w:rPr>
+              <w:t>…</w:t>
+            </w:r>
+            <w:r>
+              <w:rPr>
+                <w:rFonts w:ascii="Latha" w:hAnsi="Latha" w:cs="Latha"/>
+                <w:szCs w:val="24"/>
+                <w:cs/>
+                <w:lang w:bidi="ta-IN"/>
+              </w:rPr>
+              <w:t>ரீ</w:t>
+            </w:r>
+            <w:r>
+              <w:rPr>
+                <w:rFonts w:ascii="BRH Tamil Tab Extra" w:hAnsi="BRH Tamil Tab Extra" w:cs="Latha"/>
+                <w:b/>
+                <w:bCs/>
+                <w:szCs w:val="28"/>
+                <w:lang w:bidi="ta-IN"/>
+              </w:rPr>
+              <w:t>…</w:t>
+            </w:r>
+            <w:r>
+              <w:rPr>
+                <w:rFonts w:ascii="Latha" w:hAnsi="Latha" w:cs="Latha"/>
+                <w:szCs w:val="24"/>
+                <w:cs/>
+                <w:lang w:bidi="ta-IN"/>
+              </w:rPr>
+              <w:t>ஷி</w:t>
+            </w:r>
+            <w:r>
+              <w:rPr>
+                <w:rFonts w:ascii="BRH Tamil Tab Extra" w:hAnsi="BRH Tamil Tab Extra" w:cs="Latha"/>
+                <w:b/>
+                <w:bCs/>
+                <w:szCs w:val="28"/>
+                <w:lang w:bidi="ta-IN"/>
+              </w:rPr>
+              <w:t>…</w:t>
+            </w:r>
+            <w:r>
+              <w:rPr>
+                <w:rFonts w:ascii="Latha" w:hAnsi="Latha" w:cs="Latha"/>
+                <w:szCs w:val="24"/>
+                <w:cs/>
+                <w:lang w:bidi="ta-IN"/>
+              </w:rPr>
+              <w:t>ண</w:t>
+            </w:r>
+            <w:r>
+              <w:rPr>
+                <w:rFonts w:ascii="BRH Tamil Tab Extra" w:hAnsi="BRH Tamil Tab Extra" w:cs="Latha"/>
+                <w:b/>
+                <w:bCs/>
+                <w:szCs w:val="28"/>
+                <w:lang w:bidi="ta-IN"/>
+              </w:rPr>
+              <w:t>…</w:t>
+            </w:r>
+            <w:r>
+              <w:rPr>
+                <w:rFonts w:cs="Latha"/>
+                <w:b/>
+                <w:bCs/>
+                <w:szCs w:val="28"/>
+                <w:cs/>
+                <w:lang w:bidi="ta-IN"/>
+              </w:rPr>
+              <w:t>:</w:t>
+            </w:r>
+            <w:r>
+              <w:rPr>
+                <w:rFonts w:ascii="Latha" w:hAnsi="Latha" w:cs="Latha"/>
+                <w:szCs w:val="24"/>
+                <w:cs/>
+                <w:lang w:bidi="ta-IN"/>
+              </w:rPr>
+              <w:t xml:space="preserve"> </w:t>
+            </w:r>
+            <w:r>
+              <w:rPr>
+                <w:rFonts w:ascii="Latha" w:hAnsi="Latha" w:cs="Latha"/>
+                <w:szCs w:val="24"/>
+                <w:lang w:bidi="ta-IN"/>
+              </w:rPr>
+              <w:t>||</w:t>
             </w:r>
           </w:p>
           <w:p>
@@ -2127,126 +4311,297 @@
               <w:adjustRightInd w:val="0"/>
               <w:spacing w:line="240" w:lineRule="auto"/>
               <w:rPr>
+                <w:rFonts w:ascii="Latha" w:hAnsi="Latha" w:cs="Latha"/>
+                <w:szCs w:val="24"/>
+                <w:lang w:bidi="ta-IN"/>
+              </w:rPr>
+            </w:pPr>
+            <w:r>
+              <w:rPr>
+                <w:rFonts w:ascii="Latha" w:hAnsi="Latha" w:cs="Latha"/>
+                <w:szCs w:val="24"/>
+                <w:cs/>
+                <w:lang w:bidi="ta-IN"/>
+              </w:rPr>
+              <w:t>பு</w:t>
+            </w:r>
+            <w:r>
+              <w:rPr>
+                <w:rFonts w:ascii="BRH Tamil Tab Extra" w:hAnsi="BRH Tamil Tab Extra" w:cs="Latha"/>
+                <w:b/>
+                <w:bCs/>
+                <w:szCs w:val="28"/>
+                <w:lang w:bidi="ta-IN"/>
+              </w:rPr>
+              <w:t>…</w:t>
+            </w:r>
+            <w:r>
+              <w:rPr>
+                <w:rFonts w:ascii="Latha" w:hAnsi="Latha" w:cs="Latha"/>
+                <w:szCs w:val="24"/>
+                <w:cs/>
+                <w:lang w:bidi="ta-IN"/>
+              </w:rPr>
+              <w:t>ரீ</w:t>
+            </w:r>
+            <w:r>
+              <w:rPr>
+                <w:rFonts w:ascii="BRH Tamil Tab Extra" w:hAnsi="BRH Tamil Tab Extra" w:cs="Latha"/>
+                <w:b/>
+                <w:bCs/>
+                <w:szCs w:val="28"/>
+                <w:highlight w:val="green"/>
+                <w:lang w:bidi="ta-IN"/>
+              </w:rPr>
+              <w:t>…</w:t>
+            </w:r>
+            <w:r>
+              <w:rPr>
+                <w:rFonts w:ascii="Latha" w:hAnsi="Latha" w:cs="Latha"/>
+                <w:szCs w:val="24"/>
+                <w:highlight w:val="green"/>
+                <w:cs/>
+                <w:lang w:bidi="ta-IN"/>
+              </w:rPr>
+              <w:t>ஷி</w:t>
+            </w:r>
+            <w:r>
+              <w:rPr>
+                <w:rFonts w:ascii="BRH Tamil Tab Extra" w:hAnsi="BRH Tamil Tab Extra" w:cs="Latha"/>
+                <w:b/>
+                <w:bCs/>
+                <w:szCs w:val="28"/>
+                <w:lang w:bidi="ta-IN"/>
+              </w:rPr>
+              <w:t>…</w:t>
+            </w:r>
+            <w:r>
+              <w:rPr>
+                <w:rFonts w:ascii="Latha" w:hAnsi="Latha" w:cs="Latha"/>
+                <w:szCs w:val="24"/>
+                <w:cs/>
+                <w:lang w:bidi="ta-IN"/>
+              </w:rPr>
+              <w:t>ண</w:t>
+            </w:r>
+            <w:r>
+              <w:rPr>
+                <w:rFonts w:ascii="BRH Tamil Tab Extra" w:hAnsi="BRH Tamil Tab Extra" w:cs="Latha"/>
+                <w:b/>
+                <w:bCs/>
+                <w:szCs w:val="28"/>
+                <w:lang w:bidi="ta-IN"/>
+              </w:rPr>
+              <w:t>…</w:t>
+            </w:r>
+            <w:r>
+              <w:rPr>
+                <w:rFonts w:ascii="Latha" w:hAnsi="Latha" w:cs="Latha"/>
+                <w:szCs w:val="24"/>
+                <w:lang w:bidi="ta-IN"/>
+              </w:rPr>
+              <w:t xml:space="preserve"> </w:t>
+            </w:r>
+            <w:r>
+              <w:rPr>
+                <w:rFonts w:ascii="Latha" w:hAnsi="Latha" w:cs="Latha"/>
+                <w:szCs w:val="24"/>
+                <w:cs/>
+                <w:lang w:bidi="ta-IN"/>
+              </w:rPr>
+              <w:t>இதி</w:t>
+            </w:r>
+            <w:r>
+              <w:rPr>
+                <w:rFonts w:ascii="BRH Tamil Tab Extra" w:hAnsi="BRH Tamil Tab Extra" w:cs="Latha"/>
+                <w:b/>
+                <w:bCs/>
+                <w:szCs w:val="28"/>
+                <w:lang w:bidi="ta-IN"/>
+              </w:rPr>
+              <w:t>†</w:t>
+            </w:r>
+            <w:r>
+              <w:rPr>
+                <w:rFonts w:ascii="Latha" w:hAnsi="Latha" w:cs="Latha"/>
+                <w:szCs w:val="24"/>
+                <w:lang w:bidi="ta-IN"/>
+              </w:rPr>
+              <w:t xml:space="preserve"> </w:t>
+            </w:r>
+            <w:r>
+              <w:rPr>
+                <w:rFonts w:ascii="Latha" w:hAnsi="Latha" w:cs="Latha"/>
+                <w:szCs w:val="24"/>
+                <w:cs/>
+                <w:lang w:bidi="ta-IN"/>
+              </w:rPr>
+              <w:t>புரீ</w:t>
+            </w:r>
+            <w:r>
+              <w:rPr>
+                <w:rFonts w:ascii="Latha" w:hAnsi="Latha" w:cs="Latha"/>
+                <w:szCs w:val="24"/>
+                <w:highlight w:val="green"/>
+                <w:cs/>
+                <w:lang w:bidi="ta-IN"/>
+              </w:rPr>
+              <w:t>ஷி</w:t>
+            </w:r>
+            <w:r>
+              <w:rPr>
+                <w:rFonts w:ascii="Latha" w:hAnsi="Latha" w:cs="Latha"/>
+                <w:szCs w:val="24"/>
+                <w:cs/>
+                <w:lang w:bidi="ta-IN"/>
+              </w:rPr>
+              <w:t>ண</w:t>
+            </w:r>
+            <w:r>
+              <w:rPr>
+                <w:rFonts w:cs="Latha"/>
+                <w:b/>
+                <w:bCs/>
+                <w:szCs w:val="28"/>
+                <w:cs/>
+                <w:lang w:bidi="ta-IN"/>
+              </w:rPr>
+              <w:t>:</w:t>
+            </w:r>
+            <w:r>
+              <w:rPr>
+                <w:rFonts w:ascii="Latha" w:hAnsi="Latha" w:cs="Latha"/>
+                <w:szCs w:val="24"/>
+                <w:cs/>
+                <w:lang w:bidi="ta-IN"/>
+              </w:rPr>
+              <w:t xml:space="preserve"> </w:t>
+            </w:r>
+            <w:r>
+              <w:rPr>
+                <w:rFonts w:ascii="Latha" w:hAnsi="Latha" w:cs="Latha"/>
+                <w:szCs w:val="24"/>
+                <w:lang w:bidi="ta-IN"/>
+              </w:rPr>
+              <w:t>|</w:t>
+            </w:r>
+          </w:p>
+          <w:p>
+            <w:pPr>
+              <w:widowControl w:val="0"/>
+              <w:autoSpaceDE w:val="0"/>
+              <w:autoSpaceDN w:val="0"/>
+              <w:adjustRightInd w:val="0"/>
+              <w:spacing w:line="240" w:lineRule="auto"/>
+              <w:rPr>
                 <w:rFonts w:cs="BRH Malayalam Extra"/>
                 <w:color w:val="000000"/>
                 <w:szCs w:val="40"/>
                 <w:lang w:val="it-IT"/>
               </w:rPr>
             </w:pPr>
-            <w:r>
-              <w:rPr>
-                <w:rFonts w:ascii="BRH Devanagari Extra" w:hAnsi="BRH Devanagari Extra" w:cs="BRH Devanagari Extra"/>
-                <w:color w:val="000000"/>
-                <w:sz w:val="32"/>
-                <w:szCs w:val="40"/>
-                <w:lang w:val="it-IT"/>
-              </w:rPr>
-              <w:t>mÉÑ</w:t>
-            </w:r>
-            <w:r>
-              <w:rPr>
-                <w:rFonts w:ascii="BRH Malayalam Extra" w:hAnsi="BRH Malayalam Extra" w:cs="BRH Devanagari Extra"/>
-                <w:color w:val="000000"/>
-                <w:szCs w:val="40"/>
-                <w:lang w:val="it-IT"/>
-              </w:rPr>
-              <w:t>–</w:t>
-            </w:r>
-            <w:r>
-              <w:rPr>
-                <w:rFonts w:ascii="BRH Devanagari Extra" w:hAnsi="BRH Devanagari Extra" w:cs="BRH Devanagari Extra"/>
-                <w:color w:val="000000"/>
-                <w:sz w:val="32"/>
-                <w:szCs w:val="40"/>
-                <w:lang w:val="it-IT"/>
-              </w:rPr>
-              <w:t>UÏ</w:t>
-            </w:r>
-            <w:r>
-              <w:rPr>
-                <w:rFonts w:ascii="BRH Malayalam Extra" w:hAnsi="BRH Malayalam Extra" w:cs="BRH Devanagari Extra"/>
-                <w:color w:val="000000"/>
-                <w:szCs w:val="40"/>
-                <w:highlight w:val="yellow"/>
-                <w:lang w:val="it-IT"/>
-              </w:rPr>
-              <w:t>–</w:t>
-            </w:r>
-            <w:r>
-              <w:rPr>
-                <w:rFonts w:ascii="BRH Devanagari Extra" w:hAnsi="BRH Devanagari Extra" w:cs="BRH Devanagari Extra"/>
-                <w:color w:val="000000"/>
-                <w:sz w:val="32"/>
-                <w:szCs w:val="40"/>
-                <w:highlight w:val="green"/>
-                <w:lang w:val="it-IT"/>
-              </w:rPr>
-              <w:t>ÌwÉ</w:t>
-            </w:r>
-            <w:r>
-              <w:rPr>
-                <w:rFonts w:ascii="BRH Malayalam Extra" w:hAnsi="BRH Malayalam Extra" w:cs="BRH Devanagari Extra"/>
-                <w:color w:val="000000"/>
-                <w:szCs w:val="40"/>
-                <w:highlight w:val="green"/>
-                <w:lang w:val="it-IT"/>
-              </w:rPr>
-              <w:t>–</w:t>
-            </w:r>
-            <w:r>
-              <w:rPr>
-                <w:rFonts w:ascii="BRH Devanagari Extra" w:hAnsi="BRH Devanagari Extra" w:cs="BRH Devanagari Extra"/>
-                <w:color w:val="000000"/>
-                <w:sz w:val="32"/>
-                <w:szCs w:val="40"/>
-                <w:lang w:val="it-IT"/>
-              </w:rPr>
-              <w:t>hÉ</w:t>
-            </w:r>
-            <w:r>
-              <w:rPr>
-                <w:rFonts w:ascii="BRH Malayalam Extra" w:hAnsi="BRH Malayalam Extra" w:cs="BRH Devanagari Extra"/>
-                <w:color w:val="000000"/>
-                <w:szCs w:val="40"/>
-                <w:lang w:val="it-IT"/>
-              </w:rPr>
-              <w:t>–</w:t>
-            </w:r>
-            <w:r>
-              <w:rPr>
-                <w:rFonts w:ascii="BRH Devanagari Extra" w:hAnsi="BRH Devanagari Extra" w:cs="BRH Devanagari Extra"/>
-                <w:color w:val="000000"/>
-                <w:sz w:val="32"/>
-                <w:szCs w:val="40"/>
-                <w:lang w:val="it-IT"/>
-              </w:rPr>
-              <w:t xml:space="preserve"> CÌiÉþ mÉÑUÏ</w:t>
-            </w:r>
-            <w:r>
-              <w:rPr>
-                <w:rFonts w:ascii="BRH Devanagari Extra" w:hAnsi="BRH Devanagari Extra" w:cs="BRH Devanagari Extra"/>
-                <w:color w:val="000000"/>
-                <w:sz w:val="32"/>
-                <w:szCs w:val="40"/>
-                <w:highlight w:val="green"/>
-                <w:lang w:val="it-IT"/>
-              </w:rPr>
-              <w:t>Ìw</w:t>
-            </w:r>
-            <w:r>
-              <w:rPr>
-                <w:rFonts w:ascii="BRH Devanagari Extra" w:hAnsi="BRH Devanagari Extra" w:cs="BRH Devanagari Extra"/>
-                <w:color w:val="000000"/>
-                <w:sz w:val="32"/>
-                <w:szCs w:val="40"/>
-                <w:lang w:val="it-IT"/>
-              </w:rPr>
-              <w:t xml:space="preserve">ÉhÉÈ | </w:t>
-            </w:r>
           </w:p>
         </w:tc>
       </w:tr>
     </w:tbl>
+    <w:p>
+      <w:pPr>
+        <w:spacing w:before="0" w:line="240" w:lineRule="auto"/>
+        <w:jc w:val="center"/>
+        <w:rPr>
+          <w:b/>
+          <w:bCs/>
+          <w:sz w:val="32"/>
+          <w:szCs w:val="32"/>
+          <w:u w:val="single"/>
+          <w:lang w:val="it-IT"/>
+        </w:rPr>
+      </w:pPr>
+    </w:p>
+    <w:p>
+      <w:pPr>
+        <w:spacing w:before="0" w:line="240" w:lineRule="auto"/>
+        <w:jc w:val="center"/>
+        <w:rPr>
+          <w:b/>
+          <w:bCs/>
+          <w:sz w:val="32"/>
+          <w:szCs w:val="32"/>
+          <w:u w:val="single"/>
+          <w:lang w:val="it-IT"/>
+        </w:rPr>
+      </w:pPr>
+    </w:p>
+    <w:p>
+      <w:pPr>
+        <w:spacing w:before="0" w:line="240" w:lineRule="auto"/>
+        <w:jc w:val="center"/>
+        <w:rPr>
+          <w:b/>
+          <w:bCs/>
+          <w:sz w:val="32"/>
+          <w:szCs w:val="32"/>
+          <w:u w:val="single"/>
+          <w:lang w:val="it-IT"/>
+        </w:rPr>
+      </w:pPr>
+    </w:p>
+    <w:p>
+      <w:pPr>
+        <w:spacing w:before="0" w:line="240" w:lineRule="auto"/>
+        <w:jc w:val="center"/>
+        <w:rPr>
+          <w:b/>
+          <w:bCs/>
+          <w:sz w:val="32"/>
+          <w:szCs w:val="32"/>
+          <w:u w:val="single"/>
+          <w:lang w:val="it-IT"/>
+        </w:rPr>
+      </w:pPr>
+    </w:p>
+    <w:p>
+      <w:pPr>
+        <w:spacing w:before="0" w:line="240" w:lineRule="auto"/>
+        <w:jc w:val="center"/>
+        <w:rPr>
+          <w:b/>
+          <w:bCs/>
+          <w:sz w:val="32"/>
+          <w:szCs w:val="32"/>
+          <w:u w:val="single"/>
+          <w:lang w:val="it-IT"/>
+        </w:rPr>
+      </w:pPr>
+    </w:p>
+    <w:p>
+      <w:pPr>
+        <w:spacing w:before="0" w:line="240" w:lineRule="auto"/>
+        <w:jc w:val="center"/>
+        <w:rPr>
+          <w:b/>
+          <w:bCs/>
+          <w:sz w:val="32"/>
+          <w:szCs w:val="32"/>
+          <w:u w:val="single"/>
+          <w:lang w:val="it-IT"/>
+        </w:rPr>
+      </w:pPr>
+    </w:p>
+    <w:p>
+      <w:pPr>
+        <w:spacing w:before="0" w:line="240" w:lineRule="auto"/>
+        <w:jc w:val="center"/>
+        <w:rPr>
+          <w:b/>
+          <w:bCs/>
+          <w:sz w:val="32"/>
+          <w:szCs w:val="32"/>
+          <w:u w:val="single"/>
+          <w:lang w:val="it-IT"/>
+        </w:rPr>
+      </w:pPr>
+    </w:p>
     <w:p>
       <w:pPr>
         <w:spacing w:before="0" w:line="240" w:lineRule="auto"/>
@@ -3637,7 +5992,6 @@
                 <w:cs/>
                 <w:lang w:bidi="ta-IN"/>
               </w:rPr>
-              <w:lastRenderedPageBreak/>
               <w:t>5</w:t>
             </w:r>
             <w:r>
@@ -7318,6 +9672,7 @@
                 <w:cs/>
                 <w:lang w:bidi="ta-IN"/>
               </w:rPr>
+              <w:lastRenderedPageBreak/>
               <w:t>1</w:t>
             </w:r>
             <w:r>
@@ -10700,7 +13055,6 @@
                 <w:cs/>
                 <w:lang w:bidi="ta-IN"/>
               </w:rPr>
-              <w:lastRenderedPageBreak/>
               <w:t>நி</w:t>
             </w:r>
             <w:r>
@@ -11134,7 +13488,6 @@
                 <w:cs/>
                 <w:lang w:bidi="ta-IN"/>
               </w:rPr>
-              <w:lastRenderedPageBreak/>
               <w:t>21</w:t>
             </w:r>
             <w:r>
@@ -11468,7 +13821,6 @@
                 <w:cs/>
                 <w:lang w:bidi="ta-IN"/>
               </w:rPr>
-              <w:lastRenderedPageBreak/>
               <w:t>நி</w:t>
             </w:r>
             <w:r>
@@ -17642,7 +19994,6 @@
                 <w:cs/>
                 <w:lang w:bidi="ta-IN"/>
               </w:rPr>
-              <w:lastRenderedPageBreak/>
               <w:t>8</w:t>
             </w:r>
             <w:r>
@@ -18500,6 +20851,7 @@
                 <w:cs/>
                 <w:lang w:bidi="ta-IN"/>
               </w:rPr>
+              <w:lastRenderedPageBreak/>
               <w:t>37</w:t>
             </w:r>
             <w:r>
@@ -22300,7 +24652,6 @@
                 <w:cs/>
                 <w:lang w:bidi="ta-IN"/>
               </w:rPr>
-              <w:lastRenderedPageBreak/>
               <w:t>48</w:t>
             </w:r>
             <w:r>
@@ -23151,6 +25502,7 @@
                 <w:cs/>
                 <w:lang w:bidi="ta-IN"/>
               </w:rPr>
+              <w:lastRenderedPageBreak/>
               <w:t>5</w:t>
             </w:r>
             <w:r>
@@ -23482,6 +25834,7 @@
                 <w:cs/>
                 <w:lang w:bidi="ta-IN"/>
               </w:rPr>
+              <w:lastRenderedPageBreak/>
               <w:t>48</w:t>
             </w:r>
             <w:r>
@@ -24345,6 +26698,7 @@
                 <w:cs/>
                 <w:lang w:bidi="ta-IN"/>
               </w:rPr>
+              <w:lastRenderedPageBreak/>
               <w:t>5</w:t>
             </w:r>
             <w:r>
@@ -24705,6 +27059,7 @@
                 <w:cs/>
                 <w:lang w:bidi="ta-IN"/>
               </w:rPr>
+              <w:lastRenderedPageBreak/>
               <w:t>30</w:t>
             </w:r>
             <w:r>
@@ -32373,6 +34728,7 @@
                 <w:cs/>
                 <w:lang w:bidi="ta-IN"/>
               </w:rPr>
+              <w:lastRenderedPageBreak/>
               <w:t>6</w:t>
             </w:r>
             <w:r>
@@ -32697,7 +35053,6 @@
                 <w:cs/>
                 <w:lang w:bidi="ta-IN"/>
               </w:rPr>
-              <w:lastRenderedPageBreak/>
               <w:t>ரு</w:t>
             </w:r>
             <w:r>
@@ -34052,6 +36407,7 @@
                 <w:cs/>
                 <w:lang w:bidi="ta-IN"/>
               </w:rPr>
+              <w:lastRenderedPageBreak/>
               <w:t>6</w:t>
             </w:r>
             <w:r>
@@ -34376,7 +36732,6 @@
                 <w:cs/>
                 <w:lang w:bidi="ta-IN"/>
               </w:rPr>
-              <w:lastRenderedPageBreak/>
               <w:t>ரு</w:t>
             </w:r>
             <w:r>
@@ -36132,7 +38487,7 @@
   <w:style w:type="paragraph" w:default="1" w:styleId="Normal">
     <w:name w:val="Normal"/>
     <w:qFormat/>
-    <w:rsid w:val="00076C05"/>
+    <w:rsid w:val="00B21B97"/>
     <w:pPr>
       <w:spacing w:before="120" w:line="276" w:lineRule="auto"/>
     </w:pPr>
